--- a/FPS_info/BOSA signature solution.docx
+++ b/FPS_info/BOSA signature solution.docx
@@ -1,10 +1,10 @@
 
 <file path=word/document.xml><?xml version="1.0" encoding="utf-8"?>
-<w:document xmlns:wpc="http://schemas.microsoft.com/office/word/2010/wordprocessingCanvas" xmlns:cx="http://schemas.microsoft.com/office/drawing/2014/chartex" xmlns:cx1="http://schemas.microsoft.com/office/drawing/2015/9/8/chartex" xmlns:cx2="http://schemas.microsoft.com/office/drawing/2015/10/21/chartex" xmlns:cx3="http://schemas.microsoft.com/office/drawing/2016/5/9/chartex" xmlns:cx4="http://schemas.microsoft.com/office/drawing/2016/5/10/chartex" xmlns:cx5="http://schemas.microsoft.com/office/drawing/2016/5/11/chartex" xmlns:cx6="http://schemas.microsoft.com/office/drawing/2016/5/12/chartex" xmlns:cx7="http://schemas.microsoft.com/office/drawing/2016/5/13/chartex" xmlns:cx8="http://schemas.microsoft.com/office/drawing/2016/5/14/chartex" xmlns:mc="http://schemas.openxmlformats.org/markup-compatibility/2006" xmlns:aink="http://schemas.microsoft.com/office/drawing/2016/ink" xmlns:am3d="http://schemas.microsoft.com/office/drawing/2017/model3d" xmlns:o="urn:schemas-microsoft-com:office:office" xmlns:oel="http://schemas.microsoft.com/office/2019/extlst" xmlns:r="http://schemas.openxmlformats.org/officeDocument/2006/relationships" xmlns:m="http://schemas.openxmlformats.org/officeDocument/2006/math" xmlns:v="urn:schemas-microsoft-com:vml" xmlns:wp14="http://schemas.microsoft.com/office/word/2010/wordprocessingDrawing" xmlns:wp="http://schemas.openxmlformats.org/drawingml/2006/wordprocessingDrawing" xmlns:w10="urn:schemas-microsoft-com:office:word" xmlns:w="http://schemas.openxmlformats.org/wordprocessingml/2006/main" xmlns:w14="http://schemas.microsoft.com/office/word/2010/wordml" xmlns:w15="http://schemas.microsoft.com/office/word/2012/wordml" xmlns:w16cex="http://schemas.microsoft.com/office/word/2018/wordml/cex" xmlns:w16cid="http://schemas.microsoft.com/office/word/2016/wordml/cid" xmlns:w16="http://schemas.microsoft.com/office/word/2018/wordml" xmlns:w16sdtdh="http://schemas.microsoft.com/office/word/2020/wordml/sdtdatahash" xmlns:w16se="http://schemas.microsoft.com/office/word/2015/wordml/symex" xmlns:wpg="http://schemas.microsoft.com/office/word/2010/wordprocessingGroup" xmlns:wpi="http://schemas.microsoft.com/office/word/2010/wordprocessingInk" xmlns:wne="http://schemas.microsoft.com/office/word/2006/wordml" xmlns:wps="http://schemas.microsoft.com/office/word/2010/wordprocessingShape" mc:Ignorable="w14 w15 w16se w16cid w16 w16cex w16sdtdh wp14">
+<w:document xmlns:wpc="http://schemas.microsoft.com/office/word/2010/wordprocessingCanvas" xmlns:cx="http://schemas.microsoft.com/office/drawing/2014/chartex" xmlns:cx1="http://schemas.microsoft.com/office/drawing/2015/9/8/chartex" xmlns:cx2="http://schemas.microsoft.com/office/drawing/2015/10/21/chartex" xmlns:cx3="http://schemas.microsoft.com/office/drawing/2016/5/9/chartex" xmlns:cx4="http://schemas.microsoft.com/office/drawing/2016/5/10/chartex" xmlns:cx5="http://schemas.microsoft.com/office/drawing/2016/5/11/chartex" xmlns:cx6="http://schemas.microsoft.com/office/drawing/2016/5/12/chartex" xmlns:cx7="http://schemas.microsoft.com/office/drawing/2016/5/13/chartex" xmlns:cx8="http://schemas.microsoft.com/office/drawing/2016/5/14/chartex" xmlns:mc="http://schemas.openxmlformats.org/markup-compatibility/2006" xmlns:aink="http://schemas.microsoft.com/office/drawing/2016/ink" xmlns:am3d="http://schemas.microsoft.com/office/drawing/2017/model3d" xmlns:o="urn:schemas-microsoft-com:office:office" xmlns:oel="http://schemas.microsoft.com/office/2019/extlst" xmlns:r="http://schemas.openxmlformats.org/officeDocument/2006/relationships" xmlns:m="http://schemas.openxmlformats.org/officeDocument/2006/math" xmlns:v="urn:schemas-microsoft-com:vml" xmlns:wp14="http://schemas.microsoft.com/office/word/2010/wordprocessingDrawing" xmlns:wp="http://schemas.openxmlformats.org/drawingml/2006/wordprocessingDrawing" xmlns:w10="urn:schemas-microsoft-com:office:word" xmlns:w="http://schemas.openxmlformats.org/wordprocessingml/2006/main" xmlns:w14="http://schemas.microsoft.com/office/word/2010/wordml" xmlns:w15="http://schemas.microsoft.com/office/word/2012/wordml" xmlns:w16cex="http://schemas.microsoft.com/office/word/2018/wordml/cex" xmlns:w16cid="http://schemas.microsoft.com/office/word/2016/wordml/cid" xmlns:w16="http://schemas.microsoft.com/office/word/2018/wordml" xmlns:w16du="http://schemas.microsoft.com/office/word/2023/wordml/word16du" xmlns:w16sdtdh="http://schemas.microsoft.com/office/word/2020/wordml/sdtdatahash" xmlns:w16sdtfl="http://schemas.microsoft.com/office/word/2024/wordml/sdtformatlock" xmlns:w16se="http://schemas.microsoft.com/office/word/2015/wordml/symex" xmlns:wpg="http://schemas.microsoft.com/office/word/2010/wordprocessingGroup" xmlns:wpi="http://schemas.microsoft.com/office/word/2010/wordprocessingInk" xmlns:wne="http://schemas.microsoft.com/office/word/2006/wordml" xmlns:wps="http://schemas.microsoft.com/office/word/2010/wordprocessingShape" mc:Ignorable="w14 w15 w16se w16cid w16 w16cex w16sdtdh w16sdtfl w16du wp14">
   <w:body>
     <w:tbl>
       <w:tblPr>
-        <w:tblStyle w:val="Tabelraster"/>
+        <w:tblStyle w:val="TableGrid"/>
         <w:tblpPr w:leftFromText="181" w:rightFromText="181" w:vertAnchor="page" w:tblpYSpec="center"/>
         <w:tblOverlap w:val="never"/>
         <w:tblW w:w="0" w:type="auto"/>
@@ -33,7 +33,7 @@
           </w:tcPr>
           <w:p>
             <w:pPr>
-              <w:pStyle w:val="Titel"/>
+              <w:pStyle w:val="Title"/>
               <w:rPr>
                 <w:color w:val="057A8B" w:themeColor="text2"/>
               </w:rPr>
@@ -49,7 +49,7 @@
           </w:tcPr>
           <w:p>
             <w:pPr>
-              <w:pStyle w:val="Titel"/>
+              <w:pStyle w:val="Title"/>
               <w:rPr>
                 <w:lang w:val="fr-BE"/>
               </w:rPr>
@@ -63,7 +63,7 @@
           </w:p>
           <w:p>
             <w:pPr>
-              <w:pStyle w:val="Ondertitel"/>
+              <w:pStyle w:val="Subtitle"/>
               <w:rPr>
                 <w:lang w:val="fr-BE"/>
               </w:rPr>
@@ -101,7 +101,7 @@
     </w:p>
     <w:p>
       <w:pPr>
-        <w:pStyle w:val="Kop2"/>
+        <w:pStyle w:val="Heading2"/>
         <w:rPr>
           <w:lang w:val="en-US"/>
         </w:rPr>
@@ -114,7 +114,6 @@
         <w:rPr>
           <w:lang w:val="en-US"/>
         </w:rPr>
-        <w:lastRenderedPageBreak/>
         <w:t>Summary</w:t>
       </w:r>
       <w:bookmarkEnd w:id="0"/>
@@ -174,7 +173,7 @@
     </w:p>
     <w:p>
       <w:pPr>
-        <w:pStyle w:val="Kop2"/>
+        <w:pStyle w:val="Heading2"/>
       </w:pPr>
       <w:bookmarkStart w:id="4" w:name="_Toc95480239"/>
       <w:bookmarkStart w:id="5" w:name="_Toc172898476"/>
@@ -210,7 +209,7 @@
       <w:sdtContent>
         <w:p>
           <w:pPr>
-            <w:pStyle w:val="Inhopg2"/>
+            <w:pStyle w:val="TOC2"/>
             <w:rPr>
               <w:rFonts w:eastAsiaTheme="minorEastAsia" w:cstheme="minorBidi"/>
               <w:b w:val="0"/>
@@ -307,7 +306,7 @@
         </w:p>
         <w:p>
           <w:pPr>
-            <w:pStyle w:val="Inhopg2"/>
+            <w:pStyle w:val="TOC2"/>
             <w:rPr>
               <w:rFonts w:eastAsiaTheme="minorEastAsia" w:cstheme="minorBidi"/>
               <w:b w:val="0"/>
@@ -371,7 +370,7 @@
         </w:p>
         <w:p>
           <w:pPr>
-            <w:pStyle w:val="Inhopg2"/>
+            <w:pStyle w:val="TOC2"/>
             <w:tabs>
               <w:tab w:val="left" w:pos="630"/>
             </w:tabs>
@@ -459,7 +458,7 @@
         </w:p>
         <w:p>
           <w:pPr>
-            <w:pStyle w:val="Inhopg3"/>
+            <w:pStyle w:val="TOC3"/>
             <w:tabs>
               <w:tab w:val="right" w:pos="9628"/>
             </w:tabs>
@@ -534,7 +533,7 @@
         </w:p>
         <w:p>
           <w:pPr>
-            <w:pStyle w:val="Inhopg3"/>
+            <w:pStyle w:val="TOC3"/>
             <w:tabs>
               <w:tab w:val="right" w:pos="9628"/>
             </w:tabs>
@@ -609,7 +608,7 @@
         </w:p>
         <w:p>
           <w:pPr>
-            <w:pStyle w:val="Inhopg2"/>
+            <w:pStyle w:val="TOC2"/>
             <w:rPr>
               <w:rFonts w:eastAsiaTheme="minorEastAsia" w:cstheme="minorBidi"/>
               <w:b w:val="0"/>
@@ -673,7 +672,7 @@
         </w:p>
         <w:p>
           <w:pPr>
-            <w:pStyle w:val="Inhopg3"/>
+            <w:pStyle w:val="TOC3"/>
             <w:tabs>
               <w:tab w:val="right" w:pos="9628"/>
             </w:tabs>
@@ -755,7 +754,7 @@
         </w:p>
         <w:p>
           <w:pPr>
-            <w:pStyle w:val="Inhopg3"/>
+            <w:pStyle w:val="TOC3"/>
             <w:tabs>
               <w:tab w:val="right" w:pos="9628"/>
             </w:tabs>
@@ -830,7 +829,7 @@
         </w:p>
         <w:p>
           <w:pPr>
-            <w:pStyle w:val="Inhopg3"/>
+            <w:pStyle w:val="TOC3"/>
             <w:tabs>
               <w:tab w:val="right" w:pos="9628"/>
             </w:tabs>
@@ -905,7 +904,7 @@
         </w:p>
         <w:p>
           <w:pPr>
-            <w:pStyle w:val="Inhopg3"/>
+            <w:pStyle w:val="TOC3"/>
             <w:tabs>
               <w:tab w:val="right" w:pos="9628"/>
             </w:tabs>
@@ -979,7 +978,7 @@
         </w:p>
         <w:p>
           <w:pPr>
-            <w:pStyle w:val="Inhopg3"/>
+            <w:pStyle w:val="TOC3"/>
             <w:tabs>
               <w:tab w:val="right" w:pos="9628"/>
             </w:tabs>
@@ -1054,7 +1053,7 @@
         </w:p>
         <w:p>
           <w:pPr>
-            <w:pStyle w:val="Inhopg3"/>
+            <w:pStyle w:val="TOC3"/>
             <w:tabs>
               <w:tab w:val="right" w:pos="9628"/>
             </w:tabs>
@@ -1129,7 +1128,7 @@
         </w:p>
         <w:p>
           <w:pPr>
-            <w:pStyle w:val="Inhopg3"/>
+            <w:pStyle w:val="TOC3"/>
             <w:tabs>
               <w:tab w:val="right" w:pos="9628"/>
             </w:tabs>
@@ -1203,7 +1202,7 @@
         </w:p>
         <w:p>
           <w:pPr>
-            <w:pStyle w:val="Inhopg3"/>
+            <w:pStyle w:val="TOC3"/>
             <w:tabs>
               <w:tab w:val="right" w:pos="9628"/>
             </w:tabs>
@@ -1299,7 +1298,7 @@
         </w:p>
         <w:p>
           <w:pPr>
-            <w:pStyle w:val="Inhopg3"/>
+            <w:pStyle w:val="TOC3"/>
             <w:tabs>
               <w:tab w:val="right" w:pos="9628"/>
             </w:tabs>
@@ -1374,7 +1373,7 @@
         </w:p>
         <w:p>
           <w:pPr>
-            <w:pStyle w:val="Inhopg3"/>
+            <w:pStyle w:val="TOC3"/>
             <w:tabs>
               <w:tab w:val="right" w:pos="9628"/>
             </w:tabs>
@@ -1449,7 +1448,7 @@
         </w:p>
         <w:p>
           <w:pPr>
-            <w:pStyle w:val="Inhopg3"/>
+            <w:pStyle w:val="TOC3"/>
             <w:tabs>
               <w:tab w:val="right" w:pos="9628"/>
             </w:tabs>
@@ -1524,7 +1523,7 @@
         </w:p>
         <w:p>
           <w:pPr>
-            <w:pStyle w:val="Inhopg3"/>
+            <w:pStyle w:val="TOC3"/>
             <w:tabs>
               <w:tab w:val="right" w:pos="9628"/>
             </w:tabs>
@@ -1599,7 +1598,7 @@
         </w:p>
         <w:p>
           <w:pPr>
-            <w:pStyle w:val="Inhopg3"/>
+            <w:pStyle w:val="TOC3"/>
             <w:tabs>
               <w:tab w:val="right" w:pos="9628"/>
             </w:tabs>
@@ -1674,7 +1673,7 @@
         </w:p>
         <w:p>
           <w:pPr>
-            <w:pStyle w:val="Inhopg3"/>
+            <w:pStyle w:val="TOC3"/>
             <w:tabs>
               <w:tab w:val="right" w:pos="9628"/>
             </w:tabs>
@@ -1749,7 +1748,7 @@
         </w:p>
         <w:p>
           <w:pPr>
-            <w:pStyle w:val="Inhopg3"/>
+            <w:pStyle w:val="TOC3"/>
             <w:tabs>
               <w:tab w:val="right" w:pos="9628"/>
             </w:tabs>
@@ -1824,7 +1823,7 @@
         </w:p>
         <w:p>
           <w:pPr>
-            <w:pStyle w:val="Inhopg3"/>
+            <w:pStyle w:val="TOC3"/>
             <w:tabs>
               <w:tab w:val="right" w:pos="9628"/>
             </w:tabs>
@@ -1899,7 +1898,7 @@
         </w:p>
         <w:p>
           <w:pPr>
-            <w:pStyle w:val="Inhopg3"/>
+            <w:pStyle w:val="TOC3"/>
             <w:tabs>
               <w:tab w:val="right" w:pos="9628"/>
             </w:tabs>
@@ -1974,7 +1973,7 @@
         </w:p>
         <w:p>
           <w:pPr>
-            <w:pStyle w:val="Inhopg3"/>
+            <w:pStyle w:val="TOC3"/>
             <w:tabs>
               <w:tab w:val="right" w:pos="9628"/>
             </w:tabs>
@@ -2049,7 +2048,7 @@
         </w:p>
         <w:p>
           <w:pPr>
-            <w:pStyle w:val="Inhopg3"/>
+            <w:pStyle w:val="TOC3"/>
             <w:tabs>
               <w:tab w:val="right" w:pos="9628"/>
             </w:tabs>
@@ -2124,7 +2123,7 @@
         </w:p>
         <w:p>
           <w:pPr>
-            <w:pStyle w:val="Inhopg2"/>
+            <w:pStyle w:val="TOC2"/>
             <w:rPr>
               <w:rFonts w:eastAsiaTheme="minorEastAsia" w:cstheme="minorBidi"/>
               <w:b w:val="0"/>
@@ -2189,7 +2188,7 @@
         </w:p>
         <w:p>
           <w:pPr>
-            <w:pStyle w:val="Inhopg2"/>
+            <w:pStyle w:val="TOC2"/>
             <w:spacing w:before="0"/>
             <w:rPr>
               <w:sz w:val="18"/>
@@ -2210,7 +2209,7 @@
     </w:sdt>
     <w:tbl>
       <w:tblPr>
-        <w:tblStyle w:val="Tabelraster"/>
+        <w:tblStyle w:val="TableGrid"/>
         <w:tblpPr w:leftFromText="141" w:rightFromText="141" w:vertAnchor="page" w:horzAnchor="margin" w:tblpY="553"/>
         <w:tblW w:w="9360" w:type="dxa"/>
         <w:tblLayout w:type="fixed"/>
@@ -2259,7 +2258,7 @@
           </w:tcPr>
           <w:p>
             <w:pPr>
-              <w:pStyle w:val="Titel"/>
+              <w:pStyle w:val="Title"/>
               <w:pBdr>
                 <w:bottom w:val="nil"/>
               </w:pBdr>
@@ -2273,7 +2272,7 @@
     </w:tbl>
     <w:p>
       <w:pPr>
-        <w:pStyle w:val="Kop2"/>
+        <w:pStyle w:val="Heading2"/>
         <w:numPr>
           <w:ilvl w:val="0"/>
           <w:numId w:val="29"/>
@@ -2302,7 +2301,7 @@
     </w:p>
     <w:p>
       <w:pPr>
-        <w:pStyle w:val="Kop3"/>
+        <w:pStyle w:val="Heading3"/>
         <w:rPr>
           <w:lang w:val="en-US"/>
         </w:rPr>
@@ -2558,12 +2557,26 @@
         <w:rPr>
           <w:lang w:val="en-US"/>
         </w:rPr>
-        <w:t xml:space="preserve">Steps needed from a FPS perspective </w:t>
-      </w:r>
-    </w:p>
-    <w:p>
-      <w:pPr>
-        <w:pStyle w:val="Lijstalinea"/>
+        <w:t xml:space="preserve">Steps needed from </w:t>
+      </w:r>
+      <w:proofErr w:type="gramStart"/>
+      <w:r>
+        <w:rPr>
+          <w:lang w:val="en-US"/>
+        </w:rPr>
+        <w:t>a</w:t>
+      </w:r>
+      <w:proofErr w:type="gramEnd"/>
+      <w:r>
+        <w:rPr>
+          <w:lang w:val="en-US"/>
+        </w:rPr>
+        <w:t xml:space="preserve"> FPS perspective </w:t>
+      </w:r>
+    </w:p>
+    <w:p>
+      <w:pPr>
+        <w:pStyle w:val="ListParagraph"/>
         <w:numPr>
           <w:ilvl w:val="0"/>
           <w:numId w:val="5"/>
@@ -2589,7 +2602,7 @@
     </w:p>
     <w:p>
       <w:pPr>
-        <w:pStyle w:val="Lijstalinea"/>
+        <w:pStyle w:val="ListParagraph"/>
         <w:numPr>
           <w:ilvl w:val="0"/>
           <w:numId w:val="5"/>
@@ -2615,7 +2628,7 @@
     </w:p>
     <w:p>
       <w:pPr>
-        <w:pStyle w:val="Lijstalinea"/>
+        <w:pStyle w:val="ListParagraph"/>
         <w:numPr>
           <w:ilvl w:val="0"/>
           <w:numId w:val="5"/>
@@ -2658,7 +2671,7 @@
     </w:p>
     <w:p>
       <w:pPr>
-        <w:pStyle w:val="Lijstalinea"/>
+        <w:pStyle w:val="ListParagraph"/>
         <w:numPr>
           <w:ilvl w:val="0"/>
           <w:numId w:val="5"/>
@@ -2677,7 +2690,7 @@
     </w:p>
     <w:p>
       <w:pPr>
-        <w:pStyle w:val="Lijstalinea"/>
+        <w:pStyle w:val="ListParagraph"/>
         <w:numPr>
           <w:ilvl w:val="0"/>
           <w:numId w:val="5"/>
@@ -2746,7 +2759,7 @@
     </w:p>
     <w:p>
       <w:pPr>
-        <w:pStyle w:val="Kop3"/>
+        <w:pStyle w:val="Heading3"/>
         <w:rPr>
           <w:rFonts w:cs="Calibri Light"/>
           <w:color w:val="007F9F"/>
@@ -2841,7 +2854,7 @@
     </w:p>
     <w:p>
       <w:pPr>
-        <w:pStyle w:val="Lijstalinea"/>
+        <w:pStyle w:val="ListParagraph"/>
         <w:numPr>
           <w:ilvl w:val="0"/>
           <w:numId w:val="6"/>
@@ -2854,7 +2867,6 @@
         <w:rPr>
           <w:lang w:val="en-US"/>
         </w:rPr>
-        <w:lastRenderedPageBreak/>
         <w:t>C</w:t>
       </w:r>
       <w:r>
@@ -2866,7 +2878,7 @@
     </w:p>
     <w:p>
       <w:pPr>
-        <w:pStyle w:val="Lijstalinea"/>
+        <w:pStyle w:val="ListParagraph"/>
         <w:numPr>
           <w:ilvl w:val="0"/>
           <w:numId w:val="6"/>
@@ -2921,7 +2933,7 @@
     </w:p>
     <w:p>
       <w:pPr>
-        <w:pStyle w:val="Lijstalinea"/>
+        <w:pStyle w:val="ListParagraph"/>
         <w:numPr>
           <w:ilvl w:val="0"/>
           <w:numId w:val="0"/>
@@ -2959,7 +2971,7 @@
     </w:p>
     <w:p>
       <w:pPr>
-        <w:pStyle w:val="Lijstalinea"/>
+        <w:pStyle w:val="ListParagraph"/>
         <w:numPr>
           <w:ilvl w:val="0"/>
           <w:numId w:val="7"/>
@@ -2983,7 +2995,7 @@
     </w:p>
     <w:p>
       <w:pPr>
-        <w:pStyle w:val="Lijstalinea"/>
+        <w:pStyle w:val="ListParagraph"/>
         <w:numPr>
           <w:ilvl w:val="0"/>
           <w:numId w:val="7"/>
@@ -2995,7 +3007,7 @@
     </w:p>
     <w:p>
       <w:pPr>
-        <w:pStyle w:val="Lijstalinea"/>
+        <w:pStyle w:val="ListParagraph"/>
         <w:numPr>
           <w:ilvl w:val="0"/>
           <w:numId w:val="7"/>
@@ -3016,7 +3028,7 @@
     <w:p/>
     <w:p>
       <w:pPr>
-        <w:pStyle w:val="Kop2"/>
+        <w:pStyle w:val="Heading2"/>
       </w:pPr>
       <w:bookmarkStart w:id="20" w:name="_Toc94631772"/>
       <w:bookmarkStart w:id="21" w:name="_Toc172898480"/>
@@ -3028,7 +3040,7 @@
     </w:p>
     <w:p>
       <w:pPr>
-        <w:pStyle w:val="Kop3"/>
+        <w:pStyle w:val="Heading3"/>
         <w:rPr>
           <w:rFonts w:cs="Calibri Light"/>
         </w:rPr>
@@ -3051,7 +3063,7 @@
     </w:p>
     <w:tbl>
       <w:tblPr>
-        <w:tblStyle w:val="Tabelraster"/>
+        <w:tblStyle w:val="TableGrid"/>
         <w:tblW w:w="0" w:type="auto"/>
         <w:tblBorders>
           <w:top w:val="single" w:sz="4" w:space="0" w:color="057A8B" w:themeColor="text2"/>
@@ -3353,7 +3365,7 @@
     </w:tbl>
     <w:p>
       <w:pPr>
-        <w:pStyle w:val="Kop4"/>
+        <w:pStyle w:val="Heading4"/>
       </w:pPr>
       <w:r>
         <w:rPr>
@@ -3369,7 +3381,7 @@
     </w:p>
     <w:p>
       <w:pPr>
-        <w:pStyle w:val="Lijstalinea"/>
+        <w:pStyle w:val="ListParagraph"/>
         <w:numPr>
           <w:ilvl w:val="0"/>
           <w:numId w:val="8"/>
@@ -3387,7 +3399,7 @@
     </w:p>
     <w:p>
       <w:pPr>
-        <w:pStyle w:val="Lijstalinea"/>
+        <w:pStyle w:val="ListParagraph"/>
         <w:numPr>
           <w:ilvl w:val="0"/>
           <w:numId w:val="8"/>
@@ -3405,7 +3417,7 @@
     </w:p>
     <w:p>
       <w:pPr>
-        <w:pStyle w:val="Lijstalinea"/>
+        <w:pStyle w:val="ListParagraph"/>
         <w:numPr>
           <w:ilvl w:val="0"/>
           <w:numId w:val="8"/>
@@ -3423,7 +3435,7 @@
     </w:p>
     <w:p>
       <w:pPr>
-        <w:pStyle w:val="Lijstalinea"/>
+        <w:pStyle w:val="ListParagraph"/>
         <w:numPr>
           <w:ilvl w:val="0"/>
           <w:numId w:val="8"/>
@@ -3441,7 +3453,7 @@
     </w:p>
     <w:p>
       <w:pPr>
-        <w:pStyle w:val="Lijstalinea"/>
+        <w:pStyle w:val="ListParagraph"/>
         <w:numPr>
           <w:ilvl w:val="0"/>
           <w:numId w:val="0"/>
@@ -3454,7 +3466,7 @@
     </w:p>
     <w:p>
       <w:pPr>
-        <w:pStyle w:val="Kop4"/>
+        <w:pStyle w:val="Heading4"/>
       </w:pPr>
       <w:bookmarkStart w:id="26" w:name="_Toc78283721"/>
       <w:bookmarkStart w:id="27" w:name="_Toc78555556"/>
@@ -3466,7 +3478,7 @@
     </w:p>
     <w:p>
       <w:pPr>
-        <w:pStyle w:val="Lijstalinea"/>
+        <w:pStyle w:val="ListParagraph"/>
         <w:numPr>
           <w:ilvl w:val="0"/>
           <w:numId w:val="9"/>
@@ -3485,7 +3497,7 @@
     </w:p>
     <w:p>
       <w:pPr>
-        <w:pStyle w:val="Lijstalinea"/>
+        <w:pStyle w:val="ListParagraph"/>
         <w:numPr>
           <w:ilvl w:val="0"/>
           <w:numId w:val="9"/>
@@ -3503,7 +3515,7 @@
     </w:p>
     <w:p>
       <w:pPr>
-        <w:pStyle w:val="Lijstalinea"/>
+        <w:pStyle w:val="ListParagraph"/>
         <w:numPr>
           <w:ilvl w:val="0"/>
           <w:numId w:val="9"/>
@@ -3516,12 +3528,26 @@
         <w:rPr>
           <w:lang w:val="en-US"/>
         </w:rPr>
-        <w:t xml:space="preserve">Development is done on TA, QA receives the changes when feature complete. </w:t>
-      </w:r>
-    </w:p>
-    <w:p>
-      <w:pPr>
-        <w:pStyle w:val="Lijstalinea"/>
+        <w:t xml:space="preserve">Development is done on </w:t>
+      </w:r>
+      <w:proofErr w:type="gramStart"/>
+      <w:r>
+        <w:rPr>
+          <w:lang w:val="en-US"/>
+        </w:rPr>
+        <w:t>TA,</w:t>
+      </w:r>
+      <w:proofErr w:type="gramEnd"/>
+      <w:r>
+        <w:rPr>
+          <w:lang w:val="en-US"/>
+        </w:rPr>
+        <w:t xml:space="preserve"> QA receives the changes when feature complete. </w:t>
+      </w:r>
+    </w:p>
+    <w:p>
+      <w:pPr>
+        <w:pStyle w:val="ListParagraph"/>
         <w:numPr>
           <w:ilvl w:val="0"/>
           <w:numId w:val="9"/>
@@ -3539,7 +3565,7 @@
     </w:p>
     <w:p>
       <w:pPr>
-        <w:pStyle w:val="Lijstalinea"/>
+        <w:pStyle w:val="ListParagraph"/>
         <w:numPr>
           <w:ilvl w:val="0"/>
           <w:numId w:val="9"/>
@@ -3557,7 +3583,7 @@
     </w:p>
     <w:p>
       <w:pPr>
-        <w:pStyle w:val="Lijstalinea"/>
+        <w:pStyle w:val="ListParagraph"/>
         <w:numPr>
           <w:ilvl w:val="0"/>
           <w:numId w:val="0"/>
@@ -3570,7 +3596,7 @@
     </w:p>
     <w:p>
       <w:pPr>
-        <w:pStyle w:val="Kop4"/>
+        <w:pStyle w:val="Heading4"/>
       </w:pPr>
       <w:bookmarkStart w:id="29" w:name="_Toc78555557"/>
       <w:r>
@@ -3581,7 +3607,7 @@
     </w:p>
     <w:p>
       <w:pPr>
-        <w:pStyle w:val="Lijstalinea"/>
+        <w:pStyle w:val="ListParagraph"/>
         <w:numPr>
           <w:ilvl w:val="0"/>
           <w:numId w:val="10"/>
@@ -3594,12 +3620,26 @@
         <w:rPr>
           <w:lang w:val="en-US"/>
         </w:rPr>
-        <w:t xml:space="preserve">Development is done in an open source development model. </w:t>
-      </w:r>
-    </w:p>
-    <w:p>
-      <w:pPr>
-        <w:pStyle w:val="Lijstalinea"/>
+        <w:t xml:space="preserve">Development is done in an </w:t>
+      </w:r>
+      <w:proofErr w:type="gramStart"/>
+      <w:r>
+        <w:rPr>
+          <w:lang w:val="en-US"/>
+        </w:rPr>
+        <w:t>open source</w:t>
+      </w:r>
+      <w:proofErr w:type="gramEnd"/>
+      <w:r>
+        <w:rPr>
+          <w:lang w:val="en-US"/>
+        </w:rPr>
+        <w:t xml:space="preserve"> development model. </w:t>
+      </w:r>
+    </w:p>
+    <w:p>
+      <w:pPr>
+        <w:pStyle w:val="ListParagraph"/>
         <w:numPr>
           <w:ilvl w:val="0"/>
           <w:numId w:val="10"/>
@@ -3629,7 +3669,7 @@
     </w:p>
     <w:p>
       <w:pPr>
-        <w:pStyle w:val="Lijstalinea"/>
+        <w:pStyle w:val="ListParagraph"/>
         <w:numPr>
           <w:ilvl w:val="0"/>
           <w:numId w:val="10"/>
@@ -3647,7 +3687,7 @@
     </w:p>
     <w:p>
       <w:pPr>
-        <w:pStyle w:val="Lijstalinea"/>
+        <w:pStyle w:val="ListParagraph"/>
         <w:numPr>
           <w:ilvl w:val="0"/>
           <w:numId w:val="0"/>
@@ -3660,7 +3700,7 @@
     </w:p>
     <w:p>
       <w:pPr>
-        <w:pStyle w:val="Kop3"/>
+        <w:pStyle w:val="Heading3"/>
         <w:rPr>
           <w:lang w:val="fr-FR"/>
         </w:rPr>
@@ -3678,7 +3718,7 @@
     </w:p>
     <w:p>
       <w:pPr>
-        <w:pStyle w:val="Kop4"/>
+        <w:pStyle w:val="Heading4"/>
         <w:rPr>
           <w:lang w:val="fr-FR"/>
         </w:rPr>
@@ -3700,7 +3740,21 @@
         <w:rPr>
           <w:lang w:val="fr-FR"/>
         </w:rPr>
-        <w:t xml:space="preserve">BOSA uses 2 code repositories. </w:t>
+        <w:t xml:space="preserve">BOSA uses 2 </w:t>
+      </w:r>
+      <w:proofErr w:type="gramStart"/>
+      <w:r>
+        <w:rPr>
+          <w:lang w:val="fr-FR"/>
+        </w:rPr>
+        <w:t>code</w:t>
+      </w:r>
+      <w:proofErr w:type="gramEnd"/>
+      <w:r>
+        <w:rPr>
+          <w:lang w:val="fr-FR"/>
+        </w:rPr>
+        <w:t xml:space="preserve"> repositories. </w:t>
       </w:r>
       <w:r>
         <w:rPr>
@@ -3728,7 +3782,7 @@
     </w:p>
     <w:p>
       <w:pPr>
-        <w:pStyle w:val="Lijstalinea"/>
+        <w:pStyle w:val="ListParagraph"/>
         <w:numPr>
           <w:ilvl w:val="0"/>
           <w:numId w:val="11"/>
@@ -3746,7 +3800,7 @@
     </w:p>
     <w:p>
       <w:pPr>
-        <w:pStyle w:val="Lijstalinea"/>
+        <w:pStyle w:val="ListParagraph"/>
         <w:numPr>
           <w:ilvl w:val="0"/>
           <w:numId w:val="11"/>
@@ -3764,7 +3818,7 @@
     </w:p>
     <w:p>
       <w:pPr>
-        <w:pStyle w:val="Lijstalinea"/>
+        <w:pStyle w:val="ListParagraph"/>
         <w:numPr>
           <w:ilvl w:val="0"/>
           <w:numId w:val="11"/>
@@ -3782,7 +3836,7 @@
     </w:p>
     <w:p>
       <w:pPr>
-        <w:pStyle w:val="Lijstalinea"/>
+        <w:pStyle w:val="ListParagraph"/>
         <w:numPr>
           <w:ilvl w:val="0"/>
           <w:numId w:val="11"/>
@@ -3800,7 +3854,7 @@
     </w:p>
     <w:p>
       <w:pPr>
-        <w:pStyle w:val="Lijstalinea"/>
+        <w:pStyle w:val="ListParagraph"/>
         <w:numPr>
           <w:ilvl w:val="0"/>
           <w:numId w:val="11"/>
@@ -3813,13 +3867,12 @@
         <w:rPr>
           <w:lang w:val="en-US"/>
         </w:rPr>
-        <w:lastRenderedPageBreak/>
         <w:t xml:space="preserve">The TA environment tracks the “develop” branch at any time </w:t>
       </w:r>
     </w:p>
     <w:p>
       <w:pPr>
-        <w:pStyle w:val="Lijstalinea"/>
+        <w:pStyle w:val="ListParagraph"/>
         <w:numPr>
           <w:ilvl w:val="0"/>
           <w:numId w:val="11"/>
@@ -3837,7 +3890,7 @@
     </w:p>
     <w:p>
       <w:pPr>
-        <w:pStyle w:val="Lijstalinea"/>
+        <w:pStyle w:val="ListParagraph"/>
         <w:numPr>
           <w:ilvl w:val="0"/>
           <w:numId w:val="11"/>
@@ -3878,7 +3931,7 @@
     </w:p>
     <w:p>
       <w:pPr>
-        <w:pStyle w:val="Lijstalinea"/>
+        <w:pStyle w:val="ListParagraph"/>
         <w:numPr>
           <w:ilvl w:val="0"/>
           <w:numId w:val="12"/>
@@ -3896,7 +3949,7 @@
     </w:p>
     <w:p>
       <w:pPr>
-        <w:pStyle w:val="Lijstalinea"/>
+        <w:pStyle w:val="ListParagraph"/>
         <w:numPr>
           <w:ilvl w:val="0"/>
           <w:numId w:val="12"/>
@@ -3914,7 +3967,7 @@
     </w:p>
     <w:p>
       <w:pPr>
-        <w:pStyle w:val="Lijstalinea"/>
+        <w:pStyle w:val="ListParagraph"/>
         <w:numPr>
           <w:ilvl w:val="0"/>
           <w:numId w:val="12"/>
@@ -3932,7 +3985,7 @@
     </w:p>
     <w:p>
       <w:pPr>
-        <w:pStyle w:val="Lijstalinea"/>
+        <w:pStyle w:val="ListParagraph"/>
         <w:numPr>
           <w:ilvl w:val="0"/>
           <w:numId w:val="12"/>
@@ -3947,7 +4000,7 @@
     </w:p>
     <w:p>
       <w:pPr>
-        <w:pStyle w:val="Lijstalinea"/>
+        <w:pStyle w:val="ListParagraph"/>
         <w:numPr>
           <w:ilvl w:val="1"/>
           <w:numId w:val="12"/>
@@ -3979,7 +4032,7 @@
     </w:p>
     <w:p>
       <w:pPr>
-        <w:pStyle w:val="Lijstalinea"/>
+        <w:pStyle w:val="ListParagraph"/>
         <w:numPr>
           <w:ilvl w:val="0"/>
           <w:numId w:val="0"/>
@@ -4002,7 +4055,7 @@
     </w:p>
     <w:p>
       <w:pPr>
-        <w:pStyle w:val="Lijstalinea"/>
+        <w:pStyle w:val="ListParagraph"/>
         <w:numPr>
           <w:ilvl w:val="1"/>
           <w:numId w:val="12"/>
@@ -4034,7 +4087,7 @@
     </w:p>
     <w:p>
       <w:pPr>
-        <w:pStyle w:val="Lijstalinea"/>
+        <w:pStyle w:val="ListParagraph"/>
         <w:numPr>
           <w:ilvl w:val="0"/>
           <w:numId w:val="0"/>
@@ -4075,7 +4128,7 @@
     </w:p>
     <w:p>
       <w:pPr>
-        <w:pStyle w:val="Lijstalinea"/>
+        <w:pStyle w:val="ListParagraph"/>
         <w:numPr>
           <w:ilvl w:val="1"/>
           <w:numId w:val="12"/>
@@ -4099,7 +4152,7 @@
     </w:p>
     <w:p>
       <w:pPr>
-        <w:pStyle w:val="Lijstalinea"/>
+        <w:pStyle w:val="ListParagraph"/>
         <w:numPr>
           <w:ilvl w:val="0"/>
           <w:numId w:val="0"/>
@@ -4122,7 +4175,7 @@
     </w:p>
     <w:p>
       <w:pPr>
-        <w:pStyle w:val="Lijstalinea"/>
+        <w:pStyle w:val="ListParagraph"/>
         <w:numPr>
           <w:ilvl w:val="1"/>
           <w:numId w:val="12"/>
@@ -4154,7 +4207,7 @@
     </w:p>
     <w:p>
       <w:pPr>
-        <w:pStyle w:val="Lijstalinea"/>
+        <w:pStyle w:val="ListParagraph"/>
         <w:numPr>
           <w:ilvl w:val="0"/>
           <w:numId w:val="0"/>
@@ -4175,7 +4228,7 @@
     </w:p>
     <w:p>
       <w:pPr>
-        <w:pStyle w:val="Lijstalinea"/>
+        <w:pStyle w:val="ListParagraph"/>
         <w:numPr>
           <w:ilvl w:val="1"/>
           <w:numId w:val="12"/>
@@ -4197,7 +4250,7 @@
     </w:p>
     <w:p>
       <w:pPr>
-        <w:pStyle w:val="Lijstalinea"/>
+        <w:pStyle w:val="ListParagraph"/>
         <w:numPr>
           <w:ilvl w:val="0"/>
           <w:numId w:val="0"/>
@@ -4218,7 +4271,7 @@
     </w:p>
     <w:p>
       <w:pPr>
-        <w:pStyle w:val="Lijstalinea"/>
+        <w:pStyle w:val="ListParagraph"/>
         <w:numPr>
           <w:ilvl w:val="1"/>
           <w:numId w:val="12"/>
@@ -4247,7 +4300,7 @@
     </w:p>
     <w:p>
       <w:pPr>
-        <w:pStyle w:val="Lijstalinea"/>
+        <w:pStyle w:val="ListParagraph"/>
         <w:numPr>
           <w:ilvl w:val="0"/>
           <w:numId w:val="0"/>
@@ -4268,7 +4321,7 @@
     </w:p>
     <w:p>
       <w:pPr>
-        <w:pStyle w:val="Lijstalinea"/>
+        <w:pStyle w:val="ListParagraph"/>
         <w:numPr>
           <w:ilvl w:val="1"/>
           <w:numId w:val="12"/>
@@ -4289,7 +4342,7 @@
     </w:p>
     <w:p>
       <w:pPr>
-        <w:pStyle w:val="Lijstalinea"/>
+        <w:pStyle w:val="ListParagraph"/>
         <w:numPr>
           <w:ilvl w:val="1"/>
           <w:numId w:val="12"/>
@@ -4352,7 +4405,7 @@
     </w:p>
     <w:p>
       <w:pPr>
-        <w:pStyle w:val="Kop3"/>
+        <w:pStyle w:val="Heading3"/>
         <w:rPr>
           <w:lang w:val="en-US"/>
         </w:rPr>
@@ -4385,7 +4438,7 @@
     </w:p>
     <w:p>
       <w:pPr>
-        <w:pStyle w:val="Lijstalinea"/>
+        <w:pStyle w:val="ListParagraph"/>
         <w:numPr>
           <w:ilvl w:val="0"/>
           <w:numId w:val="14"/>
@@ -4405,7 +4458,7 @@
     </w:p>
     <w:p>
       <w:pPr>
-        <w:pStyle w:val="Lijstalinea"/>
+        <w:pStyle w:val="ListParagraph"/>
         <w:numPr>
           <w:ilvl w:val="0"/>
           <w:numId w:val="14"/>
@@ -4438,7 +4491,7 @@
     </w:p>
     <w:p>
       <w:pPr>
-        <w:pStyle w:val="Lijstalinea"/>
+        <w:pStyle w:val="ListParagraph"/>
         <w:numPr>
           <w:ilvl w:val="0"/>
           <w:numId w:val="13"/>
@@ -4606,7 +4659,7 @@
     </w:p>
     <w:p>
       <w:pPr>
-        <w:pStyle w:val="Lijstalinea"/>
+        <w:pStyle w:val="ListParagraph"/>
         <w:numPr>
           <w:ilvl w:val="0"/>
           <w:numId w:val="13"/>
@@ -4675,6 +4728,7 @@
         <w:t xml:space="preserve"> </w:t>
       </w:r>
       <w:proofErr w:type="spellStart"/>
+      <w:proofErr w:type="gramStart"/>
       <w:r>
         <w:rPr>
           <w:rFonts w:cstheme="minorHAnsi"/>
@@ -4694,6 +4748,7 @@
         </w:rPr>
         <w:t>:</w:t>
       </w:r>
+      <w:proofErr w:type="gramEnd"/>
       <w:r>
         <w:rPr>
           <w:rFonts w:cstheme="minorHAnsi"/>
@@ -4748,7 +4803,17 @@
           <w:iCs/>
           <w:lang w:val="fr-BE"/>
         </w:rPr>
-        <w:t>web porta</w:t>
+        <w:t xml:space="preserve">web </w:t>
+      </w:r>
+      <w:proofErr w:type="gramStart"/>
+      <w:r>
+        <w:rPr>
+          <w:rFonts w:cstheme="minorHAnsi"/>
+          <w:i/>
+          <w:iCs/>
+          <w:lang w:val="fr-BE"/>
+        </w:rPr>
+        <w:t>porta</w:t>
       </w:r>
       <w:r>
         <w:rPr>
@@ -4768,7 +4833,19 @@
           <w:shd w:val="clear" w:color="auto" w:fill="FFFFFF"/>
           <w:lang w:val="fr-BE"/>
         </w:rPr>
-        <w:t xml:space="preserve">: </w:t>
+        <w:t>:</w:t>
+      </w:r>
+      <w:proofErr w:type="gramEnd"/>
+      <w:r>
+        <w:rPr>
+          <w:rFonts w:cstheme="minorHAnsi"/>
+          <w:i/>
+          <w:iCs/>
+          <w:spacing w:val="-1"/>
+          <w:shd w:val="clear" w:color="auto" w:fill="FFFFFF"/>
+          <w:lang w:val="fr-BE"/>
+        </w:rPr>
+        <w:t xml:space="preserve"> </w:t>
       </w:r>
       <w:r>
         <w:rPr>
@@ -4807,7 +4884,7 @@
     </w:p>
     <w:p>
       <w:pPr>
-        <w:pStyle w:val="Lijstalinea"/>
+        <w:pStyle w:val="ListParagraph"/>
         <w:numPr>
           <w:ilvl w:val="0"/>
           <w:numId w:val="13"/>
@@ -4819,6 +4896,7 @@
           <w:lang w:val="es-ES"/>
         </w:rPr>
       </w:pPr>
+      <w:proofErr w:type="gramStart"/>
       <w:r>
         <w:rPr>
           <w:rFonts w:cstheme="minorHAnsi"/>
@@ -4844,7 +4922,17 @@
           <w:iCs/>
           <w:lang w:val="es-ES"/>
         </w:rPr>
-        <w:t xml:space="preserve">: </w:t>
+        <w:t>:</w:t>
+      </w:r>
+      <w:proofErr w:type="gramEnd"/>
+      <w:r>
+        <w:rPr>
+          <w:rFonts w:cstheme="minorHAnsi"/>
+          <w:i/>
+          <w:iCs/>
+          <w:lang w:val="es-ES"/>
+        </w:rPr>
+        <w:t xml:space="preserve"> </w:t>
       </w:r>
       <w:r>
         <w:rPr>
@@ -4890,15 +4978,16 @@
           <w:i/>
           <w:iCs/>
         </w:rPr>
-        <w:t>web portal</w:t>
-      </w:r>
+        <w:t xml:space="preserve">web </w:t>
+      </w:r>
+      <w:proofErr w:type="gramStart"/>
       <w:r>
         <w:rPr>
           <w:rFonts w:cstheme="minorHAnsi"/>
           <w:i/>
           <w:iCs/>
         </w:rPr>
-        <w:t> </w:t>
+        <w:t>portal </w:t>
       </w:r>
       <w:r>
         <w:rPr>
@@ -4908,7 +4997,18 @@
           <w:spacing w:val="-1"/>
           <w:shd w:val="clear" w:color="auto" w:fill="FFFFFF"/>
         </w:rPr>
-        <w:t xml:space="preserve">: </w:t>
+        <w:t>:</w:t>
+      </w:r>
+      <w:proofErr w:type="gramEnd"/>
+      <w:r>
+        <w:rPr>
+          <w:rFonts w:cstheme="minorHAnsi"/>
+          <w:i/>
+          <w:iCs/>
+          <w:spacing w:val="-1"/>
+          <w:shd w:val="clear" w:color="auto" w:fill="FFFFFF"/>
+        </w:rPr>
+        <w:t xml:space="preserve"> </w:t>
       </w:r>
       <w:r>
         <w:rPr>
@@ -4949,8 +5049,8 @@
           <w:lang w:val="es-ES"/>
         </w:rPr>
         <w:br/>
-        <w:t>INT</w:t>
-      </w:r>
+      </w:r>
+      <w:proofErr w:type="gramStart"/>
       <w:r>
         <w:rPr>
           <w:rFonts w:cstheme="minorHAnsi"/>
@@ -4958,7 +5058,7 @@
           <w:iCs/>
           <w:lang w:val="es-ES"/>
         </w:rPr>
-        <w:t> </w:t>
+        <w:t>INT</w:t>
       </w:r>
       <w:r>
         <w:rPr>
@@ -4967,7 +5067,26 @@
           <w:iCs/>
           <w:lang w:val="es-ES"/>
         </w:rPr>
-        <w:t xml:space="preserve">: </w:t>
+        <w:t> </w:t>
+      </w:r>
+      <w:r>
+        <w:rPr>
+          <w:rFonts w:cstheme="minorHAnsi"/>
+          <w:i/>
+          <w:iCs/>
+          <w:lang w:val="es-ES"/>
+        </w:rPr>
+        <w:t>:</w:t>
+      </w:r>
+      <w:proofErr w:type="gramEnd"/>
+      <w:r>
+        <w:rPr>
+          <w:rFonts w:cstheme="minorHAnsi"/>
+          <w:i/>
+          <w:iCs/>
+          <w:lang w:val="es-ES"/>
+        </w:rPr>
+        <w:t xml:space="preserve"> </w:t>
       </w:r>
       <w:proofErr w:type="spellStart"/>
       <w:r>
@@ -5062,15 +5181,16 @@
           <w:i/>
           <w:iCs/>
         </w:rPr>
-        <w:t>web portal</w:t>
-      </w:r>
+        <w:t xml:space="preserve">web </w:t>
+      </w:r>
+      <w:proofErr w:type="gramStart"/>
       <w:r>
         <w:rPr>
           <w:rFonts w:cstheme="minorHAnsi"/>
           <w:i/>
           <w:iCs/>
         </w:rPr>
-        <w:t> </w:t>
+        <w:t>portal </w:t>
       </w:r>
       <w:r>
         <w:rPr>
@@ -5080,7 +5200,18 @@
           <w:spacing w:val="-1"/>
           <w:shd w:val="clear" w:color="auto" w:fill="FFFFFF"/>
         </w:rPr>
-        <w:t xml:space="preserve">: </w:t>
+        <w:t>:</w:t>
+      </w:r>
+      <w:proofErr w:type="gramEnd"/>
+      <w:r>
+        <w:rPr>
+          <w:rFonts w:cstheme="minorHAnsi"/>
+          <w:i/>
+          <w:iCs/>
+          <w:spacing w:val="-1"/>
+          <w:shd w:val="clear" w:color="auto" w:fill="FFFFFF"/>
+        </w:rPr>
+        <w:t xml:space="preserve"> </w:t>
       </w:r>
       <w:r>
         <w:rPr>
@@ -5125,7 +5256,7 @@
     </w:p>
     <w:p>
       <w:pPr>
-        <w:pStyle w:val="Kop4"/>
+        <w:pStyle w:val="Heading4"/>
       </w:pPr>
       <w:bookmarkStart w:id="34" w:name="_Toc78283727"/>
       <w:bookmarkStart w:id="35" w:name="_Toc78555560"/>
@@ -5137,7 +5268,7 @@
     </w:p>
     <w:p>
       <w:pPr>
-        <w:pStyle w:val="Lijstalinea"/>
+        <w:pStyle w:val="ListParagraph"/>
         <w:numPr>
           <w:ilvl w:val="0"/>
           <w:numId w:val="15"/>
@@ -5164,7 +5295,7 @@
     </w:p>
     <w:p>
       <w:pPr>
-        <w:pStyle w:val="Lijstalinea"/>
+        <w:pStyle w:val="ListParagraph"/>
         <w:numPr>
           <w:ilvl w:val="1"/>
           <w:numId w:val="15"/>
@@ -5182,7 +5313,7 @@
     </w:p>
     <w:p>
       <w:pPr>
-        <w:pStyle w:val="Lijstalinea"/>
+        <w:pStyle w:val="ListParagraph"/>
         <w:numPr>
           <w:ilvl w:val="1"/>
           <w:numId w:val="15"/>
@@ -5200,7 +5331,7 @@
     </w:p>
     <w:p>
       <w:pPr>
-        <w:pStyle w:val="Lijstalinea"/>
+        <w:pStyle w:val="ListParagraph"/>
         <w:numPr>
           <w:ilvl w:val="1"/>
           <w:numId w:val="15"/>
@@ -5215,13 +5346,12 @@
           <w:rFonts w:cstheme="minorHAnsi"/>
           <w:lang w:val="en-US"/>
         </w:rPr>
-        <w:lastRenderedPageBreak/>
         <w:t>WEBUI to manage the bucket (including password reset)</w:t>
       </w:r>
     </w:p>
     <w:p>
       <w:pPr>
-        <w:pStyle w:val="Lijstalinea"/>
+        <w:pStyle w:val="ListParagraph"/>
         <w:numPr>
           <w:ilvl w:val="1"/>
           <w:numId w:val="15"/>
@@ -5265,7 +5395,7 @@
     </w:p>
     <w:p>
       <w:pPr>
-        <w:pStyle w:val="Lijstalinea"/>
+        <w:pStyle w:val="ListParagraph"/>
         <w:numPr>
           <w:ilvl w:val="0"/>
           <w:numId w:val="15"/>
@@ -5292,7 +5422,7 @@
     </w:p>
     <w:p>
       <w:pPr>
-        <w:pStyle w:val="Lijstalinea"/>
+        <w:pStyle w:val="ListParagraph"/>
         <w:numPr>
           <w:ilvl w:val="1"/>
           <w:numId w:val="15"/>
@@ -5310,7 +5440,7 @@
     </w:p>
     <w:p>
       <w:pPr>
-        <w:pStyle w:val="Lijstalinea"/>
+        <w:pStyle w:val="ListParagraph"/>
         <w:numPr>
           <w:ilvl w:val="1"/>
           <w:numId w:val="15"/>
@@ -5328,7 +5458,7 @@
     </w:p>
     <w:p>
       <w:pPr>
-        <w:pStyle w:val="Lijstalinea"/>
+        <w:pStyle w:val="ListParagraph"/>
         <w:numPr>
           <w:ilvl w:val="0"/>
           <w:numId w:val="15"/>
@@ -5355,7 +5485,7 @@
     </w:p>
     <w:p>
       <w:pPr>
-        <w:pStyle w:val="Lijstalinea"/>
+        <w:pStyle w:val="ListParagraph"/>
         <w:numPr>
           <w:ilvl w:val="1"/>
           <w:numId w:val="15"/>
@@ -5373,7 +5503,7 @@
     </w:p>
     <w:p>
       <w:pPr>
-        <w:pStyle w:val="Lijstalinea"/>
+        <w:pStyle w:val="ListParagraph"/>
         <w:numPr>
           <w:ilvl w:val="1"/>
           <w:numId w:val="15"/>
@@ -5391,7 +5521,7 @@
     </w:p>
     <w:p>
       <w:pPr>
-        <w:pStyle w:val="Lijstalinea"/>
+        <w:pStyle w:val="ListParagraph"/>
         <w:numPr>
           <w:ilvl w:val="0"/>
           <w:numId w:val="0"/>
@@ -5422,7 +5552,7 @@
     </w:p>
     <w:p>
       <w:pPr>
-        <w:pStyle w:val="Lijstalinea"/>
+        <w:pStyle w:val="ListParagraph"/>
         <w:numPr>
           <w:ilvl w:val="1"/>
           <w:numId w:val="15"/>
@@ -5440,7 +5570,7 @@
     </w:p>
     <w:p>
       <w:pPr>
-        <w:pStyle w:val="Lijstalinea"/>
+        <w:pStyle w:val="ListParagraph"/>
         <w:numPr>
           <w:ilvl w:val="1"/>
           <w:numId w:val="15"/>
@@ -5458,7 +5588,7 @@
     </w:p>
     <w:p>
       <w:pPr>
-        <w:pStyle w:val="Lijstalinea"/>
+        <w:pStyle w:val="ListParagraph"/>
         <w:numPr>
           <w:ilvl w:val="0"/>
           <w:numId w:val="15"/>
@@ -5485,7 +5615,7 @@
     </w:p>
     <w:p>
       <w:pPr>
-        <w:pStyle w:val="Lijstalinea"/>
+        <w:pStyle w:val="ListParagraph"/>
         <w:numPr>
           <w:ilvl w:val="1"/>
           <w:numId w:val="15"/>
@@ -5505,7 +5635,7 @@
     </w:p>
     <w:p>
       <w:pPr>
-        <w:pStyle w:val="Lijstalinea"/>
+        <w:pStyle w:val="ListParagraph"/>
         <w:numPr>
           <w:ilvl w:val="0"/>
           <w:numId w:val="15"/>
@@ -5535,7 +5665,7 @@
     </w:p>
     <w:p>
       <w:pPr>
-        <w:pStyle w:val="Lijstalinea"/>
+        <w:pStyle w:val="ListParagraph"/>
         <w:numPr>
           <w:ilvl w:val="1"/>
           <w:numId w:val="15"/>
@@ -5555,7 +5685,7 @@
     </w:p>
     <w:p>
       <w:pPr>
-        <w:pStyle w:val="Lijstalinea"/>
+        <w:pStyle w:val="ListParagraph"/>
         <w:numPr>
           <w:ilvl w:val="1"/>
           <w:numId w:val="15"/>
@@ -5575,7 +5705,7 @@
     </w:p>
     <w:p>
       <w:pPr>
-        <w:pStyle w:val="Lijstalinea"/>
+        <w:pStyle w:val="ListParagraph"/>
         <w:numPr>
           <w:ilvl w:val="0"/>
           <w:numId w:val="15"/>
@@ -5605,7 +5735,7 @@
     </w:p>
     <w:p>
       <w:pPr>
-        <w:pStyle w:val="Lijstalinea"/>
+        <w:pStyle w:val="ListParagraph"/>
         <w:numPr>
           <w:ilvl w:val="1"/>
           <w:numId w:val="15"/>
@@ -5630,7 +5760,7 @@
     </w:p>
     <w:p>
       <w:pPr>
-        <w:pStyle w:val="Kop3"/>
+        <w:pStyle w:val="Heading3"/>
       </w:pPr>
       <w:bookmarkStart w:id="36" w:name="_Toc94631776"/>
       <w:bookmarkStart w:id="37" w:name="_Toc172898484"/>
@@ -5663,7 +5793,7 @@
     </w:p>
     <w:p>
       <w:pPr>
-        <w:pStyle w:val="Lijstalinea"/>
+        <w:pStyle w:val="ListParagraph"/>
         <w:numPr>
           <w:ilvl w:val="0"/>
           <w:numId w:val="16"/>
@@ -5683,7 +5813,7 @@
     </w:p>
     <w:p>
       <w:pPr>
-        <w:pStyle w:val="Lijstalinea"/>
+        <w:pStyle w:val="ListParagraph"/>
         <w:numPr>
           <w:ilvl w:val="0"/>
           <w:numId w:val="16"/>
@@ -5703,7 +5833,7 @@
     </w:p>
     <w:p>
       <w:pPr>
-        <w:pStyle w:val="Lijstalinea"/>
+        <w:pStyle w:val="ListParagraph"/>
         <w:numPr>
           <w:ilvl w:val="0"/>
           <w:numId w:val="16"/>
@@ -5798,7 +5928,7 @@
     </w:p>
     <w:p>
       <w:pPr>
-        <w:pStyle w:val="Lijstalinea"/>
+        <w:pStyle w:val="ListParagraph"/>
         <w:numPr>
           <w:ilvl w:val="0"/>
           <w:numId w:val="17"/>
@@ -5834,7 +5964,7 @@
     </w:p>
     <w:p>
       <w:pPr>
-        <w:pStyle w:val="Lijstalinea"/>
+        <w:pStyle w:val="ListParagraph"/>
         <w:numPr>
           <w:ilvl w:val="0"/>
           <w:numId w:val="17"/>
@@ -5854,7 +5984,7 @@
     </w:p>
     <w:p>
       <w:pPr>
-        <w:pStyle w:val="Lijstalinea"/>
+        <w:pStyle w:val="ListParagraph"/>
         <w:numPr>
           <w:ilvl w:val="1"/>
           <w:numId w:val="17"/>
@@ -5874,7 +6004,7 @@
     </w:p>
     <w:p>
       <w:pPr>
-        <w:pStyle w:val="Lijstalinea"/>
+        <w:pStyle w:val="ListParagraph"/>
         <w:numPr>
           <w:ilvl w:val="1"/>
           <w:numId w:val="17"/>
@@ -5948,7 +6078,7 @@
     </w:p>
     <w:tbl>
       <w:tblPr>
-        <w:tblStyle w:val="Tabelraster"/>
+        <w:tblStyle w:val="TableGrid"/>
         <w:tblW w:w="0" w:type="auto"/>
         <w:tblBorders>
           <w:top w:val="single" w:sz="4" w:space="0" w:color="057A8B" w:themeColor="text2"/>
@@ -6601,7 +6731,7 @@
     </w:p>
     <w:p>
       <w:pPr>
-        <w:pStyle w:val="Kop3"/>
+        <w:pStyle w:val="Heading3"/>
         <w:rPr>
           <w:lang w:val="en-US"/>
         </w:rPr>
@@ -6661,7 +6791,7 @@
     </w:p>
     <w:p>
       <w:pPr>
-        <w:pStyle w:val="Kop4"/>
+        <w:pStyle w:val="Heading4"/>
         <w:rPr>
           <w:lang w:val="en-US"/>
         </w:rPr>
@@ -8492,7 +8622,6 @@
                 <w:sz w:val="16"/>
                 <w:szCs w:val="16"/>
               </w:rPr>
-              <w:lastRenderedPageBreak/>
               <w:t>MDOC_XADES_LTA</w:t>
             </w:r>
           </w:p>
@@ -8924,7 +9053,7 @@
     </w:p>
     <w:p>
       <w:pPr>
-        <w:pStyle w:val="Kop3"/>
+        <w:pStyle w:val="Heading3"/>
         <w:rPr>
           <w:lang w:val="en-US"/>
         </w:rPr>
@@ -8993,7 +9122,7 @@
     </w:p>
     <w:tbl>
       <w:tblPr>
-        <w:tblStyle w:val="Tabelraster"/>
+        <w:tblStyle w:val="TableGrid"/>
         <w:tblW w:w="5812" w:type="dxa"/>
         <w:tblInd w:w="-5" w:type="dxa"/>
         <w:tblLayout w:type="fixed"/>
@@ -9352,7 +9481,7 @@
     </w:tbl>
     <w:p>
       <w:pPr>
-        <w:pStyle w:val="Kop3"/>
+        <w:pStyle w:val="Heading3"/>
       </w:pPr>
       <w:bookmarkStart w:id="42" w:name="_Toc94631779"/>
       <w:r>
@@ -9445,7 +9574,7 @@
     <w:p>
       <w:pPr>
         <w:rPr>
-          <w:rStyle w:val="Kop2Char"/>
+          <w:rStyle w:val="Heading2Char"/>
           <w:bCs/>
           <w:lang w:val="en-US"/>
         </w:rPr>
@@ -9453,7 +9582,7 @@
       <w:bookmarkStart w:id="44" w:name="_Toc94631780"/>
       <w:r>
         <w:rPr>
-          <w:rStyle w:val="Kop2Char"/>
+          <w:rStyle w:val="Heading2Char"/>
           <w:b w:val="0"/>
           <w:bCs/>
           <w:lang w:val="en-US"/>
@@ -9463,7 +9592,7 @@
     </w:p>
     <w:p>
       <w:pPr>
-        <w:pStyle w:val="Kop3"/>
+        <w:pStyle w:val="Heading3"/>
         <w:rPr>
           <w:b w:val="0"/>
           <w:bCs/>
@@ -9473,17 +9602,16 @@
       <w:bookmarkStart w:id="45" w:name="_Toc172898488"/>
       <w:r>
         <w:rPr>
-          <w:rStyle w:val="Kop2Char"/>
+          <w:rStyle w:val="Heading2Char"/>
           <w:b/>
           <w:bCs/>
           <w:lang w:val="en-US"/>
         </w:rPr>
-        <w:lastRenderedPageBreak/>
         <w:t>3</w:t>
       </w:r>
       <w:r>
         <w:rPr>
-          <w:rStyle w:val="Kop2Char"/>
+          <w:rStyle w:val="Heading2Char"/>
           <w:b/>
           <w:bCs/>
           <w:lang w:val="en-US"/>
@@ -9500,13 +9628,13 @@
       </w:r>
       <w:r>
         <w:rPr>
-          <w:rStyle w:val="Kop2Char"/>
+          <w:rStyle w:val="Heading2Char"/>
           <w:b/>
           <w:bCs/>
           <w:noProof/>
         </w:rPr>
         <w:drawing>
-          <wp:anchor distT="0" distB="0" distL="114300" distR="114300" simplePos="0" relativeHeight="251663872" behindDoc="0" locked="0" layoutInCell="1" allowOverlap="1" wp14:anchorId="23FEB355" wp14:editId="092EF999">
+          <wp:anchor distT="0" distB="0" distL="114300" distR="114300" simplePos="0" relativeHeight="251663872" behindDoc="0" locked="0" layoutInCell="1" allowOverlap="1" wp14:anchorId="23FEB355" wp14:editId="495FE749">
             <wp:simplePos x="0" y="0"/>
             <wp:positionH relativeFrom="column">
               <wp:posOffset>76200</wp:posOffset>
@@ -9570,7 +9698,7 @@
       </w:r>
       <w:r>
         <w:rPr>
-          <w:rStyle w:val="Kop2Char"/>
+          <w:rStyle w:val="Heading2Char"/>
           <w:b/>
           <w:bCs/>
           <w:lang w:val="en-US"/>
@@ -9583,7 +9711,7 @@
     <w:p>
       <w:pPr>
         <w:rPr>
-          <w:rStyle w:val="Kop2Char"/>
+          <w:rStyle w:val="Heading2Char"/>
           <w:rFonts w:ascii="Montserrat SemiBold" w:hAnsi="Montserrat SemiBold"/>
           <w:sz w:val="38"/>
           <w:szCs w:val="32"/>
@@ -9595,7 +9723,7 @@
     <w:p>
       <w:pPr>
         <w:rPr>
-          <w:rStyle w:val="Kop2Char"/>
+          <w:rStyle w:val="Heading2Char"/>
           <w:rFonts w:ascii="Montserrat SemiBold" w:hAnsi="Montserrat SemiBold"/>
           <w:sz w:val="38"/>
           <w:szCs w:val="32"/>
@@ -9606,7 +9734,7 @@
     <w:p>
       <w:pPr>
         <w:rPr>
-          <w:rStyle w:val="Kop2Char"/>
+          <w:rStyle w:val="Heading2Char"/>
           <w:rFonts w:ascii="Montserrat SemiBold" w:hAnsi="Montserrat SemiBold"/>
           <w:sz w:val="38"/>
           <w:szCs w:val="32"/>
@@ -9617,7 +9745,7 @@
     <w:p>
       <w:pPr>
         <w:rPr>
-          <w:rStyle w:val="Kop2Char"/>
+          <w:rStyle w:val="Heading2Char"/>
           <w:rFonts w:ascii="Montserrat SemiBold" w:hAnsi="Montserrat SemiBold"/>
           <w:sz w:val="38"/>
           <w:szCs w:val="32"/>
@@ -9628,7 +9756,7 @@
     <w:p>
       <w:pPr>
         <w:rPr>
-          <w:rStyle w:val="Kop2Char"/>
+          <w:rStyle w:val="Heading2Char"/>
           <w:rFonts w:ascii="Montserrat SemiBold" w:hAnsi="Montserrat SemiBold"/>
           <w:sz w:val="38"/>
           <w:szCs w:val="32"/>
@@ -9639,7 +9767,7 @@
     <w:p>
       <w:pPr>
         <w:rPr>
-          <w:rStyle w:val="Kop2Char"/>
+          <w:rStyle w:val="Heading2Char"/>
           <w:rFonts w:ascii="Montserrat SemiBold" w:hAnsi="Montserrat SemiBold"/>
           <w:sz w:val="38"/>
           <w:szCs w:val="32"/>
@@ -9650,7 +9778,7 @@
     <w:p>
       <w:pPr>
         <w:rPr>
-          <w:rStyle w:val="Kop2Char"/>
+          <w:rStyle w:val="Heading2Char"/>
           <w:rFonts w:ascii="Montserrat SemiBold" w:hAnsi="Montserrat SemiBold"/>
           <w:sz w:val="38"/>
           <w:szCs w:val="32"/>
@@ -9661,7 +9789,7 @@
     <w:p>
       <w:pPr>
         <w:rPr>
-          <w:rStyle w:val="Kop2Char"/>
+          <w:rStyle w:val="Heading2Char"/>
           <w:rFonts w:ascii="Montserrat SemiBold" w:hAnsi="Montserrat SemiBold"/>
           <w:sz w:val="38"/>
           <w:szCs w:val="32"/>
@@ -9672,7 +9800,7 @@
     <w:p>
       <w:pPr>
         <w:rPr>
-          <w:rStyle w:val="Kop2Char"/>
+          <w:rStyle w:val="Heading2Char"/>
           <w:rFonts w:ascii="Montserrat SemiBold" w:hAnsi="Montserrat SemiBold"/>
           <w:sz w:val="38"/>
           <w:szCs w:val="32"/>
@@ -9683,7 +9811,7 @@
     <w:p>
       <w:pPr>
         <w:rPr>
-          <w:rStyle w:val="Kop2Char"/>
+          <w:rStyle w:val="Heading2Char"/>
           <w:rFonts w:ascii="Montserrat SemiBold" w:hAnsi="Montserrat SemiBold"/>
           <w:sz w:val="38"/>
           <w:szCs w:val="32"/>
@@ -9694,7 +9822,7 @@
     <w:p>
       <w:pPr>
         <w:rPr>
-          <w:rStyle w:val="Kop2Char"/>
+          <w:rStyle w:val="Heading2Char"/>
           <w:rFonts w:ascii="Montserrat SemiBold" w:hAnsi="Montserrat SemiBold"/>
           <w:sz w:val="38"/>
           <w:szCs w:val="32"/>
@@ -9705,7 +9833,7 @@
     <w:p>
       <w:pPr>
         <w:rPr>
-          <w:rStyle w:val="Kop2Char"/>
+          <w:rStyle w:val="Heading2Char"/>
           <w:rFonts w:ascii="Montserrat SemiBold" w:hAnsi="Montserrat SemiBold"/>
           <w:sz w:val="38"/>
           <w:szCs w:val="32"/>
@@ -9715,7 +9843,7 @@
     </w:p>
     <w:p>
       <w:pPr>
-        <w:pStyle w:val="Kop3"/>
+        <w:pStyle w:val="Heading3"/>
         <w:rPr>
           <w:lang w:val="en-US"/>
         </w:rPr>
@@ -9723,7 +9851,7 @@
       <w:bookmarkStart w:id="47" w:name="_Toc172898489"/>
       <w:r>
         <w:rPr>
-          <w:rStyle w:val="Kop2Char"/>
+          <w:rStyle w:val="Heading2Char"/>
           <w:rFonts w:ascii="Montserrat SemiBold" w:hAnsi="Montserrat SemiBold"/>
           <w:b/>
           <w:sz w:val="38"/>
@@ -9784,7 +9912,7 @@
     </w:p>
     <w:p>
       <w:pPr>
-        <w:pStyle w:val="Lijstalinea"/>
+        <w:pStyle w:val="ListParagraph"/>
         <w:numPr>
           <w:ilvl w:val="0"/>
           <w:numId w:val="18"/>
@@ -9797,7 +9925,21 @@
         <w:rPr>
           <w:lang w:val="en-US"/>
         </w:rPr>
-        <w:t>Upload unsigned documents and additional files such as XSLT files or  ‘PDF signature profiles’</w:t>
+        <w:t xml:space="preserve">Upload unsigned documents and additional files such as XSLT files </w:t>
+      </w:r>
+      <w:proofErr w:type="gramStart"/>
+      <w:r>
+        <w:rPr>
+          <w:lang w:val="en-US"/>
+        </w:rPr>
+        <w:t>or  ‘</w:t>
+      </w:r>
+      <w:proofErr w:type="gramEnd"/>
+      <w:r>
+        <w:rPr>
+          <w:lang w:val="en-US"/>
+        </w:rPr>
+        <w:t>PDF signature profiles’</w:t>
       </w:r>
       <w:r>
         <w:rPr>
@@ -9808,7 +9950,7 @@
     </w:p>
     <w:p>
       <w:pPr>
-        <w:pStyle w:val="Lijstalinea"/>
+        <w:pStyle w:val="ListParagraph"/>
         <w:numPr>
           <w:ilvl w:val="0"/>
           <w:numId w:val="18"/>
@@ -9844,7 +9986,7 @@
     </w:p>
     <w:p>
       <w:pPr>
-        <w:pStyle w:val="Lijstalinea"/>
+        <w:pStyle w:val="ListParagraph"/>
         <w:numPr>
           <w:ilvl w:val="0"/>
           <w:numId w:val="18"/>
@@ -9862,7 +10004,7 @@
     </w:p>
     <w:p>
       <w:pPr>
-        <w:pStyle w:val="Lijstalinea"/>
+        <w:pStyle w:val="ListParagraph"/>
         <w:numPr>
           <w:ilvl w:val="0"/>
           <w:numId w:val="0"/>
@@ -9999,12 +10141,6 @@
           <w:lang w:val="en-US"/>
         </w:rPr>
         <w:br/>
-      </w:r>
-      <w:r>
-        <w:rPr>
-          <w:lang w:val="en-US"/>
-        </w:rPr>
-        <w:lastRenderedPageBreak/>
         <w:t>For the BOSA S3 server however, the ‘bucket name’ and username are the same, therefore only a username and password are provided during the registration.</w:t>
       </w:r>
     </w:p>
@@ -10017,7 +10153,7 @@
     </w:p>
     <w:p>
       <w:pPr>
-        <w:pStyle w:val="Kop3"/>
+        <w:pStyle w:val="Heading3"/>
         <w:rPr>
           <w:lang w:val="en-US"/>
         </w:rPr>
@@ -10102,7 +10238,21 @@
         <w:rPr>
           <w:lang w:val="en-US"/>
         </w:rPr>
-        <w:t>In order to do this you must obtain a token this is done through the “</w:t>
+        <w:t xml:space="preserve">In order to do </w:t>
+      </w:r>
+      <w:proofErr w:type="gramStart"/>
+      <w:r>
+        <w:rPr>
+          <w:lang w:val="en-US"/>
+        </w:rPr>
+        <w:t>this</w:t>
+      </w:r>
+      <w:proofErr w:type="gramEnd"/>
+      <w:r>
+        <w:rPr>
+          <w:lang w:val="en-US"/>
+        </w:rPr>
+        <w:t xml:space="preserve"> you must obtain a token this is done through the “</w:t>
       </w:r>
       <w:proofErr w:type="spellStart"/>
       <w:r>
@@ -10155,7 +10305,7 @@
     </w:p>
     <w:p>
       <w:pPr>
-        <w:pStyle w:val="Lijstalinea"/>
+        <w:pStyle w:val="ListParagraph"/>
         <w:numPr>
           <w:ilvl w:val="0"/>
           <w:numId w:val="28"/>
@@ -10175,7 +10325,7 @@
     </w:p>
     <w:p>
       <w:pPr>
-        <w:pStyle w:val="Lijstalinea"/>
+        <w:pStyle w:val="ListParagraph"/>
         <w:numPr>
           <w:ilvl w:val="1"/>
           <w:numId w:val="28"/>
@@ -10193,7 +10343,7 @@
     </w:p>
     <w:p>
       <w:pPr>
-        <w:pStyle w:val="Lijstalinea"/>
+        <w:pStyle w:val="ListParagraph"/>
         <w:numPr>
           <w:ilvl w:val="0"/>
           <w:numId w:val="28"/>
@@ -10213,7 +10363,7 @@
     </w:p>
     <w:p>
       <w:pPr>
-        <w:pStyle w:val="Lijstalinea"/>
+        <w:pStyle w:val="ListParagraph"/>
         <w:numPr>
           <w:ilvl w:val="1"/>
           <w:numId w:val="28"/>
@@ -10255,7 +10405,7 @@
     </w:p>
     <w:p>
       <w:pPr>
-        <w:pStyle w:val="Lijstalinea"/>
+        <w:pStyle w:val="ListParagraph"/>
         <w:numPr>
           <w:ilvl w:val="1"/>
           <w:numId w:val="28"/>
@@ -10279,7 +10429,7 @@
     </w:p>
     <w:p>
       <w:pPr>
-        <w:pStyle w:val="Lijstalinea"/>
+        <w:pStyle w:val="ListParagraph"/>
         <w:numPr>
           <w:ilvl w:val="0"/>
           <w:numId w:val="0"/>
@@ -10398,7 +10548,7 @@
     </w:p>
     <w:p>
       <w:pPr>
-        <w:pStyle w:val="Kop4"/>
+        <w:pStyle w:val="Heading4"/>
         <w:rPr>
           <w:lang w:val="en-US"/>
         </w:rPr>
@@ -10420,7 +10570,21 @@
         <w:rPr>
           <w:lang w:val="en-US"/>
         </w:rPr>
-        <w:t xml:space="preserve">All our APIs are documented through Swagger here : </w:t>
+        <w:t xml:space="preserve">All our APIs are documented through Swagger </w:t>
+      </w:r>
+      <w:proofErr w:type="gramStart"/>
+      <w:r>
+        <w:rPr>
+          <w:lang w:val="en-US"/>
+        </w:rPr>
+        <w:t>here :</w:t>
+      </w:r>
+      <w:proofErr w:type="gramEnd"/>
+      <w:r>
+        <w:rPr>
+          <w:lang w:val="en-US"/>
+        </w:rPr>
+        <w:t xml:space="preserve"> </w:t>
       </w:r>
     </w:p>
     <w:p>
@@ -10463,7 +10627,7 @@
     </w:p>
     <w:p>
       <w:pPr>
-        <w:pStyle w:val="Kop4"/>
+        <w:pStyle w:val="Heading4"/>
         <w:rPr>
           <w:lang w:val="en-US"/>
         </w:rPr>
@@ -10544,7 +10708,7 @@
     </w:p>
     <w:tbl>
       <w:tblPr>
-        <w:tblStyle w:val="Tabelraster"/>
+        <w:tblStyle w:val="TableGrid"/>
         <w:tblW w:w="6379" w:type="dxa"/>
         <w:tblInd w:w="392" w:type="dxa"/>
         <w:tblLayout w:type="fixed"/>
@@ -10591,169 +10755,171 @@
                 <w:i/>
                 <w:lang w:val="en-US"/>
               </w:rPr>
-              <w:t xml:space="preserve">  “name”:”</w:t>
-            </w:r>
-            <w:proofErr w:type="spellStart"/>
+              <w:t xml:space="preserve">  “name”</w:t>
+            </w:r>
+            <w:proofErr w:type="gramStart"/>
             <w:r>
               <w:rPr>
                 <w:rFonts w:ascii="Arial Narrow" w:eastAsia="Calibri" w:hAnsi="Arial Narrow" w:cs="Calibri Light"/>
                 <w:i/>
                 <w:lang w:val="en-US"/>
               </w:rPr>
-              <w:t>minfin</w:t>
-            </w:r>
-            <w:proofErr w:type="spellEnd"/>
+              <w:t>:”</w:t>
+            </w:r>
+            <w:proofErr w:type="spellStart"/>
             <w:r>
               <w:rPr>
                 <w:rFonts w:ascii="Arial Narrow" w:eastAsia="Calibri" w:hAnsi="Arial Narrow" w:cs="Calibri Light"/>
                 <w:i/>
                 <w:lang w:val="en-US"/>
               </w:rPr>
-              <w:t>”,</w:t>
-            </w:r>
-          </w:p>
-          <w:p>
-            <w:pPr>
-              <w:spacing w:before="0" w:beforeAutospacing="0" w:after="0" w:afterAutospacing="0"/>
+              <w:t>minfin</w:t>
+            </w:r>
+            <w:proofErr w:type="spellEnd"/>
+            <w:proofErr w:type="gramEnd"/>
+            <w:r>
               <w:rPr>
                 <w:rFonts w:ascii="Arial Narrow" w:eastAsia="Calibri" w:hAnsi="Arial Narrow" w:cs="Calibri Light"/>
                 <w:i/>
                 <w:lang w:val="en-US"/>
               </w:rPr>
-            </w:pPr>
-            <w:r>
+              <w:t>”,</w:t>
+            </w:r>
+          </w:p>
+          <w:p>
+            <w:pPr>
+              <w:spacing w:before="0" w:beforeAutospacing="0" w:after="0" w:afterAutospacing="0"/>
               <w:rPr>
                 <w:rFonts w:ascii="Arial Narrow" w:eastAsia="Calibri" w:hAnsi="Arial Narrow" w:cs="Calibri Light"/>
                 <w:i/>
                 <w:lang w:val="en-US"/>
               </w:rPr>
-              <w:t xml:space="preserve">  “</w:t>
-            </w:r>
-            <w:proofErr w:type="spellStart"/>
+            </w:pPr>
             <w:r>
               <w:rPr>
                 <w:rFonts w:ascii="Arial Narrow" w:eastAsia="Calibri" w:hAnsi="Arial Narrow" w:cs="Calibri Light"/>
                 <w:i/>
                 <w:lang w:val="en-US"/>
               </w:rPr>
-              <w:t>pwd</w:t>
-            </w:r>
-            <w:proofErr w:type="spellEnd"/>
+              <w:t xml:space="preserve">  “</w:t>
+            </w:r>
+            <w:proofErr w:type="spellStart"/>
             <w:r>
               <w:rPr>
                 <w:rFonts w:ascii="Arial Narrow" w:eastAsia="Calibri" w:hAnsi="Arial Narrow" w:cs="Calibri Light"/>
                 <w:i/>
                 <w:lang w:val="en-US"/>
               </w:rPr>
-              <w:t>”:”a password”,</w:t>
-            </w:r>
-          </w:p>
-          <w:p>
-            <w:pPr>
-              <w:spacing w:before="0" w:beforeAutospacing="0" w:after="0" w:afterAutospacing="0"/>
+              <w:t>pwd</w:t>
+            </w:r>
+            <w:proofErr w:type="spellEnd"/>
+            <w:r>
               <w:rPr>
                 <w:rFonts w:ascii="Arial Narrow" w:eastAsia="Calibri" w:hAnsi="Arial Narrow" w:cs="Calibri Light"/>
                 <w:i/>
                 <w:lang w:val="en-US"/>
               </w:rPr>
-            </w:pPr>
+              <w:t>”</w:t>
+            </w:r>
+            <w:proofErr w:type="gramStart"/>
             <w:r>
               <w:rPr>
                 <w:rFonts w:ascii="Arial Narrow" w:eastAsia="Calibri" w:hAnsi="Arial Narrow" w:cs="Calibri Light"/>
                 <w:i/>
                 <w:lang w:val="en-US"/>
               </w:rPr>
-              <w:t xml:space="preserve">  “</w:t>
-            </w:r>
-            <w:proofErr w:type="spellStart"/>
+              <w:t>:”a</w:t>
+            </w:r>
+            <w:proofErr w:type="gramEnd"/>
             <w:r>
               <w:rPr>
                 <w:rFonts w:ascii="Arial Narrow" w:eastAsia="Calibri" w:hAnsi="Arial Narrow" w:cs="Calibri Light"/>
                 <w:i/>
                 <w:lang w:val="en-US"/>
               </w:rPr>
-              <w:t>in”:”test.xml</w:t>
-            </w:r>
-            <w:proofErr w:type="spellEnd"/>
-            <w:r>
+              <w:t xml:space="preserve"> password”,</w:t>
+            </w:r>
+          </w:p>
+          <w:p>
+            <w:pPr>
+              <w:spacing w:before="0" w:beforeAutospacing="0" w:after="0" w:afterAutospacing="0"/>
               <w:rPr>
                 <w:rFonts w:ascii="Arial Narrow" w:eastAsia="Calibri" w:hAnsi="Arial Narrow" w:cs="Calibri Light"/>
                 <w:i/>
                 <w:lang w:val="en-US"/>
               </w:rPr>
-              <w:t>”,</w:t>
-            </w:r>
-          </w:p>
-          <w:p>
-            <w:pPr>
-              <w:spacing w:before="0" w:beforeAutospacing="0" w:after="0" w:afterAutospacing="0"/>
+            </w:pPr>
+            <w:r>
               <w:rPr>
                 <w:rFonts w:ascii="Arial Narrow" w:eastAsia="Calibri" w:hAnsi="Arial Narrow" w:cs="Calibri Light"/>
                 <w:i/>
                 <w:lang w:val="en-US"/>
               </w:rPr>
-            </w:pPr>
+              <w:t xml:space="preserve">  “</w:t>
+            </w:r>
+            <w:proofErr w:type="spellStart"/>
             <w:r>
               <w:rPr>
                 <w:rFonts w:ascii="Arial Narrow" w:eastAsia="Calibri" w:hAnsi="Arial Narrow" w:cs="Calibri Light"/>
                 <w:i/>
                 <w:lang w:val="en-US"/>
               </w:rPr>
-              <w:t xml:space="preserve">  “</w:t>
-            </w:r>
-            <w:proofErr w:type="spellStart"/>
+              <w:t>in”</w:t>
+            </w:r>
+            <w:proofErr w:type="gramStart"/>
             <w:r>
               <w:rPr>
                 <w:rFonts w:ascii="Arial Narrow" w:eastAsia="Calibri" w:hAnsi="Arial Narrow" w:cs="Calibri Light"/>
                 <w:i/>
                 <w:lang w:val="en-US"/>
               </w:rPr>
-              <w:t>xslt</w:t>
+              <w:t>:”test.xml</w:t>
             </w:r>
             <w:proofErr w:type="spellEnd"/>
+            <w:proofErr w:type="gramEnd"/>
             <w:r>
               <w:rPr>
                 <w:rFonts w:ascii="Arial Narrow" w:eastAsia="Calibri" w:hAnsi="Arial Narrow" w:cs="Calibri Light"/>
                 <w:i/>
                 <w:lang w:val="en-US"/>
               </w:rPr>
-              <w:t>”:”</w:t>
-            </w:r>
-            <w:proofErr w:type="spellStart"/>
-            <w:r>
+              <w:t>”,</w:t>
+            </w:r>
+          </w:p>
+          <w:p>
+            <w:pPr>
+              <w:spacing w:before="0" w:beforeAutospacing="0" w:after="0" w:afterAutospacing="0"/>
               <w:rPr>
                 <w:rFonts w:ascii="Arial Narrow" w:eastAsia="Calibri" w:hAnsi="Arial Narrow" w:cs="Calibri Light"/>
                 <w:i/>
                 <w:lang w:val="en-US"/>
               </w:rPr>
-              <w:t>test.xslt</w:t>
-            </w:r>
-            <w:proofErr w:type="spellEnd"/>
+            </w:pPr>
             <w:r>
               <w:rPr>
                 <w:rFonts w:ascii="Arial Narrow" w:eastAsia="Calibri" w:hAnsi="Arial Narrow" w:cs="Calibri Light"/>
                 <w:i/>
                 <w:lang w:val="en-US"/>
               </w:rPr>
-              <w:t>”,</w:t>
-            </w:r>
-          </w:p>
-          <w:p>
-            <w:pPr>
-              <w:spacing w:before="0" w:beforeAutospacing="0" w:after="0" w:afterAutospacing="0"/>
+              <w:t xml:space="preserve">  “</w:t>
+            </w:r>
+            <w:proofErr w:type="spellStart"/>
+            <w:r>
               <w:rPr>
                 <w:rFonts w:ascii="Arial Narrow" w:eastAsia="Calibri" w:hAnsi="Arial Narrow" w:cs="Calibri Light"/>
                 <w:i/>
                 <w:lang w:val="en-US"/>
               </w:rPr>
-            </w:pPr>
+              <w:t>xslt</w:t>
+            </w:r>
+            <w:proofErr w:type="spellEnd"/>
             <w:r>
               <w:rPr>
                 <w:rFonts w:ascii="Arial Narrow" w:eastAsia="Calibri" w:hAnsi="Arial Narrow" w:cs="Calibri Light"/>
                 <w:i/>
                 <w:lang w:val="en-US"/>
               </w:rPr>
-              <w:t xml:space="preserve">  “</w:t>
+              <w:t>”:”</w:t>
             </w:r>
             <w:proofErr w:type="spellStart"/>
             <w:r>
@@ -10762,7 +10928,7 @@
                 <w:i/>
                 <w:lang w:val="en-US"/>
               </w:rPr>
-              <w:t>out”:”signed_test.xml</w:t>
+              <w:t>test.xslt</w:t>
             </w:r>
             <w:proofErr w:type="spellEnd"/>
             <w:r>
@@ -10789,374 +10955,377 @@
                 <w:i/>
                 <w:lang w:val="en-US"/>
               </w:rPr>
-              <w:t xml:space="preserve">  “prof”:”XADES_1”,</w:t>
-            </w:r>
-          </w:p>
-          <w:p>
-            <w:pPr>
-              <w:spacing w:before="0" w:beforeAutospacing="0" w:after="0" w:afterAutospacing="0"/>
+              <w:t xml:space="preserve">  “</w:t>
+            </w:r>
+            <w:proofErr w:type="spellStart"/>
+            <w:r>
               <w:rPr>
                 <w:rFonts w:ascii="Arial Narrow" w:eastAsia="Calibri" w:hAnsi="Arial Narrow" w:cs="Calibri Light"/>
                 <w:i/>
                 <w:lang w:val="en-US"/>
               </w:rPr>
-            </w:pPr>
+              <w:t>out”</w:t>
+            </w:r>
+            <w:proofErr w:type="gramStart"/>
             <w:r>
               <w:rPr>
                 <w:rFonts w:ascii="Arial Narrow" w:eastAsia="Calibri" w:hAnsi="Arial Narrow" w:cs="Calibri Light"/>
                 <w:i/>
                 <w:lang w:val="en-US"/>
               </w:rPr>
-              <w:t xml:space="preserve">  “lang”: “</w:t>
-            </w:r>
-            <w:proofErr w:type="spellStart"/>
+              <w:t>:”signed_test.xml</w:t>
+            </w:r>
+            <w:proofErr w:type="spellEnd"/>
+            <w:proofErr w:type="gramEnd"/>
             <w:r>
               <w:rPr>
                 <w:rFonts w:ascii="Arial Narrow" w:eastAsia="Calibri" w:hAnsi="Arial Narrow" w:cs="Calibri Light"/>
                 <w:i/>
                 <w:lang w:val="en-US"/>
               </w:rPr>
-              <w:t>fr</w:t>
-            </w:r>
-            <w:proofErr w:type="spellEnd"/>
-            <w:r>
+              <w:t>”,</w:t>
+            </w:r>
+          </w:p>
+          <w:p>
+            <w:pPr>
+              <w:spacing w:before="0" w:beforeAutospacing="0" w:after="0" w:afterAutospacing="0"/>
               <w:rPr>
                 <w:rFonts w:ascii="Arial Narrow" w:eastAsia="Calibri" w:hAnsi="Arial Narrow" w:cs="Calibri Light"/>
                 <w:i/>
                 <w:lang w:val="en-US"/>
               </w:rPr>
-              <w:t>”,</w:t>
-            </w:r>
-          </w:p>
-          <w:p>
-            <w:pPr>
-              <w:spacing w:before="0" w:beforeAutospacing="0" w:after="0" w:afterAutospacing="0"/>
+            </w:pPr>
+            <w:r>
               <w:rPr>
                 <w:rFonts w:ascii="Arial Narrow" w:eastAsia="Calibri" w:hAnsi="Arial Narrow" w:cs="Calibri Light"/>
                 <w:i/>
                 <w:lang w:val="en-US"/>
               </w:rPr>
-            </w:pPr>
+              <w:t xml:space="preserve">  “prof”</w:t>
+            </w:r>
+            <w:proofErr w:type="gramStart"/>
             <w:r>
               <w:rPr>
                 <w:rFonts w:ascii="Arial Narrow" w:eastAsia="Calibri" w:hAnsi="Arial Narrow" w:cs="Calibri Light"/>
                 <w:i/>
                 <w:lang w:val="en-US"/>
               </w:rPr>
-              <w:t xml:space="preserve">  “</w:t>
-            </w:r>
-            <w:proofErr w:type="spellStart"/>
+              <w:t>:”XADES</w:t>
+            </w:r>
+            <w:proofErr w:type="gramEnd"/>
             <w:r>
               <w:rPr>
                 <w:rFonts w:ascii="Arial Narrow" w:eastAsia="Calibri" w:hAnsi="Arial Narrow" w:cs="Calibri Light"/>
                 <w:i/>
                 <w:lang w:val="en-US"/>
               </w:rPr>
-              <w:t>noDownload</w:t>
-            </w:r>
-            <w:proofErr w:type="spellEnd"/>
-            <w:r>
+              <w:t>_1”,</w:t>
+            </w:r>
+          </w:p>
+          <w:p>
+            <w:pPr>
+              <w:spacing w:before="0" w:beforeAutospacing="0" w:after="0" w:afterAutospacing="0"/>
               <w:rPr>
                 <w:rFonts w:ascii="Arial Narrow" w:eastAsia="Calibri" w:hAnsi="Arial Narrow" w:cs="Calibri Light"/>
                 <w:i/>
                 <w:lang w:val="en-US"/>
               </w:rPr>
-              <w:t>”: true,</w:t>
-            </w:r>
-          </w:p>
-          <w:p>
-            <w:pPr>
-              <w:spacing w:before="0" w:beforeAutospacing="0" w:after="0" w:afterAutospacing="0"/>
+            </w:pPr>
+            <w:r>
               <w:rPr>
                 <w:rFonts w:ascii="Arial Narrow" w:eastAsia="Calibri" w:hAnsi="Arial Narrow" w:cs="Calibri Light"/>
                 <w:i/>
                 <w:lang w:val="en-US"/>
               </w:rPr>
-            </w:pPr>
+              <w:t xml:space="preserve">  “lang”: “</w:t>
+            </w:r>
+            <w:proofErr w:type="spellStart"/>
             <w:r>
               <w:rPr>
                 <w:rFonts w:ascii="Arial Narrow" w:eastAsia="Calibri" w:hAnsi="Arial Narrow" w:cs="Calibri Light"/>
                 <w:i/>
                 <w:lang w:val="en-US"/>
               </w:rPr>
-              <w:t xml:space="preserve">  “</w:t>
-            </w:r>
-            <w:proofErr w:type="spellStart"/>
+              <w:t>fr</w:t>
+            </w:r>
+            <w:proofErr w:type="spellEnd"/>
             <w:r>
               <w:rPr>
                 <w:rFonts w:ascii="Arial Narrow" w:eastAsia="Calibri" w:hAnsi="Arial Narrow" w:cs="Calibri Light"/>
                 <w:i/>
                 <w:lang w:val="en-US"/>
               </w:rPr>
-              <w:t>psfC</w:t>
-            </w:r>
-            <w:proofErr w:type="spellEnd"/>
-            <w:r>
+              <w:t>”,</w:t>
+            </w:r>
+          </w:p>
+          <w:p>
+            <w:pPr>
+              <w:spacing w:before="0" w:beforeAutospacing="0" w:after="0" w:afterAutospacing="0"/>
               <w:rPr>
                 <w:rFonts w:ascii="Arial Narrow" w:eastAsia="Calibri" w:hAnsi="Arial Narrow" w:cs="Calibri Light"/>
                 <w:i/>
                 <w:lang w:val="en-US"/>
               </w:rPr>
-              <w:t>”: “1,30,20,180,60”,</w:t>
-            </w:r>
-          </w:p>
-          <w:p>
-            <w:pPr>
-              <w:spacing w:before="0" w:beforeAutospacing="0" w:after="0" w:afterAutospacing="0"/>
+            </w:pPr>
+            <w:r>
               <w:rPr>
                 <w:rFonts w:ascii="Arial Narrow" w:eastAsia="Calibri" w:hAnsi="Arial Narrow" w:cs="Calibri Light"/>
                 <w:i/>
                 <w:lang w:val="en-US"/>
               </w:rPr>
-            </w:pPr>
+              <w:t xml:space="preserve">  “</w:t>
+            </w:r>
+            <w:proofErr w:type="spellStart"/>
             <w:r>
               <w:rPr>
                 <w:rFonts w:ascii="Arial Narrow" w:eastAsia="Calibri" w:hAnsi="Arial Narrow" w:cs="Calibri Light"/>
                 <w:i/>
                 <w:lang w:val="en-US"/>
               </w:rPr>
-              <w:t xml:space="preserve">  “</w:t>
-            </w:r>
-            <w:proofErr w:type="spellStart"/>
+              <w:t>noDownload</w:t>
+            </w:r>
+            <w:proofErr w:type="spellEnd"/>
             <w:r>
               <w:rPr>
                 <w:rFonts w:ascii="Arial Narrow" w:eastAsia="Calibri" w:hAnsi="Arial Narrow" w:cs="Calibri Light"/>
                 <w:i/>
                 <w:lang w:val="en-US"/>
               </w:rPr>
-              <w:t>psfN</w:t>
-            </w:r>
-            <w:proofErr w:type="spellEnd"/>
-            <w:r>
+              <w:t>”: true,</w:t>
+            </w:r>
+          </w:p>
+          <w:p>
+            <w:pPr>
+              <w:spacing w:before="0" w:beforeAutospacing="0" w:after="0" w:afterAutospacing="0"/>
               <w:rPr>
                 <w:rFonts w:ascii="Arial Narrow" w:eastAsia="Calibri" w:hAnsi="Arial Narrow" w:cs="Calibri Light"/>
                 <w:i/>
                 <w:lang w:val="en-US"/>
               </w:rPr>
-              <w:t>”: “signature_1”,</w:t>
-            </w:r>
-          </w:p>
-          <w:p>
-            <w:pPr>
-              <w:spacing w:before="0" w:beforeAutospacing="0" w:after="0" w:afterAutospacing="0"/>
+            </w:pPr>
+            <w:r>
               <w:rPr>
                 <w:rFonts w:ascii="Arial Narrow" w:eastAsia="Calibri" w:hAnsi="Arial Narrow" w:cs="Calibri Light"/>
                 <w:i/>
                 <w:lang w:val="en-US"/>
               </w:rPr>
-            </w:pPr>
+              <w:t xml:space="preserve">  “</w:t>
+            </w:r>
+            <w:proofErr w:type="spellStart"/>
             <w:r>
               <w:rPr>
                 <w:rFonts w:ascii="Arial Narrow" w:eastAsia="Calibri" w:hAnsi="Arial Narrow" w:cs="Calibri Light"/>
                 <w:i/>
                 <w:lang w:val="en-US"/>
               </w:rPr>
-              <w:t xml:space="preserve">  “</w:t>
-            </w:r>
-            <w:proofErr w:type="spellStart"/>
+              <w:t>psfC</w:t>
+            </w:r>
+            <w:proofErr w:type="spellEnd"/>
             <w:r>
               <w:rPr>
                 <w:rFonts w:ascii="Arial Narrow" w:eastAsia="Calibri" w:hAnsi="Arial Narrow" w:cs="Calibri Light"/>
                 <w:i/>
                 <w:lang w:val="en-US"/>
               </w:rPr>
-              <w:t>psfP</w:t>
-            </w:r>
-            <w:proofErr w:type="spellEnd"/>
-            <w:r>
+              <w:t>”: “1,30,20,180,60”,</w:t>
+            </w:r>
+          </w:p>
+          <w:p>
+            <w:pPr>
+              <w:spacing w:before="0" w:beforeAutospacing="0" w:after="0" w:afterAutospacing="0"/>
               <w:rPr>
                 <w:rFonts w:ascii="Arial Narrow" w:eastAsia="Calibri" w:hAnsi="Arial Narrow" w:cs="Calibri Light"/>
                 <w:i/>
                 <w:lang w:val="en-US"/>
               </w:rPr>
-              <w:t>”: true,</w:t>
-            </w:r>
-          </w:p>
-          <w:p>
-            <w:pPr>
-              <w:spacing w:before="0" w:beforeAutospacing="0" w:after="0" w:afterAutospacing="0"/>
+            </w:pPr>
+            <w:r>
               <w:rPr>
                 <w:rFonts w:ascii="Arial Narrow" w:eastAsia="Calibri" w:hAnsi="Arial Narrow" w:cs="Calibri Light"/>
                 <w:i/>
                 <w:lang w:val="en-US"/>
               </w:rPr>
-            </w:pPr>
+              <w:t xml:space="preserve">  “</w:t>
+            </w:r>
+            <w:proofErr w:type="spellStart"/>
             <w:r>
               <w:rPr>
                 <w:rFonts w:ascii="Arial Narrow" w:eastAsia="Calibri" w:hAnsi="Arial Narrow" w:cs="Calibri Light"/>
                 <w:i/>
                 <w:lang w:val="en-US"/>
               </w:rPr>
-              <w:t xml:space="preserve">  “</w:t>
-            </w:r>
-            <w:proofErr w:type="spellStart"/>
+              <w:t>psfN</w:t>
+            </w:r>
+            <w:proofErr w:type="spellEnd"/>
             <w:r>
               <w:rPr>
                 <w:rFonts w:ascii="Arial Narrow" w:eastAsia="Calibri" w:hAnsi="Arial Narrow" w:cs="Calibri Light"/>
                 <w:i/>
                 <w:lang w:val="en-US"/>
               </w:rPr>
-              <w:t>psp</w:t>
-            </w:r>
-            <w:proofErr w:type="spellEnd"/>
-            <w:r>
+              <w:t>”: “signature_1”,</w:t>
+            </w:r>
+          </w:p>
+          <w:p>
+            <w:pPr>
+              <w:spacing w:before="0" w:beforeAutospacing="0" w:after="0" w:afterAutospacing="0"/>
               <w:rPr>
                 <w:rFonts w:ascii="Arial Narrow" w:eastAsia="Calibri" w:hAnsi="Arial Narrow" w:cs="Calibri Light"/>
                 <w:i/>
                 <w:lang w:val="en-US"/>
               </w:rPr>
-              <w:t>”: “</w:t>
-            </w:r>
-            <w:proofErr w:type="spellStart"/>
+            </w:pPr>
             <w:r>
               <w:rPr>
                 <w:rFonts w:ascii="Arial Narrow" w:eastAsia="Calibri" w:hAnsi="Arial Narrow" w:cs="Calibri Light"/>
                 <w:i/>
                 <w:lang w:val="en-US"/>
               </w:rPr>
-              <w:t>pspFileName.psp</w:t>
-            </w:r>
-            <w:proofErr w:type="spellEnd"/>
+              <w:t xml:space="preserve">  “</w:t>
+            </w:r>
+            <w:proofErr w:type="spellStart"/>
             <w:r>
               <w:rPr>
                 <w:rFonts w:ascii="Arial Narrow" w:eastAsia="Calibri" w:hAnsi="Arial Narrow" w:cs="Calibri Light"/>
                 <w:i/>
                 <w:lang w:val="en-US"/>
               </w:rPr>
-              <w:t>”,</w:t>
-            </w:r>
-          </w:p>
-          <w:p>
-            <w:pPr>
-              <w:spacing w:before="0" w:beforeAutospacing="0" w:after="0" w:afterAutospacing="0"/>
+              <w:t>psfP</w:t>
+            </w:r>
+            <w:proofErr w:type="spellEnd"/>
+            <w:r>
               <w:rPr>
                 <w:rFonts w:ascii="Arial Narrow" w:eastAsia="Calibri" w:hAnsi="Arial Narrow" w:cs="Calibri Light"/>
                 <w:i/>
                 <w:lang w:val="en-US"/>
               </w:rPr>
-            </w:pPr>
-            <w:r>
+              <w:t>”: true,</w:t>
+            </w:r>
+          </w:p>
+          <w:p>
+            <w:pPr>
+              <w:spacing w:before="0" w:beforeAutospacing="0" w:after="0" w:afterAutospacing="0"/>
               <w:rPr>
                 <w:rFonts w:ascii="Arial Narrow" w:eastAsia="Calibri" w:hAnsi="Arial Narrow" w:cs="Calibri Light"/>
                 <w:i/>
                 <w:lang w:val="en-US"/>
               </w:rPr>
-              <w:t xml:space="preserve">  “</w:t>
-            </w:r>
-            <w:proofErr w:type="spellStart"/>
+            </w:pPr>
             <w:r>
               <w:rPr>
                 <w:rFonts w:ascii="Arial Narrow" w:eastAsia="Calibri" w:hAnsi="Arial Narrow" w:cs="Calibri Light"/>
                 <w:i/>
                 <w:lang w:val="en-US"/>
               </w:rPr>
-              <w:t>requestDocumentReadConfirm</w:t>
-            </w:r>
-            <w:proofErr w:type="spellEnd"/>
+              <w:t xml:space="preserve">  “</w:t>
+            </w:r>
+            <w:proofErr w:type="spellStart"/>
             <w:r>
               <w:rPr>
                 <w:rFonts w:ascii="Arial Narrow" w:eastAsia="Calibri" w:hAnsi="Arial Narrow" w:cs="Calibri Light"/>
                 <w:i/>
                 <w:lang w:val="en-US"/>
               </w:rPr>
-              <w:t>”: true,</w:t>
-            </w:r>
-          </w:p>
-          <w:p>
-            <w:pPr>
-              <w:spacing w:before="0" w:beforeAutospacing="0" w:after="0" w:afterAutospacing="0"/>
+              <w:t>psp</w:t>
+            </w:r>
+            <w:proofErr w:type="spellEnd"/>
+            <w:r>
               <w:rPr>
                 <w:rFonts w:ascii="Arial Narrow" w:eastAsia="Calibri" w:hAnsi="Arial Narrow" w:cs="Calibri Light"/>
                 <w:i/>
                 <w:lang w:val="en-US"/>
               </w:rPr>
-            </w:pPr>
+              <w:t>”: “</w:t>
+            </w:r>
+            <w:proofErr w:type="spellStart"/>
             <w:r>
               <w:rPr>
                 <w:rFonts w:ascii="Arial Narrow" w:eastAsia="Calibri" w:hAnsi="Arial Narrow" w:cs="Calibri Light"/>
                 <w:i/>
                 <w:lang w:val="en-US"/>
               </w:rPr>
-              <w:t xml:space="preserve">  “</w:t>
-            </w:r>
-            <w:proofErr w:type="spellStart"/>
+              <w:t>pspFileName.psp</w:t>
+            </w:r>
+            <w:proofErr w:type="spellEnd"/>
             <w:r>
               <w:rPr>
                 <w:rFonts w:ascii="Arial Narrow" w:eastAsia="Calibri" w:hAnsi="Arial Narrow" w:cs="Calibri Light"/>
                 <w:i/>
                 <w:lang w:val="en-US"/>
               </w:rPr>
-              <w:t>signTimeout</w:t>
-            </w:r>
-            <w:proofErr w:type="spellEnd"/>
-            <w:r>
+              <w:t>”,</w:t>
+            </w:r>
+          </w:p>
+          <w:p>
+            <w:pPr>
+              <w:spacing w:before="0" w:beforeAutospacing="0" w:after="0" w:afterAutospacing="0"/>
               <w:rPr>
                 <w:rFonts w:ascii="Arial Narrow" w:eastAsia="Calibri" w:hAnsi="Arial Narrow" w:cs="Calibri Light"/>
                 <w:i/>
                 <w:lang w:val="en-US"/>
               </w:rPr>
-              <w:t>”: 120,</w:t>
-            </w:r>
-          </w:p>
-          <w:p>
-            <w:pPr>
-              <w:spacing w:before="0" w:beforeAutospacing="0" w:after="0" w:afterAutospacing="0"/>
+            </w:pPr>
+            <w:r>
               <w:rPr>
                 <w:rFonts w:ascii="Arial Narrow" w:eastAsia="Calibri" w:hAnsi="Arial Narrow" w:cs="Calibri Light"/>
                 <w:i/>
                 <w:lang w:val="en-US"/>
               </w:rPr>
-            </w:pPr>
+              <w:t xml:space="preserve">  “</w:t>
+            </w:r>
+            <w:proofErr w:type="spellStart"/>
             <w:r>
               <w:rPr>
                 <w:rFonts w:ascii="Arial Narrow" w:eastAsia="Calibri" w:hAnsi="Arial Narrow" w:cs="Calibri Light"/>
                 <w:i/>
                 <w:lang w:val="en-US"/>
               </w:rPr>
-              <w:t xml:space="preserve">  “</w:t>
-            </w:r>
-            <w:proofErr w:type="spellStart"/>
+              <w:t>requestDocumentReadConfirm</w:t>
+            </w:r>
+            <w:proofErr w:type="spellEnd"/>
             <w:r>
               <w:rPr>
                 <w:rFonts w:ascii="Arial Narrow" w:eastAsia="Calibri" w:hAnsi="Arial Narrow" w:cs="Calibri Light"/>
                 <w:i/>
                 <w:lang w:val="en-US"/>
               </w:rPr>
-              <w:t>allowedToSign</w:t>
-            </w:r>
-            <w:proofErr w:type="spellEnd"/>
-            <w:r>
+              <w:t>”: true,</w:t>
+            </w:r>
+          </w:p>
+          <w:p>
+            <w:pPr>
+              <w:spacing w:before="0" w:beforeAutospacing="0" w:after="0" w:afterAutospacing="0"/>
               <w:rPr>
                 <w:rFonts w:ascii="Arial Narrow" w:eastAsia="Calibri" w:hAnsi="Arial Narrow" w:cs="Calibri Light"/>
                 <w:i/>
                 <w:lang w:val="en-US"/>
               </w:rPr>
-              <w:t>”: [</w:t>
-            </w:r>
-          </w:p>
-          <w:p>
-            <w:pPr>
-              <w:spacing w:before="0" w:beforeAutospacing="0" w:after="0" w:afterAutospacing="0"/>
+            </w:pPr>
+            <w:r>
               <w:rPr>
                 <w:rFonts w:ascii="Arial Narrow" w:eastAsia="Calibri" w:hAnsi="Arial Narrow" w:cs="Calibri Light"/>
                 <w:i/>
-              </w:rPr>
-            </w:pPr>
+                <w:lang w:val="en-US"/>
+              </w:rPr>
+              <w:t xml:space="preserve">  “</w:t>
+            </w:r>
+            <w:proofErr w:type="spellStart"/>
             <w:r>
               <w:rPr>
                 <w:rFonts w:ascii="Arial Narrow" w:eastAsia="Calibri" w:hAnsi="Arial Narrow" w:cs="Calibri Light"/>
                 <w:i/>
                 <w:lang w:val="en-US"/>
               </w:rPr>
-              <w:lastRenderedPageBreak/>
-              <w:t xml:space="preserve">    </w:t>
-            </w:r>
+              <w:t>signTimeout</w:t>
+            </w:r>
+            <w:proofErr w:type="spellEnd"/>
             <w:r>
               <w:rPr>
                 <w:rFonts w:ascii="Arial Narrow" w:eastAsia="Calibri" w:hAnsi="Arial Narrow" w:cs="Calibri Light"/>
                 <w:i/>
-              </w:rPr>
-              <w:t>{</w:t>
+                <w:lang w:val="en-US"/>
+              </w:rPr>
+              <w:t>”: 120,</w:t>
             </w:r>
           </w:p>
           <w:p>
@@ -11165,109 +11334,169 @@
               <w:rPr>
                 <w:rFonts w:ascii="Arial Narrow" w:eastAsia="Calibri" w:hAnsi="Arial Narrow" w:cs="Calibri Light"/>
                 <w:i/>
+                <w:lang w:val="en-US"/>
               </w:rPr>
             </w:pPr>
             <w:r>
               <w:rPr>
                 <w:rFonts w:ascii="Arial Narrow" w:eastAsia="Calibri" w:hAnsi="Arial Narrow" w:cs="Calibri Light"/>
                 <w:i/>
-              </w:rPr>
-              <w:t xml:space="preserve">      </w:t>
-            </w:r>
+                <w:lang w:val="en-US"/>
+              </w:rPr>
+              <w:t xml:space="preserve">  “</w:t>
+            </w:r>
+            <w:proofErr w:type="spellStart"/>
             <w:r>
               <w:rPr>
                 <w:rFonts w:ascii="Arial Narrow" w:eastAsia="Calibri" w:hAnsi="Arial Narrow" w:cs="Calibri Light"/>
                 <w:i/>
-              </w:rPr>
-              <w:t>“</w:t>
-            </w:r>
+                <w:lang w:val="en-US"/>
+              </w:rPr>
+              <w:t>allowedToSign</w:t>
+            </w:r>
+            <w:proofErr w:type="spellEnd"/>
             <w:r>
               <w:rPr>
                 <w:rFonts w:ascii="Arial Narrow" w:eastAsia="Calibri" w:hAnsi="Arial Narrow" w:cs="Calibri Light"/>
                 <w:i/>
-              </w:rPr>
-              <w:t>nn</w:t>
-            </w:r>
-            <w:r>
+                <w:lang w:val="en-US"/>
+              </w:rPr>
+              <w:t>”: [</w:t>
+            </w:r>
+          </w:p>
+          <w:p>
+            <w:pPr>
+              <w:spacing w:before="0" w:beforeAutospacing="0" w:after="0" w:afterAutospacing="0"/>
               <w:rPr>
                 <w:rFonts w:ascii="Arial Narrow" w:eastAsia="Calibri" w:hAnsi="Arial Narrow" w:cs="Calibri Light"/>
                 <w:i/>
               </w:rPr>
-              <w:t>”</w:t>
-            </w:r>
+            </w:pPr>
             <w:r>
               <w:rPr>
                 <w:rFonts w:ascii="Arial Narrow" w:eastAsia="Calibri" w:hAnsi="Arial Narrow" w:cs="Calibri Light"/>
                 <w:i/>
-              </w:rPr>
-              <w:t xml:space="preserve">: </w:t>
+                <w:lang w:val="en-US"/>
+              </w:rPr>
+              <w:t xml:space="preserve">    </w:t>
             </w:r>
             <w:r>
               <w:rPr>
                 <w:rFonts w:ascii="Arial Narrow" w:eastAsia="Calibri" w:hAnsi="Arial Narrow" w:cs="Calibri Light"/>
                 <w:i/>
               </w:rPr>
-              <w:t>“</w:t>
-            </w:r>
-            <w:r>
+              <w:t>{</w:t>
+            </w:r>
+          </w:p>
+          <w:p>
+            <w:pPr>
+              <w:spacing w:before="0" w:beforeAutospacing="0" w:after="0" w:afterAutospacing="0"/>
               <w:rPr>
                 <w:rFonts w:ascii="Arial Narrow" w:eastAsia="Calibri" w:hAnsi="Arial Narrow" w:cs="Calibri Light"/>
                 <w:i/>
               </w:rPr>
-              <w:t>BELGIAN_NATIONAL_NUMBER</w:t>
-            </w:r>
+            </w:pPr>
             <w:r>
               <w:rPr>
                 <w:rFonts w:ascii="Arial Narrow" w:eastAsia="Calibri" w:hAnsi="Arial Narrow" w:cs="Calibri Light"/>
                 <w:i/>
               </w:rPr>
-              <w:t>”</w:t>
-            </w:r>
-          </w:p>
-          <w:p>
-            <w:pPr>
-              <w:spacing w:before="0" w:beforeAutospacing="0" w:after="0" w:afterAutospacing="0"/>
+              <w:t xml:space="preserve">      </w:t>
+            </w:r>
+            <w:r>
               <w:rPr>
                 <w:rFonts w:ascii="Arial Narrow" w:eastAsia="Calibri" w:hAnsi="Arial Narrow" w:cs="Calibri Light"/>
                 <w:i/>
               </w:rPr>
-            </w:pPr>
+              <w:t>“</w:t>
+            </w:r>
             <w:r>
               <w:rPr>
                 <w:rFonts w:ascii="Arial Narrow" w:eastAsia="Calibri" w:hAnsi="Arial Narrow" w:cs="Calibri Light"/>
                 <w:i/>
               </w:rPr>
-              <w:t xml:space="preserve">    }</w:t>
-            </w:r>
-          </w:p>
-          <w:p>
-            <w:pPr>
-              <w:spacing w:before="0" w:beforeAutospacing="0" w:after="0" w:afterAutospacing="0"/>
+              <w:t>nn</w:t>
+            </w:r>
+            <w:r>
               <w:rPr>
                 <w:rFonts w:ascii="Arial Narrow" w:eastAsia="Calibri" w:hAnsi="Arial Narrow" w:cs="Calibri Light"/>
                 <w:i/>
               </w:rPr>
-            </w:pPr>
+              <w:t>”</w:t>
+            </w:r>
             <w:r>
               <w:rPr>
                 <w:rFonts w:ascii="Arial Narrow" w:eastAsia="Calibri" w:hAnsi="Arial Narrow" w:cs="Calibri Light"/>
                 <w:i/>
               </w:rPr>
-              <w:t xml:space="preserve">  ]</w:t>
-            </w:r>
-          </w:p>
-          <w:p>
-            <w:pPr>
-              <w:spacing w:before="0" w:beforeAutospacing="0" w:after="0" w:afterAutospacing="0"/>
-              <w:rPr>
-                <w:rFonts w:ascii="Calibri Light" w:eastAsia="Calibri" w:hAnsi="Calibri Light" w:cs="Calibri Light"/>
-              </w:rPr>
-            </w:pPr>
+              <w:t xml:space="preserve">: </w:t>
+            </w:r>
             <w:r>
               <w:rPr>
                 <w:rFonts w:ascii="Arial Narrow" w:eastAsia="Calibri" w:hAnsi="Arial Narrow" w:cs="Calibri Light"/>
                 <w:i/>
               </w:rPr>
+              <w:t>“</w:t>
+            </w:r>
+            <w:r>
+              <w:rPr>
+                <w:rFonts w:ascii="Arial Narrow" w:eastAsia="Calibri" w:hAnsi="Arial Narrow" w:cs="Calibri Light"/>
+                <w:i/>
+              </w:rPr>
+              <w:t>BELGIAN_NATIONAL_NUMBER</w:t>
+            </w:r>
+            <w:r>
+              <w:rPr>
+                <w:rFonts w:ascii="Arial Narrow" w:eastAsia="Calibri" w:hAnsi="Arial Narrow" w:cs="Calibri Light"/>
+                <w:i/>
+              </w:rPr>
+              <w:t>”</w:t>
+            </w:r>
+          </w:p>
+          <w:p>
+            <w:pPr>
+              <w:spacing w:before="0" w:beforeAutospacing="0" w:after="0" w:afterAutospacing="0"/>
+              <w:rPr>
+                <w:rFonts w:ascii="Arial Narrow" w:eastAsia="Calibri" w:hAnsi="Arial Narrow" w:cs="Calibri Light"/>
+                <w:i/>
+              </w:rPr>
+            </w:pPr>
+            <w:r>
+              <w:rPr>
+                <w:rFonts w:ascii="Arial Narrow" w:eastAsia="Calibri" w:hAnsi="Arial Narrow" w:cs="Calibri Light"/>
+                <w:i/>
+              </w:rPr>
+              <w:t xml:space="preserve">    }</w:t>
+            </w:r>
+          </w:p>
+          <w:p>
+            <w:pPr>
+              <w:spacing w:before="0" w:beforeAutospacing="0" w:after="0" w:afterAutospacing="0"/>
+              <w:rPr>
+                <w:rFonts w:ascii="Arial Narrow" w:eastAsia="Calibri" w:hAnsi="Arial Narrow" w:cs="Calibri Light"/>
+                <w:i/>
+              </w:rPr>
+            </w:pPr>
+            <w:r>
+              <w:rPr>
+                <w:rFonts w:ascii="Arial Narrow" w:eastAsia="Calibri" w:hAnsi="Arial Narrow" w:cs="Calibri Light"/>
+                <w:i/>
+              </w:rPr>
+              <w:t xml:space="preserve">  ]</w:t>
+            </w:r>
+          </w:p>
+          <w:p>
+            <w:pPr>
+              <w:spacing w:before="0" w:beforeAutospacing="0" w:after="0" w:afterAutospacing="0"/>
+              <w:rPr>
+                <w:rFonts w:ascii="Calibri Light" w:eastAsia="Calibri" w:hAnsi="Calibri Light" w:cs="Calibri Light"/>
+              </w:rPr>
+            </w:pPr>
+            <w:r>
+              <w:rPr>
+                <w:rFonts w:ascii="Arial Narrow" w:eastAsia="Calibri" w:hAnsi="Arial Narrow" w:cs="Calibri Light"/>
+                <w:i/>
+              </w:rPr>
               <w:t>}</w:t>
             </w:r>
           </w:p>
@@ -11333,7 +11562,7 @@
     </w:p>
     <w:tbl>
       <w:tblPr>
-        <w:tblStyle w:val="Tabelraster"/>
+        <w:tblStyle w:val="TableGrid"/>
         <w:tblW w:w="9634" w:type="dxa"/>
         <w:tblBorders>
           <w:top w:val="single" w:sz="4" w:space="0" w:color="057A8B" w:themeColor="text2"/>
@@ -11621,7 +11850,6 @@
                 <w:szCs w:val="16"/>
               </w:rPr>
             </w:pPr>
-            <w:proofErr w:type="spellStart"/>
             <w:r>
               <w:rPr>
                 <w:rFonts w:ascii="Arial" w:eastAsia="Calibri" w:hAnsi="Arial" w:cs="Arial"/>
@@ -11640,7 +11868,6 @@
               </w:rPr>
               <w:t>wd</w:t>
             </w:r>
-            <w:proofErr w:type="spellEnd"/>
           </w:p>
           <w:p>
             <w:pPr>
@@ -11838,7 +12065,6 @@
                 <w:szCs w:val="16"/>
               </w:rPr>
             </w:pPr>
-            <w:proofErr w:type="spellStart"/>
             <w:r>
               <w:rPr>
                 <w:rFonts w:ascii="Arial" w:eastAsia="Calibri" w:hAnsi="Arial" w:cs="Arial"/>
@@ -11857,7 +12083,6 @@
               </w:rPr>
               <w:t>slt</w:t>
             </w:r>
-            <w:proofErr w:type="spellEnd"/>
           </w:p>
         </w:tc>
         <w:tc>
@@ -12289,7 +12514,6 @@
                 <w:szCs w:val="16"/>
               </w:rPr>
             </w:pPr>
-            <w:proofErr w:type="spellStart"/>
             <w:r>
               <w:rPr>
                 <w:rFonts w:ascii="Arial" w:eastAsia="Calibri" w:hAnsi="Arial" w:cs="Arial"/>
@@ -12299,7 +12523,6 @@
               </w:rPr>
               <w:t>noDownload</w:t>
             </w:r>
-            <w:proofErr w:type="spellEnd"/>
           </w:p>
         </w:tc>
         <w:tc>
@@ -12403,7 +12626,6 @@
                 <w:szCs w:val="16"/>
               </w:rPr>
             </w:pPr>
-            <w:proofErr w:type="spellStart"/>
             <w:r>
               <w:rPr>
                 <w:rFonts w:ascii="Arial" w:eastAsia="Calibri" w:hAnsi="Arial" w:cs="Arial"/>
@@ -12413,7 +12635,6 @@
               </w:rPr>
               <w:t>psfC</w:t>
             </w:r>
-            <w:proofErr w:type="spellEnd"/>
           </w:p>
         </w:tc>
         <w:tc>
@@ -12499,7 +12720,6 @@
                 <w:szCs w:val="16"/>
               </w:rPr>
             </w:pPr>
-            <w:proofErr w:type="spellStart"/>
             <w:r>
               <w:rPr>
                 <w:rFonts w:ascii="Arial" w:eastAsia="Calibri" w:hAnsi="Arial" w:cs="Arial"/>
@@ -12509,7 +12729,6 @@
               </w:rPr>
               <w:t>psfP</w:t>
             </w:r>
-            <w:proofErr w:type="spellEnd"/>
           </w:p>
         </w:tc>
         <w:tc>
@@ -12595,7 +12814,6 @@
                 <w:szCs w:val="16"/>
               </w:rPr>
             </w:pPr>
-            <w:proofErr w:type="spellStart"/>
             <w:r>
               <w:rPr>
                 <w:rFonts w:ascii="Arial" w:eastAsia="Calibri" w:hAnsi="Arial" w:cs="Arial"/>
@@ -12605,7 +12823,6 @@
               </w:rPr>
               <w:t>psfN</w:t>
             </w:r>
-            <w:proofErr w:type="spellEnd"/>
           </w:p>
         </w:tc>
         <w:tc>
@@ -12711,7 +12928,6 @@
                 <w:szCs w:val="16"/>
               </w:rPr>
             </w:pPr>
-            <w:proofErr w:type="spellStart"/>
             <w:r>
               <w:rPr>
                 <w:rFonts w:ascii="Arial" w:eastAsia="Calibri" w:hAnsi="Arial" w:cs="Arial"/>
@@ -12730,7 +12946,6 @@
               </w:rPr>
               <w:t>sp</w:t>
             </w:r>
-            <w:proofErr w:type="spellEnd"/>
           </w:p>
         </w:tc>
         <w:tc>
@@ -12816,7 +13031,6 @@
                 <w:szCs w:val="16"/>
               </w:rPr>
             </w:pPr>
-            <w:proofErr w:type="spellStart"/>
             <w:r>
               <w:rPr>
                 <w:rFonts w:ascii="Arial" w:hAnsi="Arial" w:cs="Arial"/>
@@ -12825,7 +13039,6 @@
               </w:rPr>
               <w:t>requestDocumentReadConfirm</w:t>
             </w:r>
-            <w:proofErr w:type="spellEnd"/>
           </w:p>
         </w:tc>
         <w:tc>
@@ -12892,7 +13105,27 @@
                 <w:szCs w:val="16"/>
                 <w:lang w:val="en-US"/>
               </w:rPr>
-              <w:t>If “true”, display a “I have read this document.*” checkbox to the sign user interface that must be checked before signature is allowed</w:t>
+              <w:t xml:space="preserve">If “true”, display a “I have read this </w:t>
+            </w:r>
+            <w:proofErr w:type="gramStart"/>
+            <w:r>
+              <w:rPr>
+                <w:rFonts w:ascii="Arial" w:hAnsi="Arial" w:cs="Arial"/>
+                <w:sz w:val="16"/>
+                <w:szCs w:val="16"/>
+                <w:lang w:val="en-US"/>
+              </w:rPr>
+              <w:t>document.*</w:t>
+            </w:r>
+            <w:proofErr w:type="gramEnd"/>
+            <w:r>
+              <w:rPr>
+                <w:rFonts w:ascii="Arial" w:hAnsi="Arial" w:cs="Arial"/>
+                <w:sz w:val="16"/>
+                <w:szCs w:val="16"/>
+                <w:lang w:val="en-US"/>
+              </w:rPr>
+              <w:t>” checkbox to the sign user interface that must be checked before signature is allowed</w:t>
             </w:r>
           </w:p>
         </w:tc>
@@ -12911,7 +13144,6 @@
                 <w:szCs w:val="16"/>
               </w:rPr>
             </w:pPr>
-            <w:proofErr w:type="spellStart"/>
             <w:r>
               <w:rPr>
                 <w:rFonts w:ascii="Arial" w:eastAsia="Calibri" w:hAnsi="Arial" w:cs="Arial"/>
@@ -12921,7 +13153,6 @@
               </w:rPr>
               <w:t>allowedToSign</w:t>
             </w:r>
-            <w:proofErr w:type="spellEnd"/>
           </w:p>
         </w:tc>
         <w:tc>
@@ -12999,7 +13230,6 @@
                 <w:szCs w:val="16"/>
               </w:rPr>
             </w:pPr>
-            <w:proofErr w:type="spellStart"/>
             <w:r>
               <w:rPr>
                 <w:rFonts w:ascii="Arial" w:eastAsia="Calibri" w:hAnsi="Arial" w:cs="Arial"/>
@@ -13009,7 +13239,6 @@
               </w:rPr>
               <w:t>signTimeout</w:t>
             </w:r>
-            <w:proofErr w:type="spellEnd"/>
           </w:p>
         </w:tc>
         <w:tc>
@@ -13054,36 +13283,8 @@
                 <w:sz w:val="16"/>
                 <w:szCs w:val="16"/>
               </w:rPr>
-              <w:t xml:space="preserve">0 </w:t>
-            </w:r>
-            <w:proofErr w:type="spellStart"/>
-            <w:r>
-              <w:rPr>
-                <w:rFonts w:ascii="Arial" w:hAnsi="Arial" w:cs="Arial"/>
-                <w:sz w:val="16"/>
-                <w:szCs w:val="16"/>
-              </w:rPr>
-              <w:t>to</w:t>
-            </w:r>
-            <w:proofErr w:type="spellEnd"/>
-            <w:r>
-              <w:rPr>
-                <w:rFonts w:ascii="Arial" w:hAnsi="Arial" w:cs="Arial"/>
-                <w:sz w:val="16"/>
-                <w:szCs w:val="16"/>
-              </w:rPr>
-              <w:t xml:space="preserve"> 10000 </w:t>
-            </w:r>
-            <w:proofErr w:type="spellStart"/>
-            <w:r>
-              <w:rPr>
-                <w:rFonts w:ascii="Arial" w:hAnsi="Arial" w:cs="Arial"/>
-                <w:sz w:val="16"/>
-                <w:szCs w:val="16"/>
-              </w:rPr>
-              <w:t>seconds</w:t>
-            </w:r>
-            <w:proofErr w:type="spellEnd"/>
+              <w:t>0 to 10000 seconds</w:t>
+            </w:r>
           </w:p>
         </w:tc>
         <w:tc>
@@ -13147,16 +13348,15 @@
     </w:p>
     <w:p>
       <w:pPr>
-        <w:pStyle w:val="Kop4"/>
-        <w:rPr>
-          <w:lang w:val="en-US"/>
-        </w:rPr>
-      </w:pPr>
-      <w:r>
-        <w:rPr>
-          <w:lang w:val="en-US"/>
-        </w:rPr>
-        <w:lastRenderedPageBreak/>
+        <w:pStyle w:val="Heading4"/>
+        <w:rPr>
+          <w:lang w:val="en-US"/>
+        </w:rPr>
+      </w:pPr>
+      <w:r>
+        <w:rPr>
+          <w:lang w:val="en-US"/>
+        </w:rPr>
         <w:t>3.2.</w:t>
       </w:r>
       <w:r>
@@ -13273,7 +13473,7 @@
     </w:p>
     <w:p>
       <w:pPr>
-        <w:pStyle w:val="Lijstalinea"/>
+        <w:pStyle w:val="ListParagraph"/>
         <w:numPr>
           <w:ilvl w:val="0"/>
           <w:numId w:val="28"/>
@@ -13315,7 +13515,7 @@
     </w:p>
     <w:p>
       <w:pPr>
-        <w:pStyle w:val="Lijstalinea"/>
+        <w:pStyle w:val="ListParagraph"/>
         <w:numPr>
           <w:ilvl w:val="0"/>
           <w:numId w:val="28"/>
@@ -13371,7 +13571,7 @@
     </w:p>
     <w:p>
       <w:pPr>
-        <w:pStyle w:val="Lijstalinea"/>
+        <w:pStyle w:val="ListParagraph"/>
         <w:numPr>
           <w:ilvl w:val="0"/>
           <w:numId w:val="28"/>
@@ -13419,7 +13619,7 @@
     </w:p>
     <w:p>
       <w:pPr>
-        <w:pStyle w:val="Lijstalinea"/>
+        <w:pStyle w:val="ListParagraph"/>
         <w:numPr>
           <w:ilvl w:val="0"/>
           <w:numId w:val="28"/>
@@ -13523,19 +13723,19 @@
           <w:szCs w:val="16"/>
           <w:lang w:val="en-US"/>
         </w:rPr>
-        <w:t>&lt;file id=”ID1” name=”File1” size=”123”&gt;BASE64_File_content&lt;/file&gt;</w:t>
-      </w:r>
-    </w:p>
-    <w:p>
-      <w:pPr>
-        <w:ind w:left="2160"/>
+        <w:t>&lt;file id=”ID1” name</w:t>
+      </w:r>
+      <w:proofErr w:type="gramStart"/>
+      <w:r>
         <w:rPr>
           <w:color w:val="62310A" w:themeColor="accent6" w:themeShade="40"/>
           <w:sz w:val="16"/>
           <w:szCs w:val="16"/>
           <w:lang w:val="en-US"/>
         </w:rPr>
-      </w:pPr>
+        <w:t>=”File</w:t>
+      </w:r>
+      <w:proofErr w:type="gramEnd"/>
       <w:r>
         <w:rPr>
           <w:color w:val="62310A" w:themeColor="accent6" w:themeShade="40"/>
@@ -13543,12 +13743,12 @@
           <w:szCs w:val="16"/>
           <w:lang w:val="en-US"/>
         </w:rPr>
-        <w:t>&lt;file id=”ID2” name=”File2” size=”456”&gt;BASE64_File_content&lt;/file&gt;</w:t>
-      </w:r>
-    </w:p>
-    <w:p>
-      <w:pPr>
-        <w:ind w:left="1440"/>
+        <w:t>1” size=”123”&gt;BASE64_File_content&lt;/file&gt;</w:t>
+      </w:r>
+    </w:p>
+    <w:p>
+      <w:pPr>
+        <w:ind w:left="2160"/>
         <w:rPr>
           <w:color w:val="62310A" w:themeColor="accent6" w:themeShade="40"/>
           <w:sz w:val="16"/>
@@ -13563,115 +13763,19 @@
           <w:szCs w:val="16"/>
           <w:lang w:val="en-US"/>
         </w:rPr>
-        <w:t>&lt;/root&gt;</w:t>
-      </w:r>
-    </w:p>
-    <w:p>
-      <w:pPr>
-        <w:rPr>
-          <w:lang w:val="en-US"/>
-        </w:rPr>
-      </w:pPr>
-    </w:p>
-    <w:p>
-      <w:pPr>
-        <w:rPr>
-          <w:lang w:val="en-US"/>
-        </w:rPr>
-      </w:pPr>
-      <w:r>
-        <w:rPr>
-          <w:lang w:val="en-US"/>
-        </w:rPr>
-        <w:t>A</w:t>
-      </w:r>
-      <w:r>
-        <w:rPr>
-          <w:lang w:val="en-US"/>
-        </w:rPr>
-        <w:t>n</w:t>
-      </w:r>
-      <w:r>
-        <w:rPr>
-          <w:lang w:val="en-US"/>
-        </w:rPr>
-        <w:t xml:space="preserve"> “</w:t>
-      </w:r>
-      <w:proofErr w:type="spellStart"/>
-      <w:r>
-        <w:rPr>
-          <w:lang w:val="en-US"/>
-        </w:rPr>
-        <w:t>outXsltPath</w:t>
-      </w:r>
-      <w:proofErr w:type="spellEnd"/>
-      <w:r>
-        <w:rPr>
-          <w:lang w:val="en-US"/>
-        </w:rPr>
-        <w:t xml:space="preserve">” parameter allows the client </w:t>
-      </w:r>
-      <w:r>
-        <w:rPr>
-          <w:lang w:val="en-US"/>
-        </w:rPr>
-        <w:t>to transform</w:t>
-      </w:r>
-      <w:r>
-        <w:rPr>
-          <w:lang w:val="en-US"/>
-        </w:rPr>
-        <w:t xml:space="preserve"> this native format to fix their </w:t>
-      </w:r>
-      <w:r>
-        <w:rPr>
-          <w:lang w:val="en-US"/>
-        </w:rPr>
-        <w:t>custom XML formats.</w:t>
-      </w:r>
-    </w:p>
-    <w:p>
-      <w:pPr>
-        <w:rPr>
-          <w:lang w:val="en-US"/>
-        </w:rPr>
-      </w:pPr>
-    </w:p>
-    <w:p>
-      <w:pPr>
-        <w:rPr>
-          <w:lang w:val="en-US"/>
-        </w:rPr>
-      </w:pPr>
-      <w:r>
-        <w:rPr>
-          <w:lang w:val="en-US"/>
-        </w:rPr>
-        <w:t>Ex</w:t>
-      </w:r>
-      <w:r>
-        <w:rPr>
-          <w:lang w:val="en-US"/>
-        </w:rPr>
-        <w:t>a</w:t>
-      </w:r>
-      <w:r>
-        <w:rPr>
-          <w:lang w:val="en-US"/>
-        </w:rPr>
-        <w:t>mple XSLT:</w:t>
-      </w:r>
-    </w:p>
-    <w:p>
-      <w:pPr>
-        <w:ind w:left="1440"/>
+        <w:t>&lt;file id=”ID2” name</w:t>
+      </w:r>
+      <w:proofErr w:type="gramStart"/>
+      <w:r>
         <w:rPr>
           <w:color w:val="62310A" w:themeColor="accent6" w:themeShade="40"/>
           <w:sz w:val="16"/>
           <w:szCs w:val="16"/>
           <w:lang w:val="en-US"/>
         </w:rPr>
-      </w:pPr>
+        <w:t>=”File</w:t>
+      </w:r>
+      <w:proofErr w:type="gramEnd"/>
       <w:r>
         <w:rPr>
           <w:color w:val="62310A" w:themeColor="accent6" w:themeShade="40"/>
@@ -13679,7 +13783,7 @@
           <w:szCs w:val="16"/>
           <w:lang w:val="en-US"/>
         </w:rPr>
-        <w:t>&lt;?xml version="1.0"?&gt;</w:t>
+        <w:t>2” size=”456”&gt;BASE64_File_content&lt;/file&gt;</w:t>
       </w:r>
     </w:p>
     <w:p>
@@ -13699,19 +13803,115 @@
           <w:szCs w:val="16"/>
           <w:lang w:val="en-US"/>
         </w:rPr>
-        <w:t>&lt;</w:t>
+        <w:t>&lt;/root&gt;</w:t>
+      </w:r>
+    </w:p>
+    <w:p>
+      <w:pPr>
+        <w:rPr>
+          <w:lang w:val="en-US"/>
+        </w:rPr>
+      </w:pPr>
+    </w:p>
+    <w:p>
+      <w:pPr>
+        <w:rPr>
+          <w:lang w:val="en-US"/>
+        </w:rPr>
+      </w:pPr>
+      <w:r>
+        <w:rPr>
+          <w:lang w:val="en-US"/>
+        </w:rPr>
+        <w:t>A</w:t>
+      </w:r>
+      <w:r>
+        <w:rPr>
+          <w:lang w:val="en-US"/>
+        </w:rPr>
+        <w:t>n</w:t>
+      </w:r>
+      <w:r>
+        <w:rPr>
+          <w:lang w:val="en-US"/>
+        </w:rPr>
+        <w:t xml:space="preserve"> “</w:t>
       </w:r>
       <w:proofErr w:type="spellStart"/>
       <w:r>
+        <w:rPr>
+          <w:lang w:val="en-US"/>
+        </w:rPr>
+        <w:t>outXsltPath</w:t>
+      </w:r>
+      <w:proofErr w:type="spellEnd"/>
+      <w:r>
+        <w:rPr>
+          <w:lang w:val="en-US"/>
+        </w:rPr>
+        <w:t xml:space="preserve">” parameter allows the client </w:t>
+      </w:r>
+      <w:r>
+        <w:rPr>
+          <w:lang w:val="en-US"/>
+        </w:rPr>
+        <w:t>to transform</w:t>
+      </w:r>
+      <w:r>
+        <w:rPr>
+          <w:lang w:val="en-US"/>
+        </w:rPr>
+        <w:t xml:space="preserve"> this native format to fix their </w:t>
+      </w:r>
+      <w:r>
+        <w:rPr>
+          <w:lang w:val="en-US"/>
+        </w:rPr>
+        <w:t>custom XML formats.</w:t>
+      </w:r>
+    </w:p>
+    <w:p>
+      <w:pPr>
+        <w:rPr>
+          <w:lang w:val="en-US"/>
+        </w:rPr>
+      </w:pPr>
+    </w:p>
+    <w:p>
+      <w:pPr>
+        <w:rPr>
+          <w:lang w:val="en-US"/>
+        </w:rPr>
+      </w:pPr>
+      <w:r>
+        <w:rPr>
+          <w:lang w:val="en-US"/>
+        </w:rPr>
+        <w:t>Ex</w:t>
+      </w:r>
+      <w:r>
+        <w:rPr>
+          <w:lang w:val="en-US"/>
+        </w:rPr>
+        <w:t>a</w:t>
+      </w:r>
+      <w:r>
+        <w:rPr>
+          <w:lang w:val="en-US"/>
+        </w:rPr>
+        <w:t>mple XSLT:</w:t>
+      </w:r>
+    </w:p>
+    <w:p>
+      <w:pPr>
+        <w:ind w:left="1440"/>
         <w:rPr>
           <w:color w:val="62310A" w:themeColor="accent6" w:themeShade="40"/>
           <w:sz w:val="16"/>
           <w:szCs w:val="16"/>
           <w:lang w:val="en-US"/>
         </w:rPr>
-        <w:t>xsl:stylesheet</w:t>
-      </w:r>
-      <w:proofErr w:type="spellEnd"/>
+      </w:pPr>
       <w:r>
         <w:rPr>
           <w:color w:val="62310A" w:themeColor="accent6" w:themeShade="40"/>
@@ -13719,19 +13919,19 @@
           <w:szCs w:val="16"/>
           <w:lang w:val="en-US"/>
         </w:rPr>
-        <w:t xml:space="preserve"> version="1.0" </w:t>
-      </w:r>
-      <w:proofErr w:type="spellStart"/>
-      <w:r>
+        <w:t>&lt;?xml version="1.0"?&gt;</w:t>
+      </w:r>
+    </w:p>
+    <w:p>
+      <w:pPr>
+        <w:ind w:left="1440"/>
         <w:rPr>
           <w:color w:val="62310A" w:themeColor="accent6" w:themeShade="40"/>
           <w:sz w:val="16"/>
           <w:szCs w:val="16"/>
           <w:lang w:val="en-US"/>
         </w:rPr>
-        <w:t>xmlns:xsl</w:t>
-      </w:r>
-      <w:proofErr w:type="spellEnd"/>
+      </w:pPr>
       <w:r>
         <w:rPr>
           <w:color w:val="62310A" w:themeColor="accent6" w:themeShade="40"/>
@@ -13739,19 +13939,21 @@
           <w:szCs w:val="16"/>
           <w:lang w:val="en-US"/>
         </w:rPr>
-        <w:t>="http://www.w3.org/1999/XSL/Transform"&gt;</w:t>
-      </w:r>
-    </w:p>
-    <w:p>
-      <w:pPr>
-        <w:ind w:left="1440"/>
+        <w:t>&lt;</w:t>
+      </w:r>
+      <w:proofErr w:type="spellStart"/>
+      <w:proofErr w:type="gramStart"/>
+      <w:r>
         <w:rPr>
           <w:color w:val="62310A" w:themeColor="accent6" w:themeShade="40"/>
           <w:sz w:val="16"/>
           <w:szCs w:val="16"/>
           <w:lang w:val="en-US"/>
         </w:rPr>
-      </w:pPr>
+        <w:t>xsl:stylesheet</w:t>
+      </w:r>
+      <w:proofErr w:type="spellEnd"/>
+      <w:proofErr w:type="gramEnd"/>
       <w:r>
         <w:rPr>
           <w:color w:val="62310A" w:themeColor="accent6" w:themeShade="40"/>
@@ -13759,7 +13961,7 @@
           <w:szCs w:val="16"/>
           <w:lang w:val="en-US"/>
         </w:rPr>
-        <w:t xml:space="preserve">    &lt;</w:t>
+        <w:t xml:space="preserve"> version="1.0" </w:t>
       </w:r>
       <w:proofErr w:type="spellStart"/>
       <w:r>
@@ -13769,7 +13971,7 @@
           <w:szCs w:val="16"/>
           <w:lang w:val="en-US"/>
         </w:rPr>
-        <w:t>xsl:template</w:t>
+        <w:t>xmlns:xsl</w:t>
       </w:r>
       <w:proofErr w:type="spellEnd"/>
       <w:r>
@@ -13779,7 +13981,7 @@
           <w:szCs w:val="16"/>
           <w:lang w:val="en-US"/>
         </w:rPr>
-        <w:t xml:space="preserve"> match="/"&gt;</w:t>
+        <w:t>="http://www.w3.org/1999/XSL/Transform"&gt;</w:t>
       </w:r>
     </w:p>
     <w:p>
@@ -13799,9 +14001,10 @@
           <w:szCs w:val="16"/>
           <w:lang w:val="en-US"/>
         </w:rPr>
-        <w:t xml:space="preserve">        &lt;</w:t>
+        <w:t xml:space="preserve">    &lt;</w:t>
       </w:r>
       <w:proofErr w:type="spellStart"/>
+      <w:proofErr w:type="gramStart"/>
       <w:r>
         <w:rPr>
           <w:color w:val="62310A" w:themeColor="accent6" w:themeShade="40"/>
@@ -13809,9 +14012,10 @@
           <w:szCs w:val="16"/>
           <w:lang w:val="en-US"/>
         </w:rPr>
-        <w:t>xsl:comment</w:t>
+        <w:t>xsl:template</w:t>
       </w:r>
       <w:proofErr w:type="spellEnd"/>
+      <w:proofErr w:type="gramEnd"/>
       <w:r>
         <w:rPr>
           <w:color w:val="62310A" w:themeColor="accent6" w:themeShade="40"/>
@@ -13819,19 +14023,19 @@
           <w:szCs w:val="16"/>
           <w:lang w:val="en-US"/>
         </w:rPr>
-        <w:t xml:space="preserve">&gt; Created By </w:t>
-      </w:r>
-      <w:proofErr w:type="spellStart"/>
-      <w:r>
+        <w:t xml:space="preserve"> match="/"&gt;</w:t>
+      </w:r>
+    </w:p>
+    <w:p>
+      <w:pPr>
+        <w:ind w:left="1440"/>
         <w:rPr>
           <w:color w:val="62310A" w:themeColor="accent6" w:themeShade="40"/>
           <w:sz w:val="16"/>
           <w:szCs w:val="16"/>
           <w:lang w:val="en-US"/>
         </w:rPr>
-        <w:t>BosaSign</w:t>
-      </w:r>
-      <w:proofErr w:type="spellEnd"/>
+      </w:pPr>
       <w:r>
         <w:rPr>
           <w:color w:val="62310A" w:themeColor="accent6" w:themeShade="40"/>
@@ -13839,9 +14043,10 @@
           <w:szCs w:val="16"/>
           <w:lang w:val="en-US"/>
         </w:rPr>
-        <w:t xml:space="preserve"> 1.0 &lt;/</w:t>
+        <w:t xml:space="preserve">        &lt;</w:t>
       </w:r>
       <w:proofErr w:type="spellStart"/>
+      <w:proofErr w:type="gramStart"/>
       <w:r>
         <w:rPr>
           <w:color w:val="62310A" w:themeColor="accent6" w:themeShade="40"/>
@@ -13852,6 +14057,7 @@
         <w:t>xsl:comment</w:t>
       </w:r>
       <w:proofErr w:type="spellEnd"/>
+      <w:proofErr w:type="gramEnd"/>
       <w:r>
         <w:rPr>
           <w:color w:val="62310A" w:themeColor="accent6" w:themeShade="40"/>
@@ -13859,19 +14065,19 @@
           <w:szCs w:val="16"/>
           <w:lang w:val="en-US"/>
         </w:rPr>
-        <w:t>&gt;</w:t>
-      </w:r>
-    </w:p>
-    <w:p>
-      <w:pPr>
-        <w:ind w:left="1440"/>
+        <w:t xml:space="preserve">&gt; Created </w:t>
+      </w:r>
+      <w:proofErr w:type="gramStart"/>
+      <w:r>
         <w:rPr>
           <w:color w:val="62310A" w:themeColor="accent6" w:themeShade="40"/>
           <w:sz w:val="16"/>
           <w:szCs w:val="16"/>
           <w:lang w:val="en-US"/>
         </w:rPr>
-      </w:pPr>
+        <w:t>By</w:t>
+      </w:r>
+      <w:proofErr w:type="gramEnd"/>
       <w:r>
         <w:rPr>
           <w:color w:val="62310A" w:themeColor="accent6" w:themeShade="40"/>
@@ -13879,7 +14085,7 @@
           <w:szCs w:val="16"/>
           <w:lang w:val="en-US"/>
         </w:rPr>
-        <w:t xml:space="preserve">        &lt;</w:t>
+        <w:t xml:space="preserve"> </w:t>
       </w:r>
       <w:proofErr w:type="spellStart"/>
       <w:r>
@@ -13889,7 +14095,7 @@
           <w:szCs w:val="16"/>
           <w:lang w:val="en-US"/>
         </w:rPr>
-        <w:t>namesp:SignedDoc</w:t>
+        <w:t>BosaSign</w:t>
       </w:r>
       <w:proofErr w:type="spellEnd"/>
       <w:r>
@@ -13899,9 +14105,10 @@
           <w:szCs w:val="16"/>
           <w:lang w:val="en-US"/>
         </w:rPr>
-        <w:t xml:space="preserve"> </w:t>
+        <w:t xml:space="preserve"> 1.0 &lt;/</w:t>
       </w:r>
       <w:proofErr w:type="spellStart"/>
+      <w:proofErr w:type="gramStart"/>
       <w:r>
         <w:rPr>
           <w:color w:val="62310A" w:themeColor="accent6" w:themeShade="40"/>
@@ -13909,9 +14116,10 @@
           <w:szCs w:val="16"/>
           <w:lang w:val="en-US"/>
         </w:rPr>
-        <w:t>xmlns</w:t>
+        <w:t>xsl:comment</w:t>
       </w:r>
       <w:proofErr w:type="spellEnd"/>
+      <w:proofErr w:type="gramEnd"/>
       <w:r>
         <w:rPr>
           <w:color w:val="62310A" w:themeColor="accent6" w:themeShade="40"/>
@@ -13919,19 +14127,19 @@
           <w:szCs w:val="16"/>
           <w:lang w:val="en-US"/>
         </w:rPr>
-        <w:t xml:space="preserve">: </w:t>
-      </w:r>
-      <w:proofErr w:type="spellStart"/>
-      <w:r>
+        <w:t>&gt;</w:t>
+      </w:r>
+    </w:p>
+    <w:p>
+      <w:pPr>
+        <w:ind w:left="1440"/>
         <w:rPr>
           <w:color w:val="62310A" w:themeColor="accent6" w:themeShade="40"/>
           <w:sz w:val="16"/>
           <w:szCs w:val="16"/>
           <w:lang w:val="en-US"/>
         </w:rPr>
-        <w:t>namesp</w:t>
-      </w:r>
-      <w:proofErr w:type="spellEnd"/>
+      </w:pPr>
       <w:r>
         <w:rPr>
           <w:color w:val="62310A" w:themeColor="accent6" w:themeShade="40"/>
@@ -13939,19 +14147,21 @@
           <w:szCs w:val="16"/>
           <w:lang w:val="en-US"/>
         </w:rPr>
-        <w:t xml:space="preserve"> ="http:// fgov.be"&gt;</w:t>
-      </w:r>
-    </w:p>
-    <w:p>
-      <w:pPr>
-        <w:ind w:left="1440"/>
+        <w:t xml:space="preserve">        &lt;</w:t>
+      </w:r>
+      <w:proofErr w:type="spellStart"/>
+      <w:proofErr w:type="gramStart"/>
+      <w:r>
         <w:rPr>
           <w:color w:val="62310A" w:themeColor="accent6" w:themeShade="40"/>
           <w:sz w:val="16"/>
           <w:szCs w:val="16"/>
           <w:lang w:val="en-US"/>
         </w:rPr>
-      </w:pPr>
+        <w:t>namesp:SignedDoc</w:t>
+      </w:r>
+      <w:proofErr w:type="spellEnd"/>
+      <w:proofErr w:type="gramEnd"/>
       <w:r>
         <w:rPr>
           <w:color w:val="62310A" w:themeColor="accent6" w:themeShade="40"/>
@@ -13959,7 +14169,7 @@
           <w:szCs w:val="16"/>
           <w:lang w:val="en-US"/>
         </w:rPr>
-        <w:t xml:space="preserve">            &lt;</w:t>
+        <w:t xml:space="preserve"> </w:t>
       </w:r>
       <w:proofErr w:type="spellStart"/>
       <w:r>
@@ -13969,7 +14179,7 @@
           <w:szCs w:val="16"/>
           <w:lang w:val="en-US"/>
         </w:rPr>
-        <w:t>xsl:for-each</w:t>
+        <w:t>xmlns</w:t>
       </w:r>
       <w:proofErr w:type="spellEnd"/>
       <w:r>
@@ -13979,19 +14189,19 @@
           <w:szCs w:val="16"/>
           <w:lang w:val="en-US"/>
         </w:rPr>
-        <w:t xml:space="preserve"> select="root/file"&gt;</w:t>
-      </w:r>
-    </w:p>
-    <w:p>
-      <w:pPr>
-        <w:ind w:left="1440"/>
+        <w:t xml:space="preserve">: </w:t>
+      </w:r>
+      <w:proofErr w:type="spellStart"/>
+      <w:r>
         <w:rPr>
           <w:color w:val="62310A" w:themeColor="accent6" w:themeShade="40"/>
           <w:sz w:val="16"/>
           <w:szCs w:val="16"/>
           <w:lang w:val="en-US"/>
         </w:rPr>
-      </w:pPr>
+        <w:t>namesp</w:t>
+      </w:r>
+      <w:proofErr w:type="spellEnd"/>
       <w:r>
         <w:rPr>
           <w:color w:val="62310A" w:themeColor="accent6" w:themeShade="40"/>
@@ -13999,19 +14209,19 @@
           <w:szCs w:val="16"/>
           <w:lang w:val="en-US"/>
         </w:rPr>
-        <w:t xml:space="preserve">                &lt; </w:t>
-      </w:r>
-      <w:proofErr w:type="spellStart"/>
-      <w:r>
+        <w:t xml:space="preserve"> ="http:// fgov.be"&gt;</w:t>
+      </w:r>
+    </w:p>
+    <w:p>
+      <w:pPr>
+        <w:ind w:left="1440"/>
         <w:rPr>
           <w:color w:val="62310A" w:themeColor="accent6" w:themeShade="40"/>
           <w:sz w:val="16"/>
           <w:szCs w:val="16"/>
           <w:lang w:val="en-US"/>
         </w:rPr>
-        <w:t>namesp:DataFile</w:t>
-      </w:r>
-      <w:proofErr w:type="spellEnd"/>
+      </w:pPr>
       <w:r>
         <w:rPr>
           <w:color w:val="62310A" w:themeColor="accent6" w:themeShade="40"/>
@@ -14019,9 +14229,10 @@
           <w:szCs w:val="16"/>
           <w:lang w:val="en-US"/>
         </w:rPr>
-        <w:t xml:space="preserve"> </w:t>
+        <w:t xml:space="preserve">            &lt;</w:t>
       </w:r>
       <w:proofErr w:type="spellStart"/>
+      <w:proofErr w:type="gramStart"/>
       <w:r>
         <w:rPr>
           <w:color w:val="62310A" w:themeColor="accent6" w:themeShade="40"/>
@@ -14029,9 +14240,9 @@
           <w:szCs w:val="16"/>
           <w:lang w:val="en-US"/>
         </w:rPr>
-        <w:t>ContentType</w:t>
-      </w:r>
-      <w:proofErr w:type="spellEnd"/>
+        <w:t>xsl:for</w:t>
+      </w:r>
+      <w:proofErr w:type="gramEnd"/>
       <w:r>
         <w:rPr>
           <w:color w:val="62310A" w:themeColor="accent6" w:themeShade="40"/>
@@ -14039,40 +14250,40 @@
           <w:szCs w:val="16"/>
           <w:lang w:val="en-US"/>
         </w:rPr>
-        <w:t>="EMBEDDED_BASE64"</w:t>
-      </w:r>
-    </w:p>
-    <w:p>
-      <w:pPr>
-        <w:ind w:left="2880"/>
+        <w:t>-each</w:t>
+      </w:r>
+      <w:proofErr w:type="spellEnd"/>
+      <w:r>
         <w:rPr>
           <w:color w:val="62310A" w:themeColor="accent6" w:themeShade="40"/>
           <w:sz w:val="16"/>
           <w:szCs w:val="16"/>
           <w:lang w:val="en-US"/>
         </w:rPr>
-      </w:pPr>
-      <w:r>
+        <w:t xml:space="preserve"> select="root/file"&gt;</w:t>
+      </w:r>
+    </w:p>
+    <w:p>
+      <w:pPr>
+        <w:ind w:left="1440"/>
         <w:rPr>
           <w:color w:val="62310A" w:themeColor="accent6" w:themeShade="40"/>
           <w:sz w:val="16"/>
           <w:szCs w:val="16"/>
           <w:lang w:val="en-US"/>
         </w:rPr>
-        <w:t xml:space="preserve"> id="{@id}"</w:t>
-      </w:r>
-    </w:p>
-    <w:p>
-      <w:pPr>
-        <w:ind w:left="2880"/>
+      </w:pPr>
+      <w:r>
         <w:rPr>
           <w:color w:val="62310A" w:themeColor="accent6" w:themeShade="40"/>
           <w:sz w:val="16"/>
           <w:szCs w:val="16"/>
           <w:lang w:val="en-US"/>
         </w:rPr>
-      </w:pPr>
+        <w:t xml:space="preserve">                &lt; </w:t>
+      </w:r>
       <w:proofErr w:type="spellStart"/>
+      <w:proofErr w:type="gramStart"/>
       <w:r>
         <w:rPr>
           <w:color w:val="62310A" w:themeColor="accent6" w:themeShade="40"/>
@@ -14080,9 +14291,10 @@
           <w:szCs w:val="16"/>
           <w:lang w:val="en-US"/>
         </w:rPr>
-        <w:t>fileName</w:t>
+        <w:t>namesp:DataFile</w:t>
       </w:r>
       <w:proofErr w:type="spellEnd"/>
+      <w:proofErr w:type="gramEnd"/>
       <w:r>
         <w:rPr>
           <w:color w:val="62310A" w:themeColor="accent6" w:themeShade="40"/>
@@ -14090,19 +14302,19 @@
           <w:szCs w:val="16"/>
           <w:lang w:val="en-US"/>
         </w:rPr>
-        <w:t>="{tokenize(@name, '/')[last()]}"</w:t>
-      </w:r>
-    </w:p>
-    <w:p>
-      <w:pPr>
-        <w:ind w:left="2880"/>
+        <w:t xml:space="preserve"> </w:t>
+      </w:r>
+      <w:proofErr w:type="spellStart"/>
+      <w:r>
         <w:rPr>
           <w:color w:val="62310A" w:themeColor="accent6" w:themeShade="40"/>
           <w:sz w:val="16"/>
           <w:szCs w:val="16"/>
           <w:lang w:val="en-US"/>
         </w:rPr>
-      </w:pPr>
+        <w:t>ContentType</w:t>
+      </w:r>
+      <w:proofErr w:type="spellEnd"/>
       <w:r>
         <w:rPr>
           <w:color w:val="62310A" w:themeColor="accent6" w:themeShade="40"/>
@@ -14110,7 +14322,7 @@
           <w:szCs w:val="16"/>
           <w:lang w:val="en-US"/>
         </w:rPr>
-        <w:t>mime="{tokenize(@name, '\.')[last()]}"</w:t>
+        <w:t>="EMBEDDED_BASE64"</w:t>
       </w:r>
     </w:p>
     <w:p>
@@ -14130,12 +14342,12 @@
           <w:szCs w:val="16"/>
           <w:lang w:val="en-US"/>
         </w:rPr>
-        <w:t>size="{@size}" /&gt;</w:t>
-      </w:r>
-    </w:p>
-    <w:p>
-      <w:pPr>
-        <w:ind w:left="1440"/>
+        <w:t xml:space="preserve"> id="{@id}"</w:t>
+      </w:r>
+    </w:p>
+    <w:p>
+      <w:pPr>
+        <w:ind w:left="2880"/>
         <w:rPr>
           <w:color w:val="62310A" w:themeColor="accent6" w:themeShade="40"/>
           <w:sz w:val="16"/>
@@ -14143,6 +14355,7 @@
           <w:lang w:val="en-US"/>
         </w:rPr>
       </w:pPr>
+      <w:proofErr w:type="spellStart"/>
       <w:r>
         <w:rPr>
           <w:color w:val="62310A" w:themeColor="accent6" w:themeShade="40"/>
@@ -14150,9 +14363,9 @@
           <w:szCs w:val="16"/>
           <w:lang w:val="en-US"/>
         </w:rPr>
-        <w:t xml:space="preserve">            &lt;/</w:t>
-      </w:r>
-      <w:proofErr w:type="spellStart"/>
+        <w:t>fileName</w:t>
+      </w:r>
+      <w:proofErr w:type="spellEnd"/>
       <w:r>
         <w:rPr>
           <w:color w:val="62310A" w:themeColor="accent6" w:themeShade="40"/>
@@ -14160,9 +14373,9 @@
           <w:szCs w:val="16"/>
           <w:lang w:val="en-US"/>
         </w:rPr>
-        <w:t>xsl:for-each</w:t>
-      </w:r>
-      <w:proofErr w:type="spellEnd"/>
+        <w:t>="{</w:t>
+      </w:r>
+      <w:proofErr w:type="gramStart"/>
       <w:r>
         <w:rPr>
           <w:color w:val="62310A" w:themeColor="accent6" w:themeShade="40"/>
@@ -14170,19 +14383,19 @@
           <w:szCs w:val="16"/>
           <w:lang w:val="en-US"/>
         </w:rPr>
-        <w:t>&gt;</w:t>
-      </w:r>
-    </w:p>
-    <w:p>
-      <w:pPr>
-        <w:ind w:left="1440"/>
+        <w:t>tokenize(</w:t>
+      </w:r>
+      <w:proofErr w:type="gramEnd"/>
+      <w:r>
         <w:rPr>
           <w:color w:val="62310A" w:themeColor="accent6" w:themeShade="40"/>
           <w:sz w:val="16"/>
           <w:szCs w:val="16"/>
           <w:lang w:val="en-US"/>
         </w:rPr>
-      </w:pPr>
+        <w:t>@name, '/</w:t>
+      </w:r>
+      <w:proofErr w:type="gramStart"/>
       <w:r>
         <w:rPr>
           <w:color w:val="62310A" w:themeColor="accent6" w:themeShade="40"/>
@@ -14190,9 +14403,9 @@
           <w:szCs w:val="16"/>
           <w:lang w:val="en-US"/>
         </w:rPr>
-        <w:t xml:space="preserve">        &lt;/ </w:t>
-      </w:r>
-      <w:proofErr w:type="spellStart"/>
+        <w:t>')[last(</w:t>
+      </w:r>
+      <w:proofErr w:type="gramEnd"/>
       <w:r>
         <w:rPr>
           <w:color w:val="62310A" w:themeColor="accent6" w:themeShade="40"/>
@@ -14200,29 +14413,29 @@
           <w:szCs w:val="16"/>
           <w:lang w:val="en-US"/>
         </w:rPr>
-        <w:t>namesp:SignedDoc</w:t>
-      </w:r>
-      <w:proofErr w:type="spellEnd"/>
-      <w:r>
+        <w:t>)]}"</w:t>
+      </w:r>
+    </w:p>
+    <w:p>
+      <w:pPr>
+        <w:ind w:left="2880"/>
         <w:rPr>
           <w:color w:val="62310A" w:themeColor="accent6" w:themeShade="40"/>
           <w:sz w:val="16"/>
           <w:szCs w:val="16"/>
           <w:lang w:val="en-US"/>
         </w:rPr>
-        <w:t>&gt;</w:t>
-      </w:r>
-    </w:p>
-    <w:p>
-      <w:pPr>
-        <w:ind w:left="1440"/>
+      </w:pPr>
+      <w:r>
         <w:rPr>
           <w:color w:val="62310A" w:themeColor="accent6" w:themeShade="40"/>
           <w:sz w:val="16"/>
           <w:szCs w:val="16"/>
           <w:lang w:val="en-US"/>
         </w:rPr>
-      </w:pPr>
+        <w:t>mime="{</w:t>
+      </w:r>
+      <w:proofErr w:type="gramStart"/>
       <w:r>
         <w:rPr>
           <w:color w:val="62310A" w:themeColor="accent6" w:themeShade="40"/>
@@ -14230,9 +14443,9 @@
           <w:szCs w:val="16"/>
           <w:lang w:val="en-US"/>
         </w:rPr>
-        <w:t xml:space="preserve">    &lt;/</w:t>
-      </w:r>
-      <w:proofErr w:type="spellStart"/>
+        <w:t>tokenize(</w:t>
+      </w:r>
+      <w:proofErr w:type="gramEnd"/>
       <w:r>
         <w:rPr>
           <w:color w:val="62310A" w:themeColor="accent6" w:themeShade="40"/>
@@ -14240,9 +14453,9 @@
           <w:szCs w:val="16"/>
           <w:lang w:val="en-US"/>
         </w:rPr>
-        <w:t>xsl:template</w:t>
-      </w:r>
-      <w:proofErr w:type="spellEnd"/>
+        <w:t>@name, '\.</w:t>
+      </w:r>
+      <w:proofErr w:type="gramStart"/>
       <w:r>
         <w:rPr>
           <w:color w:val="62310A" w:themeColor="accent6" w:themeShade="40"/>
@@ -14250,29 +14463,29 @@
           <w:szCs w:val="16"/>
           <w:lang w:val="en-US"/>
         </w:rPr>
-        <w:t>&gt;</w:t>
-      </w:r>
-    </w:p>
-    <w:p>
-      <w:pPr>
-        <w:ind w:left="1440"/>
+        <w:t>')[last(</w:t>
+      </w:r>
+      <w:proofErr w:type="gramEnd"/>
+      <w:r>
         <w:rPr>
           <w:color w:val="62310A" w:themeColor="accent6" w:themeShade="40"/>
           <w:sz w:val="16"/>
           <w:szCs w:val="16"/>
           <w:lang w:val="en-US"/>
         </w:rPr>
-      </w:pPr>
-      <w:r>
+        <w:t>)]}"</w:t>
+      </w:r>
+    </w:p>
+    <w:p>
+      <w:pPr>
+        <w:ind w:left="2880"/>
         <w:rPr>
           <w:color w:val="62310A" w:themeColor="accent6" w:themeShade="40"/>
           <w:sz w:val="16"/>
           <w:szCs w:val="16"/>
           <w:lang w:val="en-US"/>
         </w:rPr>
-        <w:t>&lt;/</w:t>
-      </w:r>
-      <w:proofErr w:type="spellStart"/>
+      </w:pPr>
       <w:r>
         <w:rPr>
           <w:color w:val="62310A" w:themeColor="accent6" w:themeShade="40"/>
@@ -14280,29 +14493,196 @@
           <w:szCs w:val="16"/>
           <w:lang w:val="en-US"/>
         </w:rPr>
-        <w:t>xsl:stylesheet</w:t>
-      </w:r>
-      <w:proofErr w:type="spellEnd"/>
-      <w:r>
+        <w:t>size="{@size}" /&gt;</w:t>
+      </w:r>
+    </w:p>
+    <w:p>
+      <w:pPr>
+        <w:ind w:left="1440"/>
         <w:rPr>
           <w:color w:val="62310A" w:themeColor="accent6" w:themeShade="40"/>
           <w:sz w:val="16"/>
           <w:szCs w:val="16"/>
           <w:lang w:val="en-US"/>
         </w:rPr>
+      </w:pPr>
+      <w:r>
+        <w:rPr>
+          <w:color w:val="62310A" w:themeColor="accent6" w:themeShade="40"/>
+          <w:sz w:val="16"/>
+          <w:szCs w:val="16"/>
+          <w:lang w:val="en-US"/>
+        </w:rPr>
+        <w:t xml:space="preserve">            &lt;/</w:t>
+      </w:r>
+      <w:proofErr w:type="spellStart"/>
+      <w:proofErr w:type="gramStart"/>
+      <w:r>
+        <w:rPr>
+          <w:color w:val="62310A" w:themeColor="accent6" w:themeShade="40"/>
+          <w:sz w:val="16"/>
+          <w:szCs w:val="16"/>
+          <w:lang w:val="en-US"/>
+        </w:rPr>
+        <w:t>xsl:for</w:t>
+      </w:r>
+      <w:proofErr w:type="gramEnd"/>
+      <w:r>
+        <w:rPr>
+          <w:color w:val="62310A" w:themeColor="accent6" w:themeShade="40"/>
+          <w:sz w:val="16"/>
+          <w:szCs w:val="16"/>
+          <w:lang w:val="en-US"/>
+        </w:rPr>
+        <w:t>-each</w:t>
+      </w:r>
+      <w:proofErr w:type="spellEnd"/>
+      <w:r>
+        <w:rPr>
+          <w:color w:val="62310A" w:themeColor="accent6" w:themeShade="40"/>
+          <w:sz w:val="16"/>
+          <w:szCs w:val="16"/>
+          <w:lang w:val="en-US"/>
+        </w:rPr>
         <w:t>&gt;</w:t>
       </w:r>
     </w:p>
     <w:p>
       <w:pPr>
-        <w:rPr>
-          <w:lang w:val="en-US"/>
-        </w:rPr>
-      </w:pPr>
-    </w:p>
-    <w:p>
-      <w:pPr>
-        <w:pStyle w:val="Lijstalinea"/>
+        <w:ind w:left="1440"/>
+        <w:rPr>
+          <w:color w:val="62310A" w:themeColor="accent6" w:themeShade="40"/>
+          <w:sz w:val="16"/>
+          <w:szCs w:val="16"/>
+          <w:lang w:val="en-US"/>
+        </w:rPr>
+      </w:pPr>
+      <w:r>
+        <w:rPr>
+          <w:color w:val="62310A" w:themeColor="accent6" w:themeShade="40"/>
+          <w:sz w:val="16"/>
+          <w:szCs w:val="16"/>
+          <w:lang w:val="en-US"/>
+        </w:rPr>
+        <w:t xml:space="preserve">        &lt;/ </w:t>
+      </w:r>
+      <w:proofErr w:type="spellStart"/>
+      <w:proofErr w:type="gramStart"/>
+      <w:r>
+        <w:rPr>
+          <w:color w:val="62310A" w:themeColor="accent6" w:themeShade="40"/>
+          <w:sz w:val="16"/>
+          <w:szCs w:val="16"/>
+          <w:lang w:val="en-US"/>
+        </w:rPr>
+        <w:t>namesp:SignedDoc</w:t>
+      </w:r>
+      <w:proofErr w:type="spellEnd"/>
+      <w:proofErr w:type="gramEnd"/>
+      <w:r>
+        <w:rPr>
+          <w:color w:val="62310A" w:themeColor="accent6" w:themeShade="40"/>
+          <w:sz w:val="16"/>
+          <w:szCs w:val="16"/>
+          <w:lang w:val="en-US"/>
+        </w:rPr>
+        <w:t>&gt;</w:t>
+      </w:r>
+    </w:p>
+    <w:p>
+      <w:pPr>
+        <w:ind w:left="1440"/>
+        <w:rPr>
+          <w:color w:val="62310A" w:themeColor="accent6" w:themeShade="40"/>
+          <w:sz w:val="16"/>
+          <w:szCs w:val="16"/>
+          <w:lang w:val="en-US"/>
+        </w:rPr>
+      </w:pPr>
+      <w:r>
+        <w:rPr>
+          <w:color w:val="62310A" w:themeColor="accent6" w:themeShade="40"/>
+          <w:sz w:val="16"/>
+          <w:szCs w:val="16"/>
+          <w:lang w:val="en-US"/>
+        </w:rPr>
+        <w:t xml:space="preserve">    &lt;/</w:t>
+      </w:r>
+      <w:proofErr w:type="spellStart"/>
+      <w:proofErr w:type="gramStart"/>
+      <w:r>
+        <w:rPr>
+          <w:color w:val="62310A" w:themeColor="accent6" w:themeShade="40"/>
+          <w:sz w:val="16"/>
+          <w:szCs w:val="16"/>
+          <w:lang w:val="en-US"/>
+        </w:rPr>
+        <w:t>xsl:template</w:t>
+      </w:r>
+      <w:proofErr w:type="spellEnd"/>
+      <w:proofErr w:type="gramEnd"/>
+      <w:r>
+        <w:rPr>
+          <w:color w:val="62310A" w:themeColor="accent6" w:themeShade="40"/>
+          <w:sz w:val="16"/>
+          <w:szCs w:val="16"/>
+          <w:lang w:val="en-US"/>
+        </w:rPr>
+        <w:t>&gt;</w:t>
+      </w:r>
+    </w:p>
+    <w:p>
+      <w:pPr>
+        <w:ind w:left="1440"/>
+        <w:rPr>
+          <w:color w:val="62310A" w:themeColor="accent6" w:themeShade="40"/>
+          <w:sz w:val="16"/>
+          <w:szCs w:val="16"/>
+          <w:lang w:val="en-US"/>
+        </w:rPr>
+      </w:pPr>
+      <w:r>
+        <w:rPr>
+          <w:color w:val="62310A" w:themeColor="accent6" w:themeShade="40"/>
+          <w:sz w:val="16"/>
+          <w:szCs w:val="16"/>
+          <w:lang w:val="en-US"/>
+        </w:rPr>
+        <w:t>&lt;/</w:t>
+      </w:r>
+      <w:proofErr w:type="spellStart"/>
+      <w:proofErr w:type="gramStart"/>
+      <w:r>
+        <w:rPr>
+          <w:color w:val="62310A" w:themeColor="accent6" w:themeShade="40"/>
+          <w:sz w:val="16"/>
+          <w:szCs w:val="16"/>
+          <w:lang w:val="en-US"/>
+        </w:rPr>
+        <w:t>xsl:stylesheet</w:t>
+      </w:r>
+      <w:proofErr w:type="spellEnd"/>
+      <w:proofErr w:type="gramEnd"/>
+      <w:r>
+        <w:rPr>
+          <w:color w:val="62310A" w:themeColor="accent6" w:themeShade="40"/>
+          <w:sz w:val="16"/>
+          <w:szCs w:val="16"/>
+          <w:lang w:val="en-US"/>
+        </w:rPr>
+        <w:t>&gt;</w:t>
+      </w:r>
+    </w:p>
+    <w:p>
+      <w:pPr>
+        <w:rPr>
+          <w:lang w:val="en-US"/>
+        </w:rPr>
+      </w:pPr>
+    </w:p>
+    <w:p>
+      <w:pPr>
+        <w:pStyle w:val="ListParagraph"/>
         <w:numPr>
           <w:ilvl w:val="0"/>
           <w:numId w:val="18"/>
@@ -14452,7 +14832,7 @@
     </w:p>
     <w:tbl>
       <w:tblPr>
-        <w:tblStyle w:val="Tabelraster"/>
+        <w:tblStyle w:val="TableGrid"/>
         <w:tblW w:w="6379" w:type="dxa"/>
         <w:tblInd w:w="392" w:type="dxa"/>
         <w:tblLayout w:type="fixed"/>
@@ -14733,7 +15113,6 @@
                 <w:i/>
                 <w:lang w:val="en-US"/>
               </w:rPr>
-              <w:lastRenderedPageBreak/>
               <w:t>"</w:t>
             </w:r>
             <w:proofErr w:type="spellStart"/>
@@ -14761,14 +15140,14 @@
               <w:rPr>
                 <w:rFonts w:ascii="Arial Narrow" w:eastAsia="Calibri" w:hAnsi="Arial Narrow" w:cs="Calibri Light"/>
                 <w:i/>
-                <w:lang w:val="fr-BE"/>
+                <w:lang w:val="en-US"/>
               </w:rPr>
             </w:pPr>
             <w:r>
               <w:rPr>
                 <w:rFonts w:ascii="Arial Narrow" w:eastAsia="Calibri" w:hAnsi="Arial Narrow" w:cs="Calibri Light"/>
                 <w:i/>
-                <w:lang w:val="fr-BE"/>
+                <w:lang w:val="en-US"/>
               </w:rPr>
               <w:t>"</w:t>
             </w:r>
@@ -14777,7 +15156,7 @@
               <w:rPr>
                 <w:rFonts w:ascii="Arial Narrow" w:eastAsia="Calibri" w:hAnsi="Arial Narrow" w:cs="Calibri Light"/>
                 <w:i/>
-                <w:lang w:val="fr-BE"/>
+                <w:lang w:val="en-US"/>
               </w:rPr>
               <w:t>signProfile</w:t>
             </w:r>
@@ -14786,7 +15165,7 @@
               <w:rPr>
                 <w:rFonts w:ascii="Arial Narrow" w:eastAsia="Calibri" w:hAnsi="Arial Narrow" w:cs="Calibri Light"/>
                 <w:i/>
-                <w:lang w:val="fr-BE"/>
+                <w:lang w:val="en-US"/>
               </w:rPr>
               <w:t>": "PADES_LTA",</w:t>
             </w:r>
@@ -14797,14 +15176,14 @@
               <w:rPr>
                 <w:rFonts w:ascii="Arial Narrow" w:eastAsia="Calibri" w:hAnsi="Arial Narrow" w:cs="Calibri Light"/>
                 <w:i/>
-                <w:lang w:val="fr-BE"/>
+                <w:lang w:val="en-US"/>
               </w:rPr>
             </w:pPr>
             <w:r>
               <w:rPr>
                 <w:rFonts w:ascii="Arial Narrow" w:eastAsia="Calibri" w:hAnsi="Arial Narrow" w:cs="Calibri Light"/>
                 <w:i/>
-                <w:lang w:val="fr-BE"/>
+                <w:lang w:val="en-US"/>
               </w:rPr>
               <w:t>"</w:t>
             </w:r>
@@ -14813,7 +15192,7 @@
               <w:rPr>
                 <w:rFonts w:ascii="Arial Narrow" w:eastAsia="Calibri" w:hAnsi="Arial Narrow" w:cs="Calibri Light"/>
                 <w:i/>
-                <w:lang w:val="fr-BE"/>
+                <w:lang w:val="en-US"/>
               </w:rPr>
               <w:t>altSignProfile</w:t>
             </w:r>
@@ -14822,7 +15201,7 @@
               <w:rPr>
                 <w:rFonts w:ascii="Arial Narrow" w:eastAsia="Calibri" w:hAnsi="Arial Narrow" w:cs="Calibri Light"/>
                 <w:i/>
-                <w:lang w:val="fr-BE"/>
+                <w:lang w:val="en-US"/>
               </w:rPr>
               <w:t>": "XADES_LTA",</w:t>
             </w:r>
@@ -14913,7 +15292,25 @@
                 <w:i/>
                 <w:lang w:val="en-US"/>
               </w:rPr>
-              <w:t>"id":  "http://signinfo.....",</w:t>
+              <w:t>"id":  "http://signinfo</w:t>
+            </w:r>
+            <w:proofErr w:type="gramStart"/>
+            <w:r>
+              <w:rPr>
+                <w:rFonts w:ascii="Arial Narrow" w:eastAsia="Calibri" w:hAnsi="Arial Narrow" w:cs="Calibri Light"/>
+                <w:i/>
+                <w:lang w:val="en-US"/>
+              </w:rPr>
+              <w:t>.....</w:t>
+            </w:r>
+            <w:proofErr w:type="gramEnd"/>
+            <w:r>
+              <w:rPr>
+                <w:rFonts w:ascii="Arial Narrow" w:eastAsia="Calibri" w:hAnsi="Arial Narrow" w:cs="Calibri Light"/>
+                <w:i/>
+                <w:lang w:val="en-US"/>
+              </w:rPr>
+              <w:t>",</w:t>
             </w:r>
           </w:p>
           <w:p>
@@ -15646,7 +16043,7 @@
           </w:p>
           <w:p>
             <w:pPr>
-              <w:pStyle w:val="Geenafstand"/>
+              <w:pStyle w:val="NoSpacing"/>
               <w:spacing w:before="0" w:beforeAutospacing="0" w:after="0" w:afterAutospacing="0"/>
               <w:rPr>
                 <w:rFonts w:ascii="Calibri Light" w:eastAsia="Calibri" w:hAnsi="Calibri Light" w:cs="Calibri Light"/>
@@ -15681,7 +16078,7 @@
     </w:p>
     <w:tbl>
       <w:tblPr>
-        <w:tblStyle w:val="Tabelraster"/>
+        <w:tblStyle w:val="TableGrid"/>
         <w:tblW w:w="9639" w:type="dxa"/>
         <w:tblInd w:w="-5" w:type="dxa"/>
         <w:tblBorders>
@@ -16041,7 +16438,6 @@
                 <w:szCs w:val="16"/>
               </w:rPr>
             </w:pPr>
-            <w:proofErr w:type="spellStart"/>
             <w:r>
               <w:rPr>
                 <w:rFonts w:ascii="Arial" w:eastAsia="Calibri" w:hAnsi="Arial" w:cs="Arial"/>
@@ -16051,7 +16447,6 @@
               </w:rPr>
               <w:t>inputs</w:t>
             </w:r>
-            <w:proofErr w:type="spellEnd"/>
           </w:p>
         </w:tc>
         <w:tc>
@@ -16137,7 +16532,6 @@
                 <w:szCs w:val="16"/>
               </w:rPr>
             </w:pPr>
-            <w:proofErr w:type="spellStart"/>
             <w:r>
               <w:rPr>
                 <w:rFonts w:ascii="Arial" w:eastAsia="Calibri" w:hAnsi="Arial" w:cs="Arial"/>
@@ -16147,7 +16541,6 @@
               </w:rPr>
               <w:t>input.filePath</w:t>
             </w:r>
-            <w:proofErr w:type="spellEnd"/>
           </w:p>
         </w:tc>
         <w:tc>
@@ -16233,7 +16626,6 @@
                 <w:szCs w:val="16"/>
               </w:rPr>
             </w:pPr>
-            <w:proofErr w:type="spellStart"/>
             <w:r>
               <w:rPr>
                 <w:rFonts w:ascii="Arial" w:eastAsia="Calibri" w:hAnsi="Arial" w:cs="Arial"/>
@@ -16243,7 +16635,6 @@
               </w:rPr>
               <w:t>input.displayXsltPath</w:t>
             </w:r>
-            <w:proofErr w:type="spellEnd"/>
           </w:p>
         </w:tc>
         <w:tc>
@@ -16278,7 +16669,7 @@
                 <w:rFonts w:ascii="Arial" w:hAnsi="Arial" w:cs="Arial"/>
                 <w:sz w:val="16"/>
                 <w:szCs w:val="16"/>
-                <w:lang w:val="en-US"/>
+                <w:lang w:val="da-DK"/>
               </w:rPr>
             </w:pPr>
             <w:r>
@@ -16286,7 +16677,7 @@
                 <w:rFonts w:ascii="Arial" w:hAnsi="Arial" w:cs="Arial"/>
                 <w:sz w:val="16"/>
                 <w:szCs w:val="16"/>
-                <w:lang w:val="en-US"/>
+                <w:lang w:val="da-DK"/>
               </w:rPr>
               <w:t>“folder/infile.pdf” / “file.xml”</w:t>
             </w:r>
@@ -16331,7 +16722,6 @@
                 <w:szCs w:val="16"/>
               </w:rPr>
             </w:pPr>
-            <w:proofErr w:type="spellStart"/>
             <w:r>
               <w:rPr>
                 <w:rFonts w:ascii="Arial" w:eastAsia="Calibri" w:hAnsi="Arial" w:cs="Arial"/>
@@ -16341,94 +16731,113 @@
               </w:rPr>
               <w:t>input.xmlEltId</w:t>
             </w:r>
+          </w:p>
+        </w:tc>
+        <w:tc>
+          <w:tcPr>
+            <w:tcW w:w="1134" w:type="dxa"/>
+          </w:tcPr>
+          <w:p>
+            <w:pPr>
+              <w:rPr>
+                <w:rFonts w:ascii="Arial" w:hAnsi="Arial" w:cs="Arial"/>
+                <w:sz w:val="16"/>
+                <w:szCs w:val="16"/>
+              </w:rPr>
+            </w:pPr>
+            <w:r>
+              <w:rPr>
+                <w:rFonts w:ascii="Arial" w:hAnsi="Arial" w:cs="Arial"/>
+                <w:sz w:val="16"/>
+                <w:szCs w:val="16"/>
+              </w:rPr>
+              <w:t>No</w:t>
+            </w:r>
+          </w:p>
+        </w:tc>
+        <w:tc>
+          <w:tcPr>
+            <w:tcW w:w="1701" w:type="dxa"/>
+          </w:tcPr>
+          <w:p>
+            <w:pPr>
+              <w:rPr>
+                <w:rFonts w:ascii="Arial" w:hAnsi="Arial" w:cs="Arial"/>
+                <w:sz w:val="16"/>
+                <w:szCs w:val="16"/>
+              </w:rPr>
+            </w:pPr>
+            <w:r>
+              <w:rPr>
+                <w:rFonts w:ascii="Arial" w:hAnsi="Arial" w:cs="Arial"/>
+                <w:sz w:val="16"/>
+                <w:szCs w:val="16"/>
+              </w:rPr>
+              <w:t>“folder/quote.xslt” / “test.xslt”</w:t>
+            </w:r>
+          </w:p>
+        </w:tc>
+        <w:tc>
+          <w:tcPr>
+            <w:tcW w:w="4394" w:type="dxa"/>
+          </w:tcPr>
+          <w:p>
+            <w:pPr>
+              <w:rPr>
+                <w:rFonts w:ascii="Arial" w:hAnsi="Arial" w:cs="Arial"/>
+                <w:sz w:val="16"/>
+                <w:szCs w:val="16"/>
+                <w:lang w:val="en-US"/>
+              </w:rPr>
+            </w:pPr>
+            <w:r>
+              <w:rPr>
+                <w:rFonts w:ascii="Arial" w:hAnsi="Arial" w:cs="Arial"/>
+                <w:sz w:val="16"/>
+                <w:szCs w:val="16"/>
+                <w:lang w:val="en-US"/>
+              </w:rPr>
+              <w:t xml:space="preserve">When signing an XML file, the </w:t>
+            </w:r>
+            <w:proofErr w:type="spellStart"/>
+            <w:r>
+              <w:rPr>
+                <w:rFonts w:ascii="Arial" w:hAnsi="Arial" w:cs="Arial"/>
+                <w:sz w:val="16"/>
+                <w:szCs w:val="16"/>
+                <w:lang w:val="en-US"/>
+              </w:rPr>
+              <w:t>xslt</w:t>
+            </w:r>
             <w:proofErr w:type="spellEnd"/>
-          </w:p>
-        </w:tc>
-        <w:tc>
-          <w:tcPr>
-            <w:tcW w:w="1134" w:type="dxa"/>
-          </w:tcPr>
-          <w:p>
-            <w:pPr>
+            <w:r>
               <w:rPr>
                 <w:rFonts w:ascii="Arial" w:hAnsi="Arial" w:cs="Arial"/>
                 <w:sz w:val="16"/>
                 <w:szCs w:val="16"/>
-              </w:rPr>
-            </w:pPr>
+                <w:lang w:val="en-US"/>
+              </w:rPr>
+              <w:t xml:space="preserve"> will be applied to the XML file to render it in a more </w:t>
+            </w:r>
+            <w:proofErr w:type="gramStart"/>
             <w:r>
               <w:rPr>
                 <w:rFonts w:ascii="Arial" w:hAnsi="Arial" w:cs="Arial"/>
                 <w:sz w:val="16"/>
                 <w:szCs w:val="16"/>
-              </w:rPr>
-              <w:t>No</w:t>
-            </w:r>
-          </w:p>
-        </w:tc>
-        <w:tc>
-          <w:tcPr>
-            <w:tcW w:w="1701" w:type="dxa"/>
-          </w:tcPr>
-          <w:p>
-            <w:pPr>
+                <w:lang w:val="en-US"/>
+              </w:rPr>
+              <w:t>user friendly</w:t>
+            </w:r>
+            <w:proofErr w:type="gramEnd"/>
+            <w:r>
               <w:rPr>
                 <w:rFonts w:ascii="Arial" w:hAnsi="Arial" w:cs="Arial"/>
                 <w:sz w:val="16"/>
                 <w:szCs w:val="16"/>
-              </w:rPr>
-            </w:pPr>
-            <w:r>
-              <w:rPr>
-                <w:rFonts w:ascii="Arial" w:hAnsi="Arial" w:cs="Arial"/>
-                <w:sz w:val="16"/>
-                <w:szCs w:val="16"/>
-              </w:rPr>
-              <w:t>“folder/quote.xslt” / “test.xslt”</w:t>
-            </w:r>
-          </w:p>
-        </w:tc>
-        <w:tc>
-          <w:tcPr>
-            <w:tcW w:w="4394" w:type="dxa"/>
-          </w:tcPr>
-          <w:p>
-            <w:pPr>
-              <w:rPr>
-                <w:rFonts w:ascii="Arial" w:hAnsi="Arial" w:cs="Arial"/>
-                <w:sz w:val="16"/>
-                <w:szCs w:val="16"/>
-                <w:lang w:val="en-US"/>
-              </w:rPr>
-            </w:pPr>
-            <w:r>
-              <w:rPr>
-                <w:rFonts w:ascii="Arial" w:hAnsi="Arial" w:cs="Arial"/>
-                <w:sz w:val="16"/>
-                <w:szCs w:val="16"/>
-                <w:lang w:val="en-US"/>
-              </w:rPr>
-              <w:t xml:space="preserve">When signing an XML file, the </w:t>
-            </w:r>
-            <w:proofErr w:type="spellStart"/>
-            <w:r>
-              <w:rPr>
-                <w:rFonts w:ascii="Arial" w:hAnsi="Arial" w:cs="Arial"/>
-                <w:sz w:val="16"/>
-                <w:szCs w:val="16"/>
-                <w:lang w:val="en-US"/>
-              </w:rPr>
-              <w:t>xslt</w:t>
-            </w:r>
-            <w:proofErr w:type="spellEnd"/>
-            <w:r>
-              <w:rPr>
-                <w:rFonts w:ascii="Arial" w:hAnsi="Arial" w:cs="Arial"/>
-                <w:sz w:val="16"/>
-                <w:szCs w:val="16"/>
-                <w:lang w:val="en-US"/>
-              </w:rPr>
-              <w:t xml:space="preserve"> will be applied to the XML file to render it in a more user friendly way</w:t>
+                <w:lang w:val="en-US"/>
+              </w:rPr>
+              <w:t xml:space="preserve"> way</w:t>
             </w:r>
           </w:p>
         </w:tc>
@@ -16447,7 +16856,6 @@
                 <w:szCs w:val="16"/>
               </w:rPr>
             </w:pPr>
-            <w:proofErr w:type="spellStart"/>
             <w:r>
               <w:rPr>
                 <w:rFonts w:ascii="Arial" w:eastAsia="Calibri" w:hAnsi="Arial" w:cs="Arial"/>
@@ -16457,7 +16865,6 @@
               </w:rPr>
               <w:t>inputs.psfC</w:t>
             </w:r>
-            <w:proofErr w:type="spellEnd"/>
           </w:p>
         </w:tc>
         <w:tc>
@@ -16583,7 +16990,6 @@
                 <w:szCs w:val="16"/>
               </w:rPr>
             </w:pPr>
-            <w:proofErr w:type="spellStart"/>
             <w:r>
               <w:rPr>
                 <w:rFonts w:ascii="Arial" w:eastAsia="Calibri" w:hAnsi="Arial" w:cs="Arial"/>
@@ -16593,7 +16999,6 @@
               </w:rPr>
               <w:t>inputs.psfP</w:t>
             </w:r>
-            <w:proofErr w:type="spellEnd"/>
           </w:p>
         </w:tc>
         <w:tc>
@@ -16679,7 +17084,6 @@
                 <w:szCs w:val="16"/>
               </w:rPr>
             </w:pPr>
-            <w:proofErr w:type="spellStart"/>
             <w:r>
               <w:rPr>
                 <w:rFonts w:ascii="Arial" w:eastAsia="Calibri" w:hAnsi="Arial" w:cs="Arial"/>
@@ -16687,10 +17091,8 @@
                 <w:sz w:val="16"/>
                 <w:szCs w:val="16"/>
               </w:rPr>
-              <w:lastRenderedPageBreak/>
               <w:t>inputs.psfN</w:t>
             </w:r>
-            <w:proofErr w:type="spellEnd"/>
           </w:p>
         </w:tc>
         <w:tc>
@@ -16776,7 +17178,6 @@
                 <w:szCs w:val="16"/>
               </w:rPr>
             </w:pPr>
-            <w:proofErr w:type="spellStart"/>
             <w:r>
               <w:rPr>
                 <w:rFonts w:ascii="Arial" w:eastAsia="Calibri" w:hAnsi="Arial" w:cs="Arial"/>
@@ -16786,7 +17187,6 @@
               </w:rPr>
               <w:t>inputs.pspFilePath</w:t>
             </w:r>
-            <w:proofErr w:type="spellEnd"/>
           </w:p>
         </w:tc>
         <w:tc>
@@ -16892,7 +17292,6 @@
                 <w:szCs w:val="16"/>
               </w:rPr>
             </w:pPr>
-            <w:proofErr w:type="spellStart"/>
             <w:r>
               <w:rPr>
                 <w:rFonts w:ascii="Arial" w:eastAsia="Calibri" w:hAnsi="Arial" w:cs="Arial"/>
@@ -16902,7 +17301,6 @@
               </w:rPr>
               <w:t>inputs.signLanguage</w:t>
             </w:r>
-            <w:proofErr w:type="spellEnd"/>
           </w:p>
         </w:tc>
         <w:tc>
@@ -16988,7 +17386,6 @@
                 <w:szCs w:val="16"/>
               </w:rPr>
             </w:pPr>
-            <w:proofErr w:type="spellStart"/>
             <w:r>
               <w:rPr>
                 <w:rFonts w:ascii="Arial" w:eastAsia="Calibri" w:hAnsi="Arial" w:cs="Arial"/>
@@ -16998,7 +17395,6 @@
               </w:rPr>
               <w:t>nnAllowedToSign</w:t>
             </w:r>
-            <w:proofErr w:type="spellEnd"/>
           </w:p>
         </w:tc>
         <w:tc>
@@ -17101,7 +17497,6 @@
                 <w:lang w:val="en-US"/>
               </w:rPr>
             </w:pPr>
-            <w:proofErr w:type="spellStart"/>
             <w:r>
               <w:rPr>
                 <w:rFonts w:ascii="Arial" w:eastAsia="Calibri" w:hAnsi="Arial" w:cs="Arial"/>
@@ -17111,7 +17506,6 @@
               </w:rPr>
               <w:t>signTimeout</w:t>
             </w:r>
-            <w:proofErr w:type="spellEnd"/>
           </w:p>
         </w:tc>
         <w:tc>
@@ -17178,7 +17572,27 @@
                 <w:szCs w:val="16"/>
                 <w:lang w:val="en-US"/>
               </w:rPr>
-              <w:t>A list of comma separated “National Numbers” of EIDs that are allowed to sign the document</w:t>
+              <w:t xml:space="preserve">A list of </w:t>
+            </w:r>
+            <w:proofErr w:type="gramStart"/>
+            <w:r>
+              <w:rPr>
+                <w:rFonts w:ascii="Arial" w:hAnsi="Arial" w:cs="Arial"/>
+                <w:sz w:val="16"/>
+                <w:szCs w:val="16"/>
+                <w:lang w:val="en-US"/>
+              </w:rPr>
+              <w:t>comma</w:t>
+            </w:r>
+            <w:proofErr w:type="gramEnd"/>
+            <w:r>
+              <w:rPr>
+                <w:rFonts w:ascii="Arial" w:hAnsi="Arial" w:cs="Arial"/>
+                <w:sz w:val="16"/>
+                <w:szCs w:val="16"/>
+                <w:lang w:val="en-US"/>
+              </w:rPr>
+              <w:t xml:space="preserve"> separated “National Numbers” of EIDs that are allowed to sign the document</w:t>
             </w:r>
           </w:p>
         </w:tc>
@@ -17197,7 +17611,6 @@
                 <w:szCs w:val="16"/>
               </w:rPr>
             </w:pPr>
-            <w:proofErr w:type="spellStart"/>
             <w:r>
               <w:rPr>
                 <w:rFonts w:ascii="Arial" w:eastAsia="Calibri" w:hAnsi="Arial" w:cs="Arial"/>
@@ -17207,7 +17620,6 @@
               </w:rPr>
               <w:t>signProfile</w:t>
             </w:r>
-            <w:proofErr w:type="spellEnd"/>
           </w:p>
         </w:tc>
         <w:tc>
@@ -17324,7 +17736,6 @@
                 <w:szCs w:val="16"/>
               </w:rPr>
             </w:pPr>
-            <w:proofErr w:type="spellStart"/>
             <w:r>
               <w:rPr>
                 <w:rFonts w:ascii="Arial" w:eastAsia="Calibri" w:hAnsi="Arial" w:cs="Arial"/>
@@ -17334,7 +17745,6 @@
               </w:rPr>
               <w:t>altSignProfile</w:t>
             </w:r>
-            <w:proofErr w:type="spellEnd"/>
           </w:p>
         </w:tc>
         <w:tc>
@@ -17460,7 +17870,6 @@
                 <w:lang w:val="en-US"/>
               </w:rPr>
             </w:pPr>
-            <w:proofErr w:type="spellStart"/>
             <w:r>
               <w:rPr>
                 <w:rFonts w:ascii="Arial" w:eastAsia="Calibri" w:hAnsi="Arial" w:cs="Arial"/>
@@ -17470,7 +17879,6 @@
               </w:rPr>
               <w:t>selectDocuments</w:t>
             </w:r>
-            <w:proofErr w:type="spellEnd"/>
           </w:p>
         </w:tc>
         <w:tc>
@@ -17596,7 +18004,6 @@
                 <w:szCs w:val="16"/>
               </w:rPr>
             </w:pPr>
-            <w:proofErr w:type="spellStart"/>
             <w:r>
               <w:rPr>
                 <w:rFonts w:ascii="Arial" w:eastAsia="Calibri" w:hAnsi="Arial" w:cs="Arial"/>
@@ -17606,7 +18013,6 @@
               </w:rPr>
               <w:t>previewDocuments</w:t>
             </w:r>
-            <w:proofErr w:type="spellEnd"/>
           </w:p>
         </w:tc>
         <w:tc>
@@ -17713,7 +18119,6 @@
                 <w:szCs w:val="16"/>
               </w:rPr>
             </w:pPr>
-            <w:proofErr w:type="spellStart"/>
             <w:r>
               <w:rPr>
                 <w:rFonts w:ascii="Arial" w:hAnsi="Arial" w:cs="Arial"/>
@@ -17722,7 +18127,6 @@
               </w:rPr>
               <w:t>requestDocumentReadConfirm</w:t>
             </w:r>
-            <w:proofErr w:type="spellEnd"/>
           </w:p>
         </w:tc>
         <w:tc>
@@ -17912,7 +18316,27 @@
                 <w:szCs w:val="16"/>
                 <w:lang w:val="en-US"/>
               </w:rPr>
-              <w:t>If “true”, display a “I have read this document.*” checkbox to the sign user interface that must be checked before signature is allowed</w:t>
+              <w:t xml:space="preserve">If “true”, display a “I have read this </w:t>
+            </w:r>
+            <w:proofErr w:type="gramStart"/>
+            <w:r>
+              <w:rPr>
+                <w:rFonts w:ascii="Arial" w:hAnsi="Arial" w:cs="Arial"/>
+                <w:sz w:val="16"/>
+                <w:szCs w:val="16"/>
+                <w:lang w:val="en-US"/>
+              </w:rPr>
+              <w:t>document.*</w:t>
+            </w:r>
+            <w:proofErr w:type="gramEnd"/>
+            <w:r>
+              <w:rPr>
+                <w:rFonts w:ascii="Arial" w:hAnsi="Arial" w:cs="Arial"/>
+                <w:sz w:val="16"/>
+                <w:szCs w:val="16"/>
+                <w:lang w:val="en-US"/>
+              </w:rPr>
+              <w:t>” checkbox to the sign user interface that must be checked before signature is allowed</w:t>
             </w:r>
           </w:p>
         </w:tc>
@@ -17931,7 +18355,6 @@
                 <w:szCs w:val="16"/>
               </w:rPr>
             </w:pPr>
-            <w:proofErr w:type="spellStart"/>
             <w:r>
               <w:rPr>
                 <w:rFonts w:ascii="Arial" w:eastAsia="Calibri" w:hAnsi="Arial" w:cs="Arial"/>
@@ -17941,7 +18364,6 @@
               </w:rPr>
               <w:t>outXsltPath</w:t>
             </w:r>
-            <w:proofErr w:type="spellEnd"/>
           </w:p>
         </w:tc>
         <w:tc>
@@ -18035,7 +18457,6 @@
                 <w:szCs w:val="16"/>
               </w:rPr>
             </w:pPr>
-            <w:proofErr w:type="spellStart"/>
             <w:r>
               <w:rPr>
                 <w:rFonts w:ascii="Arial" w:eastAsia="Calibri" w:hAnsi="Arial" w:cs="Arial"/>
@@ -18045,7 +18466,6 @@
               </w:rPr>
               <w:t>outFilePath</w:t>
             </w:r>
-            <w:proofErr w:type="spellEnd"/>
           </w:p>
         </w:tc>
         <w:tc>
@@ -18171,7 +18591,6 @@
                 <w:szCs w:val="16"/>
               </w:rPr>
             </w:pPr>
-            <w:proofErr w:type="spellStart"/>
             <w:r>
               <w:rPr>
                 <w:rFonts w:ascii="Arial" w:eastAsia="Calibri" w:hAnsi="Arial" w:cs="Arial"/>
@@ -18181,7 +18600,6 @@
               </w:rPr>
               <w:t>outDownload</w:t>
             </w:r>
-            <w:proofErr w:type="spellEnd"/>
           </w:p>
         </w:tc>
         <w:tc>
@@ -18428,7 +18846,7 @@
     </w:p>
     <w:p>
       <w:pPr>
-        <w:pStyle w:val="Kop3"/>
+        <w:pStyle w:val="Heading3"/>
         <w:rPr>
           <w:lang w:val="en-US"/>
         </w:rPr>
@@ -18490,7 +18908,7 @@
     </w:p>
     <w:p>
       <w:pPr>
-        <w:pStyle w:val="Lijstalinea"/>
+        <w:pStyle w:val="ListParagraph"/>
         <w:numPr>
           <w:ilvl w:val="0"/>
           <w:numId w:val="19"/>
@@ -18556,7 +18974,7 @@
     </w:p>
     <w:p>
       <w:pPr>
-        <w:pStyle w:val="Lijstalinea"/>
+        <w:pStyle w:val="ListParagraph"/>
         <w:numPr>
           <w:ilvl w:val="0"/>
           <w:numId w:val="19"/>
@@ -18574,7 +18992,7 @@
     </w:p>
     <w:p>
       <w:pPr>
-        <w:pStyle w:val="Lijstalinea"/>
+        <w:pStyle w:val="ListParagraph"/>
         <w:numPr>
           <w:ilvl w:val="1"/>
           <w:numId w:val="19"/>
@@ -18620,7 +19038,7 @@
     </w:p>
     <w:p>
       <w:pPr>
-        <w:pStyle w:val="Lijstalinea"/>
+        <w:pStyle w:val="ListParagraph"/>
         <w:numPr>
           <w:ilvl w:val="2"/>
           <w:numId w:val="19"/>
@@ -18638,7 +19056,7 @@
     </w:p>
     <w:p>
       <w:pPr>
-        <w:pStyle w:val="Lijstalinea"/>
+        <w:pStyle w:val="ListParagraph"/>
         <w:numPr>
           <w:ilvl w:val="1"/>
           <w:numId w:val="19"/>
@@ -18673,7 +19091,7 @@
     </w:p>
     <w:p>
       <w:pPr>
-        <w:pStyle w:val="Lijstalinea"/>
+        <w:pStyle w:val="ListParagraph"/>
         <w:numPr>
           <w:ilvl w:val="2"/>
           <w:numId w:val="19"/>
@@ -18722,7 +19140,7 @@
     </w:p>
     <w:p>
       <w:pPr>
-        <w:pStyle w:val="Lijstalinea"/>
+        <w:pStyle w:val="ListParagraph"/>
         <w:numPr>
           <w:ilvl w:val="1"/>
           <w:numId w:val="19"/>
@@ -18780,7 +19198,7 @@
     </w:p>
     <w:p>
       <w:pPr>
-        <w:pStyle w:val="Lijstalinea"/>
+        <w:pStyle w:val="ListParagraph"/>
         <w:numPr>
           <w:ilvl w:val="2"/>
           <w:numId w:val="19"/>
@@ -18812,7 +19230,7 @@
     </w:p>
     <w:p>
       <w:pPr>
-        <w:pStyle w:val="Lijstalinea"/>
+        <w:pStyle w:val="ListParagraph"/>
         <w:numPr>
           <w:ilvl w:val="2"/>
           <w:numId w:val="19"/>
@@ -18828,29 +19246,23 @@
         <w:t>“</w:t>
       </w:r>
       <w:proofErr w:type="spellStart"/>
+      <w:proofErr w:type="gramStart"/>
       <w:r>
         <w:rPr>
           <w:color w:val="FFC000"/>
           <w:highlight w:val="red"/>
           <w:lang w:val="en-US"/>
         </w:rPr>
-        <w:t>name_fr</w:t>
-      </w:r>
-      <w:proofErr w:type="spellEnd"/>
-      <w:r>
-        <w:rPr>
-          <w:lang w:val="en-US"/>
-        </w:rPr>
-        <w:t>”, “</w:t>
-      </w:r>
-      <w:proofErr w:type="spellStart"/>
+        <w:t>name</w:t>
+      </w:r>
+      <w:proofErr w:type="gramEnd"/>
       <w:r>
         <w:rPr>
           <w:color w:val="FFC000"/>
           <w:highlight w:val="red"/>
           <w:lang w:val="en-US"/>
         </w:rPr>
-        <w:t>name_nl</w:t>
+        <w:t>_fr</w:t>
       </w:r>
       <w:proofErr w:type="spellEnd"/>
       <w:r>
@@ -18866,7 +19278,7 @@
           <w:highlight w:val="red"/>
           <w:lang w:val="en-US"/>
         </w:rPr>
-        <w:t>name_de</w:t>
+        <w:t>name_nl</w:t>
       </w:r>
       <w:proofErr w:type="spellEnd"/>
       <w:r>
@@ -18882,6 +19294,22 @@
           <w:highlight w:val="red"/>
           <w:lang w:val="en-US"/>
         </w:rPr>
+        <w:t>name_de</w:t>
+      </w:r>
+      <w:proofErr w:type="spellEnd"/>
+      <w:r>
+        <w:rPr>
+          <w:lang w:val="en-US"/>
+        </w:rPr>
+        <w:t>”, “</w:t>
+      </w:r>
+      <w:proofErr w:type="spellStart"/>
+      <w:r>
+        <w:rPr>
+          <w:color w:val="FFC000"/>
+          <w:highlight w:val="red"/>
+          <w:lang w:val="en-US"/>
+        </w:rPr>
         <w:t>name_en</w:t>
       </w:r>
       <w:proofErr w:type="spellEnd"/>
@@ -18894,7 +19322,7 @@
     </w:p>
     <w:p>
       <w:pPr>
-        <w:pStyle w:val="Lijstalinea"/>
+        <w:pStyle w:val="ListParagraph"/>
         <w:numPr>
           <w:ilvl w:val="2"/>
           <w:numId w:val="19"/>
@@ -18912,7 +19340,7 @@
     </w:p>
     <w:p>
       <w:pPr>
-        <w:pStyle w:val="Lijstalinea"/>
+        <w:pStyle w:val="ListParagraph"/>
         <w:numPr>
           <w:ilvl w:val="2"/>
           <w:numId w:val="19"/>
@@ -18942,7 +19370,7 @@
     </w:p>
     <w:p>
       <w:pPr>
-        <w:pStyle w:val="Lijstalinea"/>
+        <w:pStyle w:val="ListParagraph"/>
         <w:numPr>
           <w:ilvl w:val="2"/>
           <w:numId w:val="19"/>
@@ -18960,7 +19388,7 @@
     </w:p>
     <w:p>
       <w:pPr>
-        <w:pStyle w:val="Lijstalinea"/>
+        <w:pStyle w:val="ListParagraph"/>
         <w:numPr>
           <w:ilvl w:val="1"/>
           <w:numId w:val="19"/>
@@ -18986,7 +19414,7 @@
     </w:p>
     <w:p>
       <w:pPr>
-        <w:pStyle w:val="Lijstalinea"/>
+        <w:pStyle w:val="ListParagraph"/>
         <w:numPr>
           <w:ilvl w:val="2"/>
           <w:numId w:val="19"/>
@@ -19004,7 +19432,7 @@
     </w:p>
     <w:p>
       <w:pPr>
-        <w:pStyle w:val="Lijstalinea"/>
+        <w:pStyle w:val="ListParagraph"/>
         <w:numPr>
           <w:ilvl w:val="3"/>
           <w:numId w:val="19"/>
@@ -19036,7 +19464,128 @@
     </w:p>
     <w:p>
       <w:pPr>
-        <w:pStyle w:val="Lijstalinea"/>
+        <w:pStyle w:val="ListParagraph"/>
+        <w:numPr>
+          <w:ilvl w:val="1"/>
+          <w:numId w:val="19"/>
+        </w:numPr>
+        <w:rPr>
+          <w:lang w:val="en-US"/>
+        </w:rPr>
+      </w:pPr>
+      <w:r>
+        <w:rPr>
+          <w:lang w:val="en-US"/>
+        </w:rPr>
+        <w:t>An Optional “</w:t>
+      </w:r>
+      <w:proofErr w:type="spellStart"/>
+      <w:r>
+        <w:rPr>
+          <w:highlight w:val="magenta"/>
+          <w:lang w:val="en-US"/>
+        </w:rPr>
+        <w:t>clearSession</w:t>
+      </w:r>
+      <w:proofErr w:type="spellEnd"/>
+      <w:r>
+        <w:rPr>
+          <w:lang w:val="en-US"/>
+        </w:rPr>
+        <w:t>” parameter.</w:t>
+      </w:r>
+    </w:p>
+    <w:p>
+      <w:pPr>
+        <w:pStyle w:val="ListParagraph"/>
+        <w:numPr>
+          <w:ilvl w:val="2"/>
+          <w:numId w:val="19"/>
+        </w:numPr>
+        <w:rPr>
+          <w:lang w:val="en-US"/>
+        </w:rPr>
+      </w:pPr>
+      <w:r>
+        <w:rPr>
+          <w:lang w:val="en-US"/>
+        </w:rPr>
+        <w:t xml:space="preserve">Presence of the parameter means </w:t>
+      </w:r>
+      <w:r>
+        <w:rPr>
+          <w:lang w:val="en-US"/>
+        </w:rPr>
+        <w:t>“</w:t>
+      </w:r>
+      <w:r>
+        <w:rPr>
+          <w:lang w:val="en-US"/>
+        </w:rPr>
+        <w:t>clear any existing “</w:t>
+      </w:r>
+      <w:proofErr w:type="spellStart"/>
+      <w:r>
+        <w:rPr>
+          <w:lang w:val="en-US"/>
+        </w:rPr>
+        <w:t>remotesign</w:t>
+      </w:r>
+      <w:proofErr w:type="spellEnd"/>
+      <w:r>
+        <w:rPr>
+          <w:lang w:val="en-US"/>
+        </w:rPr>
+        <w:t>” authentication session</w:t>
+      </w:r>
+      <w:r>
+        <w:rPr>
+          <w:lang w:val="en-US"/>
+        </w:rPr>
+        <w:t>”</w:t>
+      </w:r>
+    </w:p>
+    <w:p>
+      <w:pPr>
+        <w:pStyle w:val="ListParagraph"/>
+        <w:numPr>
+          <w:ilvl w:val="2"/>
+          <w:numId w:val="19"/>
+        </w:numPr>
+        <w:rPr>
+          <w:lang w:val="en-US"/>
+        </w:rPr>
+      </w:pPr>
+      <w:r>
+        <w:rPr>
+          <w:lang w:val="en-US"/>
+        </w:rPr>
+        <w:t>The value is not checked</w:t>
+      </w:r>
+      <w:r>
+        <w:rPr>
+          <w:lang w:val="en-US"/>
+        </w:rPr>
+        <w:t>. “</w:t>
+      </w:r>
+      <w:proofErr w:type="spellStart"/>
+      <w:r>
+        <w:rPr>
+          <w:lang w:val="en-US"/>
+        </w:rPr>
+        <w:t>clearSession</w:t>
+      </w:r>
+      <w:proofErr w:type="spellEnd"/>
+      <w:r>
+        <w:rPr>
+          <w:lang w:val="en-US"/>
+        </w:rPr>
+        <w:t>=false” will clear the session.</w:t>
+      </w:r>
+    </w:p>
+    <w:p>
+      <w:pPr>
+        <w:pStyle w:val="ListParagraph"/>
         <w:numPr>
           <w:ilvl w:val="0"/>
           <w:numId w:val="0"/>
@@ -19070,7 +19619,7 @@
     </w:p>
     <w:tbl>
       <w:tblPr>
-        <w:tblStyle w:val="Tabelraster"/>
+        <w:tblStyle w:val="TableGrid"/>
         <w:tblW w:w="9356" w:type="dxa"/>
         <w:tblInd w:w="108" w:type="dxa"/>
         <w:tblLayout w:type="fixed"/>
@@ -19166,6 +19715,25 @@
               </w:rPr>
               <w:t>FPS%20XXX</w:t>
             </w:r>
+            <w:r>
+              <w:rPr>
+                <w:rFonts w:ascii="Calibri Light" w:eastAsia="Calibri" w:hAnsi="Calibri Light" w:cs="Calibri Light"/>
+                <w:i/>
+                <w:color w:val="09181B" w:themeColor="text1"/>
+                <w:lang w:val="en-US"/>
+              </w:rPr>
+              <w:t>&amp;</w:t>
+            </w:r>
+            <w:r>
+              <w:rPr>
+                <w:rFonts w:ascii="Calibri Light" w:eastAsia="Calibri" w:hAnsi="Calibri Light" w:cs="Calibri Light"/>
+                <w:i/>
+                <w:color w:val="09181B" w:themeColor="text1"/>
+                <w:highlight w:val="magenta"/>
+                <w:lang w:val="en-US"/>
+              </w:rPr>
+              <w:t>clearSession</w:t>
+            </w:r>
           </w:p>
         </w:tc>
       </w:tr>
@@ -19293,7 +19861,6 @@
         <w:rPr>
           <w:noProof/>
         </w:rPr>
-        <w:lastRenderedPageBreak/>
         <w:drawing>
           <wp:inline distT="0" distB="0" distL="0" distR="0" wp14:anchorId="0C7C4714" wp14:editId="4A638339">
             <wp:extent cx="3956050" cy="2971108"/>
@@ -19652,7 +20219,6 @@
           <w:szCs w:val="18"/>
           <w:lang w:val="en-US"/>
         </w:rPr>
-        <w:lastRenderedPageBreak/>
         <w:t>{</w:t>
       </w:r>
     </w:p>
@@ -19753,56 +20319,84 @@
         <w:t>tokenId</w:t>
       </w:r>
       <w:proofErr w:type="spellEnd"/>
+      <w:proofErr w:type="gramStart"/>
       <w:r>
         <w:rPr>
           <w:sz w:val="18"/>
           <w:szCs w:val="18"/>
           <w:lang w:val="en-US"/>
         </w:rPr>
-        <w:t>” : “xevC877cvddvEZ12”</w:t>
-      </w:r>
+        <w:t>” :</w:t>
+      </w:r>
+      <w:proofErr w:type="gramEnd"/>
       <w:r>
         <w:rPr>
           <w:sz w:val="18"/>
           <w:szCs w:val="18"/>
           <w:lang w:val="en-US"/>
         </w:rPr>
-        <w:t>,</w:t>
-      </w:r>
-    </w:p>
-    <w:p>
-      <w:pPr>
-        <w:ind w:left="1440"/>
+        <w:t xml:space="preserve"> “xevC877cvddvEZ12”</w:t>
+      </w:r>
+      <w:r>
         <w:rPr>
           <w:sz w:val="18"/>
           <w:szCs w:val="18"/>
           <w:lang w:val="en-US"/>
         </w:rPr>
-      </w:pPr>
-      <w:r>
+        <w:t>,</w:t>
+      </w:r>
+    </w:p>
+    <w:p>
+      <w:pPr>
+        <w:ind w:left="1440"/>
         <w:rPr>
           <w:sz w:val="18"/>
           <w:szCs w:val="18"/>
           <w:lang w:val="en-US"/>
         </w:rPr>
-        <w:t>“ok” : true</w:t>
-      </w:r>
-    </w:p>
-    <w:p>
-      <w:pPr>
-        <w:ind w:firstLine="720"/>
+      </w:pPr>
+      <w:r>
         <w:rPr>
           <w:sz w:val="18"/>
           <w:szCs w:val="18"/>
           <w:lang w:val="en-US"/>
         </w:rPr>
-      </w:pPr>
+        <w:t>“ok</w:t>
+      </w:r>
+      <w:proofErr w:type="gramStart"/>
       <w:r>
         <w:rPr>
           <w:sz w:val="18"/>
           <w:szCs w:val="18"/>
           <w:lang w:val="en-US"/>
         </w:rPr>
+        <w:t>” :</w:t>
+      </w:r>
+      <w:proofErr w:type="gramEnd"/>
+      <w:r>
+        <w:rPr>
+          <w:sz w:val="18"/>
+          <w:szCs w:val="18"/>
+          <w:lang w:val="en-US"/>
+        </w:rPr>
+        <w:t xml:space="preserve"> true</w:t>
+      </w:r>
+    </w:p>
+    <w:p>
+      <w:pPr>
+        <w:ind w:firstLine="720"/>
+        <w:rPr>
+          <w:sz w:val="18"/>
+          <w:szCs w:val="18"/>
+          <w:lang w:val="en-US"/>
+        </w:rPr>
+      </w:pPr>
+      <w:r>
+        <w:rPr>
+          <w:sz w:val="18"/>
+          <w:szCs w:val="18"/>
+          <w:lang w:val="en-US"/>
+        </w:rPr>
         <w:t>}</w:t>
       </w:r>
     </w:p>
@@ -19830,7 +20424,28 @@
         <w:rPr>
           <w:lang w:val="en-US"/>
         </w:rPr>
-        <w:t xml:space="preserve"> without error (“ok” : true) </w:t>
+        <w:t xml:space="preserve"> without error (“ok</w:t>
+      </w:r>
+      <w:proofErr w:type="gramStart"/>
+      <w:r>
+        <w:rPr>
+          <w:lang w:val="en-US"/>
+        </w:rPr>
+        <w:t>” :</w:t>
+      </w:r>
+      <w:proofErr w:type="gramEnd"/>
+      <w:r>
+        <w:rPr>
+          <w:lang w:val="en-US"/>
+        </w:rPr>
+        <w:t xml:space="preserve"> true</w:t>
+      </w:r>
+      <w:proofErr w:type="gramStart"/>
+      <w:r>
+        <w:rPr>
+          <w:lang w:val="en-US"/>
+        </w:rPr>
+        <w:t xml:space="preserve">) </w:t>
       </w:r>
       <w:r>
         <w:rPr>
@@ -19838,10 +20453,11 @@
         </w:rPr>
         <w:t>:</w:t>
       </w:r>
-    </w:p>
-    <w:p>
-      <w:pPr>
-        <w:pStyle w:val="Lijstalinea"/>
+      <w:proofErr w:type="gramEnd"/>
+    </w:p>
+    <w:p>
+      <w:pPr>
+        <w:pStyle w:val="ListParagraph"/>
         <w:numPr>
           <w:ilvl w:val="2"/>
           <w:numId w:val="28"/>
@@ -19879,7 +20495,7 @@
     </w:p>
     <w:p>
       <w:pPr>
-        <w:pStyle w:val="Lijstalinea"/>
+        <w:pStyle w:val="ListParagraph"/>
         <w:numPr>
           <w:ilvl w:val="2"/>
           <w:numId w:val="28"/>
@@ -19926,7 +20542,7 @@
     </w:p>
     <w:p>
       <w:pPr>
-        <w:pStyle w:val="Lijstalinea"/>
+        <w:pStyle w:val="ListParagraph"/>
         <w:numPr>
           <w:ilvl w:val="3"/>
           <w:numId w:val="28"/>
@@ -20053,26 +20669,40 @@
           <w:lang w:val="en-US"/>
         </w:rPr>
         <w:tab/>
-        <w:t>It is used to corelate user reports, token logs  and “hook” logs.</w:t>
-      </w:r>
-    </w:p>
-    <w:p>
-      <w:pPr>
-        <w:rPr>
-          <w:lang w:val="en-US"/>
-        </w:rPr>
-      </w:pPr>
-    </w:p>
-    <w:p>
-      <w:pPr>
-        <w:rPr>
-          <w:lang w:val="en-US"/>
-        </w:rPr>
-      </w:pPr>
-    </w:p>
-    <w:p>
-      <w:pPr>
-        <w:pStyle w:val="Kop3"/>
+        <w:t xml:space="preserve">It is used to corelate user reports, token </w:t>
+      </w:r>
+      <w:proofErr w:type="gramStart"/>
+      <w:r>
+        <w:rPr>
+          <w:lang w:val="en-US"/>
+        </w:rPr>
+        <w:t>logs  and</w:t>
+      </w:r>
+      <w:proofErr w:type="gramEnd"/>
+      <w:r>
+        <w:rPr>
+          <w:lang w:val="en-US"/>
+        </w:rPr>
+        <w:t xml:space="preserve"> “hook” logs.</w:t>
+      </w:r>
+    </w:p>
+    <w:p>
+      <w:pPr>
+        <w:rPr>
+          <w:lang w:val="en-US"/>
+        </w:rPr>
+      </w:pPr>
+    </w:p>
+    <w:p>
+      <w:pPr>
+        <w:rPr>
+          <w:lang w:val="en-US"/>
+        </w:rPr>
+      </w:pPr>
+    </w:p>
+    <w:p>
+      <w:pPr>
+        <w:pStyle w:val="Heading3"/>
         <w:rPr>
           <w:lang w:val="en-US"/>
         </w:rPr>
@@ -20205,6 +20835,7 @@
         </w:rPr>
         <w:t xml:space="preserve"> </w:t>
       </w:r>
+      <w:proofErr w:type="gramStart"/>
       <w:r>
         <w:rPr>
           <w:lang w:val="en-US"/>
@@ -20226,6 +20857,7 @@
         </w:rPr>
         <w:t>name</w:t>
       </w:r>
+      <w:proofErr w:type="gramEnd"/>
       <w:r>
         <w:rPr>
           <w:color w:val="FFC000"/>
@@ -20256,14 +20888,28 @@
         <w:rPr>
           <w:lang w:val="en-US"/>
         </w:rPr>
-        <w:t>Next to the signed document, a json file is added to the BOSA S3 server that contains the signing certificate and the simple and the detailed validation report. The filename of this json file is the output filename of the signed document, appended with ".</w:t>
+        <w:t xml:space="preserve">Next to the signed document, a json file is added to the BOSA S3 server that contains the signing certificate and the simple and the detailed validation report. The filename of this json file is the output filename of the signed document, appended with </w:t>
+      </w:r>
+      <w:proofErr w:type="gramStart"/>
+      <w:r>
+        <w:rPr>
+          <w:lang w:val="en-US"/>
+        </w:rPr>
+        <w:t>".</w:t>
       </w:r>
       <w:proofErr w:type="spellStart"/>
       <w:r>
         <w:rPr>
           <w:lang w:val="en-US"/>
         </w:rPr>
-        <w:t>validationreport.json</w:t>
+        <w:t>validationreport</w:t>
+      </w:r>
+      <w:proofErr w:type="gramEnd"/>
+      <w:r>
+        <w:rPr>
+          <w:lang w:val="en-US"/>
+        </w:rPr>
+        <w:t>.json</w:t>
       </w:r>
       <w:proofErr w:type="spellEnd"/>
       <w:r>
@@ -20285,6 +20931,7 @@
         </w:rPr>
         <w:t>" then filename of the json file = "</w:t>
       </w:r>
+      <w:proofErr w:type="gramStart"/>
       <w:r>
         <w:rPr>
           <w:i/>
@@ -20292,6 +20939,7 @@
         </w:rPr>
         <w:t>8uSOFNM03ns4F8N.xml.validationreport.json</w:t>
       </w:r>
+      <w:proofErr w:type="gramEnd"/>
       <w:r>
         <w:rPr>
           <w:lang w:val="en-US"/>
@@ -20327,7 +20975,7 @@
     </w:p>
     <w:tbl>
       <w:tblPr>
-        <w:tblStyle w:val="Tabelraster"/>
+        <w:tblStyle w:val="TableGrid"/>
         <w:tblW w:w="9576" w:type="dxa"/>
         <w:tblLayout w:type="fixed"/>
         <w:tblLook w:val="04A0" w:firstRow="1" w:lastRow="0" w:firstColumn="1" w:lastColumn="0" w:noHBand="0" w:noVBand="1"/>
@@ -20352,7 +21000,6 @@
               <w:rPr>
                 <w:rFonts w:ascii="Calibri Light" w:eastAsia="Calibri" w:hAnsi="Calibri Light" w:cs="Calibri Light"/>
               </w:rPr>
-              <w:lastRenderedPageBreak/>
               <w:t>Signed document:</w:t>
             </w:r>
             <w:r>
@@ -20528,7 +21175,7 @@
     </w:p>
     <w:p>
       <w:pPr>
-        <w:pStyle w:val="Lijstalinea"/>
+        <w:pStyle w:val="ListParagraph"/>
         <w:numPr>
           <w:ilvl w:val="0"/>
           <w:numId w:val="20"/>
@@ -20554,7 +21201,7 @@
     </w:p>
     <w:p>
       <w:pPr>
-        <w:pStyle w:val="Lijstalinea"/>
+        <w:pStyle w:val="ListParagraph"/>
         <w:numPr>
           <w:ilvl w:val="1"/>
           <w:numId w:val="20"/>
@@ -20585,7 +21232,7 @@
     </w:p>
     <w:p>
       <w:pPr>
-        <w:pStyle w:val="Lijstalinea"/>
+        <w:pStyle w:val="ListParagraph"/>
         <w:numPr>
           <w:ilvl w:val="0"/>
           <w:numId w:val="20"/>
@@ -20613,7 +21260,7 @@
     </w:p>
     <w:p>
       <w:pPr>
-        <w:pStyle w:val="Lijstalinea"/>
+        <w:pStyle w:val="ListParagraph"/>
         <w:numPr>
           <w:ilvl w:val="1"/>
           <w:numId w:val="20"/>
@@ -20631,7 +21278,7 @@
     </w:p>
     <w:p>
       <w:pPr>
-        <w:pStyle w:val="Lijstalinea"/>
+        <w:pStyle w:val="ListParagraph"/>
         <w:numPr>
           <w:ilvl w:val="0"/>
           <w:numId w:val="20"/>
@@ -20654,7 +21301,7 @@
     </w:p>
     <w:p>
       <w:pPr>
-        <w:pStyle w:val="Lijstalinea"/>
+        <w:pStyle w:val="ListParagraph"/>
         <w:numPr>
           <w:ilvl w:val="1"/>
           <w:numId w:val="20"/>
@@ -20680,7 +21327,7 @@
     </w:p>
     <w:tbl>
       <w:tblPr>
-        <w:tblStyle w:val="Tabelraster"/>
+        <w:tblStyle w:val="TableGrid"/>
         <w:tblW w:w="9242" w:type="dxa"/>
         <w:tblInd w:w="108" w:type="dxa"/>
         <w:tblLayout w:type="fixed"/>
@@ -20728,7 +21375,7 @@
     </w:p>
     <w:tbl>
       <w:tblPr>
-        <w:tblStyle w:val="Tabelraster"/>
+        <w:tblStyle w:val="TableGrid"/>
         <w:tblW w:w="9242" w:type="dxa"/>
         <w:tblInd w:w="108" w:type="dxa"/>
         <w:tblLayout w:type="fixed"/>
@@ -20788,7 +21435,7 @@
     </w:p>
     <w:tbl>
       <w:tblPr>
-        <w:tblStyle w:val="Tabelraster"/>
+        <w:tblStyle w:val="TableGrid"/>
         <w:tblW w:w="9356" w:type="dxa"/>
         <w:tblInd w:w="108" w:type="dxa"/>
         <w:tblLayout w:type="fixed"/>
@@ -20968,7 +21615,7 @@
     </w:p>
     <w:p>
       <w:pPr>
-        <w:pStyle w:val="Kop3"/>
+        <w:pStyle w:val="Heading3"/>
         <w:rPr>
           <w:lang w:val="es-ES"/>
         </w:rPr>
@@ -20978,7 +21625,6 @@
         <w:rPr>
           <w:lang w:val="es-ES"/>
         </w:rPr>
-        <w:lastRenderedPageBreak/>
         <w:t xml:space="preserve">3.5. Error </w:t>
       </w:r>
       <w:proofErr w:type="spellStart"/>
@@ -21048,7 +21694,7 @@
     </w:p>
     <w:tbl>
       <w:tblPr>
-        <w:tblStyle w:val="Tabelraster"/>
+        <w:tblStyle w:val="TableGrid"/>
         <w:tblW w:w="9639" w:type="dxa"/>
         <w:tblInd w:w="250" w:type="dxa"/>
         <w:tblBorders>
@@ -23131,7 +23777,7 @@
     </w:tbl>
     <w:p>
       <w:pPr>
-        <w:pStyle w:val="Kop3"/>
+        <w:pStyle w:val="Heading3"/>
         <w:rPr>
           <w:lang w:val="en-US"/>
         </w:rPr>
@@ -23142,7 +23788,6 @@
         <w:rPr>
           <w:lang w:val="en-US"/>
         </w:rPr>
-        <w:lastRenderedPageBreak/>
         <w:t>3.6. PDF visible signatures</w:t>
       </w:r>
       <w:bookmarkEnd w:id="56"/>
@@ -23183,7 +23828,21 @@
         <w:rPr>
           <w:lang w:val="en-US"/>
         </w:rPr>
-        <w:t xml:space="preserve">There are quite a number of options (image, text, colors, ..) that can be specified. Because the </w:t>
+        <w:t xml:space="preserve">There are quite a number of options (image, text, </w:t>
+      </w:r>
+      <w:proofErr w:type="gramStart"/>
+      <w:r>
+        <w:rPr>
+          <w:lang w:val="en-US"/>
+        </w:rPr>
+        <w:t>colors, ..</w:t>
+      </w:r>
+      <w:proofErr w:type="gramEnd"/>
+      <w:r>
+        <w:rPr>
+          <w:lang w:val="en-US"/>
+        </w:rPr>
+        <w:t xml:space="preserve">) that can be specified. Because the </w:t>
       </w:r>
       <w:r>
         <w:rPr>
@@ -23253,39 +23912,41 @@
           <w:lang w:val="en-US"/>
         </w:rPr>
       </w:pPr>
+      <w:proofErr w:type="gramStart"/>
       <w:r>
         <w:rPr>
           <w:b/>
           <w:bCs/>
           <w:lang w:val="en-US"/>
         </w:rPr>
-        <w:t xml:space="preserve">So the </w:t>
-      </w:r>
-      <w:proofErr w:type="spellStart"/>
+        <w:t>So</w:t>
+      </w:r>
+      <w:proofErr w:type="gramEnd"/>
       <w:r>
         <w:rPr>
           <w:b/>
           <w:bCs/>
           <w:lang w:val="en-US"/>
         </w:rPr>
-        <w:t>getTokenForDocument</w:t>
-      </w:r>
-      <w:proofErr w:type="spellEnd"/>
+        <w:t xml:space="preserve"> the </w:t>
+      </w:r>
+      <w:proofErr w:type="spellStart"/>
       <w:r>
         <w:rPr>
           <w:b/>
           <w:bCs/>
           <w:lang w:val="en-US"/>
         </w:rPr>
-        <w:t xml:space="preserve"> call (and therefore the </w:t>
-      </w:r>
+        <w:t>getTokenForDocument</w:t>
+      </w:r>
+      <w:proofErr w:type="spellEnd"/>
       <w:r>
         <w:rPr>
           <w:b/>
           <w:bCs/>
           <w:lang w:val="en-US"/>
         </w:rPr>
-        <w:t>T</w:t>
+        <w:t xml:space="preserve"> call (and therefore the </w:t>
       </w:r>
       <w:r>
         <w:rPr>
@@ -23293,12 +23954,20 @@
           <w:bCs/>
           <w:lang w:val="en-US"/>
         </w:rPr>
+        <w:t>T</w:t>
+      </w:r>
+      <w:r>
+        <w:rPr>
+          <w:b/>
+          <w:bCs/>
+          <w:lang w:val="en-US"/>
+        </w:rPr>
         <w:t>oken) can only contain these parameters:</w:t>
       </w:r>
     </w:p>
     <w:p>
       <w:pPr>
-        <w:pStyle w:val="Lijstalinea"/>
+        <w:pStyle w:val="ListParagraph"/>
         <w:numPr>
           <w:ilvl w:val="0"/>
           <w:numId w:val="21"/>
@@ -23325,7 +23994,7 @@
     </w:p>
     <w:p>
       <w:pPr>
-        <w:pStyle w:val="Lijstalinea"/>
+        <w:pStyle w:val="ListParagraph"/>
         <w:numPr>
           <w:ilvl w:val="0"/>
           <w:numId w:val="21"/>
@@ -23352,7 +24021,7 @@
     </w:p>
     <w:p>
       <w:pPr>
-        <w:pStyle w:val="Lijstalinea"/>
+        <w:pStyle w:val="ListParagraph"/>
         <w:numPr>
           <w:ilvl w:val="0"/>
           <w:numId w:val="21"/>
@@ -23379,7 +24048,7 @@
     </w:p>
     <w:p>
       <w:pPr>
-        <w:pStyle w:val="Lijstalinea"/>
+        <w:pStyle w:val="ListParagraph"/>
         <w:numPr>
           <w:ilvl w:val="1"/>
           <w:numId w:val="21"/>
@@ -23397,7 +24066,7 @@
     </w:p>
     <w:p>
       <w:pPr>
-        <w:pStyle w:val="Lijstalinea"/>
+        <w:pStyle w:val="ListParagraph"/>
         <w:numPr>
           <w:ilvl w:val="1"/>
           <w:numId w:val="21"/>
@@ -23474,7 +24143,7 @@
     </w:p>
     <w:p>
       <w:pPr>
-        <w:pStyle w:val="Lijstalinea"/>
+        <w:pStyle w:val="ListParagraph"/>
         <w:numPr>
           <w:ilvl w:val="0"/>
           <w:numId w:val="21"/>
@@ -23527,7 +24196,7 @@
     </w:p>
     <w:p>
       <w:pPr>
-        <w:pStyle w:val="Lijstalinea"/>
+        <w:pStyle w:val="ListParagraph"/>
         <w:numPr>
           <w:ilvl w:val="0"/>
           <w:numId w:val="21"/>
@@ -23682,7 +24351,7 @@
     </w:p>
     <w:tbl>
       <w:tblPr>
-        <w:tblStyle w:val="Tabelraster"/>
+        <w:tblStyle w:val="TableGrid"/>
         <w:tblW w:w="6379" w:type="dxa"/>
         <w:tblInd w:w="392" w:type="dxa"/>
         <w:tblLayout w:type="fixed"/>
@@ -23970,11 +24639,19 @@
         </w:rPr>
         <w:br/>
       </w:r>
-      <w:r>
-        <w:rPr>
-          <w:lang w:val="en-US"/>
-        </w:rPr>
-        <w:t xml:space="preserve">So the </w:t>
+      <w:proofErr w:type="gramStart"/>
+      <w:r>
+        <w:rPr>
+          <w:lang w:val="en-US"/>
+        </w:rPr>
+        <w:t>So</w:t>
+      </w:r>
+      <w:proofErr w:type="gramEnd"/>
+      <w:r>
+        <w:rPr>
+          <w:lang w:val="en-US"/>
+        </w:rPr>
+        <w:t xml:space="preserve"> the </w:t>
       </w:r>
       <w:proofErr w:type="spellStart"/>
       <w:r>
@@ -24116,7 +24793,7 @@
     </w:p>
     <w:tbl>
       <w:tblPr>
-        <w:tblStyle w:val="Tabelraster"/>
+        <w:tblStyle w:val="TableGrid"/>
         <w:tblW w:w="6379" w:type="dxa"/>
         <w:tblInd w:w="392" w:type="dxa"/>
         <w:tblLayout w:type="fixed"/>
@@ -24166,20 +24843,36 @@
                 <w:rFonts w:ascii="Calibri Light" w:eastAsia="Calibri" w:hAnsi="Calibri Light" w:cs="Calibri Light"/>
                 <w:lang w:val="en-US"/>
               </w:rPr>
-              <w:t>version”</w:t>
-            </w:r>
+              <w:t>version</w:t>
+            </w:r>
+            <w:proofErr w:type="gramStart"/>
             <w:r>
               <w:rPr>
                 <w:rFonts w:ascii="Calibri Light" w:eastAsia="Calibri" w:hAnsi="Calibri Light" w:cs="Calibri Light"/>
                 <w:lang w:val="en-US"/>
               </w:rPr>
-              <w:t xml:space="preserve"> : </w:t>
+              <w:t>”</w:t>
             </w:r>
             <w:r>
               <w:rPr>
                 <w:rFonts w:ascii="Calibri Light" w:eastAsia="Calibri" w:hAnsi="Calibri Light" w:cs="Calibri Light"/>
                 <w:lang w:val="en-US"/>
               </w:rPr>
+              <w:t xml:space="preserve"> :</w:t>
+            </w:r>
+            <w:proofErr w:type="gramEnd"/>
+            <w:r>
+              <w:rPr>
+                <w:rFonts w:ascii="Calibri Light" w:eastAsia="Calibri" w:hAnsi="Calibri Light" w:cs="Calibri Light"/>
+                <w:lang w:val="en-US"/>
+              </w:rPr>
+              <w:t xml:space="preserve"> </w:t>
+            </w:r>
+            <w:r>
+              <w:rPr>
+                <w:rFonts w:ascii="Calibri Light" w:eastAsia="Calibri" w:hAnsi="Calibri Light" w:cs="Calibri Light"/>
+                <w:lang w:val="en-US"/>
+              </w:rPr>
               <w:t>2</w:t>
             </w:r>
             <w:r>
@@ -24203,7 +24896,6 @@
                 <w:rFonts w:ascii="Calibri Light" w:eastAsia="Calibri" w:hAnsi="Calibri Light" w:cs="Calibri Light"/>
                 <w:lang w:val="en-US"/>
               </w:rPr>
-              <w:lastRenderedPageBreak/>
               <w:t xml:space="preserve">  "</w:t>
             </w:r>
             <w:proofErr w:type="spellStart"/>
@@ -24215,12 +24907,21 @@
               <w:t>bgColor</w:t>
             </w:r>
             <w:proofErr w:type="spellEnd"/>
+            <w:proofErr w:type="gramStart"/>
             <w:r>
               <w:rPr>
                 <w:rFonts w:ascii="Calibri Light" w:eastAsia="Calibri" w:hAnsi="Calibri Light" w:cs="Calibri Light"/>
                 <w:lang w:val="en-US"/>
               </w:rPr>
-              <w:t>" : "#D0D0D0",</w:t>
+              <w:t>" :</w:t>
+            </w:r>
+            <w:proofErr w:type="gramEnd"/>
+            <w:r>
+              <w:rPr>
+                <w:rFonts w:ascii="Calibri Light" w:eastAsia="Calibri" w:hAnsi="Calibri Light" w:cs="Calibri Light"/>
+                <w:lang w:val="en-US"/>
+              </w:rPr>
+              <w:t xml:space="preserve"> "#D0D0D0",</w:t>
             </w:r>
           </w:p>
           <w:p>
@@ -24236,7 +24937,23 @@
                 <w:rFonts w:ascii="Calibri Light" w:eastAsia="Calibri" w:hAnsi="Calibri Light" w:cs="Calibri Light"/>
                 <w:lang w:val="en-US"/>
               </w:rPr>
-              <w:t xml:space="preserve">  "texts" : {</w:t>
+              <w:t xml:space="preserve">  "texts</w:t>
+            </w:r>
+            <w:proofErr w:type="gramStart"/>
+            <w:r>
+              <w:rPr>
+                <w:rFonts w:ascii="Calibri Light" w:eastAsia="Calibri" w:hAnsi="Calibri Light" w:cs="Calibri Light"/>
+                <w:lang w:val="en-US"/>
+              </w:rPr>
+              <w:t>" :</w:t>
+            </w:r>
+            <w:proofErr w:type="gramEnd"/>
+            <w:r>
+              <w:rPr>
+                <w:rFonts w:ascii="Calibri Light" w:eastAsia="Calibri" w:hAnsi="Calibri Light" w:cs="Calibri Light"/>
+                <w:lang w:val="en-US"/>
+              </w:rPr>
+              <w:t xml:space="preserve"> {</w:t>
             </w:r>
           </w:p>
           <w:p>
@@ -24263,12 +24980,21 @@
               <w:t>en</w:t>
             </w:r>
             <w:proofErr w:type="spellEnd"/>
+            <w:proofErr w:type="gramStart"/>
             <w:r>
               <w:rPr>
                 <w:rFonts w:ascii="Calibri Light" w:eastAsia="Calibri" w:hAnsi="Calibri Light" w:cs="Calibri Light"/>
                 <w:lang w:val="en-US"/>
               </w:rPr>
-              <w:t>" : "Signed by %</w:t>
+              <w:t>" :</w:t>
+            </w:r>
+            <w:proofErr w:type="gramEnd"/>
+            <w:r>
+              <w:rPr>
+                <w:rFonts w:ascii="Calibri Light" w:eastAsia="Calibri" w:hAnsi="Calibri Light" w:cs="Calibri Light"/>
+                <w:lang w:val="en-US"/>
+              </w:rPr>
+              <w:t xml:space="preserve"> "Signed by %</w:t>
             </w:r>
             <w:proofErr w:type="spellStart"/>
             <w:r>
@@ -24352,7 +25078,7 @@
               <w:spacing w:beforeAutospacing="0" w:after="0" w:afterAutospacing="0"/>
               <w:rPr>
                 <w:rFonts w:ascii="Calibri Light" w:hAnsi="Calibri Light" w:cs="Calibri Light"/>
-                <w:lang w:val="fr-FR"/>
+                <w:lang w:val="en-US"/>
               </w:rPr>
             </w:pPr>
             <w:r>
@@ -24364,7 +25090,7 @@
             <w:r>
               <w:rPr>
                 <w:rFonts w:ascii="Calibri Light" w:eastAsia="Calibri" w:hAnsi="Calibri Light" w:cs="Calibri Light"/>
-                <w:lang w:val="fr-FR"/>
+                <w:lang w:val="en-US"/>
               </w:rPr>
               <w:t>"</w:t>
             </w:r>
@@ -24372,23 +25098,48 @@
             <w:r>
               <w:rPr>
                 <w:rFonts w:ascii="Calibri Light" w:eastAsia="Calibri" w:hAnsi="Calibri Light" w:cs="Calibri Light"/>
-                <w:lang w:val="fr-FR"/>
+                <w:lang w:val="en-US"/>
               </w:rPr>
               <w:t>fr</w:t>
             </w:r>
             <w:proofErr w:type="spellEnd"/>
+            <w:proofErr w:type="gramStart"/>
             <w:r>
               <w:rPr>
                 <w:rFonts w:ascii="Calibri Light" w:eastAsia="Calibri" w:hAnsi="Calibri Light" w:cs="Calibri Light"/>
-                <w:lang w:val="fr-FR"/>
-              </w:rPr>
-              <w:t>" : "Signé par %</w:t>
+                <w:lang w:val="en-US"/>
+              </w:rPr>
+              <w:t>" :</w:t>
+            </w:r>
+            <w:proofErr w:type="gramEnd"/>
+            <w:r>
+              <w:rPr>
+                <w:rFonts w:ascii="Calibri Light" w:eastAsia="Calibri" w:hAnsi="Calibri Light" w:cs="Calibri Light"/>
+                <w:lang w:val="en-US"/>
+              </w:rPr>
+              <w:t xml:space="preserve"> "</w:t>
             </w:r>
             <w:proofErr w:type="spellStart"/>
             <w:r>
               <w:rPr>
                 <w:rFonts w:ascii="Calibri Light" w:eastAsia="Calibri" w:hAnsi="Calibri Light" w:cs="Calibri Light"/>
-                <w:lang w:val="fr-FR"/>
+                <w:lang w:val="en-US"/>
+              </w:rPr>
+              <w:t>Signé</w:t>
+            </w:r>
+            <w:proofErr w:type="spellEnd"/>
+            <w:r>
+              <w:rPr>
+                <w:rFonts w:ascii="Calibri Light" w:eastAsia="Calibri" w:hAnsi="Calibri Light" w:cs="Calibri Light"/>
+                <w:lang w:val="en-US"/>
+              </w:rPr>
+              <w:t xml:space="preserve"> par %</w:t>
+            </w:r>
+            <w:proofErr w:type="spellStart"/>
+            <w:r>
+              <w:rPr>
+                <w:rFonts w:ascii="Calibri Light" w:eastAsia="Calibri" w:hAnsi="Calibri Light" w:cs="Calibri Light"/>
+                <w:lang w:val="en-US"/>
               </w:rPr>
               <w:t>gn</w:t>
             </w:r>
@@ -24396,9 +25147,25 @@
             <w:r>
               <w:rPr>
                 <w:rFonts w:ascii="Calibri Light" w:eastAsia="Calibri" w:hAnsi="Calibri Light" w:cs="Calibri Light"/>
-                <w:lang w:val="fr-FR"/>
-              </w:rPr>
-              <w:t>% %sn%"</w:t>
+                <w:lang w:val="en-US"/>
+              </w:rPr>
+              <w:t>% %</w:t>
+            </w:r>
+            <w:proofErr w:type="spellStart"/>
+            <w:r>
+              <w:rPr>
+                <w:rFonts w:ascii="Calibri Light" w:eastAsia="Calibri" w:hAnsi="Calibri Light" w:cs="Calibri Light"/>
+                <w:lang w:val="en-US"/>
+              </w:rPr>
+              <w:t>sn</w:t>
+            </w:r>
+            <w:proofErr w:type="spellEnd"/>
+            <w:r>
+              <w:rPr>
+                <w:rFonts w:ascii="Calibri Light" w:eastAsia="Calibri" w:hAnsi="Calibri Light" w:cs="Calibri Light"/>
+                <w:lang w:val="en-US"/>
+              </w:rPr>
+              <w:t>%"</w:t>
             </w:r>
           </w:p>
           <w:p>
@@ -24412,7 +25179,7 @@
             <w:r>
               <w:rPr>
                 <w:rFonts w:ascii="Calibri Light" w:eastAsia="Calibri" w:hAnsi="Calibri Light" w:cs="Calibri Light"/>
-                <w:lang w:val="fr-FR"/>
+                <w:lang w:val="en-US"/>
               </w:rPr>
               <w:t xml:space="preserve">  </w:t>
             </w:r>
@@ -24480,12 +25247,21 @@
               <w:t>textSize</w:t>
             </w:r>
             <w:proofErr w:type="spellEnd"/>
+            <w:proofErr w:type="gramStart"/>
             <w:r>
               <w:rPr>
                 <w:rFonts w:ascii="Calibri Light" w:eastAsia="Calibri" w:hAnsi="Calibri Light" w:cs="Calibri Light"/>
                 <w:lang w:val="en-US"/>
               </w:rPr>
-              <w:t>" : 14,</w:t>
+              <w:t>" :</w:t>
+            </w:r>
+            <w:proofErr w:type="gramEnd"/>
+            <w:r>
+              <w:rPr>
+                <w:rFonts w:ascii="Calibri Light" w:eastAsia="Calibri" w:hAnsi="Calibri Light" w:cs="Calibri Light"/>
+                <w:lang w:val="en-US"/>
+              </w:rPr>
+              <w:t xml:space="preserve"> 14,</w:t>
             </w:r>
           </w:p>
           <w:p>
@@ -24512,12 +25288,21 @@
               <w:t>textPadding</w:t>
             </w:r>
             <w:proofErr w:type="spellEnd"/>
+            <w:proofErr w:type="gramStart"/>
             <w:r>
               <w:rPr>
                 <w:rFonts w:ascii="Calibri Light" w:eastAsia="Calibri" w:hAnsi="Calibri Light" w:cs="Calibri Light"/>
                 <w:lang w:val="en-US"/>
               </w:rPr>
-              <w:t>" : 20,</w:t>
+              <w:t>" :</w:t>
+            </w:r>
+            <w:proofErr w:type="gramEnd"/>
+            <w:r>
+              <w:rPr>
+                <w:rFonts w:ascii="Calibri Light" w:eastAsia="Calibri" w:hAnsi="Calibri Light" w:cs="Calibri Light"/>
+                <w:lang w:val="en-US"/>
+              </w:rPr>
+              <w:t xml:space="preserve"> 20,</w:t>
             </w:r>
           </w:p>
           <w:p>
@@ -24544,12 +25329,21 @@
               <w:t>textAlignH</w:t>
             </w:r>
             <w:proofErr w:type="spellEnd"/>
+            <w:proofErr w:type="gramStart"/>
             <w:r>
               <w:rPr>
                 <w:rFonts w:ascii="Calibri Light" w:eastAsia="Calibri" w:hAnsi="Calibri Light" w:cs="Calibri Light"/>
                 <w:lang w:val="en-US"/>
               </w:rPr>
-              <w:t>" : "CENTER",</w:t>
+              <w:t>" :</w:t>
+            </w:r>
+            <w:proofErr w:type="gramEnd"/>
+            <w:r>
+              <w:rPr>
+                <w:rFonts w:ascii="Calibri Light" w:eastAsia="Calibri" w:hAnsi="Calibri Light" w:cs="Calibri Light"/>
+                <w:lang w:val="en-US"/>
+              </w:rPr>
+              <w:t xml:space="preserve"> "CENTER",</w:t>
             </w:r>
           </w:p>
           <w:p>
@@ -24576,12 +25370,21 @@
               <w:t>textAlignV</w:t>
             </w:r>
             <w:proofErr w:type="spellEnd"/>
+            <w:proofErr w:type="gramStart"/>
             <w:r>
               <w:rPr>
                 <w:rFonts w:ascii="Calibri Light" w:eastAsia="Calibri" w:hAnsi="Calibri Light" w:cs="Calibri Light"/>
                 <w:lang w:val="en-US"/>
               </w:rPr>
-              <w:t>" : "MIDDLE",</w:t>
+              <w:t>" :</w:t>
+            </w:r>
+            <w:proofErr w:type="gramEnd"/>
+            <w:r>
+              <w:rPr>
+                <w:rFonts w:ascii="Calibri Light" w:eastAsia="Calibri" w:hAnsi="Calibri Light" w:cs="Calibri Light"/>
+                <w:lang w:val="en-US"/>
+              </w:rPr>
+              <w:t xml:space="preserve"> "MIDDLE",</w:t>
             </w:r>
           </w:p>
           <w:p>
@@ -24608,12 +25411,21 @@
               <w:t>textPos</w:t>
             </w:r>
             <w:proofErr w:type="spellEnd"/>
+            <w:proofErr w:type="gramStart"/>
             <w:r>
               <w:rPr>
                 <w:rFonts w:ascii="Calibri Light" w:eastAsia="Calibri" w:hAnsi="Calibri Light" w:cs="Calibri Light"/>
                 <w:lang w:val="en-US"/>
               </w:rPr>
-              <w:t>" : "BOTTOM",</w:t>
+              <w:t>" :</w:t>
+            </w:r>
+            <w:proofErr w:type="gramEnd"/>
+            <w:r>
+              <w:rPr>
+                <w:rFonts w:ascii="Calibri Light" w:eastAsia="Calibri" w:hAnsi="Calibri Light" w:cs="Calibri Light"/>
+                <w:lang w:val="en-US"/>
+              </w:rPr>
+              <w:t xml:space="preserve"> "BOTTOM",</w:t>
             </w:r>
           </w:p>
           <w:p>
@@ -24640,12 +25452,21 @@
               <w:t>textColor</w:t>
             </w:r>
             <w:proofErr w:type="spellEnd"/>
+            <w:proofErr w:type="gramStart"/>
             <w:r>
               <w:rPr>
                 <w:rFonts w:ascii="Calibri Light" w:eastAsia="Calibri" w:hAnsi="Calibri Light" w:cs="Calibri Light"/>
                 <w:lang w:val="en-US"/>
               </w:rPr>
-              <w:t>" : "#0000FF",</w:t>
+              <w:t>" :</w:t>
+            </w:r>
+            <w:proofErr w:type="gramEnd"/>
+            <w:r>
+              <w:rPr>
+                <w:rFonts w:ascii="Calibri Light" w:eastAsia="Calibri" w:hAnsi="Calibri Light" w:cs="Calibri Light"/>
+                <w:lang w:val="en-US"/>
+              </w:rPr>
+              <w:t xml:space="preserve"> "#0000FF",</w:t>
             </w:r>
           </w:p>
           <w:p>
@@ -24727,7 +25548,6 @@
           <w:szCs w:val="4"/>
           <w:lang w:val="en-US"/>
         </w:rPr>
-        <w:lastRenderedPageBreak/>
         <w:br/>
       </w:r>
     </w:p>
@@ -24896,7 +25716,7 @@
     </w:p>
     <w:tbl>
       <w:tblPr>
-        <w:tblStyle w:val="Tabelraster"/>
+        <w:tblStyle w:val="TableGrid"/>
         <w:tblpPr w:leftFromText="141" w:rightFromText="141" w:vertAnchor="text" w:tblpX="250" w:tblpY="1"/>
         <w:tblOverlap w:val="never"/>
         <w:tblW w:w="9552" w:type="dxa"/>
@@ -25053,57 +25873,87 @@
               </w:rPr>
               <w:t>V</w:t>
             </w:r>
+            <w:proofErr w:type="gramStart"/>
             <w:r>
               <w:rPr>
                 <w:sz w:val="18"/>
                 <w:szCs w:val="18"/>
                 <w:lang w:val="en-US"/>
               </w:rPr>
-              <w:t>1 : Background color of both the text and the signature</w:t>
-            </w:r>
-          </w:p>
-          <w:p>
-            <w:pPr>
-              <w:spacing w:before="0" w:beforeAutospacing="0" w:after="0" w:afterAutospacing="0"/>
+              <w:t>1 :</w:t>
+            </w:r>
+            <w:proofErr w:type="gramEnd"/>
+            <w:r>
               <w:rPr>
                 <w:sz w:val="18"/>
                 <w:szCs w:val="18"/>
                 <w:lang w:val="en-US"/>
               </w:rPr>
-            </w:pPr>
-            <w:r>
+              <w:t xml:space="preserve"> Background color of both the text and the signature</w:t>
+            </w:r>
+          </w:p>
+          <w:p>
+            <w:pPr>
+              <w:spacing w:before="0" w:beforeAutospacing="0" w:after="0" w:afterAutospacing="0"/>
               <w:rPr>
                 <w:sz w:val="18"/>
                 <w:szCs w:val="18"/>
                 <w:lang w:val="en-US"/>
               </w:rPr>
-              <w:t>V</w:t>
-            </w:r>
+            </w:pPr>
             <w:r>
               <w:rPr>
                 <w:sz w:val="18"/>
                 <w:szCs w:val="18"/>
                 <w:lang w:val="en-US"/>
               </w:rPr>
-              <w:t>2 : Background color of the text</w:t>
-            </w:r>
-          </w:p>
-          <w:p>
-            <w:pPr>
-              <w:spacing w:before="0" w:beforeAutospacing="0" w:after="0" w:afterAutospacing="0"/>
+              <w:t>V</w:t>
+            </w:r>
+            <w:proofErr w:type="gramStart"/>
+            <w:r>
               <w:rPr>
                 <w:sz w:val="18"/>
                 <w:szCs w:val="18"/>
                 <w:lang w:val="en-US"/>
               </w:rPr>
-            </w:pPr>
+              <w:t>2 :</w:t>
+            </w:r>
+            <w:proofErr w:type="gramEnd"/>
             <w:r>
               <w:rPr>
                 <w:sz w:val="18"/>
                 <w:szCs w:val="18"/>
                 <w:lang w:val="en-US"/>
               </w:rPr>
-              <w:t xml:space="preserve">Format : </w:t>
+              <w:t xml:space="preserve"> Background color of the text</w:t>
+            </w:r>
+          </w:p>
+          <w:p>
+            <w:pPr>
+              <w:spacing w:before="0" w:beforeAutospacing="0" w:after="0" w:afterAutospacing="0"/>
+              <w:rPr>
+                <w:sz w:val="18"/>
+                <w:szCs w:val="18"/>
+                <w:lang w:val="en-US"/>
+              </w:rPr>
+            </w:pPr>
+            <w:proofErr w:type="gramStart"/>
+            <w:r>
+              <w:rPr>
+                <w:sz w:val="18"/>
+                <w:szCs w:val="18"/>
+                <w:lang w:val="en-US"/>
+              </w:rPr>
+              <w:t>Format :</w:t>
+            </w:r>
+            <w:proofErr w:type="gramEnd"/>
+            <w:r>
+              <w:rPr>
+                <w:sz w:val="18"/>
+                <w:szCs w:val="18"/>
+                <w:lang w:val="en-US"/>
+              </w:rPr>
+              <w:t xml:space="preserve"> </w:t>
             </w:r>
             <w:r>
               <w:rPr>
@@ -25132,7 +25982,6 @@
                 <w:szCs w:val="18"/>
               </w:rPr>
             </w:pPr>
-            <w:proofErr w:type="spellStart"/>
             <w:r>
               <w:rPr>
                 <w:sz w:val="18"/>
@@ -25147,7 +25996,6 @@
               </w:rPr>
               <w:t>exts</w:t>
             </w:r>
-            <w:proofErr w:type="spellEnd"/>
           </w:p>
         </w:tc>
         <w:tc>
@@ -25218,16 +26066,26 @@
                 <w:szCs w:val="18"/>
                 <w:lang w:val="en-US"/>
               </w:rPr>
-              <w:t xml:space="preserve">Some PSP parameters in detail </w:t>
-            </w:r>
+              <w:t xml:space="preserve">Some PSP parameters in </w:t>
+            </w:r>
+            <w:proofErr w:type="gramStart"/>
             <w:r>
               <w:rPr>
                 <w:sz w:val="18"/>
                 <w:szCs w:val="18"/>
                 <w:lang w:val="en-US"/>
               </w:rPr>
+              <w:t xml:space="preserve">detail </w:t>
+            </w:r>
+            <w:r>
+              <w:rPr>
+                <w:sz w:val="18"/>
+                <w:szCs w:val="18"/>
+                <w:lang w:val="en-US"/>
+              </w:rPr>
               <w:t>”</w:t>
             </w:r>
+            <w:proofErr w:type="gramEnd"/>
           </w:p>
         </w:tc>
       </w:tr>
@@ -25247,7 +26105,6 @@
                 <w:szCs w:val="18"/>
               </w:rPr>
             </w:pPr>
-            <w:proofErr w:type="spellStart"/>
             <w:r>
               <w:rPr>
                 <w:sz w:val="18"/>
@@ -25255,7 +26112,6 @@
               </w:rPr>
               <w:t>textSize</w:t>
             </w:r>
-            <w:proofErr w:type="spellEnd"/>
           </w:p>
         </w:tc>
         <w:tc>
@@ -25380,25 +26236,25 @@
                 <w:szCs w:val="18"/>
                 <w:lang w:val="en-US"/>
               </w:rPr>
-              <w:t>V1 Format : &lt;</w:t>
-            </w:r>
-            <w:proofErr w:type="spellStart"/>
+              <w:t xml:space="preserve">V1 </w:t>
+            </w:r>
+            <w:proofErr w:type="gramStart"/>
             <w:r>
               <w:rPr>
                 <w:sz w:val="18"/>
                 <w:szCs w:val="18"/>
                 <w:lang w:val="en-US"/>
               </w:rPr>
-              <w:t>FontName</w:t>
-            </w:r>
-            <w:proofErr w:type="spellEnd"/>
+              <w:t>Format :</w:t>
+            </w:r>
+            <w:proofErr w:type="gramEnd"/>
             <w:r>
               <w:rPr>
                 <w:sz w:val="18"/>
                 <w:szCs w:val="18"/>
                 <w:lang w:val="en-US"/>
               </w:rPr>
-              <w:t>&gt;/&lt;b&gt;&lt;</w:t>
+              <w:t xml:space="preserve"> &lt;</w:t>
             </w:r>
             <w:proofErr w:type="spellStart"/>
             <w:r>
@@ -25407,7 +26263,7 @@
                 <w:szCs w:val="18"/>
                 <w:lang w:val="en-US"/>
               </w:rPr>
-              <w:t>i</w:t>
+              <w:t>FontName</w:t>
             </w:r>
             <w:proofErr w:type="spellEnd"/>
             <w:r>
@@ -25416,40 +26272,78 @@
                 <w:szCs w:val="18"/>
                 <w:lang w:val="en-US"/>
               </w:rPr>
-              <w:t xml:space="preserve">&gt; ( Sample : </w:t>
-            </w:r>
+              <w:t>&gt;/&lt;b&gt;&lt;</w:t>
+            </w:r>
+            <w:proofErr w:type="spellStart"/>
             <w:r>
               <w:rPr>
                 <w:sz w:val="18"/>
                 <w:szCs w:val="18"/>
                 <w:lang w:val="en-US"/>
               </w:rPr>
-              <w:t>“</w:t>
-            </w:r>
+              <w:t>i</w:t>
+            </w:r>
+            <w:proofErr w:type="spellEnd"/>
             <w:r>
               <w:rPr>
                 <w:sz w:val="18"/>
                 <w:szCs w:val="18"/>
                 <w:lang w:val="en-US"/>
               </w:rPr>
-              <w:t>Serif/bi</w:t>
-            </w:r>
+              <w:t xml:space="preserve">&gt; </w:t>
+            </w:r>
+            <w:proofErr w:type="gramStart"/>
             <w:r>
               <w:rPr>
                 <w:sz w:val="18"/>
                 <w:szCs w:val="18"/>
                 <w:lang w:val="en-US"/>
               </w:rPr>
-              <w:t>”</w:t>
-            </w:r>
+              <w:t>( Sample</w:t>
+            </w:r>
+            <w:proofErr w:type="gramEnd"/>
             <w:r>
               <w:rPr>
                 <w:sz w:val="18"/>
                 <w:szCs w:val="18"/>
                 <w:lang w:val="en-US"/>
               </w:rPr>
+              <w:t xml:space="preserve"> : </w:t>
+            </w:r>
+            <w:r>
+              <w:rPr>
+                <w:sz w:val="18"/>
+                <w:szCs w:val="18"/>
+                <w:lang w:val="en-US"/>
+              </w:rPr>
+              <w:t>“</w:t>
+            </w:r>
+            <w:r>
+              <w:rPr>
+                <w:sz w:val="18"/>
+                <w:szCs w:val="18"/>
+                <w:lang w:val="en-US"/>
+              </w:rPr>
+              <w:t>Serif/bi</w:t>
+            </w:r>
+            <w:proofErr w:type="gramStart"/>
+            <w:r>
+              <w:rPr>
+                <w:sz w:val="18"/>
+                <w:szCs w:val="18"/>
+                <w:lang w:val="en-US"/>
+              </w:rPr>
+              <w:t>”</w:t>
+            </w:r>
+            <w:r>
+              <w:rPr>
+                <w:sz w:val="18"/>
+                <w:szCs w:val="18"/>
+                <w:lang w:val="en-US"/>
+              </w:rPr>
               <w:t xml:space="preserve"> )</w:t>
             </w:r>
+            <w:proofErr w:type="gramEnd"/>
           </w:p>
           <w:p>
             <w:pPr>
@@ -25537,7 +26431,6 @@
                 <w:szCs w:val="18"/>
               </w:rPr>
             </w:pPr>
-            <w:proofErr w:type="spellStart"/>
             <w:r>
               <w:rPr>
                 <w:sz w:val="18"/>
@@ -25545,7 +26438,6 @@
               </w:rPr>
               <w:t>textPadding</w:t>
             </w:r>
-            <w:proofErr w:type="spellEnd"/>
           </w:p>
         </w:tc>
         <w:tc>
@@ -25609,7 +26501,6 @@
                 <w:szCs w:val="18"/>
               </w:rPr>
             </w:pPr>
-            <w:proofErr w:type="spellStart"/>
             <w:r>
               <w:rPr>
                 <w:sz w:val="18"/>
@@ -25617,7 +26508,6 @@
               </w:rPr>
               <w:t>textAlignH</w:t>
             </w:r>
-            <w:proofErr w:type="spellEnd"/>
           </w:p>
         </w:tc>
         <w:tc>
@@ -25706,7 +26596,6 @@
                 <w:sz w:val="18"/>
                 <w:szCs w:val="18"/>
               </w:rPr>
-              <w:lastRenderedPageBreak/>
               <w:t>textAlignV</w:t>
             </w:r>
           </w:p>
@@ -25872,7 +26761,6 @@
                 <w:szCs w:val="18"/>
               </w:rPr>
             </w:pPr>
-            <w:proofErr w:type="spellStart"/>
             <w:r>
               <w:rPr>
                 <w:sz w:val="18"/>
@@ -25880,7 +26768,6 @@
               </w:rPr>
               <w:t>textColor</w:t>
             </w:r>
-            <w:proofErr w:type="spellEnd"/>
           </w:p>
         </w:tc>
         <w:tc>
@@ -26059,7 +26946,6 @@
                 <w:szCs w:val="18"/>
               </w:rPr>
             </w:pPr>
-            <w:proofErr w:type="spellStart"/>
             <w:r>
               <w:rPr>
                 <w:sz w:val="18"/>
@@ -26067,7 +26953,6 @@
               </w:rPr>
               <w:t>imageDpi</w:t>
             </w:r>
-            <w:proofErr w:type="spellEnd"/>
           </w:p>
         </w:tc>
         <w:tc>
@@ -26203,7 +27088,6 @@
                 <w:szCs w:val="18"/>
               </w:rPr>
             </w:pPr>
-            <w:proofErr w:type="spellStart"/>
             <w:r>
               <w:rPr>
                 <w:sz w:val="18"/>
@@ -26211,7 +27095,6 @@
               </w:rPr>
               <w:t>version</w:t>
             </w:r>
-            <w:proofErr w:type="spellEnd"/>
           </w:p>
         </w:tc>
         <w:tc>
@@ -26393,7 +27276,6 @@
                 <w:szCs w:val="18"/>
               </w:rPr>
             </w:pPr>
-            <w:proofErr w:type="spellStart"/>
             <w:r>
               <w:rPr>
                 <w:sz w:val="18"/>
@@ -26401,7 +27283,6 @@
               </w:rPr>
               <w:t>textWrapping</w:t>
             </w:r>
-            <w:proofErr w:type="spellEnd"/>
           </w:p>
         </w:tc>
         <w:tc>
@@ -26458,7 +27339,43 @@
                 <w:szCs w:val="18"/>
                 <w:lang w:val="en-US"/>
               </w:rPr>
-              <w:t>FILL_BOX,  FILL_BOX_AND_LINEBREAK,  FONT_BASED</w:t>
+              <w:t>FILL_</w:t>
+            </w:r>
+            <w:proofErr w:type="gramStart"/>
+            <w:r>
+              <w:rPr>
+                <w:sz w:val="18"/>
+                <w:szCs w:val="18"/>
+                <w:lang w:val="en-US"/>
+              </w:rPr>
+              <w:t>BOX,  FILL</w:t>
+            </w:r>
+            <w:proofErr w:type="gramEnd"/>
+            <w:r>
+              <w:rPr>
+                <w:sz w:val="18"/>
+                <w:szCs w:val="18"/>
+                <w:lang w:val="en-US"/>
+              </w:rPr>
+              <w:t>_BOX_AND_</w:t>
+            </w:r>
+            <w:proofErr w:type="gramStart"/>
+            <w:r>
+              <w:rPr>
+                <w:sz w:val="18"/>
+                <w:szCs w:val="18"/>
+                <w:lang w:val="en-US"/>
+              </w:rPr>
+              <w:t>LINEBREAK,  FONT</w:t>
+            </w:r>
+            <w:proofErr w:type="gramEnd"/>
+            <w:r>
+              <w:rPr>
+                <w:sz w:val="18"/>
+                <w:szCs w:val="18"/>
+                <w:lang w:val="en-US"/>
+              </w:rPr>
+              <w:t>_BASED</w:t>
             </w:r>
           </w:p>
           <w:p>
@@ -26609,55 +27526,36 @@
                 <w:sz w:val="18"/>
                 <w:szCs w:val="18"/>
               </w:rPr>
-              <w:t xml:space="preserve">V2 </w:t>
-            </w:r>
-            <w:proofErr w:type="spellStart"/>
+              <w:t>V2 only</w:t>
+            </w:r>
             <w:r>
               <w:rPr>
                 <w:sz w:val="18"/>
                 <w:szCs w:val="18"/>
               </w:rPr>
-              <w:t>only</w:t>
-            </w:r>
-            <w:proofErr w:type="spellEnd"/>
+              <w:t xml:space="preserve"> </w:t>
+            </w:r>
             <w:r>
               <w:rPr>
                 <w:sz w:val="18"/>
                 <w:szCs w:val="18"/>
               </w:rPr>
-              <w:t xml:space="preserve"> </w:t>
+              <w:t>–</w:t>
             </w:r>
             <w:r>
               <w:rPr>
                 <w:sz w:val="18"/>
                 <w:szCs w:val="18"/>
               </w:rPr>
-              <w:t>–</w:t>
+              <w:t xml:space="preserve"> s</w:t>
             </w:r>
             <w:r>
               <w:rPr>
                 <w:sz w:val="18"/>
                 <w:szCs w:val="18"/>
-              </w:rPr>
-              <w:t xml:space="preserve"> s</w:t>
-            </w:r>
-            <w:proofErr w:type="spellStart"/>
-            <w:r>
-              <w:rPr>
-                <w:sz w:val="18"/>
-                <w:szCs w:val="18"/>
-                <w:lang w:val="en-US"/>
-              </w:rPr>
-              <w:t>ee</w:t>
-            </w:r>
-            <w:proofErr w:type="spellEnd"/>
-            <w:r>
-              <w:rPr>
-                <w:sz w:val="18"/>
-                <w:szCs w:val="18"/>
-                <w:lang w:val="en-US"/>
-              </w:rPr>
-              <w:t xml:space="preserve"> </w:t>
+                <w:lang w:val="en-US"/>
+              </w:rPr>
+              <w:t xml:space="preserve">ee </w:t>
             </w:r>
             <w:hyperlink r:id="rId46" w:history="1">
               <w:r>
@@ -27067,13 +27965,23 @@
                 <w:lang w:val="en-US"/>
               </w:rPr>
             </w:pPr>
+            <w:proofErr w:type="gramStart"/>
             <w:r>
               <w:rPr>
                 <w:sz w:val="18"/>
                 <w:szCs w:val="18"/>
                 <w:lang w:val="en-US"/>
               </w:rPr>
-              <w:t>Values : AUTOMATIC,</w:t>
+              <w:t>Values :</w:t>
+            </w:r>
+            <w:proofErr w:type="gramEnd"/>
+            <w:r>
+              <w:rPr>
+                <w:sz w:val="18"/>
+                <w:szCs w:val="18"/>
+                <w:lang w:val="en-US"/>
+              </w:rPr>
+              <w:t xml:space="preserve"> AUTOMATIC,</w:t>
             </w:r>
             <w:r>
               <w:rPr>
@@ -27421,7 +28329,7 @@
     </w:p>
     <w:p>
       <w:pPr>
-        <w:pStyle w:val="Lijstalinea"/>
+        <w:pStyle w:val="ListParagraph"/>
         <w:numPr>
           <w:ilvl w:val="0"/>
           <w:numId w:val="22"/>
@@ -27447,6 +28355,7 @@
         <w:t>gn</w:t>
       </w:r>
       <w:proofErr w:type="spellEnd"/>
+      <w:proofErr w:type="gramStart"/>
       <w:r>
         <w:rPr>
           <w:b/>
@@ -27458,12 +28367,19 @@
         <w:rPr>
           <w:lang w:val="en-US"/>
         </w:rPr>
-        <w:t xml:space="preserve"> : is replaced by the Given Name in the user’s certificate</w:t>
-      </w:r>
-    </w:p>
-    <w:p>
-      <w:pPr>
-        <w:pStyle w:val="Lijstalinea"/>
+        <w:t xml:space="preserve"> :</w:t>
+      </w:r>
+      <w:proofErr w:type="gramEnd"/>
+      <w:r>
+        <w:rPr>
+          <w:lang w:val="en-US"/>
+        </w:rPr>
+        <w:t xml:space="preserve"> is replaced by the Given Name in the user’s certificate</w:t>
+      </w:r>
+    </w:p>
+    <w:p>
+      <w:pPr>
+        <w:pStyle w:val="ListParagraph"/>
         <w:numPr>
           <w:ilvl w:val="0"/>
           <w:numId w:val="22"/>
@@ -27505,7 +28421,7 @@
     </w:p>
     <w:p>
       <w:pPr>
-        <w:pStyle w:val="Lijstalinea"/>
+        <w:pStyle w:val="ListParagraph"/>
         <w:numPr>
           <w:ilvl w:val="0"/>
           <w:numId w:val="22"/>
@@ -27547,7 +28463,7 @@
     </w:p>
     <w:p>
       <w:pPr>
-        <w:pStyle w:val="Lijstalinea"/>
+        <w:pStyle w:val="ListParagraph"/>
         <w:numPr>
           <w:ilvl w:val="0"/>
           <w:numId w:val="22"/>
@@ -27601,7 +28517,7 @@
     </w:p>
     <w:p>
       <w:pPr>
-        <w:pStyle w:val="Lijstalinea"/>
+        <w:pStyle w:val="ListParagraph"/>
         <w:numPr>
           <w:ilvl w:val="0"/>
           <w:numId w:val="22"/>
@@ -27616,7 +28532,6 @@
           <w:b/>
           <w:lang w:val="en-US"/>
         </w:rPr>
-        <w:lastRenderedPageBreak/>
         <w:t>%d(XXX)%</w:t>
       </w:r>
       <w:r>
@@ -27641,9 +28556,24 @@
           <w:lang w:val="en-US"/>
         </w:rPr>
         <w:br/>
-        <w:t xml:space="preserve">e.g. %d(“d MMMM </w:t>
+        <w:t>e.g. %</w:t>
+      </w:r>
+      <w:proofErr w:type="gramStart"/>
+      <w:r>
+        <w:rPr>
+          <w:lang w:val="en-US"/>
+        </w:rPr>
+        <w:t>d(</w:t>
+      </w:r>
+      <w:proofErr w:type="gramEnd"/>
+      <w:r>
+        <w:rPr>
+          <w:lang w:val="en-US"/>
+        </w:rPr>
+        <w:t xml:space="preserve">“d MMMM </w:t>
       </w:r>
       <w:proofErr w:type="spellStart"/>
+      <w:proofErr w:type="gramStart"/>
       <w:r>
         <w:rPr>
           <w:lang w:val="en-US"/>
@@ -27655,7 +28585,14 @@
         <w:rPr>
           <w:lang w:val="en-US"/>
         </w:rPr>
-        <w:t>)% is replaced by e.g. “4 March 2021” in English</w:t>
+        <w:t>)%</w:t>
+      </w:r>
+      <w:proofErr w:type="gramEnd"/>
+      <w:r>
+        <w:rPr>
+          <w:lang w:val="en-US"/>
+        </w:rPr>
+        <w:t xml:space="preserve"> is replaced by e.g. “4 March 2021” in English</w:t>
       </w:r>
     </w:p>
     <w:p>
@@ -27780,6 +28717,7 @@
         <w:t>surname=</w:t>
       </w:r>
       <w:proofErr w:type="spellStart"/>
+      <w:proofErr w:type="gramStart"/>
       <w:r>
         <w:rPr>
           <w:lang w:val="en-US"/>
@@ -27787,6 +28725,7 @@
         <w:t>Test,countryName</w:t>
       </w:r>
       <w:proofErr w:type="spellEnd"/>
+      <w:proofErr w:type="gramEnd"/>
       <w:r>
         <w:rPr>
           <w:lang w:val="en-US"/>
@@ -28767,7 +29706,7 @@
     </w:p>
     <w:p>
       <w:pPr>
-        <w:pStyle w:val="Lijstalinea"/>
+        <w:pStyle w:val="ListParagraph"/>
         <w:numPr>
           <w:ilvl w:val="0"/>
           <w:numId w:val="23"/>
@@ -28812,7 +29751,7 @@
     </w:p>
     <w:p>
       <w:pPr>
-        <w:pStyle w:val="Lijstalinea"/>
+        <w:pStyle w:val="ListParagraph"/>
         <w:numPr>
           <w:ilvl w:val="0"/>
           <w:numId w:val="23"/>
@@ -28861,17 +29800,39 @@
         <w:t xml:space="preserve"> </w:t>
       </w:r>
       <w:proofErr w:type="spellStart"/>
-      <w:r>
-        <w:rPr>
-          <w:lang w:val="en-US"/>
-        </w:rPr>
-        <w:t>page,x,y,width,height</w:t>
+      <w:proofErr w:type="gramStart"/>
+      <w:r>
+        <w:rPr>
+          <w:lang w:val="en-US"/>
+        </w:rPr>
+        <w:t>page,x</w:t>
+      </w:r>
+      <w:proofErr w:type="gramEnd"/>
+      <w:r>
+        <w:rPr>
+          <w:lang w:val="en-US"/>
+        </w:rPr>
+        <w:t>,</w:t>
+      </w:r>
+      <w:proofErr w:type="gramStart"/>
+      <w:r>
+        <w:rPr>
+          <w:lang w:val="en-US"/>
+        </w:rPr>
+        <w:t>y,width</w:t>
+      </w:r>
+      <w:proofErr w:type="gramEnd"/>
+      <w:r>
+        <w:rPr>
+          <w:lang w:val="en-US"/>
+        </w:rPr>
+        <w:t>,height</w:t>
       </w:r>
       <w:proofErr w:type="spellEnd"/>
     </w:p>
     <w:p>
       <w:pPr>
-        <w:pStyle w:val="Lijstalinea"/>
+        <w:pStyle w:val="ListParagraph"/>
         <w:numPr>
           <w:ilvl w:val="0"/>
           <w:numId w:val="23"/>
@@ -28942,7 +29903,7 @@
     </w:p>
     <w:p>
       <w:pPr>
-        <w:pStyle w:val="Lijstalinea"/>
+        <w:pStyle w:val="ListParagraph"/>
         <w:numPr>
           <w:ilvl w:val="0"/>
           <w:numId w:val="0"/>
@@ -29005,7 +29966,7 @@
     </w:p>
     <w:p>
       <w:pPr>
-        <w:pStyle w:val="Lijstalinea"/>
+        <w:pStyle w:val="ListParagraph"/>
         <w:numPr>
           <w:ilvl w:val="0"/>
           <w:numId w:val="24"/>
@@ -29046,7 +30007,7 @@
     </w:p>
     <w:p>
       <w:pPr>
-        <w:pStyle w:val="Lijstalinea"/>
+        <w:pStyle w:val="ListParagraph"/>
         <w:numPr>
           <w:ilvl w:val="0"/>
           <w:numId w:val="24"/>
@@ -29105,7 +30066,7 @@
     </w:p>
     <w:p>
       <w:pPr>
-        <w:pStyle w:val="Lijstalinea"/>
+        <w:pStyle w:val="ListParagraph"/>
         <w:numPr>
           <w:ilvl w:val="0"/>
           <w:numId w:val="24"/>
@@ -29152,7 +30113,7 @@
     </w:p>
     <w:p>
       <w:pPr>
-        <w:pStyle w:val="Lijstalinea"/>
+        <w:pStyle w:val="ListParagraph"/>
         <w:numPr>
           <w:ilvl w:val="0"/>
           <w:numId w:val="0"/>
@@ -29177,7 +30138,6 @@
           <w:bCs/>
           <w:lang w:val="en-US"/>
         </w:rPr>
-        <w:lastRenderedPageBreak/>
         <w:t>Current restrictions</w:t>
       </w:r>
       <w:r>
@@ -29199,7 +30159,7 @@
     </w:p>
     <w:p>
       <w:pPr>
-        <w:pStyle w:val="Lijstalinea"/>
+        <w:pStyle w:val="ListParagraph"/>
         <w:numPr>
           <w:ilvl w:val="0"/>
           <w:numId w:val="25"/>
@@ -29231,7 +30191,7 @@
     </w:p>
     <w:p>
       <w:pPr>
-        <w:pStyle w:val="Lijstalinea"/>
+        <w:pStyle w:val="ListParagraph"/>
         <w:numPr>
           <w:ilvl w:val="0"/>
           <w:numId w:val="25"/>
@@ -29311,7 +30271,7 @@
     </w:p>
     <w:p>
       <w:pPr>
-        <w:pStyle w:val="Kop3"/>
+        <w:pStyle w:val="Heading3"/>
         <w:rPr>
           <w:lang w:val="en-US"/>
         </w:rPr>
@@ -29685,6 +30645,7 @@
         </w:rPr>
         <w:t>”</w:t>
       </w:r>
+      <w:proofErr w:type="gramStart"/>
       <w:r>
         <w:rPr>
           <w:rFonts w:ascii="Calibri Light" w:eastAsia="Calibri" w:hAnsi="Calibri Light" w:cs="Calibri Light"/>
@@ -29710,6 +30671,7 @@
         <w:t>signed_test.pdf</w:t>
       </w:r>
       <w:proofErr w:type="spellEnd"/>
+      <w:proofErr w:type="gramEnd"/>
       <w:r>
         <w:rPr>
           <w:rFonts w:ascii="Calibri Light" w:eastAsia="Calibri" w:hAnsi="Calibri Light" w:cs="Calibri Light"/>
@@ -29752,6 +30714,7 @@
         </w:rPr>
         <w:t xml:space="preserve">  </w:t>
       </w:r>
+      <w:proofErr w:type="gramStart"/>
       <w:r>
         <w:rPr>
           <w:rFonts w:ascii="Calibri Light" w:eastAsia="Calibri" w:hAnsi="Calibri Light" w:cs="Calibri Light"/>
@@ -29780,6 +30743,7 @@
         <w:t>requestDocumentReadConfirm</w:t>
       </w:r>
       <w:proofErr w:type="spellEnd"/>
+      <w:proofErr w:type="gramEnd"/>
       <w:r>
         <w:rPr>
           <w:rFonts w:ascii="Calibri Light" w:eastAsia="Calibri" w:hAnsi="Calibri Light" w:cs="Calibri Light"/>
@@ -29824,7 +30788,7 @@
     </w:p>
     <w:p>
       <w:pPr>
-        <w:pStyle w:val="Kop3"/>
+        <w:pStyle w:val="Heading3"/>
         <w:rPr>
           <w:lang w:val="en-US"/>
         </w:rPr>
@@ -29833,7 +30797,7 @@
     </w:p>
     <w:p>
       <w:pPr>
-        <w:pStyle w:val="Kop3"/>
+        <w:pStyle w:val="Heading3"/>
         <w:rPr>
           <w:lang w:val="en-US"/>
         </w:rPr>
@@ -30455,13 +31419,12 @@
           <w:rFonts w:ascii="Calibri Light" w:eastAsia="Calibri" w:hAnsi="Calibri Light" w:cs="Calibri Light"/>
           <w:lang w:val="en-US"/>
         </w:rPr>
-        <w:lastRenderedPageBreak/>
         <w:t>}</w:t>
       </w:r>
     </w:p>
     <w:p>
       <w:pPr>
-        <w:pStyle w:val="Kop3"/>
+        <w:pStyle w:val="Heading3"/>
         <w:spacing w:before="240"/>
         <w:rPr>
           <w:lang w:val="en-US"/>
@@ -30485,7 +31448,7 @@
     </w:p>
     <w:p>
       <w:pPr>
-        <w:pStyle w:val="Kop4"/>
+        <w:pStyle w:val="Heading4"/>
         <w:rPr>
           <w:lang w:val="en-US"/>
         </w:rPr>
@@ -30590,7 +31553,7 @@
     </w:p>
     <w:tbl>
       <w:tblPr>
-        <w:tblStyle w:val="Tabelraster"/>
+        <w:tblStyle w:val="TableGrid"/>
         <w:tblW w:w="6379" w:type="dxa"/>
         <w:tblInd w:w="392" w:type="dxa"/>
         <w:tblLayout w:type="fixed"/>
@@ -30821,11 +31784,19 @@
         <w:t>s</w:t>
       </w:r>
       <w:proofErr w:type="spellEnd"/>
-      <w:r>
-        <w:rPr>
-          <w:lang w:val="en-US"/>
-        </w:rPr>
-        <w:t>” : “</w:t>
+      <w:proofErr w:type="gramStart"/>
+      <w:r>
+        <w:rPr>
+          <w:lang w:val="en-US"/>
+        </w:rPr>
+        <w:t>” :</w:t>
+      </w:r>
+      <w:proofErr w:type="gramEnd"/>
+      <w:r>
+        <w:rPr>
+          <w:lang w:val="en-US"/>
+        </w:rPr>
+        <w:t xml:space="preserve"> “</w:t>
       </w:r>
       <w:proofErr w:type="spellStart"/>
       <w:r>
@@ -30984,7 +31955,7 @@
     </w:p>
     <w:p>
       <w:pPr>
-        <w:pStyle w:val="Kop4"/>
+        <w:pStyle w:val="Heading4"/>
         <w:rPr>
           <w:lang w:val="en-US"/>
         </w:rPr>
@@ -30993,7 +31964,7 @@
     </w:p>
     <w:p>
       <w:pPr>
-        <w:pStyle w:val="Kop4"/>
+        <w:pStyle w:val="Heading4"/>
         <w:rPr>
           <w:lang w:val="en-US"/>
         </w:rPr>
@@ -31154,7 +32125,7 @@
     </w:p>
     <w:p>
       <w:pPr>
-        <w:pStyle w:val="Kop4"/>
+        <w:pStyle w:val="Heading4"/>
         <w:rPr>
           <w:lang w:val="en-US"/>
         </w:rPr>
@@ -31267,7 +32238,7 @@
     </w:p>
     <w:p>
       <w:pPr>
-        <w:pStyle w:val="Kop4"/>
+        <w:pStyle w:val="Heading4"/>
         <w:rPr>
           <w:lang w:val="en-US"/>
         </w:rPr>
@@ -31289,7 +32260,14 @@
         <w:rPr>
           <w:lang w:val="en-US"/>
         </w:rPr>
-        <w:t xml:space="preserve">For multiple documents use cases, if </w:t>
+        <w:t xml:space="preserve">For multiple documents use cases, </w:t>
+      </w:r>
+      <w:proofErr w:type="gramStart"/>
+      <w:r>
+        <w:rPr>
+          <w:lang w:val="en-US"/>
+        </w:rPr>
+        <w:t xml:space="preserve">if </w:t>
       </w:r>
       <w:r>
         <w:rPr>
@@ -31313,6 +32291,7 @@
         <w:t>selectDocuments</w:t>
       </w:r>
       <w:proofErr w:type="spellEnd"/>
+      <w:proofErr w:type="gramEnd"/>
       <w:r>
         <w:rPr>
           <w:rFonts w:eastAsia="Calibri" w:cstheme="minorHAnsi"/>
@@ -31484,7 +32463,7 @@
     </w:p>
     <w:p>
       <w:pPr>
-        <w:pStyle w:val="Kop3"/>
+        <w:pStyle w:val="Heading3"/>
         <w:rPr>
           <w:lang w:val="en-US"/>
         </w:rPr>
@@ -31934,7 +32913,31 @@
           <w:szCs w:val="18"/>
           <w:lang w:val="en-US"/>
         </w:rPr>
-        <w:t xml:space="preserve">("  Callback: " + </w:t>
+        <w:t>(</w:t>
+      </w:r>
+      <w:proofErr w:type="gramStart"/>
+      <w:r>
+        <w:rPr>
+          <w:rFonts w:ascii="Calibri Light" w:hAnsi="Calibri Light" w:cs="Calibri Light"/>
+          <w:i/>
+          <w:iCs/>
+          <w:sz w:val="18"/>
+          <w:szCs w:val="18"/>
+          <w:lang w:val="en-US"/>
+        </w:rPr>
+        <w:t>"  Callback</w:t>
+      </w:r>
+      <w:proofErr w:type="gramEnd"/>
+      <w:r>
+        <w:rPr>
+          <w:rFonts w:ascii="Calibri Light" w:hAnsi="Calibri Light" w:cs="Calibri Light"/>
+          <w:i/>
+          <w:iCs/>
+          <w:sz w:val="18"/>
+          <w:szCs w:val="18"/>
+          <w:lang w:val="en-US"/>
+        </w:rPr>
+        <w:t xml:space="preserve">: " + </w:t>
       </w:r>
       <w:proofErr w:type="spellStart"/>
       <w:r>
@@ -32205,10 +33208,10 @@
     </w:p>
     <w:p>
       <w:pPr>
-        <w:pStyle w:val="Kop3"/>
+        <w:pStyle w:val="Heading3"/>
         <w:spacing w:before="240"/>
         <w:rPr>
-          <w:rStyle w:val="Kop1Char"/>
+          <w:rStyle w:val="Heading1Char"/>
           <w:rFonts w:ascii="Montserrat SemiBold" w:hAnsi="Montserrat SemiBold" w:cs="Times New Roman (Headings CS)"/>
           <w:b/>
           <w:sz w:val="38"/>
@@ -32219,13 +33222,12 @@
       <w:bookmarkStart w:id="67" w:name="_Toc172898499"/>
       <w:r>
         <w:rPr>
-          <w:rStyle w:val="Kop1Char"/>
+          <w:rStyle w:val="Heading1Char"/>
           <w:rFonts w:ascii="Montserrat SemiBold" w:hAnsi="Montserrat SemiBold" w:cs="Times New Roman (Headings CS)"/>
           <w:b/>
           <w:sz w:val="38"/>
           <w:lang w:val="en-US"/>
         </w:rPr>
-        <w:lastRenderedPageBreak/>
         <w:t>3.12. Using XLST file</w:t>
       </w:r>
       <w:bookmarkEnd w:id="66"/>
@@ -32503,7 +33505,7 @@
     </w:p>
     <w:p>
       <w:pPr>
-        <w:pStyle w:val="Lijstalinea"/>
+        <w:pStyle w:val="ListParagraph"/>
         <w:numPr>
           <w:ilvl w:val="0"/>
           <w:numId w:val="28"/>
@@ -32521,7 +33523,7 @@
     </w:p>
     <w:p>
       <w:pPr>
-        <w:pStyle w:val="Lijstalinea"/>
+        <w:pStyle w:val="ListParagraph"/>
         <w:numPr>
           <w:ilvl w:val="0"/>
           <w:numId w:val="28"/>
@@ -32557,7 +33559,7 @@
     </w:p>
     <w:p>
       <w:pPr>
-        <w:pStyle w:val="Lijstalinea"/>
+        <w:pStyle w:val="ListParagraph"/>
         <w:numPr>
           <w:ilvl w:val="0"/>
           <w:numId w:val="28"/>
@@ -32581,7 +33583,7 @@
     </w:p>
     <w:p>
       <w:pPr>
-        <w:pStyle w:val="Lijstalinea"/>
+        <w:pStyle w:val="ListParagraph"/>
         <w:numPr>
           <w:ilvl w:val="0"/>
           <w:numId w:val="28"/>
@@ -32619,7 +33621,7 @@
     </w:p>
     <w:p>
       <w:pPr>
-        <w:pStyle w:val="Kop2"/>
+        <w:pStyle w:val="Heading2"/>
         <w:rPr>
           <w:lang w:val="en-US"/>
         </w:rPr>
@@ -32695,11 +33697,19 @@
         </w:rPr>
         <w:t xml:space="preserve"> </w:t>
       </w:r>
-      <w:r>
-        <w:rPr>
-          <w:lang w:val="en-US"/>
-        </w:rPr>
-        <w:t>Finally a callback page is foreseen where the signed document is downloaded and the unsigned and signed document are deleted from the S3 server.</w:t>
+      <w:proofErr w:type="gramStart"/>
+      <w:r>
+        <w:rPr>
+          <w:lang w:val="en-US"/>
+        </w:rPr>
+        <w:t>Finally</w:t>
+      </w:r>
+      <w:proofErr w:type="gramEnd"/>
+      <w:r>
+        <w:rPr>
+          <w:lang w:val="en-US"/>
+        </w:rPr>
+        <w:t xml:space="preserve"> a callback page is foreseen where the signed document is downloaded and the unsigned and signed document are deleted from the S3 server.</w:t>
       </w:r>
     </w:p>
     <w:p>
@@ -32789,17 +33799,51 @@
           <w:i/>
           <w:lang w:val="en-US"/>
         </w:rPr>
-        <w:t xml:space="preserve">    java -cp "target/lib/*":target/test_fps-0.0.1-SNAPSHOT.jar </w:t>
+        <w:t xml:space="preserve">    java -cp "target/lib/*</w:t>
+      </w:r>
+      <w:proofErr w:type="gramStart"/>
+      <w:r>
+        <w:rPr>
+          <w:i/>
+          <w:lang w:val="en-US"/>
+        </w:rPr>
+        <w:t>":target/test_fps-0.0.1-SNAPSHOT.jar</w:t>
+      </w:r>
+      <w:proofErr w:type="gramEnd"/>
+      <w:r>
+        <w:rPr>
+          <w:i/>
+          <w:lang w:val="en-US"/>
+        </w:rPr>
+        <w:t xml:space="preserve"> </w:t>
       </w:r>
       <w:proofErr w:type="spellStart"/>
+      <w:proofErr w:type="gramStart"/>
       <w:r>
         <w:rPr>
           <w:i/>
           <w:lang w:val="en-US"/>
         </w:rPr>
-        <w:t>com.bosa.testfps.Main</w:t>
+        <w:t>com.bosa</w:t>
+      </w:r>
+      <w:proofErr w:type="gramEnd"/>
+      <w:r>
+        <w:rPr>
+          <w:i/>
+          <w:lang w:val="en-US"/>
+        </w:rPr>
+        <w:t>.</w:t>
+      </w:r>
+      <w:proofErr w:type="gramStart"/>
+      <w:r>
+        <w:rPr>
+          <w:i/>
+          <w:lang w:val="en-US"/>
+        </w:rPr>
+        <w:t>testfps.Main</w:t>
       </w:r>
       <w:proofErr w:type="spellEnd"/>
+      <w:proofErr w:type="gramEnd"/>
       <w:r>
         <w:rPr>
           <w:i/>
@@ -32811,7 +33855,6 @@
         <w:rPr>
           <w:lang w:val="en-US"/>
         </w:rPr>
-        <w:lastRenderedPageBreak/>
         <w:t>Or on Windows:</w:t>
       </w:r>
       <w:r>
@@ -32825,17 +33868,51 @@
           <w:i/>
           <w:lang w:val="en-US"/>
         </w:rPr>
-        <w:t xml:space="preserve">    java -cp "target/lib/*";target/test_fps-0.0.1-SNAPSHOT.jar </w:t>
+        <w:t xml:space="preserve">    java -cp "target/lib/*</w:t>
+      </w:r>
+      <w:proofErr w:type="gramStart"/>
+      <w:r>
+        <w:rPr>
+          <w:i/>
+          <w:lang w:val="en-US"/>
+        </w:rPr>
+        <w:t>";target/test_fps-0.0.1-SNAPSHOT.jar</w:t>
+      </w:r>
+      <w:proofErr w:type="gramEnd"/>
+      <w:r>
+        <w:rPr>
+          <w:i/>
+          <w:lang w:val="en-US"/>
+        </w:rPr>
+        <w:t xml:space="preserve"> </w:t>
       </w:r>
       <w:proofErr w:type="spellStart"/>
+      <w:proofErr w:type="gramStart"/>
       <w:r>
         <w:rPr>
           <w:i/>
           <w:lang w:val="en-US"/>
         </w:rPr>
-        <w:t>com.bosa.testfps.Main</w:t>
+        <w:t>com.bosa</w:t>
+      </w:r>
+      <w:proofErr w:type="gramEnd"/>
+      <w:r>
+        <w:rPr>
+          <w:i/>
+          <w:lang w:val="en-US"/>
+        </w:rPr>
+        <w:t>.</w:t>
+      </w:r>
+      <w:proofErr w:type="gramStart"/>
+      <w:r>
+        <w:rPr>
+          <w:i/>
+          <w:lang w:val="en-US"/>
+        </w:rPr>
+        <w:t>testfps.Main</w:t>
       </w:r>
       <w:proofErr w:type="spellEnd"/>
+      <w:proofErr w:type="gramEnd"/>
     </w:p>
     <w:p>
       <w:pPr>
@@ -32852,7 +33929,7 @@
     </w:p>
     <w:tbl>
       <w:tblPr>
-        <w:tblStyle w:val="Tabelraster"/>
+        <w:tblStyle w:val="TableGrid"/>
         <w:tblW w:w="8221" w:type="dxa"/>
         <w:tblInd w:w="534" w:type="dxa"/>
         <w:tblLayout w:type="fixed"/>
@@ -33032,7 +34109,7 @@
 </file>
 
 <file path=word/endnotes.xml><?xml version="1.0" encoding="utf-8"?>
-<w:endnotes xmlns:wpc="http://schemas.microsoft.com/office/word/2010/wordprocessingCanvas" xmlns:cx="http://schemas.microsoft.com/office/drawing/2014/chartex" xmlns:cx1="http://schemas.microsoft.com/office/drawing/2015/9/8/chartex" xmlns:cx2="http://schemas.microsoft.com/office/drawing/2015/10/21/chartex" xmlns:cx3="http://schemas.microsoft.com/office/drawing/2016/5/9/chartex" xmlns:cx4="http://schemas.microsoft.com/office/drawing/2016/5/10/chartex" xmlns:cx5="http://schemas.microsoft.com/office/drawing/2016/5/11/chartex" xmlns:cx6="http://schemas.microsoft.com/office/drawing/2016/5/12/chartex" xmlns:cx7="http://schemas.microsoft.com/office/drawing/2016/5/13/chartex" xmlns:cx8="http://schemas.microsoft.com/office/drawing/2016/5/14/chartex" xmlns:mc="http://schemas.openxmlformats.org/markup-compatibility/2006" xmlns:aink="http://schemas.microsoft.com/office/drawing/2016/ink" xmlns:am3d="http://schemas.microsoft.com/office/drawing/2017/model3d" xmlns:o="urn:schemas-microsoft-com:office:office" xmlns:oel="http://schemas.microsoft.com/office/2019/extlst" xmlns:r="http://schemas.openxmlformats.org/officeDocument/2006/relationships" xmlns:m="http://schemas.openxmlformats.org/officeDocument/2006/math" xmlns:v="urn:schemas-microsoft-com:vml" xmlns:wp14="http://schemas.microsoft.com/office/word/2010/wordprocessingDrawing" xmlns:wp="http://schemas.openxmlformats.org/drawingml/2006/wordprocessingDrawing" xmlns:w10="urn:schemas-microsoft-com:office:word" xmlns:w="http://schemas.openxmlformats.org/wordprocessingml/2006/main" xmlns:w14="http://schemas.microsoft.com/office/word/2010/wordml" xmlns:w15="http://schemas.microsoft.com/office/word/2012/wordml" xmlns:w16cex="http://schemas.microsoft.com/office/word/2018/wordml/cex" xmlns:w16cid="http://schemas.microsoft.com/office/word/2016/wordml/cid" xmlns:w16="http://schemas.microsoft.com/office/word/2018/wordml" xmlns:w16sdtdh="http://schemas.microsoft.com/office/word/2020/wordml/sdtdatahash" xmlns:w16se="http://schemas.microsoft.com/office/word/2015/wordml/symex" xmlns:wpg="http://schemas.microsoft.com/office/word/2010/wordprocessingGroup" xmlns:wpi="http://schemas.microsoft.com/office/word/2010/wordprocessingInk" xmlns:wne="http://schemas.microsoft.com/office/word/2006/wordml" xmlns:wps="http://schemas.microsoft.com/office/word/2010/wordprocessingShape" mc:Ignorable="w14 w15 w16se w16cid w16 w16cex w16sdtdh wp14">
+<w:endnotes xmlns:wpc="http://schemas.microsoft.com/office/word/2010/wordprocessingCanvas" xmlns:cx="http://schemas.microsoft.com/office/drawing/2014/chartex" xmlns:cx1="http://schemas.microsoft.com/office/drawing/2015/9/8/chartex" xmlns:cx2="http://schemas.microsoft.com/office/drawing/2015/10/21/chartex" xmlns:cx3="http://schemas.microsoft.com/office/drawing/2016/5/9/chartex" xmlns:cx4="http://schemas.microsoft.com/office/drawing/2016/5/10/chartex" xmlns:cx5="http://schemas.microsoft.com/office/drawing/2016/5/11/chartex" xmlns:cx6="http://schemas.microsoft.com/office/drawing/2016/5/12/chartex" xmlns:cx7="http://schemas.microsoft.com/office/drawing/2016/5/13/chartex" xmlns:cx8="http://schemas.microsoft.com/office/drawing/2016/5/14/chartex" xmlns:mc="http://schemas.openxmlformats.org/markup-compatibility/2006" xmlns:aink="http://schemas.microsoft.com/office/drawing/2016/ink" xmlns:am3d="http://schemas.microsoft.com/office/drawing/2017/model3d" xmlns:o="urn:schemas-microsoft-com:office:office" xmlns:oel="http://schemas.microsoft.com/office/2019/extlst" xmlns:r="http://schemas.openxmlformats.org/officeDocument/2006/relationships" xmlns:m="http://schemas.openxmlformats.org/officeDocument/2006/math" xmlns:v="urn:schemas-microsoft-com:vml" xmlns:wp14="http://schemas.microsoft.com/office/word/2010/wordprocessingDrawing" xmlns:wp="http://schemas.openxmlformats.org/drawingml/2006/wordprocessingDrawing" xmlns:w10="urn:schemas-microsoft-com:office:word" xmlns:w="http://schemas.openxmlformats.org/wordprocessingml/2006/main" xmlns:w14="http://schemas.microsoft.com/office/word/2010/wordml" xmlns:w15="http://schemas.microsoft.com/office/word/2012/wordml" xmlns:w16cex="http://schemas.microsoft.com/office/word/2018/wordml/cex" xmlns:w16cid="http://schemas.microsoft.com/office/word/2016/wordml/cid" xmlns:w16="http://schemas.microsoft.com/office/word/2018/wordml" xmlns:w16du="http://schemas.microsoft.com/office/word/2023/wordml/word16du" xmlns:w16sdtdh="http://schemas.microsoft.com/office/word/2020/wordml/sdtdatahash" xmlns:w16sdtfl="http://schemas.microsoft.com/office/word/2024/wordml/sdtformatlock" xmlns:w16se="http://schemas.microsoft.com/office/word/2015/wordml/symex" xmlns:wpg="http://schemas.microsoft.com/office/word/2010/wordprocessingGroup" xmlns:wpi="http://schemas.microsoft.com/office/word/2010/wordprocessingInk" xmlns:wne="http://schemas.microsoft.com/office/word/2006/wordml" xmlns:wps="http://schemas.microsoft.com/office/word/2010/wordprocessingShape" mc:Ignorable="w14 w15 w16se w16cid w16 w16cex w16sdtdh w16sdtfl w16du wp14">
   <w:endnote w:type="separator" w:id="-1">
     <w:p>
       <w:r>
@@ -33051,10 +34128,10 @@
 </file>
 
 <file path=word/footer1.xml><?xml version="1.0" encoding="utf-8"?>
-<w:ftr xmlns:wpc="http://schemas.microsoft.com/office/word/2010/wordprocessingCanvas" xmlns:cx="http://schemas.microsoft.com/office/drawing/2014/chartex" xmlns:cx1="http://schemas.microsoft.com/office/drawing/2015/9/8/chartex" xmlns:cx2="http://schemas.microsoft.com/office/drawing/2015/10/21/chartex" xmlns:cx3="http://schemas.microsoft.com/office/drawing/2016/5/9/chartex" xmlns:cx4="http://schemas.microsoft.com/office/drawing/2016/5/10/chartex" xmlns:cx5="http://schemas.microsoft.com/office/drawing/2016/5/11/chartex" xmlns:cx6="http://schemas.microsoft.com/office/drawing/2016/5/12/chartex" xmlns:cx7="http://schemas.microsoft.com/office/drawing/2016/5/13/chartex" xmlns:cx8="http://schemas.microsoft.com/office/drawing/2016/5/14/chartex" xmlns:mc="http://schemas.openxmlformats.org/markup-compatibility/2006" xmlns:aink="http://schemas.microsoft.com/office/drawing/2016/ink" xmlns:am3d="http://schemas.microsoft.com/office/drawing/2017/model3d" xmlns:o="urn:schemas-microsoft-com:office:office" xmlns:oel="http://schemas.microsoft.com/office/2019/extlst" xmlns:r="http://schemas.openxmlformats.org/officeDocument/2006/relationships" xmlns:m="http://schemas.openxmlformats.org/officeDocument/2006/math" xmlns:v="urn:schemas-microsoft-com:vml" xmlns:wp14="http://schemas.microsoft.com/office/word/2010/wordprocessingDrawing" xmlns:wp="http://schemas.openxmlformats.org/drawingml/2006/wordprocessingDrawing" xmlns:w10="urn:schemas-microsoft-com:office:word" xmlns:w="http://schemas.openxmlformats.org/wordprocessingml/2006/main" xmlns:w14="http://schemas.microsoft.com/office/word/2010/wordml" xmlns:w15="http://schemas.microsoft.com/office/word/2012/wordml" xmlns:w16cex="http://schemas.microsoft.com/office/word/2018/wordml/cex" xmlns:w16cid="http://schemas.microsoft.com/office/word/2016/wordml/cid" xmlns:w16="http://schemas.microsoft.com/office/word/2018/wordml" xmlns:w16sdtdh="http://schemas.microsoft.com/office/word/2020/wordml/sdtdatahash" xmlns:w16se="http://schemas.microsoft.com/office/word/2015/wordml/symex" xmlns:wpg="http://schemas.microsoft.com/office/word/2010/wordprocessingGroup" xmlns:wpi="http://schemas.microsoft.com/office/word/2010/wordprocessingInk" xmlns:wne="http://schemas.microsoft.com/office/word/2006/wordml" xmlns:wps="http://schemas.microsoft.com/office/word/2010/wordprocessingShape" mc:Ignorable="w14 w15 w16se w16cid w16 w16cex w16sdtdh wp14">
+<w:ftr xmlns:wpc="http://schemas.microsoft.com/office/word/2010/wordprocessingCanvas" xmlns:cx="http://schemas.microsoft.com/office/drawing/2014/chartex" xmlns:cx1="http://schemas.microsoft.com/office/drawing/2015/9/8/chartex" xmlns:cx2="http://schemas.microsoft.com/office/drawing/2015/10/21/chartex" xmlns:cx3="http://schemas.microsoft.com/office/drawing/2016/5/9/chartex" xmlns:cx4="http://schemas.microsoft.com/office/drawing/2016/5/10/chartex" xmlns:cx5="http://schemas.microsoft.com/office/drawing/2016/5/11/chartex" xmlns:cx6="http://schemas.microsoft.com/office/drawing/2016/5/12/chartex" xmlns:cx7="http://schemas.microsoft.com/office/drawing/2016/5/13/chartex" xmlns:cx8="http://schemas.microsoft.com/office/drawing/2016/5/14/chartex" xmlns:mc="http://schemas.openxmlformats.org/markup-compatibility/2006" xmlns:aink="http://schemas.microsoft.com/office/drawing/2016/ink" xmlns:am3d="http://schemas.microsoft.com/office/drawing/2017/model3d" xmlns:o="urn:schemas-microsoft-com:office:office" xmlns:oel="http://schemas.microsoft.com/office/2019/extlst" xmlns:r="http://schemas.openxmlformats.org/officeDocument/2006/relationships" xmlns:m="http://schemas.openxmlformats.org/officeDocument/2006/math" xmlns:v="urn:schemas-microsoft-com:vml" xmlns:wp14="http://schemas.microsoft.com/office/word/2010/wordprocessingDrawing" xmlns:wp="http://schemas.openxmlformats.org/drawingml/2006/wordprocessingDrawing" xmlns:w10="urn:schemas-microsoft-com:office:word" xmlns:w="http://schemas.openxmlformats.org/wordprocessingml/2006/main" xmlns:w14="http://schemas.microsoft.com/office/word/2010/wordml" xmlns:w15="http://schemas.microsoft.com/office/word/2012/wordml" xmlns:w16cex="http://schemas.microsoft.com/office/word/2018/wordml/cex" xmlns:w16cid="http://schemas.microsoft.com/office/word/2016/wordml/cid" xmlns:w16="http://schemas.microsoft.com/office/word/2018/wordml" xmlns:w16du="http://schemas.microsoft.com/office/word/2023/wordml/word16du" xmlns:w16sdtdh="http://schemas.microsoft.com/office/word/2020/wordml/sdtdatahash" xmlns:w16sdtfl="http://schemas.microsoft.com/office/word/2024/wordml/sdtformatlock" xmlns:w16se="http://schemas.microsoft.com/office/word/2015/wordml/symex" xmlns:wpg="http://schemas.microsoft.com/office/word/2010/wordprocessingGroup" xmlns:wpi="http://schemas.microsoft.com/office/word/2010/wordprocessingInk" xmlns:wne="http://schemas.microsoft.com/office/word/2006/wordml" xmlns:wps="http://schemas.microsoft.com/office/word/2010/wordprocessingShape" mc:Ignorable="w14 w15 w16se w16cid w16 w16cex w16sdtdh w16sdtfl w16du wp14">
   <w:p>
     <w:pPr>
-      <w:pStyle w:val="Voettekst"/>
+      <w:pStyle w:val="Footer"/>
     </w:pPr>
     <w:r>
       <w:t xml:space="preserve">BOSA signature solution - technical information </w:t>
@@ -33127,31 +34204,31 @@
     </w:r>
     <w:r>
       <w:rPr>
-        <w:rStyle w:val="Zwaar"/>
+        <w:rStyle w:val="Strong"/>
       </w:rPr>
       <w:fldChar w:fldCharType="begin"/>
     </w:r>
     <w:r>
       <w:rPr>
-        <w:rStyle w:val="Zwaar"/>
+        <w:rStyle w:val="Strong"/>
       </w:rPr>
       <w:instrText xml:space="preserve"> PAGE \* Arabic \* MERGEFORMAT </w:instrText>
     </w:r>
     <w:r>
       <w:rPr>
-        <w:rStyle w:val="Zwaar"/>
+        <w:rStyle w:val="Strong"/>
       </w:rPr>
       <w:fldChar w:fldCharType="separate"/>
     </w:r>
     <w:r>
       <w:rPr>
-        <w:rStyle w:val="Zwaar"/>
+        <w:rStyle w:val="Strong"/>
       </w:rPr>
       <w:t>2</w:t>
     </w:r>
     <w:r>
       <w:rPr>
-        <w:rStyle w:val="Zwaar"/>
+        <w:rStyle w:val="Strong"/>
       </w:rPr>
       <w:fldChar w:fldCharType="end"/>
     </w:r>
@@ -33178,10 +34255,10 @@
 </file>
 
 <file path=word/footer2.xml><?xml version="1.0" encoding="utf-8"?>
-<w:ftr xmlns:wpc="http://schemas.microsoft.com/office/word/2010/wordprocessingCanvas" xmlns:cx="http://schemas.microsoft.com/office/drawing/2014/chartex" xmlns:cx1="http://schemas.microsoft.com/office/drawing/2015/9/8/chartex" xmlns:cx2="http://schemas.microsoft.com/office/drawing/2015/10/21/chartex" xmlns:cx3="http://schemas.microsoft.com/office/drawing/2016/5/9/chartex" xmlns:cx4="http://schemas.microsoft.com/office/drawing/2016/5/10/chartex" xmlns:cx5="http://schemas.microsoft.com/office/drawing/2016/5/11/chartex" xmlns:cx6="http://schemas.microsoft.com/office/drawing/2016/5/12/chartex" xmlns:cx7="http://schemas.microsoft.com/office/drawing/2016/5/13/chartex" xmlns:cx8="http://schemas.microsoft.com/office/drawing/2016/5/14/chartex" xmlns:mc="http://schemas.openxmlformats.org/markup-compatibility/2006" xmlns:aink="http://schemas.microsoft.com/office/drawing/2016/ink" xmlns:am3d="http://schemas.microsoft.com/office/drawing/2017/model3d" xmlns:o="urn:schemas-microsoft-com:office:office" xmlns:oel="http://schemas.microsoft.com/office/2019/extlst" xmlns:r="http://schemas.openxmlformats.org/officeDocument/2006/relationships" xmlns:m="http://schemas.openxmlformats.org/officeDocument/2006/math" xmlns:v="urn:schemas-microsoft-com:vml" xmlns:wp14="http://schemas.microsoft.com/office/word/2010/wordprocessingDrawing" xmlns:wp="http://schemas.openxmlformats.org/drawingml/2006/wordprocessingDrawing" xmlns:w10="urn:schemas-microsoft-com:office:word" xmlns:w="http://schemas.openxmlformats.org/wordprocessingml/2006/main" xmlns:w14="http://schemas.microsoft.com/office/word/2010/wordml" xmlns:w15="http://schemas.microsoft.com/office/word/2012/wordml" xmlns:w16cex="http://schemas.microsoft.com/office/word/2018/wordml/cex" xmlns:w16cid="http://schemas.microsoft.com/office/word/2016/wordml/cid" xmlns:w16="http://schemas.microsoft.com/office/word/2018/wordml" xmlns:w16sdtdh="http://schemas.microsoft.com/office/word/2020/wordml/sdtdatahash" xmlns:w16se="http://schemas.microsoft.com/office/word/2015/wordml/symex" xmlns:wpg="http://schemas.microsoft.com/office/word/2010/wordprocessingGroup" xmlns:wpi="http://schemas.microsoft.com/office/word/2010/wordprocessingInk" xmlns:wne="http://schemas.microsoft.com/office/word/2006/wordml" xmlns:wps="http://schemas.microsoft.com/office/word/2010/wordprocessingShape" mc:Ignorable="w14 w15 w16se w16cid w16 w16cex w16sdtdh wp14">
+<w:ftr xmlns:wpc="http://schemas.microsoft.com/office/word/2010/wordprocessingCanvas" xmlns:cx="http://schemas.microsoft.com/office/drawing/2014/chartex" xmlns:cx1="http://schemas.microsoft.com/office/drawing/2015/9/8/chartex" xmlns:cx2="http://schemas.microsoft.com/office/drawing/2015/10/21/chartex" xmlns:cx3="http://schemas.microsoft.com/office/drawing/2016/5/9/chartex" xmlns:cx4="http://schemas.microsoft.com/office/drawing/2016/5/10/chartex" xmlns:cx5="http://schemas.microsoft.com/office/drawing/2016/5/11/chartex" xmlns:cx6="http://schemas.microsoft.com/office/drawing/2016/5/12/chartex" xmlns:cx7="http://schemas.microsoft.com/office/drawing/2016/5/13/chartex" xmlns:cx8="http://schemas.microsoft.com/office/drawing/2016/5/14/chartex" xmlns:mc="http://schemas.openxmlformats.org/markup-compatibility/2006" xmlns:aink="http://schemas.microsoft.com/office/drawing/2016/ink" xmlns:am3d="http://schemas.microsoft.com/office/drawing/2017/model3d" xmlns:o="urn:schemas-microsoft-com:office:office" xmlns:oel="http://schemas.microsoft.com/office/2019/extlst" xmlns:r="http://schemas.openxmlformats.org/officeDocument/2006/relationships" xmlns:m="http://schemas.openxmlformats.org/officeDocument/2006/math" xmlns:v="urn:schemas-microsoft-com:vml" xmlns:wp14="http://schemas.microsoft.com/office/word/2010/wordprocessingDrawing" xmlns:wp="http://schemas.openxmlformats.org/drawingml/2006/wordprocessingDrawing" xmlns:w10="urn:schemas-microsoft-com:office:word" xmlns:w="http://schemas.openxmlformats.org/wordprocessingml/2006/main" xmlns:w14="http://schemas.microsoft.com/office/word/2010/wordml" xmlns:w15="http://schemas.microsoft.com/office/word/2012/wordml" xmlns:w16cex="http://schemas.microsoft.com/office/word/2018/wordml/cex" xmlns:w16cid="http://schemas.microsoft.com/office/word/2016/wordml/cid" xmlns:w16="http://schemas.microsoft.com/office/word/2018/wordml" xmlns:w16du="http://schemas.microsoft.com/office/word/2023/wordml/word16du" xmlns:w16sdtdh="http://schemas.microsoft.com/office/word/2020/wordml/sdtdatahash" xmlns:w16sdtfl="http://schemas.microsoft.com/office/word/2024/wordml/sdtformatlock" xmlns:w16se="http://schemas.microsoft.com/office/word/2015/wordml/symex" xmlns:wpg="http://schemas.microsoft.com/office/word/2010/wordprocessingGroup" xmlns:wpi="http://schemas.microsoft.com/office/word/2010/wordprocessingInk" xmlns:wne="http://schemas.microsoft.com/office/word/2006/wordml" xmlns:wps="http://schemas.microsoft.com/office/word/2010/wordprocessingShape" mc:Ignorable="w14 w15 w16se w16cid w16 w16cex w16sdtdh w16sdtfl w16du wp14">
   <w:p>
     <w:pPr>
-      <w:pStyle w:val="Voettekst"/>
+      <w:pStyle w:val="Footer"/>
     </w:pPr>
     <w:r>
       <w:rPr>
@@ -33251,7 +34328,7 @@
 </file>
 
 <file path=word/footnotes.xml><?xml version="1.0" encoding="utf-8"?>
-<w:footnotes xmlns:wpc="http://schemas.microsoft.com/office/word/2010/wordprocessingCanvas" xmlns:cx="http://schemas.microsoft.com/office/drawing/2014/chartex" xmlns:cx1="http://schemas.microsoft.com/office/drawing/2015/9/8/chartex" xmlns:cx2="http://schemas.microsoft.com/office/drawing/2015/10/21/chartex" xmlns:cx3="http://schemas.microsoft.com/office/drawing/2016/5/9/chartex" xmlns:cx4="http://schemas.microsoft.com/office/drawing/2016/5/10/chartex" xmlns:cx5="http://schemas.microsoft.com/office/drawing/2016/5/11/chartex" xmlns:cx6="http://schemas.microsoft.com/office/drawing/2016/5/12/chartex" xmlns:cx7="http://schemas.microsoft.com/office/drawing/2016/5/13/chartex" xmlns:cx8="http://schemas.microsoft.com/office/drawing/2016/5/14/chartex" xmlns:mc="http://schemas.openxmlformats.org/markup-compatibility/2006" xmlns:aink="http://schemas.microsoft.com/office/drawing/2016/ink" xmlns:am3d="http://schemas.microsoft.com/office/drawing/2017/model3d" xmlns:o="urn:schemas-microsoft-com:office:office" xmlns:oel="http://schemas.microsoft.com/office/2019/extlst" xmlns:r="http://schemas.openxmlformats.org/officeDocument/2006/relationships" xmlns:m="http://schemas.openxmlformats.org/officeDocument/2006/math" xmlns:v="urn:schemas-microsoft-com:vml" xmlns:wp14="http://schemas.microsoft.com/office/word/2010/wordprocessingDrawing" xmlns:wp="http://schemas.openxmlformats.org/drawingml/2006/wordprocessingDrawing" xmlns:w10="urn:schemas-microsoft-com:office:word" xmlns:w="http://schemas.openxmlformats.org/wordprocessingml/2006/main" xmlns:w14="http://schemas.microsoft.com/office/word/2010/wordml" xmlns:w15="http://schemas.microsoft.com/office/word/2012/wordml" xmlns:w16cex="http://schemas.microsoft.com/office/word/2018/wordml/cex" xmlns:w16cid="http://schemas.microsoft.com/office/word/2016/wordml/cid" xmlns:w16="http://schemas.microsoft.com/office/word/2018/wordml" xmlns:w16sdtdh="http://schemas.microsoft.com/office/word/2020/wordml/sdtdatahash" xmlns:w16se="http://schemas.microsoft.com/office/word/2015/wordml/symex" xmlns:wpg="http://schemas.microsoft.com/office/word/2010/wordprocessingGroup" xmlns:wpi="http://schemas.microsoft.com/office/word/2010/wordprocessingInk" xmlns:wne="http://schemas.microsoft.com/office/word/2006/wordml" xmlns:wps="http://schemas.microsoft.com/office/word/2010/wordprocessingShape" mc:Ignorable="w14 w15 w16se w16cid w16 w16cex w16sdtdh wp14">
+<w:footnotes xmlns:wpc="http://schemas.microsoft.com/office/word/2010/wordprocessingCanvas" xmlns:cx="http://schemas.microsoft.com/office/drawing/2014/chartex" xmlns:cx1="http://schemas.microsoft.com/office/drawing/2015/9/8/chartex" xmlns:cx2="http://schemas.microsoft.com/office/drawing/2015/10/21/chartex" xmlns:cx3="http://schemas.microsoft.com/office/drawing/2016/5/9/chartex" xmlns:cx4="http://schemas.microsoft.com/office/drawing/2016/5/10/chartex" xmlns:cx5="http://schemas.microsoft.com/office/drawing/2016/5/11/chartex" xmlns:cx6="http://schemas.microsoft.com/office/drawing/2016/5/12/chartex" xmlns:cx7="http://schemas.microsoft.com/office/drawing/2016/5/13/chartex" xmlns:cx8="http://schemas.microsoft.com/office/drawing/2016/5/14/chartex" xmlns:mc="http://schemas.openxmlformats.org/markup-compatibility/2006" xmlns:aink="http://schemas.microsoft.com/office/drawing/2016/ink" xmlns:am3d="http://schemas.microsoft.com/office/drawing/2017/model3d" xmlns:o="urn:schemas-microsoft-com:office:office" xmlns:oel="http://schemas.microsoft.com/office/2019/extlst" xmlns:r="http://schemas.openxmlformats.org/officeDocument/2006/relationships" xmlns:m="http://schemas.openxmlformats.org/officeDocument/2006/math" xmlns:v="urn:schemas-microsoft-com:vml" xmlns:wp14="http://schemas.microsoft.com/office/word/2010/wordprocessingDrawing" xmlns:wp="http://schemas.openxmlformats.org/drawingml/2006/wordprocessingDrawing" xmlns:w10="urn:schemas-microsoft-com:office:word" xmlns:w="http://schemas.openxmlformats.org/wordprocessingml/2006/main" xmlns:w14="http://schemas.microsoft.com/office/word/2010/wordml" xmlns:w15="http://schemas.microsoft.com/office/word/2012/wordml" xmlns:w16cex="http://schemas.microsoft.com/office/word/2018/wordml/cex" xmlns:w16cid="http://schemas.microsoft.com/office/word/2016/wordml/cid" xmlns:w16="http://schemas.microsoft.com/office/word/2018/wordml" xmlns:w16du="http://schemas.microsoft.com/office/word/2023/wordml/word16du" xmlns:w16sdtdh="http://schemas.microsoft.com/office/word/2020/wordml/sdtdatahash" xmlns:w16sdtfl="http://schemas.microsoft.com/office/word/2024/wordml/sdtformatlock" xmlns:w16se="http://schemas.microsoft.com/office/word/2015/wordml/symex" xmlns:wpg="http://schemas.microsoft.com/office/word/2010/wordprocessingGroup" xmlns:wpi="http://schemas.microsoft.com/office/word/2010/wordprocessingInk" xmlns:wne="http://schemas.microsoft.com/office/word/2006/wordml" xmlns:wps="http://schemas.microsoft.com/office/word/2010/wordprocessingShape" mc:Ignorable="w14 w15 w16se w16cid w16 w16cex w16sdtdh w16sdtfl w16du wp14">
   <w:footnote w:type="separator" w:id="-1">
     <w:p>
       <w:r>
@@ -33270,10 +34347,10 @@
 </file>
 
 <file path=word/header1.xml><?xml version="1.0" encoding="utf-8"?>
-<w:hdr xmlns:wpc="http://schemas.microsoft.com/office/word/2010/wordprocessingCanvas" xmlns:cx="http://schemas.microsoft.com/office/drawing/2014/chartex" xmlns:cx1="http://schemas.microsoft.com/office/drawing/2015/9/8/chartex" xmlns:cx2="http://schemas.microsoft.com/office/drawing/2015/10/21/chartex" xmlns:cx3="http://schemas.microsoft.com/office/drawing/2016/5/9/chartex" xmlns:cx4="http://schemas.microsoft.com/office/drawing/2016/5/10/chartex" xmlns:cx5="http://schemas.microsoft.com/office/drawing/2016/5/11/chartex" xmlns:cx6="http://schemas.microsoft.com/office/drawing/2016/5/12/chartex" xmlns:cx7="http://schemas.microsoft.com/office/drawing/2016/5/13/chartex" xmlns:cx8="http://schemas.microsoft.com/office/drawing/2016/5/14/chartex" xmlns:mc="http://schemas.openxmlformats.org/markup-compatibility/2006" xmlns:aink="http://schemas.microsoft.com/office/drawing/2016/ink" xmlns:am3d="http://schemas.microsoft.com/office/drawing/2017/model3d" xmlns:o="urn:schemas-microsoft-com:office:office" xmlns:oel="http://schemas.microsoft.com/office/2019/extlst" xmlns:r="http://schemas.openxmlformats.org/officeDocument/2006/relationships" xmlns:m="http://schemas.openxmlformats.org/officeDocument/2006/math" xmlns:v="urn:schemas-microsoft-com:vml" xmlns:wp14="http://schemas.microsoft.com/office/word/2010/wordprocessingDrawing" xmlns:wp="http://schemas.openxmlformats.org/drawingml/2006/wordprocessingDrawing" xmlns:w10="urn:schemas-microsoft-com:office:word" xmlns:w="http://schemas.openxmlformats.org/wordprocessingml/2006/main" xmlns:w14="http://schemas.microsoft.com/office/word/2010/wordml" xmlns:w15="http://schemas.microsoft.com/office/word/2012/wordml" xmlns:w16cex="http://schemas.microsoft.com/office/word/2018/wordml/cex" xmlns:w16cid="http://schemas.microsoft.com/office/word/2016/wordml/cid" xmlns:w16="http://schemas.microsoft.com/office/word/2018/wordml" xmlns:w16sdtdh="http://schemas.microsoft.com/office/word/2020/wordml/sdtdatahash" xmlns:w16se="http://schemas.microsoft.com/office/word/2015/wordml/symex" xmlns:wpg="http://schemas.microsoft.com/office/word/2010/wordprocessingGroup" xmlns:wpi="http://schemas.microsoft.com/office/word/2010/wordprocessingInk" xmlns:wne="http://schemas.microsoft.com/office/word/2006/wordml" xmlns:wps="http://schemas.microsoft.com/office/word/2010/wordprocessingShape" mc:Ignorable="w14 w15 w16se w16cid w16 w16cex w16sdtdh wp14">
+<w:hdr xmlns:wpc="http://schemas.microsoft.com/office/word/2010/wordprocessingCanvas" xmlns:cx="http://schemas.microsoft.com/office/drawing/2014/chartex" xmlns:cx1="http://schemas.microsoft.com/office/drawing/2015/9/8/chartex" xmlns:cx2="http://schemas.microsoft.com/office/drawing/2015/10/21/chartex" xmlns:cx3="http://schemas.microsoft.com/office/drawing/2016/5/9/chartex" xmlns:cx4="http://schemas.microsoft.com/office/drawing/2016/5/10/chartex" xmlns:cx5="http://schemas.microsoft.com/office/drawing/2016/5/11/chartex" xmlns:cx6="http://schemas.microsoft.com/office/drawing/2016/5/12/chartex" xmlns:cx7="http://schemas.microsoft.com/office/drawing/2016/5/13/chartex" xmlns:cx8="http://schemas.microsoft.com/office/drawing/2016/5/14/chartex" xmlns:mc="http://schemas.openxmlformats.org/markup-compatibility/2006" xmlns:aink="http://schemas.microsoft.com/office/drawing/2016/ink" xmlns:am3d="http://schemas.microsoft.com/office/drawing/2017/model3d" xmlns:o="urn:schemas-microsoft-com:office:office" xmlns:oel="http://schemas.microsoft.com/office/2019/extlst" xmlns:r="http://schemas.openxmlformats.org/officeDocument/2006/relationships" xmlns:m="http://schemas.openxmlformats.org/officeDocument/2006/math" xmlns:v="urn:schemas-microsoft-com:vml" xmlns:wp14="http://schemas.microsoft.com/office/word/2010/wordprocessingDrawing" xmlns:wp="http://schemas.openxmlformats.org/drawingml/2006/wordprocessingDrawing" xmlns:w10="urn:schemas-microsoft-com:office:word" xmlns:w="http://schemas.openxmlformats.org/wordprocessingml/2006/main" xmlns:w14="http://schemas.microsoft.com/office/word/2010/wordml" xmlns:w15="http://schemas.microsoft.com/office/word/2012/wordml" xmlns:w16cex="http://schemas.microsoft.com/office/word/2018/wordml/cex" xmlns:w16cid="http://schemas.microsoft.com/office/word/2016/wordml/cid" xmlns:w16="http://schemas.microsoft.com/office/word/2018/wordml" xmlns:w16du="http://schemas.microsoft.com/office/word/2023/wordml/word16du" xmlns:w16sdtdh="http://schemas.microsoft.com/office/word/2020/wordml/sdtdatahash" xmlns:w16sdtfl="http://schemas.microsoft.com/office/word/2024/wordml/sdtformatlock" xmlns:w16se="http://schemas.microsoft.com/office/word/2015/wordml/symex" xmlns:wpg="http://schemas.microsoft.com/office/word/2010/wordprocessingGroup" xmlns:wpi="http://schemas.microsoft.com/office/word/2010/wordprocessingInk" xmlns:wne="http://schemas.microsoft.com/office/word/2006/wordml" xmlns:wps="http://schemas.microsoft.com/office/word/2010/wordprocessingShape" mc:Ignorable="w14 w15 w16se w16cid w16 w16cex w16sdtdh w16sdtfl w16du wp14">
   <w:p>
     <w:pPr>
-      <w:pStyle w:val="Koptekst"/>
+      <w:pStyle w:val="Header"/>
     </w:pPr>
     <w:r>
       <w:rPr>
@@ -33343,7 +34420,7 @@
 </file>
 
 <file path=word/numbering.xml><?xml version="1.0" encoding="utf-8"?>
-<w:numbering xmlns:wpc="http://schemas.microsoft.com/office/word/2010/wordprocessingCanvas" xmlns:cx="http://schemas.microsoft.com/office/drawing/2014/chartex" xmlns:cx1="http://schemas.microsoft.com/office/drawing/2015/9/8/chartex" xmlns:cx2="http://schemas.microsoft.com/office/drawing/2015/10/21/chartex" xmlns:cx3="http://schemas.microsoft.com/office/drawing/2016/5/9/chartex" xmlns:cx4="http://schemas.microsoft.com/office/drawing/2016/5/10/chartex" xmlns:cx5="http://schemas.microsoft.com/office/drawing/2016/5/11/chartex" xmlns:cx6="http://schemas.microsoft.com/office/drawing/2016/5/12/chartex" xmlns:cx7="http://schemas.microsoft.com/office/drawing/2016/5/13/chartex" xmlns:cx8="http://schemas.microsoft.com/office/drawing/2016/5/14/chartex" xmlns:mc="http://schemas.openxmlformats.org/markup-compatibility/2006" xmlns:aink="http://schemas.microsoft.com/office/drawing/2016/ink" xmlns:am3d="http://schemas.microsoft.com/office/drawing/2017/model3d" xmlns:o="urn:schemas-microsoft-com:office:office" xmlns:oel="http://schemas.microsoft.com/office/2019/extlst" xmlns:r="http://schemas.openxmlformats.org/officeDocument/2006/relationships" xmlns:m="http://schemas.openxmlformats.org/officeDocument/2006/math" xmlns:v="urn:schemas-microsoft-com:vml" xmlns:wp14="http://schemas.microsoft.com/office/word/2010/wordprocessingDrawing" xmlns:wp="http://schemas.openxmlformats.org/drawingml/2006/wordprocessingDrawing" xmlns:w10="urn:schemas-microsoft-com:office:word" xmlns:w="http://schemas.openxmlformats.org/wordprocessingml/2006/main" xmlns:w14="http://schemas.microsoft.com/office/word/2010/wordml" xmlns:w15="http://schemas.microsoft.com/office/word/2012/wordml" xmlns:w16cex="http://schemas.microsoft.com/office/word/2018/wordml/cex" xmlns:w16cid="http://schemas.microsoft.com/office/word/2016/wordml/cid" xmlns:w16="http://schemas.microsoft.com/office/word/2018/wordml" xmlns:w16sdtdh="http://schemas.microsoft.com/office/word/2020/wordml/sdtdatahash" xmlns:w16se="http://schemas.microsoft.com/office/word/2015/wordml/symex" xmlns:wpg="http://schemas.microsoft.com/office/word/2010/wordprocessingGroup" xmlns:wpi="http://schemas.microsoft.com/office/word/2010/wordprocessingInk" xmlns:wne="http://schemas.microsoft.com/office/word/2006/wordml" xmlns:wps="http://schemas.microsoft.com/office/word/2010/wordprocessingShape" mc:Ignorable="w14 w15 w16se w16cid w16 w16cex w16sdtdh wp14">
+<w:numbering xmlns:wpc="http://schemas.microsoft.com/office/word/2010/wordprocessingCanvas" xmlns:cx="http://schemas.microsoft.com/office/drawing/2014/chartex" xmlns:cx1="http://schemas.microsoft.com/office/drawing/2015/9/8/chartex" xmlns:cx2="http://schemas.microsoft.com/office/drawing/2015/10/21/chartex" xmlns:cx3="http://schemas.microsoft.com/office/drawing/2016/5/9/chartex" xmlns:cx4="http://schemas.microsoft.com/office/drawing/2016/5/10/chartex" xmlns:cx5="http://schemas.microsoft.com/office/drawing/2016/5/11/chartex" xmlns:cx6="http://schemas.microsoft.com/office/drawing/2016/5/12/chartex" xmlns:cx7="http://schemas.microsoft.com/office/drawing/2016/5/13/chartex" xmlns:cx8="http://schemas.microsoft.com/office/drawing/2016/5/14/chartex" xmlns:mc="http://schemas.openxmlformats.org/markup-compatibility/2006" xmlns:aink="http://schemas.microsoft.com/office/drawing/2016/ink" xmlns:am3d="http://schemas.microsoft.com/office/drawing/2017/model3d" xmlns:o="urn:schemas-microsoft-com:office:office" xmlns:oel="http://schemas.microsoft.com/office/2019/extlst" xmlns:r="http://schemas.openxmlformats.org/officeDocument/2006/relationships" xmlns:m="http://schemas.openxmlformats.org/officeDocument/2006/math" xmlns:v="urn:schemas-microsoft-com:vml" xmlns:wp14="http://schemas.microsoft.com/office/word/2010/wordprocessingDrawing" xmlns:wp="http://schemas.openxmlformats.org/drawingml/2006/wordprocessingDrawing" xmlns:w10="urn:schemas-microsoft-com:office:word" xmlns:w="http://schemas.openxmlformats.org/wordprocessingml/2006/main" xmlns:w14="http://schemas.microsoft.com/office/word/2010/wordml" xmlns:w15="http://schemas.microsoft.com/office/word/2012/wordml" xmlns:w16cex="http://schemas.microsoft.com/office/word/2018/wordml/cex" xmlns:w16cid="http://schemas.microsoft.com/office/word/2016/wordml/cid" xmlns:w16="http://schemas.microsoft.com/office/word/2018/wordml" xmlns:w16du="http://schemas.microsoft.com/office/word/2023/wordml/word16du" xmlns:w16sdtdh="http://schemas.microsoft.com/office/word/2020/wordml/sdtdatahash" xmlns:w16sdtfl="http://schemas.microsoft.com/office/word/2024/wordml/sdtformatlock" xmlns:w16se="http://schemas.microsoft.com/office/word/2015/wordml/symex" xmlns:wpg="http://schemas.microsoft.com/office/word/2010/wordprocessingGroup" xmlns:wpi="http://schemas.microsoft.com/office/word/2010/wordprocessingInk" xmlns:wne="http://schemas.microsoft.com/office/word/2006/wordml" xmlns:wps="http://schemas.microsoft.com/office/word/2010/wordprocessingShape" mc:Ignorable="w14 w15 w16se w16cid w16 w16cex w16sdtdh w16sdtfl w16du wp14">
   <w:abstractNum w:abstractNumId="0" w15:restartNumberingAfterBreak="0">
     <w:nsid w:val="FFFFFF7F"/>
     <w:multiLevelType w:val="singleLevel"/>
@@ -33351,7 +34428,7 @@
     <w:lvl w:ilvl="0">
       <w:start w:val="1"/>
       <w:numFmt w:val="decimal"/>
-      <w:pStyle w:val="Lijstnummering2"/>
+      <w:pStyle w:val="ListNumber2"/>
       <w:lvlText w:val="%1."/>
       <w:lvlJc w:val="left"/>
       <w:pPr>
@@ -33369,7 +34446,7 @@
     <w:lvl w:ilvl="0">
       <w:start w:val="1"/>
       <w:numFmt w:val="bullet"/>
-      <w:pStyle w:val="Lijstopsomteken2"/>
+      <w:pStyle w:val="ListBullet2"/>
       <w:lvlText w:val=""/>
       <w:lvlJc w:val="left"/>
       <w:pPr>
@@ -33390,7 +34467,7 @@
     <w:lvl w:ilvl="0">
       <w:start w:val="1"/>
       <w:numFmt w:val="decimal"/>
-      <w:pStyle w:val="Lijstnummering"/>
+      <w:pStyle w:val="ListNumber"/>
       <w:lvlText w:val="%1."/>
       <w:lvlJc w:val="left"/>
       <w:pPr>
@@ -33408,7 +34485,7 @@
     <w:lvl w:ilvl="0">
       <w:start w:val="1"/>
       <w:numFmt w:val="bullet"/>
-      <w:pStyle w:val="Lijstopsomteken"/>
+      <w:pStyle w:val="ListBullet"/>
       <w:lvlText w:val=""/>
       <w:lvlJc w:val="left"/>
       <w:pPr>
@@ -36555,7 +37632,7 @@
 </file>
 
 <file path=word/styles.xml><?xml version="1.0" encoding="utf-8"?>
-<w:styles xmlns:mc="http://schemas.openxmlformats.org/markup-compatibility/2006" xmlns:r="http://schemas.openxmlformats.org/officeDocument/2006/relationships" xmlns:w="http://schemas.openxmlformats.org/wordprocessingml/2006/main" xmlns:w14="http://schemas.microsoft.com/office/word/2010/wordml" xmlns:w15="http://schemas.microsoft.com/office/word/2012/wordml" xmlns:w16cex="http://schemas.microsoft.com/office/word/2018/wordml/cex" xmlns:w16cid="http://schemas.microsoft.com/office/word/2016/wordml/cid" xmlns:w16="http://schemas.microsoft.com/office/word/2018/wordml" xmlns:w16sdtdh="http://schemas.microsoft.com/office/word/2020/wordml/sdtdatahash" xmlns:w16se="http://schemas.microsoft.com/office/word/2015/wordml/symex" mc:Ignorable="w14 w15 w16se w16cid w16 w16cex w16sdtdh">
+<w:styles xmlns:mc="http://schemas.openxmlformats.org/markup-compatibility/2006" xmlns:r="http://schemas.openxmlformats.org/officeDocument/2006/relationships" xmlns:w="http://schemas.openxmlformats.org/wordprocessingml/2006/main" xmlns:w14="http://schemas.microsoft.com/office/word/2010/wordml" xmlns:w15="http://schemas.microsoft.com/office/word/2012/wordml" xmlns:w16cex="http://schemas.microsoft.com/office/word/2018/wordml/cex" xmlns:w16cid="http://schemas.microsoft.com/office/word/2016/wordml/cid" xmlns:w16="http://schemas.microsoft.com/office/word/2018/wordml" xmlns:w16du="http://schemas.microsoft.com/office/word/2023/wordml/word16du" xmlns:w16sdtdh="http://schemas.microsoft.com/office/word/2020/wordml/sdtdatahash" xmlns:w16sdtfl="http://schemas.microsoft.com/office/word/2024/wordml/sdtformatlock" xmlns:w16se="http://schemas.microsoft.com/office/word/2015/wordml/symex" mc:Ignorable="w14 w15 w16se w16cid w16 w16cex w16sdtdh w16sdtfl w16du">
   <w:docDefaults>
     <w:rPrDefault>
       <w:rPr>
@@ -36943,7 +38020,7 @@
     <w:lsdException w:name="Unresolved Mention" w:semiHidden="1" w:unhideWhenUsed="1"/>
     <w:lsdException w:name="Smart Link" w:semiHidden="1" w:unhideWhenUsed="1"/>
   </w:latentStyles>
-  <w:style w:type="paragraph" w:default="1" w:styleId="Standaard">
+  <w:style w:type="paragraph" w:default="1" w:styleId="Normal">
     <w:name w:val="Normal"/>
     <w:qFormat/>
     <w:rsid w:val="00CB48AE"/>
@@ -36951,11 +38028,11 @@
       <w:sz w:val="21"/>
     </w:rPr>
   </w:style>
-  <w:style w:type="paragraph" w:styleId="Kop1">
+  <w:style w:type="paragraph" w:styleId="Heading1">
     <w:name w:val="heading 1"/>
-    <w:basedOn w:val="Standaard"/>
-    <w:next w:val="Standaard"/>
-    <w:link w:val="Kop1Char"/>
+    <w:basedOn w:val="Normal"/>
+    <w:next w:val="Normal"/>
+    <w:link w:val="Heading1Char"/>
     <w:uiPriority w:val="9"/>
     <w:qFormat/>
     <w:rsid w:val="008B3E7B"/>
@@ -36972,11 +38049,11 @@
       <w:szCs w:val="32"/>
     </w:rPr>
   </w:style>
-  <w:style w:type="paragraph" w:styleId="Kop2">
+  <w:style w:type="paragraph" w:styleId="Heading2">
     <w:name w:val="heading 2"/>
-    <w:basedOn w:val="Kop1"/>
-    <w:next w:val="Standaard"/>
-    <w:link w:val="Kop2Char"/>
+    <w:basedOn w:val="Heading1"/>
+    <w:next w:val="Normal"/>
+    <w:link w:val="Heading2Char"/>
     <w:uiPriority w:val="9"/>
     <w:qFormat/>
     <w:rsid w:val="008B3E7B"/>
@@ -36989,11 +38066,11 @@
       <w:szCs w:val="26"/>
     </w:rPr>
   </w:style>
-  <w:style w:type="paragraph" w:styleId="Kop3">
+  <w:style w:type="paragraph" w:styleId="Heading3">
     <w:name w:val="heading 3"/>
-    <w:basedOn w:val="Kop1"/>
-    <w:next w:val="Standaard"/>
-    <w:link w:val="Kop3Char"/>
+    <w:basedOn w:val="Heading1"/>
+    <w:next w:val="Normal"/>
+    <w:link w:val="Heading3Char"/>
     <w:uiPriority w:val="9"/>
     <w:qFormat/>
     <w:rsid w:val="008B3E7B"/>
@@ -37006,11 +38083,11 @@
       <w:sz w:val="38"/>
     </w:rPr>
   </w:style>
-  <w:style w:type="paragraph" w:styleId="Kop4">
+  <w:style w:type="paragraph" w:styleId="Heading4">
     <w:name w:val="heading 4"/>
-    <w:basedOn w:val="Kop3"/>
-    <w:next w:val="Standaard"/>
-    <w:link w:val="Kop4Char"/>
+    <w:basedOn w:val="Heading3"/>
+    <w:next w:val="Normal"/>
+    <w:link w:val="Heading4Char"/>
     <w:uiPriority w:val="9"/>
     <w:qFormat/>
     <w:rsid w:val="008B3E7B"/>
@@ -37024,11 +38101,11 @@
       <w:sz w:val="26"/>
     </w:rPr>
   </w:style>
-  <w:style w:type="paragraph" w:styleId="Kop5">
+  <w:style w:type="paragraph" w:styleId="Heading5">
     <w:name w:val="heading 5"/>
-    <w:basedOn w:val="Standaard"/>
-    <w:next w:val="Standaard"/>
-    <w:link w:val="Kop5Char"/>
+    <w:basedOn w:val="Normal"/>
+    <w:next w:val="Normal"/>
+    <w:link w:val="Heading5Char"/>
     <w:uiPriority w:val="9"/>
     <w:semiHidden/>
     <w:rsid w:val="00BA454C"/>
@@ -37042,11 +38119,11 @@
       <w:color w:val="004050" w:themeColor="accent1" w:themeShade="BF"/>
     </w:rPr>
   </w:style>
-  <w:style w:type="paragraph" w:styleId="Kop6">
+  <w:style w:type="paragraph" w:styleId="Heading6">
     <w:name w:val="heading 6"/>
-    <w:basedOn w:val="Standaard"/>
-    <w:next w:val="Standaard"/>
-    <w:link w:val="Kop6Char"/>
+    <w:basedOn w:val="Normal"/>
+    <w:next w:val="Normal"/>
+    <w:link w:val="Heading6Char"/>
     <w:uiPriority w:val="9"/>
     <w:semiHidden/>
     <w:rsid w:val="00BA454C"/>
@@ -37060,11 +38137,11 @@
       <w:color w:val="002A35" w:themeColor="accent1" w:themeShade="7F"/>
     </w:rPr>
   </w:style>
-  <w:style w:type="paragraph" w:styleId="Kop7">
+  <w:style w:type="paragraph" w:styleId="Heading7">
     <w:name w:val="heading 7"/>
-    <w:basedOn w:val="Standaard"/>
-    <w:next w:val="Standaard"/>
-    <w:link w:val="Kop7Char"/>
+    <w:basedOn w:val="Normal"/>
+    <w:next w:val="Normal"/>
+    <w:link w:val="Heading7Char"/>
     <w:uiPriority w:val="9"/>
     <w:semiHidden/>
     <w:rsid w:val="00BA454C"/>
@@ -37080,11 +38157,11 @@
       <w:color w:val="002A35" w:themeColor="accent1" w:themeShade="7F"/>
     </w:rPr>
   </w:style>
-  <w:style w:type="paragraph" w:styleId="Kop8">
+  <w:style w:type="paragraph" w:styleId="Heading8">
     <w:name w:val="heading 8"/>
-    <w:basedOn w:val="Standaard"/>
-    <w:next w:val="Standaard"/>
-    <w:link w:val="Kop8Char"/>
+    <w:basedOn w:val="Normal"/>
+    <w:next w:val="Normal"/>
+    <w:link w:val="Heading8Char"/>
     <w:uiPriority w:val="9"/>
     <w:semiHidden/>
     <w:rsid w:val="00BA454C"/>
@@ -37099,11 +38176,11 @@
       <w:szCs w:val="21"/>
     </w:rPr>
   </w:style>
-  <w:style w:type="paragraph" w:styleId="Kop9">
+  <w:style w:type="paragraph" w:styleId="Heading9">
     <w:name w:val="heading 9"/>
-    <w:basedOn w:val="Standaard"/>
-    <w:next w:val="Standaard"/>
-    <w:link w:val="Kop9Char"/>
+    <w:basedOn w:val="Normal"/>
+    <w:next w:val="Normal"/>
+    <w:link w:val="Heading9Char"/>
     <w:uiPriority w:val="9"/>
     <w:semiHidden/>
     <w:rsid w:val="00BA454C"/>
@@ -37120,13 +38197,13 @@
       <w:szCs w:val="21"/>
     </w:rPr>
   </w:style>
-  <w:style w:type="character" w:default="1" w:styleId="Standaardalinea-lettertype">
+  <w:style w:type="character" w:default="1" w:styleId="DefaultParagraphFont">
     <w:name w:val="Default Paragraph Font"/>
     <w:uiPriority w:val="1"/>
     <w:semiHidden/>
     <w:unhideWhenUsed/>
   </w:style>
-  <w:style w:type="table" w:default="1" w:styleId="Standaardtabel">
+  <w:style w:type="table" w:default="1" w:styleId="TableNormal">
     <w:name w:val="Normal Table"/>
     <w:uiPriority w:val="99"/>
     <w:semiHidden/>
@@ -37141,15 +38218,15 @@
       </w:tblCellMar>
     </w:tblPr>
   </w:style>
-  <w:style w:type="numbering" w:default="1" w:styleId="Geenlijst">
+  <w:style w:type="numbering" w:default="1" w:styleId="NoList">
     <w:name w:val="No List"/>
     <w:uiPriority w:val="99"/>
     <w:semiHidden/>
     <w:unhideWhenUsed/>
   </w:style>
-  <w:style w:type="paragraph" w:styleId="Geenafstand">
+  <w:style w:type="paragraph" w:styleId="NoSpacing">
     <w:name w:val="No Spacing"/>
-    <w:link w:val="GeenafstandChar"/>
+    <w:link w:val="NoSpacingChar"/>
     <w:uiPriority w:val="1"/>
     <w:qFormat/>
     <w:rsid w:val="00C2174B"/>
@@ -37157,10 +38234,10 @@
       <w:sz w:val="21"/>
     </w:rPr>
   </w:style>
-  <w:style w:type="character" w:customStyle="1" w:styleId="Kop1Char">
-    <w:name w:val="Kop 1 Char"/>
-    <w:basedOn w:val="Standaardalinea-lettertype"/>
-    <w:link w:val="Kop1"/>
+  <w:style w:type="character" w:customStyle="1" w:styleId="Heading1Char">
+    <w:name w:val="Heading 1 Char"/>
+    <w:basedOn w:val="DefaultParagraphFont"/>
+    <w:link w:val="Heading1"/>
     <w:uiPriority w:val="9"/>
     <w:qFormat/>
     <w:rsid w:val="008B3E7B"/>
@@ -37172,10 +38249,10 @@
       <w:lang w:val="nl-NL"/>
     </w:rPr>
   </w:style>
-  <w:style w:type="character" w:customStyle="1" w:styleId="Kop2Char">
-    <w:name w:val="Kop 2 Char"/>
-    <w:basedOn w:val="Standaardalinea-lettertype"/>
-    <w:link w:val="Kop2"/>
+  <w:style w:type="character" w:customStyle="1" w:styleId="Heading2Char">
+    <w:name w:val="Heading 2 Char"/>
+    <w:basedOn w:val="DefaultParagraphFont"/>
+    <w:link w:val="Heading2"/>
     <w:uiPriority w:val="9"/>
     <w:qFormat/>
     <w:rsid w:val="008B3E7B"/>
@@ -37187,10 +38264,10 @@
       <w:lang w:val="nl-NL"/>
     </w:rPr>
   </w:style>
-  <w:style w:type="character" w:customStyle="1" w:styleId="Kop3Char">
-    <w:name w:val="Kop 3 Char"/>
-    <w:basedOn w:val="Standaardalinea-lettertype"/>
-    <w:link w:val="Kop3"/>
+  <w:style w:type="character" w:customStyle="1" w:styleId="Heading3Char">
+    <w:name w:val="Heading 3 Char"/>
+    <w:basedOn w:val="DefaultParagraphFont"/>
+    <w:link w:val="Heading3"/>
     <w:uiPriority w:val="9"/>
     <w:qFormat/>
     <w:rsid w:val="008B3E7B"/>
@@ -37202,7 +38279,7 @@
       <w:lang w:val="nl-NL"/>
     </w:rPr>
   </w:style>
-  <w:style w:type="character" w:styleId="Zwaar">
+  <w:style w:type="character" w:styleId="Strong">
     <w:name w:val="Strong"/>
     <w:uiPriority w:val="5"/>
     <w:qFormat/>
@@ -37212,10 +38289,10 @@
       <w:bCs/>
     </w:rPr>
   </w:style>
-  <w:style w:type="character" w:customStyle="1" w:styleId="Kop4Char">
-    <w:name w:val="Kop 4 Char"/>
-    <w:basedOn w:val="Standaardalinea-lettertype"/>
-    <w:link w:val="Kop4"/>
+  <w:style w:type="character" w:customStyle="1" w:styleId="Heading4Char">
+    <w:name w:val="Heading 4 Char"/>
+    <w:basedOn w:val="DefaultParagraphFont"/>
+    <w:link w:val="Heading4"/>
     <w:uiPriority w:val="9"/>
     <w:rsid w:val="008B3E7B"/>
     <w:rPr>
@@ -37226,10 +38303,10 @@
       <w:lang w:val="nl-NL"/>
     </w:rPr>
   </w:style>
-  <w:style w:type="character" w:customStyle="1" w:styleId="Kop5Char">
-    <w:name w:val="Kop 5 Char"/>
-    <w:basedOn w:val="Standaardalinea-lettertype"/>
-    <w:link w:val="Kop5"/>
+  <w:style w:type="character" w:customStyle="1" w:styleId="Heading5Char">
+    <w:name w:val="Heading 5 Char"/>
+    <w:basedOn w:val="DefaultParagraphFont"/>
+    <w:link w:val="Heading5"/>
     <w:uiPriority w:val="9"/>
     <w:semiHidden/>
     <w:rsid w:val="0077278D"/>
@@ -37240,10 +38317,10 @@
       <w:lang w:val="nl-NL"/>
     </w:rPr>
   </w:style>
-  <w:style w:type="character" w:customStyle="1" w:styleId="Kop6Char">
-    <w:name w:val="Kop 6 Char"/>
-    <w:basedOn w:val="Standaardalinea-lettertype"/>
-    <w:link w:val="Kop6"/>
+  <w:style w:type="character" w:customStyle="1" w:styleId="Heading6Char">
+    <w:name w:val="Heading 6 Char"/>
+    <w:basedOn w:val="DefaultParagraphFont"/>
+    <w:link w:val="Heading6"/>
     <w:uiPriority w:val="9"/>
     <w:semiHidden/>
     <w:rsid w:val="0077278D"/>
@@ -37254,10 +38331,10 @@
       <w:lang w:val="nl-NL"/>
     </w:rPr>
   </w:style>
-  <w:style w:type="character" w:customStyle="1" w:styleId="Kop7Char">
-    <w:name w:val="Kop 7 Char"/>
-    <w:basedOn w:val="Standaardalinea-lettertype"/>
-    <w:link w:val="Kop7"/>
+  <w:style w:type="character" w:customStyle="1" w:styleId="Heading7Char">
+    <w:name w:val="Heading 7 Char"/>
+    <w:basedOn w:val="DefaultParagraphFont"/>
+    <w:link w:val="Heading7"/>
     <w:uiPriority w:val="9"/>
     <w:semiHidden/>
     <w:rsid w:val="0077278D"/>
@@ -37270,10 +38347,10 @@
       <w:lang w:val="nl-NL"/>
     </w:rPr>
   </w:style>
-  <w:style w:type="character" w:customStyle="1" w:styleId="Kop8Char">
-    <w:name w:val="Kop 8 Char"/>
-    <w:basedOn w:val="Standaardalinea-lettertype"/>
-    <w:link w:val="Kop8"/>
+  <w:style w:type="character" w:customStyle="1" w:styleId="Heading8Char">
+    <w:name w:val="Heading 8 Char"/>
+    <w:basedOn w:val="DefaultParagraphFont"/>
+    <w:link w:val="Heading8"/>
     <w:uiPriority w:val="9"/>
     <w:semiHidden/>
     <w:rsid w:val="0077278D"/>
@@ -37285,10 +38362,10 @@
       <w:lang w:val="nl-NL"/>
     </w:rPr>
   </w:style>
-  <w:style w:type="character" w:customStyle="1" w:styleId="Kop9Char">
-    <w:name w:val="Kop 9 Char"/>
-    <w:basedOn w:val="Standaardalinea-lettertype"/>
-    <w:link w:val="Kop9"/>
+  <w:style w:type="character" w:customStyle="1" w:styleId="Heading9Char">
+    <w:name w:val="Heading 9 Char"/>
+    <w:basedOn w:val="DefaultParagraphFont"/>
+    <w:link w:val="Heading9"/>
     <w:uiPriority w:val="9"/>
     <w:semiHidden/>
     <w:rsid w:val="0077278D"/>
@@ -37302,11 +38379,11 @@
       <w:lang w:val="nl-NL"/>
     </w:rPr>
   </w:style>
-  <w:style w:type="paragraph" w:styleId="Titel">
+  <w:style w:type="paragraph" w:styleId="Title">
     <w:name w:val="Title"/>
-    <w:basedOn w:val="Standaard"/>
-    <w:next w:val="Ondertitel"/>
-    <w:link w:val="TitelChar"/>
+    <w:basedOn w:val="Normal"/>
+    <w:next w:val="Subtitle"/>
+    <w:link w:val="TitleChar"/>
     <w:uiPriority w:val="10"/>
     <w:qFormat/>
     <w:rsid w:val="008B3E7B"/>
@@ -37323,10 +38400,10 @@
       <w:szCs w:val="56"/>
     </w:rPr>
   </w:style>
-  <w:style w:type="character" w:customStyle="1" w:styleId="TitelChar">
-    <w:name w:val="Titel Char"/>
-    <w:basedOn w:val="Standaardalinea-lettertype"/>
-    <w:link w:val="Titel"/>
+  <w:style w:type="character" w:customStyle="1" w:styleId="TitleChar">
+    <w:name w:val="Title Char"/>
+    <w:basedOn w:val="DefaultParagraphFont"/>
+    <w:link w:val="Title"/>
     <w:uiPriority w:val="10"/>
     <w:qFormat/>
     <w:rsid w:val="0077278D"/>
@@ -37340,11 +38417,11 @@
       <w:lang w:val="nl-NL"/>
     </w:rPr>
   </w:style>
-  <w:style w:type="paragraph" w:styleId="Ondertitel">
+  <w:style w:type="paragraph" w:styleId="Subtitle">
     <w:name w:val="Subtitle"/>
-    <w:basedOn w:val="Standaard"/>
-    <w:next w:val="Standaard"/>
-    <w:link w:val="OndertitelChar"/>
+    <w:basedOn w:val="Normal"/>
+    <w:next w:val="Normal"/>
+    <w:link w:val="SubtitleChar"/>
     <w:uiPriority w:val="11"/>
     <w:qFormat/>
     <w:rsid w:val="00CB5260"/>
@@ -37363,10 +38440,10 @@
       <w:szCs w:val="22"/>
     </w:rPr>
   </w:style>
-  <w:style w:type="character" w:customStyle="1" w:styleId="OndertitelChar">
-    <w:name w:val="Ondertitel Char"/>
-    <w:basedOn w:val="Standaardalinea-lettertype"/>
-    <w:link w:val="Ondertitel"/>
+  <w:style w:type="character" w:customStyle="1" w:styleId="SubtitleChar">
+    <w:name w:val="Subtitle Char"/>
+    <w:basedOn w:val="DefaultParagraphFont"/>
+    <w:link w:val="Subtitle"/>
     <w:uiPriority w:val="11"/>
     <w:qFormat/>
     <w:rsid w:val="0077278D"/>
@@ -37379,12 +38456,12 @@
       <w:lang w:val="nl-NL"/>
     </w:rPr>
   </w:style>
-  <w:style w:type="paragraph" w:styleId="Citaat">
+  <w:style w:type="paragraph" w:styleId="Quote">
     <w:name w:val="Quote"/>
     <w:aliases w:val="Highlight - Vertical Line"/>
-    <w:basedOn w:val="Standaard"/>
-    <w:next w:val="Standaard"/>
-    <w:link w:val="CitaatChar"/>
+    <w:basedOn w:val="Normal"/>
+    <w:next w:val="Normal"/>
+    <w:link w:val="QuoteChar"/>
     <w:uiPriority w:val="19"/>
     <w:qFormat/>
     <w:rsid w:val="008B3E7B"/>
@@ -37401,7 +38478,7 @@
       <w:sz w:val="24"/>
     </w:rPr>
   </w:style>
-  <w:style w:type="character" w:styleId="Nadruk">
+  <w:style w:type="character" w:styleId="Emphasis">
     <w:name w:val="Emphasis"/>
     <w:uiPriority w:val="20"/>
     <w:qFormat/>
@@ -37411,9 +38488,9 @@
       <w:iCs/>
     </w:rPr>
   </w:style>
-  <w:style w:type="character" w:styleId="Intensievebenadrukking">
+  <w:style w:type="character" w:styleId="IntenseEmphasis">
     <w:name w:val="Intense Emphasis"/>
-    <w:basedOn w:val="Standaardalinea-lettertype"/>
+    <w:basedOn w:val="DefaultParagraphFont"/>
     <w:uiPriority w:val="99"/>
     <w:semiHidden/>
     <w:rsid w:val="00BA454C"/>
@@ -37426,11 +38503,11 @@
       <w:sz w:val="21"/>
     </w:rPr>
   </w:style>
-  <w:style w:type="character" w:customStyle="1" w:styleId="CitaatChar">
-    <w:name w:val="Citaat Char"/>
+  <w:style w:type="character" w:customStyle="1" w:styleId="QuoteChar">
+    <w:name w:val="Quote Char"/>
     <w:aliases w:val="Highlight - Vertical Line Char"/>
-    <w:basedOn w:val="Standaardalinea-lettertype"/>
-    <w:link w:val="Citaat"/>
+    <w:basedOn w:val="DefaultParagraphFont"/>
+    <w:link w:val="Quote"/>
     <w:uiPriority w:val="19"/>
     <w:rsid w:val="0077278D"/>
     <w:rPr>
@@ -37438,12 +38515,12 @@
       <w:lang w:val="nl-NL"/>
     </w:rPr>
   </w:style>
-  <w:style w:type="paragraph" w:styleId="Duidelijkcitaat">
+  <w:style w:type="paragraph" w:styleId="IntenseQuote">
     <w:name w:val="Intense Quote"/>
     <w:aliases w:val="Highlight - Full frame - Soft green"/>
-    <w:basedOn w:val="Standaard"/>
-    <w:next w:val="Standaard"/>
-    <w:link w:val="DuidelijkcitaatChar"/>
+    <w:basedOn w:val="Normal"/>
+    <w:next w:val="Normal"/>
+    <w:link w:val="IntenseQuoteChar"/>
     <w:uiPriority w:val="20"/>
     <w:qFormat/>
     <w:rsid w:val="008B3E7B"/>
@@ -37461,11 +38538,11 @@
       <w:iCs/>
     </w:rPr>
   </w:style>
-  <w:style w:type="character" w:customStyle="1" w:styleId="DuidelijkcitaatChar">
-    <w:name w:val="Duidelijk citaat Char"/>
+  <w:style w:type="character" w:customStyle="1" w:styleId="IntenseQuoteChar">
+    <w:name w:val="Intense Quote Char"/>
     <w:aliases w:val="Highlight - Full frame - Soft green Char"/>
-    <w:basedOn w:val="Standaardalinea-lettertype"/>
-    <w:link w:val="Duidelijkcitaat"/>
+    <w:basedOn w:val="DefaultParagraphFont"/>
+    <w:link w:val="IntenseQuote"/>
     <w:uiPriority w:val="20"/>
     <w:rsid w:val="0077278D"/>
     <w:rPr>
@@ -37475,10 +38552,10 @@
       <w:lang w:val="nl-NL"/>
     </w:rPr>
   </w:style>
-  <w:style w:type="paragraph" w:styleId="Lijstalinea">
+  <w:style w:type="paragraph" w:styleId="ListParagraph">
     <w:name w:val="List Paragraph"/>
-    <w:basedOn w:val="Lijstopsomteken"/>
-    <w:link w:val="LijstalineaChar"/>
+    <w:basedOn w:val="ListBullet"/>
+    <w:link w:val="ListParagraphChar"/>
     <w:uiPriority w:val="34"/>
     <w:unhideWhenUsed/>
     <w:qFormat/>
@@ -37489,8 +38566,8 @@
   </w:style>
   <w:style w:type="paragraph" w:customStyle="1" w:styleId="Highlight-Fullframe-Softred">
     <w:name w:val="Highlight - Full frame - Soft red"/>
-    <w:basedOn w:val="Duidelijkcitaat"/>
-    <w:next w:val="Standaard"/>
+    <w:basedOn w:val="IntenseQuote"/>
+    <w:next w:val="Normal"/>
     <w:uiPriority w:val="20"/>
     <w:qFormat/>
     <w:rsid w:val="008B3E7B"/>
@@ -37507,8 +38584,8 @@
   </w:style>
   <w:style w:type="paragraph" w:customStyle="1" w:styleId="Highlight-Borderframe-Softgreen">
     <w:name w:val="Highlight - Border frame - Soft green"/>
-    <w:basedOn w:val="Duidelijkcitaat"/>
-    <w:next w:val="Standaard"/>
+    <w:basedOn w:val="IntenseQuote"/>
+    <w:next w:val="Normal"/>
     <w:uiPriority w:val="21"/>
     <w:qFormat/>
     <w:rsid w:val="008B3E7B"/>
@@ -37520,7 +38597,7 @@
   <w:style w:type="paragraph" w:customStyle="1" w:styleId="Highlight-Borderframe-Softred">
     <w:name w:val="Highlight - Border frame - Soft red"/>
     <w:basedOn w:val="Highlight-Borderframe-Softgreen"/>
-    <w:next w:val="Standaard"/>
+    <w:next w:val="Normal"/>
     <w:uiPriority w:val="21"/>
     <w:qFormat/>
     <w:rsid w:val="008B3E7B"/>
@@ -37534,10 +38611,10 @@
       </w:pBdr>
     </w:pPr>
   </w:style>
-  <w:style w:type="paragraph" w:styleId="Koptekst">
+  <w:style w:type="paragraph" w:styleId="Header">
     <w:name w:val="header"/>
-    <w:basedOn w:val="Voettekst"/>
-    <w:link w:val="KoptekstChar"/>
+    <w:basedOn w:val="Footer"/>
+    <w:link w:val="HeaderChar"/>
     <w:uiPriority w:val="99"/>
     <w:unhideWhenUsed/>
     <w:rsid w:val="004E5098"/>
@@ -37545,10 +38622,10 @@
       <w:spacing w:before="0" w:after="240" w:line="240" w:lineRule="auto"/>
     </w:pPr>
   </w:style>
-  <w:style w:type="character" w:customStyle="1" w:styleId="KoptekstChar">
-    <w:name w:val="Koptekst Char"/>
-    <w:basedOn w:val="Standaardalinea-lettertype"/>
-    <w:link w:val="Koptekst"/>
+  <w:style w:type="character" w:customStyle="1" w:styleId="HeaderChar">
+    <w:name w:val="Header Char"/>
+    <w:basedOn w:val="DefaultParagraphFont"/>
+    <w:link w:val="Header"/>
     <w:uiPriority w:val="99"/>
     <w:qFormat/>
     <w:rsid w:val="00B978B4"/>
@@ -37559,10 +38636,10 @@
       <w:lang w:val="nl-NL"/>
     </w:rPr>
   </w:style>
-  <w:style w:type="paragraph" w:styleId="Voettekst">
+  <w:style w:type="paragraph" w:styleId="Footer">
     <w:name w:val="footer"/>
-    <w:basedOn w:val="Standaard"/>
-    <w:link w:val="VoettekstChar"/>
+    <w:basedOn w:val="Normal"/>
+    <w:link w:val="FooterChar"/>
     <w:uiPriority w:val="99"/>
     <w:unhideWhenUsed/>
     <w:rsid w:val="008A014D"/>
@@ -37580,10 +38657,10 @@
       <w:sz w:val="18"/>
     </w:rPr>
   </w:style>
-  <w:style w:type="character" w:customStyle="1" w:styleId="VoettekstChar">
-    <w:name w:val="Voettekst Char"/>
-    <w:basedOn w:val="Standaardalinea-lettertype"/>
-    <w:link w:val="Voettekst"/>
+  <w:style w:type="character" w:customStyle="1" w:styleId="FooterChar">
+    <w:name w:val="Footer Char"/>
+    <w:basedOn w:val="DefaultParagraphFont"/>
+    <w:link w:val="Footer"/>
     <w:uiPriority w:val="99"/>
     <w:qFormat/>
     <w:rsid w:val="00B978B4"/>
@@ -37594,9 +38671,9 @@
       <w:lang w:val="nl-NL"/>
     </w:rPr>
   </w:style>
-  <w:style w:type="table" w:styleId="Tabelraster">
+  <w:style w:type="table" w:styleId="TableGrid">
     <w:name w:val="Table Grid"/>
-    <w:basedOn w:val="Standaardtabel"/>
+    <w:basedOn w:val="TableNormal"/>
     <w:uiPriority w:val="59"/>
     <w:rsid w:val="00AB381E"/>
     <w:pPr>
@@ -37624,10 +38701,10 @@
       <w:vAlign w:val="center"/>
     </w:tcPr>
   </w:style>
-  <w:style w:type="paragraph" w:styleId="Bijschrift">
+  <w:style w:type="paragraph" w:styleId="Caption">
     <w:name w:val="caption"/>
-    <w:basedOn w:val="Standaard"/>
-    <w:next w:val="Standaard"/>
+    <w:basedOn w:val="Normal"/>
+    <w:next w:val="Normal"/>
     <w:unhideWhenUsed/>
     <w:qFormat/>
     <w:rsid w:val="008B3E7B"/>
@@ -37642,9 +38719,9 @@
       <w:szCs w:val="18"/>
     </w:rPr>
   </w:style>
-  <w:style w:type="character" w:styleId="Paginanummer">
+  <w:style w:type="character" w:styleId="PageNumber">
     <w:name w:val="page number"/>
-    <w:basedOn w:val="Standaardalinea-lettertype"/>
+    <w:basedOn w:val="DefaultParagraphFont"/>
     <w:uiPriority w:val="99"/>
     <w:semiHidden/>
     <w:unhideWhenUsed/>
@@ -37656,9 +38733,9 @@
       <w:sz w:val="21"/>
     </w:rPr>
   </w:style>
-  <w:style w:type="paragraph" w:styleId="Lijstopsomteken">
+  <w:style w:type="paragraph" w:styleId="ListBullet">
     <w:name w:val="List Bullet"/>
-    <w:basedOn w:val="Standaard"/>
+    <w:basedOn w:val="Normal"/>
     <w:uiPriority w:val="40"/>
     <w:unhideWhenUsed/>
     <w:qFormat/>
@@ -37670,9 +38747,9 @@
       <w:contextualSpacing/>
     </w:pPr>
   </w:style>
-  <w:style w:type="paragraph" w:styleId="Lijstopsomteken2">
+  <w:style w:type="paragraph" w:styleId="ListBullet2">
     <w:name w:val="List Bullet 2"/>
-    <w:basedOn w:val="Standaard"/>
+    <w:basedOn w:val="Normal"/>
     <w:uiPriority w:val="99"/>
     <w:semiHidden/>
     <w:rsid w:val="003E0471"/>
@@ -37683,9 +38760,9 @@
       <w:contextualSpacing/>
     </w:pPr>
   </w:style>
-  <w:style w:type="paragraph" w:styleId="Lijstnummering">
+  <w:style w:type="paragraph" w:styleId="ListNumber">
     <w:name w:val="List Number"/>
-    <w:basedOn w:val="Standaard"/>
+    <w:basedOn w:val="Normal"/>
     <w:uiPriority w:val="40"/>
     <w:unhideWhenUsed/>
     <w:rsid w:val="003E0471"/>
@@ -37696,9 +38773,9 @@
       <w:contextualSpacing/>
     </w:pPr>
   </w:style>
-  <w:style w:type="paragraph" w:styleId="Lijstnummering2">
+  <w:style w:type="paragraph" w:styleId="ListNumber2">
     <w:name w:val="List Number 2"/>
-    <w:basedOn w:val="Standaard"/>
+    <w:basedOn w:val="Normal"/>
     <w:uiPriority w:val="99"/>
     <w:semiHidden/>
     <w:rsid w:val="003E0471"/>
@@ -37709,10 +38786,10 @@
       <w:contextualSpacing/>
     </w:pPr>
   </w:style>
-  <w:style w:type="paragraph" w:styleId="Inhopg1">
+  <w:style w:type="paragraph" w:styleId="TOC1">
     <w:name w:val="toc 1"/>
-    <w:basedOn w:val="Standaard"/>
-    <w:next w:val="Standaard"/>
+    <w:basedOn w:val="Normal"/>
+    <w:next w:val="Normal"/>
     <w:uiPriority w:val="39"/>
     <w:unhideWhenUsed/>
     <w:rsid w:val="00CD028C"/>
@@ -37725,10 +38802,10 @@
       <w:bCs/>
     </w:rPr>
   </w:style>
-  <w:style w:type="paragraph" w:styleId="Inhopg2">
+  <w:style w:type="paragraph" w:styleId="TOC2">
     <w:name w:val="toc 2"/>
-    <w:basedOn w:val="Standaard"/>
-    <w:next w:val="Standaard"/>
+    <w:basedOn w:val="Normal"/>
+    <w:next w:val="Normal"/>
     <w:uiPriority w:val="39"/>
     <w:unhideWhenUsed/>
     <w:rsid w:val="0065746C"/>
@@ -37747,10 +38824,10 @@
       <w:szCs w:val="20"/>
     </w:rPr>
   </w:style>
-  <w:style w:type="paragraph" w:styleId="Inhopg3">
+  <w:style w:type="paragraph" w:styleId="TOC3">
     <w:name w:val="toc 3"/>
-    <w:basedOn w:val="Standaard"/>
-    <w:next w:val="Standaard"/>
+    <w:basedOn w:val="Normal"/>
+    <w:next w:val="Normal"/>
     <w:uiPriority w:val="39"/>
     <w:unhideWhenUsed/>
     <w:rsid w:val="00AF2820"/>
@@ -37762,10 +38839,10 @@
       <w:szCs w:val="20"/>
     </w:rPr>
   </w:style>
-  <w:style w:type="paragraph" w:styleId="Inhopg4">
+  <w:style w:type="paragraph" w:styleId="TOC4">
     <w:name w:val="toc 4"/>
-    <w:basedOn w:val="Standaard"/>
-    <w:next w:val="Standaard"/>
+    <w:basedOn w:val="Normal"/>
+    <w:next w:val="Normal"/>
     <w:uiPriority w:val="35"/>
     <w:unhideWhenUsed/>
     <w:rsid w:val="00CD028C"/>
@@ -37782,10 +38859,10 @@
       <w:szCs w:val="20"/>
     </w:rPr>
   </w:style>
-  <w:style w:type="paragraph" w:styleId="Inhopg5">
+  <w:style w:type="paragraph" w:styleId="TOC5">
     <w:name w:val="toc 5"/>
-    <w:basedOn w:val="Standaard"/>
-    <w:next w:val="Standaard"/>
+    <w:basedOn w:val="Normal"/>
+    <w:next w:val="Normal"/>
     <w:autoRedefine/>
     <w:uiPriority w:val="35"/>
     <w:semiHidden/>
@@ -37799,10 +38876,10 @@
       <w:szCs w:val="20"/>
     </w:rPr>
   </w:style>
-  <w:style w:type="paragraph" w:styleId="Inhopg6">
+  <w:style w:type="paragraph" w:styleId="TOC6">
     <w:name w:val="toc 6"/>
-    <w:basedOn w:val="Standaard"/>
-    <w:next w:val="Standaard"/>
+    <w:basedOn w:val="Normal"/>
+    <w:next w:val="Normal"/>
     <w:autoRedefine/>
     <w:uiPriority w:val="35"/>
     <w:semiHidden/>
@@ -37816,10 +38893,10 @@
       <w:szCs w:val="20"/>
     </w:rPr>
   </w:style>
-  <w:style w:type="paragraph" w:styleId="Inhopg7">
+  <w:style w:type="paragraph" w:styleId="TOC7">
     <w:name w:val="toc 7"/>
-    <w:basedOn w:val="Standaard"/>
-    <w:next w:val="Standaard"/>
+    <w:basedOn w:val="Normal"/>
+    <w:next w:val="Normal"/>
     <w:autoRedefine/>
     <w:uiPriority w:val="35"/>
     <w:semiHidden/>
@@ -37833,10 +38910,10 @@
       <w:szCs w:val="20"/>
     </w:rPr>
   </w:style>
-  <w:style w:type="paragraph" w:styleId="Inhopg8">
+  <w:style w:type="paragraph" w:styleId="TOC8">
     <w:name w:val="toc 8"/>
-    <w:basedOn w:val="Standaard"/>
-    <w:next w:val="Standaard"/>
+    <w:basedOn w:val="Normal"/>
+    <w:next w:val="Normal"/>
     <w:autoRedefine/>
     <w:uiPriority w:val="35"/>
     <w:semiHidden/>
@@ -37850,10 +38927,10 @@
       <w:szCs w:val="20"/>
     </w:rPr>
   </w:style>
-  <w:style w:type="paragraph" w:styleId="Inhopg9">
+  <w:style w:type="paragraph" w:styleId="TOC9">
     <w:name w:val="toc 9"/>
-    <w:basedOn w:val="Standaard"/>
-    <w:next w:val="Standaard"/>
+    <w:basedOn w:val="Normal"/>
+    <w:next w:val="Normal"/>
     <w:autoRedefine/>
     <w:uiPriority w:val="35"/>
     <w:semiHidden/>
@@ -37869,7 +38946,7 @@
   </w:style>
   <w:style w:type="character" w:styleId="Hyperlink">
     <w:name w:val="Hyperlink"/>
-    <w:basedOn w:val="Standaardalinea-lettertype"/>
+    <w:basedOn w:val="DefaultParagraphFont"/>
     <w:uiPriority w:val="99"/>
     <w:rsid w:val="008A014D"/>
     <w:rPr>
@@ -37879,8 +38956,8 @@
   </w:style>
   <w:style w:type="paragraph" w:customStyle="1" w:styleId="Handwritten">
     <w:name w:val="Handwritten"/>
-    <w:basedOn w:val="Standaard"/>
-    <w:next w:val="Standaard"/>
+    <w:basedOn w:val="Normal"/>
+    <w:next w:val="Normal"/>
     <w:uiPriority w:val="22"/>
     <w:qFormat/>
     <w:rsid w:val="00D13942"/>
@@ -37890,9 +38967,9 @@
       <w14:ligatures w14:val="all"/>
     </w:rPr>
   </w:style>
-  <w:style w:type="character" w:styleId="Onopgelostemelding">
+  <w:style w:type="character" w:styleId="UnresolvedMention">
     <w:name w:val="Unresolved Mention"/>
-    <w:basedOn w:val="Standaardalinea-lettertype"/>
+    <w:basedOn w:val="DefaultParagraphFont"/>
     <w:uiPriority w:val="99"/>
     <w:semiHidden/>
     <w:unhideWhenUsed/>
@@ -37908,7 +38985,7 @@
   </w:style>
   <w:style w:type="table" w:customStyle="1" w:styleId="BasicTable">
     <w:name w:val="Basic Table"/>
-    <w:basedOn w:val="Standaardtabel"/>
+    <w:basedOn w:val="TableNormal"/>
     <w:uiPriority w:val="99"/>
     <w:rsid w:val="004412D1"/>
     <w:rPr>
@@ -37973,9 +39050,9 @@
       </w:tcPr>
     </w:tblStylePr>
   </w:style>
-  <w:style w:type="character" w:styleId="Subtielebenadrukking">
+  <w:style w:type="character" w:styleId="SubtleEmphasis">
     <w:name w:val="Subtle Emphasis"/>
-    <w:basedOn w:val="Standaardalinea-lettertype"/>
+    <w:basedOn w:val="DefaultParagraphFont"/>
     <w:uiPriority w:val="39"/>
     <w:semiHidden/>
     <w:rsid w:val="00F63D50"/>
@@ -37985,9 +39062,9 @@
       <w:color w:val="266674" w:themeColor="text1" w:themeTint="BF"/>
     </w:rPr>
   </w:style>
-  <w:style w:type="character" w:styleId="Subtieleverwijzing">
+  <w:style w:type="character" w:styleId="SubtleReference">
     <w:name w:val="Subtle Reference"/>
-    <w:basedOn w:val="Standaardalinea-lettertype"/>
+    <w:basedOn w:val="DefaultParagraphFont"/>
     <w:uiPriority w:val="39"/>
     <w:semiHidden/>
     <w:rsid w:val="00F63D50"/>
@@ -37996,9 +39073,9 @@
       <w:color w:val="328798" w:themeColor="text1" w:themeTint="A5"/>
     </w:rPr>
   </w:style>
-  <w:style w:type="character" w:styleId="Intensieveverwijzing">
+  <w:style w:type="character" w:styleId="IntenseReference">
     <w:name w:val="Intense Reference"/>
-    <w:basedOn w:val="Standaardalinea-lettertype"/>
+    <w:basedOn w:val="DefaultParagraphFont"/>
     <w:uiPriority w:val="39"/>
     <w:semiHidden/>
     <w:rsid w:val="00F63D50"/>
@@ -38010,10 +39087,10 @@
       <w:spacing w:val="5"/>
     </w:rPr>
   </w:style>
-  <w:style w:type="paragraph" w:styleId="Eindnoottekst">
+  <w:style w:type="paragraph" w:styleId="EndnoteText">
     <w:name w:val="endnote text"/>
-    <w:basedOn w:val="Standaard"/>
-    <w:link w:val="EindnoottekstChar"/>
+    <w:basedOn w:val="Normal"/>
+    <w:link w:val="EndnoteTextChar"/>
     <w:uiPriority w:val="99"/>
     <w:semiHidden/>
     <w:unhideWhenUsed/>
@@ -38025,10 +39102,10 @@
       <w:szCs w:val="20"/>
     </w:rPr>
   </w:style>
-  <w:style w:type="character" w:customStyle="1" w:styleId="EindnoottekstChar">
-    <w:name w:val="Eindnoottekst Char"/>
-    <w:basedOn w:val="Standaardalinea-lettertype"/>
-    <w:link w:val="Eindnoottekst"/>
+  <w:style w:type="character" w:customStyle="1" w:styleId="EndnoteTextChar">
+    <w:name w:val="Endnote Text Char"/>
+    <w:basedOn w:val="DefaultParagraphFont"/>
+    <w:link w:val="EndnoteText"/>
     <w:uiPriority w:val="99"/>
     <w:semiHidden/>
     <w:qFormat/>
@@ -38039,9 +39116,9 @@
       <w:lang w:val="nl-NL"/>
     </w:rPr>
   </w:style>
-  <w:style w:type="character" w:styleId="Eindnootmarkering">
+  <w:style w:type="character" w:styleId="EndnoteReference">
     <w:name w:val="endnote reference"/>
-    <w:basedOn w:val="Standaardalinea-lettertype"/>
+    <w:basedOn w:val="DefaultParagraphFont"/>
     <w:uiPriority w:val="38"/>
     <w:semiHidden/>
     <w:unhideWhenUsed/>
@@ -38052,9 +39129,9 @@
       <w:vertAlign w:val="superscript"/>
     </w:rPr>
   </w:style>
-  <w:style w:type="character" w:styleId="Voetnootmarkering">
+  <w:style w:type="character" w:styleId="FootnoteReference">
     <w:name w:val="footnote reference"/>
-    <w:basedOn w:val="Standaardalinea-lettertype"/>
+    <w:basedOn w:val="DefaultParagraphFont"/>
     <w:uiPriority w:val="38"/>
     <w:unhideWhenUsed/>
     <w:rsid w:val="00B978B4"/>
@@ -38064,10 +39141,10 @@
       <w:vertAlign w:val="superscript"/>
     </w:rPr>
   </w:style>
-  <w:style w:type="paragraph" w:styleId="Voetnoottekst">
+  <w:style w:type="paragraph" w:styleId="FootnoteText">
     <w:name w:val="footnote text"/>
-    <w:basedOn w:val="Standaard"/>
-    <w:link w:val="VoetnoottekstChar"/>
+    <w:basedOn w:val="Normal"/>
+    <w:link w:val="FootnoteTextChar"/>
     <w:uiPriority w:val="38"/>
     <w:unhideWhenUsed/>
     <w:rsid w:val="00B978B4"/>
@@ -38077,10 +39154,10 @@
       <w:szCs w:val="20"/>
     </w:rPr>
   </w:style>
-  <w:style w:type="character" w:customStyle="1" w:styleId="VoetnoottekstChar">
-    <w:name w:val="Voetnoottekst Char"/>
-    <w:basedOn w:val="Standaardalinea-lettertype"/>
-    <w:link w:val="Voetnoottekst"/>
+  <w:style w:type="character" w:customStyle="1" w:styleId="FootnoteTextChar">
+    <w:name w:val="Footnote Text Char"/>
+    <w:basedOn w:val="DefaultParagraphFont"/>
+    <w:link w:val="FootnoteText"/>
     <w:uiPriority w:val="38"/>
     <w:rsid w:val="00B978B4"/>
     <w:rPr>
@@ -38090,10 +39167,10 @@
       <w:lang w:val="nl-NL"/>
     </w:rPr>
   </w:style>
-  <w:style w:type="paragraph" w:styleId="Kopvaninhoudsopgave">
+  <w:style w:type="paragraph" w:styleId="TOCHeading">
     <w:name w:val="TOC Heading"/>
-    <w:basedOn w:val="Kop1"/>
-    <w:next w:val="Standaard"/>
+    <w:basedOn w:val="Heading1"/>
+    <w:next w:val="Normal"/>
     <w:uiPriority w:val="39"/>
     <w:qFormat/>
     <w:rsid w:val="005C0039"/>
@@ -38107,10 +39184,10 @@
       <w:sz w:val="32"/>
     </w:rPr>
   </w:style>
-  <w:style w:type="character" w:customStyle="1" w:styleId="BallontekstChar">
-    <w:name w:val="Ballontekst Char"/>
-    <w:basedOn w:val="Standaardalinea-lettertype"/>
-    <w:link w:val="Ballontekst"/>
+  <w:style w:type="character" w:customStyle="1" w:styleId="BalloonTextChar">
+    <w:name w:val="Balloon Text Char"/>
+    <w:basedOn w:val="DefaultParagraphFont"/>
+    <w:link w:val="BalloonText"/>
     <w:uiPriority w:val="99"/>
     <w:semiHidden/>
     <w:qFormat/>
@@ -38123,7 +39200,7 @@
   </w:style>
   <w:style w:type="character" w:customStyle="1" w:styleId="Internetkoppeling">
     <w:name w:val="Internetkoppeling"/>
-    <w:basedOn w:val="Standaardalinea-lettertype"/>
+    <w:basedOn w:val="DefaultParagraphFont"/>
     <w:uiPriority w:val="99"/>
     <w:unhideWhenUsed/>
     <w:rsid w:val="005C0039"/>
@@ -38132,10 +39209,10 @@
       <w:u w:val="single"/>
     </w:rPr>
   </w:style>
-  <w:style w:type="character" w:customStyle="1" w:styleId="GeenafstandChar">
-    <w:name w:val="Geen afstand Char"/>
-    <w:basedOn w:val="Standaardalinea-lettertype"/>
-    <w:link w:val="Geenafstand"/>
+  <w:style w:type="character" w:customStyle="1" w:styleId="NoSpacingChar">
+    <w:name w:val="No Spacing Char"/>
+    <w:basedOn w:val="DefaultParagraphFont"/>
+    <w:link w:val="NoSpacing"/>
     <w:uiPriority w:val="1"/>
     <w:qFormat/>
     <w:rsid w:val="005C0039"/>
@@ -38152,7 +39229,7 @@
   </w:style>
   <w:style w:type="character" w:customStyle="1" w:styleId="EndnoteCharacters">
     <w:name w:val="Endnote Characters"/>
-    <w:basedOn w:val="Standaardalinea-lettertype"/>
+    <w:basedOn w:val="DefaultParagraphFont"/>
     <w:uiPriority w:val="99"/>
     <w:semiHidden/>
     <w:unhideWhenUsed/>
@@ -38174,8 +39251,8 @@
   </w:style>
   <w:style w:type="paragraph" w:customStyle="1" w:styleId="Kop">
     <w:name w:val="Kop"/>
-    <w:basedOn w:val="Standaard"/>
-    <w:next w:val="Plattetekst"/>
+    <w:basedOn w:val="Normal"/>
+    <w:next w:val="BodyText"/>
     <w:qFormat/>
     <w:rsid w:val="005C0039"/>
     <w:pPr>
@@ -38189,10 +39266,10 @@
       <w:lang w:val="en-US"/>
     </w:rPr>
   </w:style>
-  <w:style w:type="paragraph" w:styleId="Plattetekst">
+  <w:style w:type="paragraph" w:styleId="BodyText">
     <w:name w:val="Body Text"/>
-    <w:basedOn w:val="Standaard"/>
-    <w:link w:val="PlattetekstChar"/>
+    <w:basedOn w:val="Normal"/>
+    <w:link w:val="BodyTextChar"/>
     <w:rsid w:val="005C0039"/>
     <w:pPr>
       <w:spacing w:after="140" w:line="276" w:lineRule="auto"/>
@@ -38203,10 +39280,10 @@
       <w:lang w:val="en-US"/>
     </w:rPr>
   </w:style>
-  <w:style w:type="character" w:customStyle="1" w:styleId="PlattetekstChar">
-    <w:name w:val="Platte tekst Char"/>
-    <w:basedOn w:val="Standaardalinea-lettertype"/>
-    <w:link w:val="Plattetekst"/>
+  <w:style w:type="character" w:customStyle="1" w:styleId="BodyTextChar">
+    <w:name w:val="Body Text Char"/>
+    <w:basedOn w:val="DefaultParagraphFont"/>
+    <w:link w:val="BodyText"/>
     <w:rsid w:val="005C0039"/>
     <w:rPr>
       <w:sz w:val="22"/>
@@ -38214,9 +39291,9 @@
       <w:lang w:val="en-US"/>
     </w:rPr>
   </w:style>
-  <w:style w:type="paragraph" w:styleId="Lijst">
+  <w:style w:type="paragraph" w:styleId="List">
     <w:name w:val="List"/>
-    <w:basedOn w:val="Plattetekst"/>
+    <w:basedOn w:val="BodyText"/>
     <w:rsid w:val="005C0039"/>
     <w:rPr>
       <w:rFonts w:cs="FreeSans"/>
@@ -38224,7 +39301,7 @@
   </w:style>
   <w:style w:type="paragraph" w:customStyle="1" w:styleId="Index">
     <w:name w:val="Index"/>
-    <w:basedOn w:val="Standaard"/>
+    <w:basedOn w:val="Normal"/>
     <w:qFormat/>
     <w:rsid w:val="005C0039"/>
     <w:pPr>
@@ -38238,10 +39315,10 @@
       <w:lang w:val="en-US"/>
     </w:rPr>
   </w:style>
-  <w:style w:type="paragraph" w:styleId="Ballontekst">
+  <w:style w:type="paragraph" w:styleId="BalloonText">
     <w:name w:val="Balloon Text"/>
-    <w:basedOn w:val="Standaard"/>
-    <w:link w:val="BallontekstChar"/>
+    <w:basedOn w:val="Normal"/>
+    <w:link w:val="BalloonTextChar"/>
     <w:uiPriority w:val="99"/>
     <w:semiHidden/>
     <w:unhideWhenUsed/>
@@ -38255,7 +39332,7 @@
   </w:style>
   <w:style w:type="character" w:customStyle="1" w:styleId="BallontekstChar1">
     <w:name w:val="Ballontekst Char1"/>
-    <w:basedOn w:val="Standaardalinea-lettertype"/>
+    <w:basedOn w:val="DefaultParagraphFont"/>
     <w:uiPriority w:val="99"/>
     <w:semiHidden/>
     <w:rsid w:val="005C0039"/>
@@ -38267,7 +39344,7 @@
   </w:style>
   <w:style w:type="paragraph" w:customStyle="1" w:styleId="Kop-envoettekst">
     <w:name w:val="Kop- en voettekst"/>
-    <w:basedOn w:val="Standaard"/>
+    <w:basedOn w:val="Normal"/>
     <w:qFormat/>
     <w:rsid w:val="005C0039"/>
     <w:pPr>
@@ -38281,7 +39358,7 @@
   </w:style>
   <w:style w:type="paragraph" w:customStyle="1" w:styleId="Frame-inhoud">
     <w:name w:val="Frame-inhoud"/>
-    <w:basedOn w:val="Standaard"/>
+    <w:basedOn w:val="Normal"/>
     <w:qFormat/>
     <w:rsid w:val="005C0039"/>
     <w:pPr>
@@ -38295,8 +39372,8 @@
   </w:style>
   <w:style w:type="paragraph" w:styleId="Index1">
     <w:name w:val="index 1"/>
-    <w:basedOn w:val="Standaard"/>
-    <w:next w:val="Standaard"/>
+    <w:basedOn w:val="Normal"/>
+    <w:next w:val="Normal"/>
     <w:autoRedefine/>
     <w:uiPriority w:val="99"/>
     <w:semiHidden/>
@@ -38306,7 +39383,7 @@
       <w:ind w:left="210" w:hanging="210"/>
     </w:pPr>
   </w:style>
-  <w:style w:type="paragraph" w:styleId="Indexkop">
+  <w:style w:type="paragraph" w:styleId="IndexHeading">
     <w:name w:val="index heading"/>
     <w:basedOn w:val="Kop"/>
     <w:rsid w:val="005C0039"/>
@@ -38320,15 +39397,15 @@
       <w:szCs w:val="32"/>
     </w:rPr>
   </w:style>
-  <w:style w:type="paragraph" w:styleId="Kopbronvermelding">
+  <w:style w:type="paragraph" w:styleId="TOAHeading">
     <w:name w:val="toa heading"/>
-    <w:basedOn w:val="Indexkop"/>
+    <w:basedOn w:val="IndexHeading"/>
     <w:rsid w:val="005C0039"/>
   </w:style>
-  <w:style w:type="paragraph" w:styleId="HTML-voorafopgemaakt">
+  <w:style w:type="paragraph" w:styleId="HTMLPreformatted">
     <w:name w:val="HTML Preformatted"/>
-    <w:basedOn w:val="Standaard"/>
-    <w:link w:val="HTML-voorafopgemaaktChar"/>
+    <w:basedOn w:val="Normal"/>
+    <w:link w:val="HTMLPreformattedChar"/>
     <w:uiPriority w:val="99"/>
     <w:semiHidden/>
     <w:unhideWhenUsed/>
@@ -38360,9 +39437,9 @@
       <w:lang w:val="fr-BE" w:eastAsia="fr-BE"/>
     </w:rPr>
   </w:style>
-  <w:style w:type="character" w:customStyle="1" w:styleId="LijstalineaChar">
-    <w:name w:val="Lijstalinea Char"/>
-    <w:link w:val="Lijstalinea"/>
+  <w:style w:type="character" w:customStyle="1" w:styleId="ListParagraphChar">
+    <w:name w:val="List Paragraph Char"/>
+    <w:link w:val="ListParagraph"/>
     <w:uiPriority w:val="34"/>
     <w:qFormat/>
     <w:locked/>
@@ -38373,7 +39450,7 @@
   </w:style>
   <w:style w:type="character" w:customStyle="1" w:styleId="apple-tab-span">
     <w:name w:val="apple-tab-span"/>
-    <w:basedOn w:val="Standaardalinea-lettertype"/>
+    <w:basedOn w:val="DefaultParagraphFont"/>
     <w:qFormat/>
     <w:rsid w:val="005C0039"/>
     <w:rPr>
@@ -38395,7 +39472,7 @@
   </w:style>
   <w:style w:type="character" w:customStyle="1" w:styleId="Onopgelostemelding1">
     <w:name w:val="Onopgeloste melding1"/>
-    <w:basedOn w:val="Standaardalinea-lettertype"/>
+    <w:basedOn w:val="DefaultParagraphFont"/>
     <w:uiPriority w:val="99"/>
     <w:semiHidden/>
     <w:unhideWhenUsed/>
@@ -38405,7 +39482,7 @@
       <w:shd w:val="clear" w:color="auto" w:fill="E1DFDD"/>
     </w:rPr>
   </w:style>
-  <w:style w:type="paragraph" w:styleId="Revisie">
+  <w:style w:type="paragraph" w:styleId="Revision">
     <w:name w:val="Revision"/>
     <w:hidden/>
     <w:uiPriority w:val="99"/>
@@ -38415,9 +39492,9 @@
       <w:sz w:val="21"/>
     </w:rPr>
   </w:style>
-  <w:style w:type="character" w:styleId="GevolgdeHyperlink">
+  <w:style w:type="character" w:styleId="FollowedHyperlink">
     <w:name w:val="FollowedHyperlink"/>
-    <w:basedOn w:val="Standaardalinea-lettertype"/>
+    <w:basedOn w:val="DefaultParagraphFont"/>
     <w:uiPriority w:val="99"/>
     <w:semiHidden/>
     <w:unhideWhenUsed/>
@@ -38427,10 +39504,10 @@
       <w:u w:val="single"/>
     </w:rPr>
   </w:style>
-  <w:style w:type="character" w:customStyle="1" w:styleId="HTML-voorafopgemaaktChar">
-    <w:name w:val="HTML - vooraf opgemaakt Char"/>
-    <w:basedOn w:val="Standaardalinea-lettertype"/>
-    <w:link w:val="HTML-voorafopgemaakt"/>
+  <w:style w:type="character" w:customStyle="1" w:styleId="HTMLPreformattedChar">
+    <w:name w:val="HTML Preformatted Char"/>
+    <w:basedOn w:val="DefaultParagraphFont"/>
+    <w:link w:val="HTMLPreformatted"/>
     <w:uiPriority w:val="99"/>
     <w:semiHidden/>
     <w:rsid w:val="004975FC"/>
@@ -38441,9 +39518,9 @@
       <w:lang w:val="fr-BE" w:eastAsia="fr-BE"/>
     </w:rPr>
   </w:style>
-  <w:style w:type="character" w:styleId="Verwijzingopmerking">
+  <w:style w:type="character" w:styleId="CommentReference">
     <w:name w:val="annotation reference"/>
-    <w:basedOn w:val="Standaardalinea-lettertype"/>
+    <w:basedOn w:val="DefaultParagraphFont"/>
     <w:uiPriority w:val="99"/>
     <w:semiHidden/>
     <w:unhideWhenUsed/>
@@ -38453,10 +39530,10 @@
       <w:szCs w:val="16"/>
     </w:rPr>
   </w:style>
-  <w:style w:type="paragraph" w:styleId="Tekstopmerking">
+  <w:style w:type="paragraph" w:styleId="CommentText">
     <w:name w:val="annotation text"/>
-    <w:basedOn w:val="Standaard"/>
-    <w:link w:val="TekstopmerkingChar"/>
+    <w:basedOn w:val="Normal"/>
+    <w:link w:val="CommentTextChar"/>
     <w:uiPriority w:val="99"/>
     <w:semiHidden/>
     <w:unhideWhenUsed/>
@@ -38466,10 +39543,10 @@
       <w:szCs w:val="20"/>
     </w:rPr>
   </w:style>
-  <w:style w:type="character" w:customStyle="1" w:styleId="TekstopmerkingChar">
-    <w:name w:val="Tekst opmerking Char"/>
-    <w:basedOn w:val="Standaardalinea-lettertype"/>
-    <w:link w:val="Tekstopmerking"/>
+  <w:style w:type="character" w:customStyle="1" w:styleId="CommentTextChar">
+    <w:name w:val="Comment Text Char"/>
+    <w:basedOn w:val="DefaultParagraphFont"/>
+    <w:link w:val="CommentText"/>
     <w:uiPriority w:val="99"/>
     <w:semiHidden/>
     <w:rsid w:val="00A72D14"/>
@@ -38478,11 +39555,11 @@
       <w:szCs w:val="20"/>
     </w:rPr>
   </w:style>
-  <w:style w:type="paragraph" w:styleId="Onderwerpvanopmerking">
+  <w:style w:type="paragraph" w:styleId="CommentSubject">
     <w:name w:val="annotation subject"/>
-    <w:basedOn w:val="Tekstopmerking"/>
-    <w:next w:val="Tekstopmerking"/>
-    <w:link w:val="OnderwerpvanopmerkingChar"/>
+    <w:basedOn w:val="CommentText"/>
+    <w:next w:val="CommentText"/>
+    <w:link w:val="CommentSubjectChar"/>
     <w:uiPriority w:val="99"/>
     <w:semiHidden/>
     <w:unhideWhenUsed/>
@@ -38492,10 +39569,10 @@
       <w:bCs/>
     </w:rPr>
   </w:style>
-  <w:style w:type="character" w:customStyle="1" w:styleId="OnderwerpvanopmerkingChar">
-    <w:name w:val="Onderwerp van opmerking Char"/>
-    <w:basedOn w:val="TekstopmerkingChar"/>
-    <w:link w:val="Onderwerpvanopmerking"/>
+  <w:style w:type="character" w:customStyle="1" w:styleId="CommentSubjectChar">
+    <w:name w:val="Comment Subject Char"/>
+    <w:basedOn w:val="CommentTextChar"/>
+    <w:link w:val="CommentSubject"/>
     <w:uiPriority w:val="99"/>
     <w:semiHidden/>
     <w:rsid w:val="00A72D14"/>
@@ -38711,18 +39788,6 @@
 </file>
 
 <file path=customXml/item1.xml><?xml version="1.0" encoding="utf-8"?>
-<p:properties xmlns:p="http://schemas.microsoft.com/office/2006/metadata/properties" xmlns:xsi="http://www.w3.org/2001/XMLSchema-instance" xmlns:pc="http://schemas.microsoft.com/office/infopath/2007/PartnerControls">
-  <documentManagement>
-    <_dlc_DocId xmlns="81244d14-5ce4-4a7b-8743-301f920c1a25">BOSATEMP-72640102-283095</_dlc_DocId>
-    <_dlc_DocIdUrl xmlns="81244d14-5ce4-4a7b-8743-301f920c1a25">
-      <Url>https://gcloudbelgium.sharepoint.com/sites/BOSA-TEMP/DT/_layouts/15/DocIdRedir.aspx?ID=BOSATEMP-72640102-283095</Url>
-      <Description>BOSATEMP-72640102-283095</Description>
-    </_dlc_DocIdUrl>
-  </documentManagement>
-</p:properties>
-</file>
-
-<file path=customXml/item2.xml><?xml version="1.0" encoding="utf-8"?>
 <ct:contentTypeSchema xmlns:ct="http://schemas.microsoft.com/office/2006/metadata/contentType" xmlns:ma="http://schemas.microsoft.com/office/2006/metadata/properties/metaAttributes" ct:_="" ma:_="" ma:contentTypeName="Document" ma:contentTypeID="0x0101007697752B2804984FAA07F8AB9643383B" ma:contentTypeVersion="2769" ma:contentTypeDescription="Create a new document." ma:contentTypeScope="" ma:versionID="7229f78d910878056c6fb45ad927433b">
   <xsd:schema xmlns:xsd="http://www.w3.org/2001/XMLSchema" xmlns:xs="http://www.w3.org/2001/XMLSchema" xmlns:p="http://schemas.microsoft.com/office/2006/metadata/properties" xmlns:ns2="81244d14-5ce4-4a7b-8743-301f920c1a25" xmlns:ns3="9f6781c0-51aa-4639-b32c-06de0039d09e" xmlns:ns4="86ac52e8-28bc-4a17-9ed0-ff9d6f1a4334" targetNamespace="http://schemas.microsoft.com/office/2006/metadata/properties" ma:root="true" ma:fieldsID="9d2ca8e707d7fb35d96a368b36fb6aac" ns2:_="" ns3:_="" ns4:_="">
     <xsd:import namespace="81244d14-5ce4-4a7b-8743-301f920c1a25"/>
@@ -38975,7 +40040,20 @@
 </ct:contentTypeSchema>
 </file>
 
+<file path=customXml/item2.xml><?xml version="1.0" encoding="utf-8"?>
+<b:Sources xmlns:b="http://schemas.openxmlformats.org/officeDocument/2006/bibliography" xmlns="http://schemas.openxmlformats.org/officeDocument/2006/bibliography" SelectedStyle="/APASixthEditionOfficeOnline.xsl" StyleName="APA" Version="6"/>
+</file>
+
 <file path=customXml/item3.xml><?xml version="1.0" encoding="utf-8"?>
+<?mso-contentType ?>
+<FormTemplates xmlns="http://schemas.microsoft.com/sharepoint/v3/contenttype/forms">
+  <Display>DocumentLibraryForm</Display>
+  <Edit>DocumentLibraryForm</Edit>
+  <New>DocumentLibraryForm</New>
+</FormTemplates>
+</file>
+
+<file path=customXml/item4.xml><?xml version="1.0" encoding="utf-8"?>
 <?mso-contentType ?>
 <spe:Receivers xmlns:spe="http://schemas.microsoft.com/sharepoint/events">
   <Receiver>
@@ -39025,30 +40103,19 @@
 </spe:Receivers>
 </file>
 
-<file path=customXml/item4.xml><?xml version="1.0" encoding="utf-8"?>
-<?mso-contentType ?>
-<FormTemplates xmlns="http://schemas.microsoft.com/sharepoint/v3/contenttype/forms">
-  <Display>DocumentLibraryForm</Display>
-  <Edit>DocumentLibraryForm</Edit>
-  <New>DocumentLibraryForm</New>
-</FormTemplates>
-</file>
-
 <file path=customXml/item5.xml><?xml version="1.0" encoding="utf-8"?>
-<b:Sources xmlns:b="http://schemas.openxmlformats.org/officeDocument/2006/bibliography" xmlns="http://schemas.openxmlformats.org/officeDocument/2006/bibliography" SelectedStyle="/APASixthEditionOfficeOnline.xsl" StyleName="APA" Version="6"/>
+<p:properties xmlns:p="http://schemas.microsoft.com/office/2006/metadata/properties" xmlns:xsi="http://www.w3.org/2001/XMLSchema-instance" xmlns:pc="http://schemas.microsoft.com/office/infopath/2007/PartnerControls">
+  <documentManagement>
+    <_dlc_DocId xmlns="81244d14-5ce4-4a7b-8743-301f920c1a25">BOSATEMP-72640102-283095</_dlc_DocId>
+    <_dlc_DocIdUrl xmlns="81244d14-5ce4-4a7b-8743-301f920c1a25">
+      <Url>https://gcloudbelgium.sharepoint.com/sites/BOSA-TEMP/DT/_layouts/15/DocIdRedir.aspx?ID=BOSATEMP-72640102-283095</Url>
+      <Description>BOSATEMP-72640102-283095</Description>
+    </_dlc_DocIdUrl>
+  </documentManagement>
+</p:properties>
 </file>
 
 <file path=customXml/itemProps1.xml><?xml version="1.0" encoding="utf-8"?>
-<ds:datastoreItem xmlns:ds="http://schemas.openxmlformats.org/officeDocument/2006/customXml" ds:itemID="{9159A94B-A9C5-4EC6-8992-82236EA409FD}">
-  <ds:schemaRefs>
-    <ds:schemaRef ds:uri="http://schemas.microsoft.com/office/2006/metadata/properties"/>
-    <ds:schemaRef ds:uri="http://schemas.microsoft.com/office/infopath/2007/PartnerControls"/>
-    <ds:schemaRef ds:uri="81244d14-5ce4-4a7b-8743-301f920c1a25"/>
-  </ds:schemaRefs>
-</ds:datastoreItem>
-</file>
-
-<file path=customXml/itemProps2.xml><?xml version="1.0" encoding="utf-8"?>
 <ds:datastoreItem xmlns:ds="http://schemas.openxmlformats.org/officeDocument/2006/customXml" ds:itemID="{F419099C-EB79-47F1-98AD-35EDEC9A61C6}">
   <ds:schemaRefs>
     <ds:schemaRef ds:uri="http://schemas.microsoft.com/office/2006/metadata/contentType"/>
@@ -39068,7 +40135,23 @@
 </ds:datastoreItem>
 </file>
 
+<file path=customXml/itemProps2.xml><?xml version="1.0" encoding="utf-8"?>
+<ds:datastoreItem xmlns:ds="http://schemas.openxmlformats.org/officeDocument/2006/customXml" ds:itemID="{45B40A19-025A-8D47-9DA9-C3515AD37713}">
+  <ds:schemaRefs>
+    <ds:schemaRef ds:uri="http://schemas.openxmlformats.org/officeDocument/2006/bibliography"/>
+  </ds:schemaRefs>
+</ds:datastoreItem>
+</file>
+
 <file path=customXml/itemProps3.xml><?xml version="1.0" encoding="utf-8"?>
+<ds:datastoreItem xmlns:ds="http://schemas.openxmlformats.org/officeDocument/2006/customXml" ds:itemID="{F91963D0-E9BF-427F-B957-02FA6E1D5315}">
+  <ds:schemaRefs>
+    <ds:schemaRef ds:uri="http://schemas.microsoft.com/sharepoint/v3/contenttype/forms"/>
+  </ds:schemaRefs>
+</ds:datastoreItem>
+</file>
+
+<file path=customXml/itemProps4.xml><?xml version="1.0" encoding="utf-8"?>
 <ds:datastoreItem xmlns:ds="http://schemas.openxmlformats.org/officeDocument/2006/customXml" ds:itemID="{C770253C-D3D0-455D-B82B-B8E37B907307}">
   <ds:schemaRefs>
     <ds:schemaRef ds:uri="http://schemas.microsoft.com/sharepoint/events"/>
@@ -39076,18 +40159,12 @@
 </ds:datastoreItem>
 </file>
 
-<file path=customXml/itemProps4.xml><?xml version="1.0" encoding="utf-8"?>
-<ds:datastoreItem xmlns:ds="http://schemas.openxmlformats.org/officeDocument/2006/customXml" ds:itemID="{F91963D0-E9BF-427F-B957-02FA6E1D5315}">
+<file path=customXml/itemProps5.xml><?xml version="1.0" encoding="utf-8"?>
+<ds:datastoreItem xmlns:ds="http://schemas.openxmlformats.org/officeDocument/2006/customXml" ds:itemID="{9159A94B-A9C5-4EC6-8992-82236EA409FD}">
   <ds:schemaRefs>
-    <ds:schemaRef ds:uri="http://schemas.microsoft.com/sharepoint/v3/contenttype/forms"/>
-  </ds:schemaRefs>
-</ds:datastoreItem>
-</file>
-
-<file path=customXml/itemProps5.xml><?xml version="1.0" encoding="utf-8"?>
-<ds:datastoreItem xmlns:ds="http://schemas.openxmlformats.org/officeDocument/2006/customXml" ds:itemID="{45B40A19-025A-8D47-9DA9-C3515AD37713}">
-  <ds:schemaRefs>
-    <ds:schemaRef ds:uri="http://schemas.openxmlformats.org/officeDocument/2006/bibliography"/>
+    <ds:schemaRef ds:uri="http://schemas.microsoft.com/office/2006/metadata/properties"/>
+    <ds:schemaRef ds:uri="http://schemas.microsoft.com/office/infopath/2007/PartnerControls"/>
+    <ds:schemaRef ds:uri="81244d14-5ce4-4a7b-8743-301f920c1a25"/>
   </ds:schemaRefs>
 </ds:datastoreItem>
 </file>

--- a/FPS_info/BOSA signature solution.docx
+++ b/FPS_info/BOSA signature solution.docx
@@ -4,7 +4,7 @@
   <w:body>
     <w:tbl>
       <w:tblPr>
-        <w:tblStyle w:val="TableGrid"/>
+        <w:tblStyle w:val="Grilledutableau"/>
         <w:tblpPr w:leftFromText="181" w:rightFromText="181" w:vertAnchor="page" w:tblpYSpec="center"/>
         <w:tblOverlap w:val="never"/>
         <w:tblW w:w="0" w:type="auto"/>
@@ -33,7 +33,7 @@
           </w:tcPr>
           <w:p>
             <w:pPr>
-              <w:pStyle w:val="Title"/>
+              <w:pStyle w:val="Titre"/>
               <w:rPr>
                 <w:color w:val="057A8B" w:themeColor="text2"/>
               </w:rPr>
@@ -49,7 +49,7 @@
           </w:tcPr>
           <w:p>
             <w:pPr>
-              <w:pStyle w:val="Title"/>
+              <w:pStyle w:val="Titre"/>
               <w:rPr>
                 <w:lang w:val="fr-BE"/>
               </w:rPr>
@@ -63,7 +63,7 @@
           </w:p>
           <w:p>
             <w:pPr>
-              <w:pStyle w:val="Subtitle"/>
+              <w:pStyle w:val="Sous-titre"/>
               <w:rPr>
                 <w:lang w:val="fr-BE"/>
               </w:rPr>
@@ -101,7 +101,7 @@
     </w:p>
     <w:p>
       <w:pPr>
-        <w:pStyle w:val="Heading2"/>
+        <w:pStyle w:val="Titre2"/>
         <w:rPr>
           <w:lang w:val="en-US"/>
         </w:rPr>
@@ -114,6 +114,7 @@
         <w:rPr>
           <w:lang w:val="en-US"/>
         </w:rPr>
+        <w:lastRenderedPageBreak/>
         <w:t>Summary</w:t>
       </w:r>
       <w:bookmarkEnd w:id="0"/>
@@ -173,7 +174,7 @@
     </w:p>
     <w:p>
       <w:pPr>
-        <w:pStyle w:val="Heading2"/>
+        <w:pStyle w:val="Titre2"/>
       </w:pPr>
       <w:bookmarkStart w:id="4" w:name="_Toc95480239"/>
       <w:bookmarkStart w:id="5" w:name="_Toc172898476"/>
@@ -209,7 +210,7 @@
       <w:sdtContent>
         <w:p>
           <w:pPr>
-            <w:pStyle w:val="TOC2"/>
+            <w:pStyle w:val="TM2"/>
             <w:rPr>
               <w:rFonts w:eastAsiaTheme="minorEastAsia" w:cstheme="minorBidi"/>
               <w:b w:val="0"/>
@@ -256,7 +257,7 @@
           <w:hyperlink w:anchor="_Toc172898475" w:history="1">
             <w:r>
               <w:rPr>
-                <w:rStyle w:val="Hyperlink"/>
+                <w:rStyle w:val="Lienhypertexte"/>
                 <w:lang w:val="en-US"/>
               </w:rPr>
               <w:t>Summary</w:t>
@@ -306,7 +307,7 @@
         </w:p>
         <w:p>
           <w:pPr>
-            <w:pStyle w:val="TOC2"/>
+            <w:pStyle w:val="TM2"/>
             <w:rPr>
               <w:rFonts w:eastAsiaTheme="minorEastAsia" w:cstheme="minorBidi"/>
               <w:b w:val="0"/>
@@ -321,7 +322,7 @@
           <w:hyperlink w:anchor="_Toc172898476" w:history="1">
             <w:r>
               <w:rPr>
-                <w:rStyle w:val="Hyperlink"/>
+                <w:rStyle w:val="Lienhypertexte"/>
               </w:rPr>
               <w:t>Content</w:t>
             </w:r>
@@ -370,7 +371,7 @@
         </w:p>
         <w:p>
           <w:pPr>
-            <w:pStyle w:val="TOC2"/>
+            <w:pStyle w:val="TM2"/>
             <w:tabs>
               <w:tab w:val="left" w:pos="630"/>
             </w:tabs>
@@ -388,7 +389,7 @@
           <w:hyperlink w:anchor="_Toc172898477" w:history="1">
             <w:r>
               <w:rPr>
-                <w:rStyle w:val="Hyperlink"/>
+                <w:rStyle w:val="Lienhypertexte"/>
                 <w:lang w:val="en-US"/>
               </w:rPr>
               <w:t>1.</w:t>
@@ -408,7 +409,7 @@
             </w:r>
             <w:r>
               <w:rPr>
-                <w:rStyle w:val="Hyperlink"/>
+                <w:rStyle w:val="Lienhypertexte"/>
                 <w:lang w:val="en-US"/>
               </w:rPr>
               <w:t>Introduction FTS</w:t>
@@ -458,7 +459,7 @@
         </w:p>
         <w:p>
           <w:pPr>
-            <w:pStyle w:val="TOC3"/>
+            <w:pStyle w:val="TM3"/>
             <w:tabs>
               <w:tab w:val="right" w:pos="9628"/>
             </w:tabs>
@@ -475,7 +476,7 @@
           <w:hyperlink w:anchor="_Toc172898478" w:history="1">
             <w:r>
               <w:rPr>
-                <w:rStyle w:val="Hyperlink"/>
+                <w:rStyle w:val="Lienhypertexte"/>
                 <w:noProof/>
                 <w:lang w:val="en-US"/>
               </w:rPr>
@@ -533,7 +534,7 @@
         </w:p>
         <w:p>
           <w:pPr>
-            <w:pStyle w:val="TOC3"/>
+            <w:pStyle w:val="TM3"/>
             <w:tabs>
               <w:tab w:val="right" w:pos="9628"/>
             </w:tabs>
@@ -550,7 +551,7 @@
           <w:hyperlink w:anchor="_Toc172898479" w:history="1">
             <w:r>
               <w:rPr>
-                <w:rStyle w:val="Hyperlink"/>
+                <w:rStyle w:val="Lienhypertexte"/>
                 <w:noProof/>
                 <w:lang w:val="en-US"/>
               </w:rPr>
@@ -608,7 +609,7 @@
         </w:p>
         <w:p>
           <w:pPr>
-            <w:pStyle w:val="TOC2"/>
+            <w:pStyle w:val="TM2"/>
             <w:rPr>
               <w:rFonts w:eastAsiaTheme="minorEastAsia" w:cstheme="minorBidi"/>
               <w:b w:val="0"/>
@@ -623,7 +624,7 @@
           <w:hyperlink w:anchor="_Toc172898480" w:history="1">
             <w:r>
               <w:rPr>
-                <w:rStyle w:val="Hyperlink"/>
+                <w:rStyle w:val="Lienhypertexte"/>
               </w:rPr>
               <w:t>2. Getting started</w:t>
             </w:r>
@@ -672,7 +673,7 @@
         </w:p>
         <w:p>
           <w:pPr>
-            <w:pStyle w:val="TOC3"/>
+            <w:pStyle w:val="TM3"/>
             <w:tabs>
               <w:tab w:val="right" w:pos="9628"/>
             </w:tabs>
@@ -689,7 +690,7 @@
           <w:hyperlink w:anchor="_Toc172898481" w:history="1">
             <w:r>
               <w:rPr>
-                <w:rStyle w:val="Hyperlink"/>
+                <w:rStyle w:val="Lienhypertexte"/>
                 <w:rFonts w:cs="Calibri Light"/>
                 <w:noProof/>
               </w:rPr>
@@ -697,7 +698,7 @@
             </w:r>
             <w:r>
               <w:rPr>
-                <w:rStyle w:val="Hyperlink"/>
+                <w:rStyle w:val="Lienhypertexte"/>
                 <w:noProof/>
               </w:rPr>
               <w:t>Environments and development process</w:t>
@@ -754,7 +755,7 @@
         </w:p>
         <w:p>
           <w:pPr>
-            <w:pStyle w:val="TOC3"/>
+            <w:pStyle w:val="TM3"/>
             <w:tabs>
               <w:tab w:val="right" w:pos="9628"/>
             </w:tabs>
@@ -771,7 +772,7 @@
           <w:hyperlink w:anchor="_Toc172898482" w:history="1">
             <w:r>
               <w:rPr>
-                <w:rStyle w:val="Hyperlink"/>
+                <w:rStyle w:val="Lienhypertexte"/>
                 <w:noProof/>
                 <w:lang w:val="fr-FR"/>
               </w:rPr>
@@ -829,7 +830,7 @@
         </w:p>
         <w:p>
           <w:pPr>
-            <w:pStyle w:val="TOC3"/>
+            <w:pStyle w:val="TM3"/>
             <w:tabs>
               <w:tab w:val="right" w:pos="9628"/>
             </w:tabs>
@@ -846,7 +847,7 @@
           <w:hyperlink w:anchor="_Toc172898483" w:history="1">
             <w:r>
               <w:rPr>
-                <w:rStyle w:val="Hyperlink"/>
+                <w:rStyle w:val="Lienhypertexte"/>
                 <w:noProof/>
                 <w:lang w:val="en-US"/>
               </w:rPr>
@@ -904,7 +905,7 @@
         </w:p>
         <w:p>
           <w:pPr>
-            <w:pStyle w:val="TOC3"/>
+            <w:pStyle w:val="TM3"/>
             <w:tabs>
               <w:tab w:val="right" w:pos="9628"/>
             </w:tabs>
@@ -921,7 +922,7 @@
           <w:hyperlink w:anchor="_Toc172898484" w:history="1">
             <w:r>
               <w:rPr>
-                <w:rStyle w:val="Hyperlink"/>
+                <w:rStyle w:val="Lienhypertexte"/>
                 <w:noProof/>
               </w:rPr>
               <w:t>2.4. Setup storage buckets</w:t>
@@ -978,7 +979,7 @@
         </w:p>
         <w:p>
           <w:pPr>
-            <w:pStyle w:val="TOC3"/>
+            <w:pStyle w:val="TM3"/>
             <w:tabs>
               <w:tab w:val="right" w:pos="9628"/>
             </w:tabs>
@@ -995,7 +996,7 @@
           <w:hyperlink w:anchor="_Toc172898485" w:history="1">
             <w:r>
               <w:rPr>
-                <w:rStyle w:val="Hyperlink"/>
+                <w:rStyle w:val="Lienhypertexte"/>
                 <w:noProof/>
                 <w:lang w:val="en-US"/>
               </w:rPr>
@@ -1053,7 +1054,7 @@
         </w:p>
         <w:p>
           <w:pPr>
-            <w:pStyle w:val="TOC3"/>
+            <w:pStyle w:val="TM3"/>
             <w:tabs>
               <w:tab w:val="right" w:pos="9628"/>
             </w:tabs>
@@ -1070,7 +1071,7 @@
           <w:hyperlink w:anchor="_Toc172898486" w:history="1">
             <w:r>
               <w:rPr>
-                <w:rStyle w:val="Hyperlink"/>
+                <w:rStyle w:val="Lienhypertexte"/>
                 <w:noProof/>
                 <w:lang w:val="en-US"/>
               </w:rPr>
@@ -1128,7 +1129,7 @@
         </w:p>
         <w:p>
           <w:pPr>
-            <w:pStyle w:val="TOC3"/>
+            <w:pStyle w:val="TM3"/>
             <w:tabs>
               <w:tab w:val="right" w:pos="9628"/>
             </w:tabs>
@@ -1145,7 +1146,7 @@
           <w:hyperlink w:anchor="_Toc172898487" w:history="1">
             <w:r>
               <w:rPr>
-                <w:rStyle w:val="Hyperlink"/>
+                <w:rStyle w:val="Lienhypertexte"/>
                 <w:noProof/>
               </w:rPr>
               <w:t>2.7. Example code</w:t>
@@ -1202,7 +1203,7 @@
         </w:p>
         <w:p>
           <w:pPr>
-            <w:pStyle w:val="TOC3"/>
+            <w:pStyle w:val="TM3"/>
             <w:tabs>
               <w:tab w:val="right" w:pos="9628"/>
             </w:tabs>
@@ -1219,7 +1220,7 @@
           <w:hyperlink w:anchor="_Toc172898488" w:history="1">
             <w:r>
               <w:rPr>
-                <w:rStyle w:val="Hyperlink"/>
+                <w:rStyle w:val="Lienhypertexte"/>
                 <w:rFonts w:asciiTheme="majorHAnsi" w:hAnsiTheme="majorHAnsi"/>
                 <w:bCs/>
                 <w:noProof/>
@@ -1229,7 +1230,7 @@
             </w:r>
             <w:r>
               <w:rPr>
-                <w:rStyle w:val="Hyperlink"/>
+                <w:rStyle w:val="Lienhypertexte"/>
                 <w:bCs/>
                 <w:noProof/>
                 <w:lang w:val="en-US"/>
@@ -1238,7 +1239,7 @@
             </w:r>
             <w:r>
               <w:rPr>
-                <w:rStyle w:val="Hyperlink"/>
+                <w:rStyle w:val="Lienhypertexte"/>
                 <w:rFonts w:asciiTheme="majorHAnsi" w:hAnsiTheme="majorHAnsi"/>
                 <w:bCs/>
                 <w:noProof/>
@@ -1298,7 +1299,7 @@
         </w:p>
         <w:p>
           <w:pPr>
-            <w:pStyle w:val="TOC3"/>
+            <w:pStyle w:val="TM3"/>
             <w:tabs>
               <w:tab w:val="right" w:pos="9628"/>
             </w:tabs>
@@ -1315,7 +1316,7 @@
           <w:hyperlink w:anchor="_Toc172898489" w:history="1">
             <w:r>
               <w:rPr>
-                <w:rStyle w:val="Hyperlink"/>
+                <w:rStyle w:val="Lienhypertexte"/>
                 <w:noProof/>
                 <w:lang w:val="en-US"/>
               </w:rPr>
@@ -1373,7 +1374,7 @@
         </w:p>
         <w:p>
           <w:pPr>
-            <w:pStyle w:val="TOC3"/>
+            <w:pStyle w:val="TM3"/>
             <w:tabs>
               <w:tab w:val="right" w:pos="9628"/>
             </w:tabs>
@@ -1390,7 +1391,7 @@
           <w:hyperlink w:anchor="_Toc172898490" w:history="1">
             <w:r>
               <w:rPr>
-                <w:rStyle w:val="Hyperlink"/>
+                <w:rStyle w:val="Lienhypertexte"/>
                 <w:noProof/>
                 <w:lang w:val="en-US"/>
               </w:rPr>
@@ -1448,7 +1449,7 @@
         </w:p>
         <w:p>
           <w:pPr>
-            <w:pStyle w:val="TOC3"/>
+            <w:pStyle w:val="TM3"/>
             <w:tabs>
               <w:tab w:val="right" w:pos="9628"/>
             </w:tabs>
@@ -1465,7 +1466,7 @@
           <w:hyperlink w:anchor="_Toc172898491" w:history="1">
             <w:r>
               <w:rPr>
-                <w:rStyle w:val="Hyperlink"/>
+                <w:rStyle w:val="Lienhypertexte"/>
                 <w:noProof/>
                 <w:lang w:val="en-US"/>
               </w:rPr>
@@ -1523,7 +1524,7 @@
         </w:p>
         <w:p>
           <w:pPr>
-            <w:pStyle w:val="TOC3"/>
+            <w:pStyle w:val="TM3"/>
             <w:tabs>
               <w:tab w:val="right" w:pos="9628"/>
             </w:tabs>
@@ -1540,7 +1541,7 @@
           <w:hyperlink w:anchor="_Toc172898492" w:history="1">
             <w:r>
               <w:rPr>
-                <w:rStyle w:val="Hyperlink"/>
+                <w:rStyle w:val="Lienhypertexte"/>
                 <w:noProof/>
                 <w:lang w:val="en-US"/>
               </w:rPr>
@@ -1598,7 +1599,7 @@
         </w:p>
         <w:p>
           <w:pPr>
-            <w:pStyle w:val="TOC3"/>
+            <w:pStyle w:val="TM3"/>
             <w:tabs>
               <w:tab w:val="right" w:pos="9628"/>
             </w:tabs>
@@ -1615,7 +1616,7 @@
           <w:hyperlink w:anchor="_Toc172898493" w:history="1">
             <w:r>
               <w:rPr>
-                <w:rStyle w:val="Hyperlink"/>
+                <w:rStyle w:val="Lienhypertexte"/>
                 <w:noProof/>
                 <w:lang w:val="es-ES"/>
               </w:rPr>
@@ -1673,7 +1674,7 @@
         </w:p>
         <w:p>
           <w:pPr>
-            <w:pStyle w:val="TOC3"/>
+            <w:pStyle w:val="TM3"/>
             <w:tabs>
               <w:tab w:val="right" w:pos="9628"/>
             </w:tabs>
@@ -1690,7 +1691,7 @@
           <w:hyperlink w:anchor="_Toc172898494" w:history="1">
             <w:r>
               <w:rPr>
-                <w:rStyle w:val="Hyperlink"/>
+                <w:rStyle w:val="Lienhypertexte"/>
                 <w:noProof/>
                 <w:lang w:val="en-US"/>
               </w:rPr>
@@ -1748,7 +1749,7 @@
         </w:p>
         <w:p>
           <w:pPr>
-            <w:pStyle w:val="TOC3"/>
+            <w:pStyle w:val="TM3"/>
             <w:tabs>
               <w:tab w:val="right" w:pos="9628"/>
             </w:tabs>
@@ -1765,7 +1766,7 @@
           <w:hyperlink w:anchor="_Toc172898495" w:history="1">
             <w:r>
               <w:rPr>
-                <w:rStyle w:val="Hyperlink"/>
+                <w:rStyle w:val="Lienhypertexte"/>
                 <w:noProof/>
                 <w:lang w:val="en-US"/>
               </w:rPr>
@@ -1823,7 +1824,7 @@
         </w:p>
         <w:p>
           <w:pPr>
-            <w:pStyle w:val="TOC3"/>
+            <w:pStyle w:val="TM3"/>
             <w:tabs>
               <w:tab w:val="right" w:pos="9628"/>
             </w:tabs>
@@ -1840,7 +1841,7 @@
           <w:hyperlink w:anchor="_Toc172898496" w:history="1">
             <w:r>
               <w:rPr>
-                <w:rStyle w:val="Hyperlink"/>
+                <w:rStyle w:val="Lienhypertexte"/>
                 <w:noProof/>
                 <w:lang w:val="en-US"/>
               </w:rPr>
@@ -1898,7 +1899,7 @@
         </w:p>
         <w:p>
           <w:pPr>
-            <w:pStyle w:val="TOC3"/>
+            <w:pStyle w:val="TM3"/>
             <w:tabs>
               <w:tab w:val="right" w:pos="9628"/>
             </w:tabs>
@@ -1915,7 +1916,7 @@
           <w:hyperlink w:anchor="_Toc172898497" w:history="1">
             <w:r>
               <w:rPr>
-                <w:rStyle w:val="Hyperlink"/>
+                <w:rStyle w:val="Lienhypertexte"/>
                 <w:noProof/>
                 <w:lang w:val="en-US"/>
               </w:rPr>
@@ -1973,7 +1974,7 @@
         </w:p>
         <w:p>
           <w:pPr>
-            <w:pStyle w:val="TOC3"/>
+            <w:pStyle w:val="TM3"/>
             <w:tabs>
               <w:tab w:val="right" w:pos="9628"/>
             </w:tabs>
@@ -1990,7 +1991,7 @@
           <w:hyperlink w:anchor="_Toc172898498" w:history="1">
             <w:r>
               <w:rPr>
-                <w:rStyle w:val="Hyperlink"/>
+                <w:rStyle w:val="Lienhypertexte"/>
                 <w:noProof/>
                 <w:lang w:val="en-US"/>
               </w:rPr>
@@ -2048,7 +2049,7 @@
         </w:p>
         <w:p>
           <w:pPr>
-            <w:pStyle w:val="TOC3"/>
+            <w:pStyle w:val="TM3"/>
             <w:tabs>
               <w:tab w:val="right" w:pos="9628"/>
             </w:tabs>
@@ -2065,7 +2066,7 @@
           <w:hyperlink w:anchor="_Toc172898499" w:history="1">
             <w:r>
               <w:rPr>
-                <w:rStyle w:val="Hyperlink"/>
+                <w:rStyle w:val="Lienhypertexte"/>
                 <w:noProof/>
                 <w:lang w:val="en-US"/>
               </w:rPr>
@@ -2123,7 +2124,7 @@
         </w:p>
         <w:p>
           <w:pPr>
-            <w:pStyle w:val="TOC2"/>
+            <w:pStyle w:val="TM2"/>
             <w:rPr>
               <w:rFonts w:eastAsiaTheme="minorEastAsia" w:cstheme="minorBidi"/>
               <w:b w:val="0"/>
@@ -2138,7 +2139,7 @@
           <w:hyperlink w:anchor="_Toc172898500" w:history="1">
             <w:r>
               <w:rPr>
-                <w:rStyle w:val="Hyperlink"/>
+                <w:rStyle w:val="Lienhypertexte"/>
                 <w:lang w:val="en-US"/>
               </w:rPr>
               <w:t>4. Sample/test FPS code and service</w:t>
@@ -2188,7 +2189,7 @@
         </w:p>
         <w:p>
           <w:pPr>
-            <w:pStyle w:val="TOC2"/>
+            <w:pStyle w:val="TM2"/>
             <w:spacing w:before="0"/>
             <w:rPr>
               <w:sz w:val="18"/>
@@ -2209,7 +2210,7 @@
     </w:sdt>
     <w:tbl>
       <w:tblPr>
-        <w:tblStyle w:val="TableGrid"/>
+        <w:tblStyle w:val="Grilledutableau"/>
         <w:tblpPr w:leftFromText="141" w:rightFromText="141" w:vertAnchor="page" w:horzAnchor="margin" w:tblpY="553"/>
         <w:tblW w:w="9360" w:type="dxa"/>
         <w:tblLayout w:type="fixed"/>
@@ -2258,7 +2259,7 @@
           </w:tcPr>
           <w:p>
             <w:pPr>
-              <w:pStyle w:val="Title"/>
+              <w:pStyle w:val="Titre"/>
               <w:pBdr>
                 <w:bottom w:val="nil"/>
               </w:pBdr>
@@ -2272,7 +2273,7 @@
     </w:tbl>
     <w:p>
       <w:pPr>
-        <w:pStyle w:val="Heading2"/>
+        <w:pStyle w:val="Titre2"/>
         <w:numPr>
           <w:ilvl w:val="0"/>
           <w:numId w:val="29"/>
@@ -2301,7 +2302,7 @@
     </w:p>
     <w:p>
       <w:pPr>
-        <w:pStyle w:val="Heading3"/>
+        <w:pStyle w:val="Titre3"/>
         <w:rPr>
           <w:lang w:val="en-US"/>
         </w:rPr>
@@ -2576,7 +2577,7 @@
     </w:p>
     <w:p>
       <w:pPr>
-        <w:pStyle w:val="ListParagraph"/>
+        <w:pStyle w:val="Paragraphedeliste"/>
         <w:numPr>
           <w:ilvl w:val="0"/>
           <w:numId w:val="5"/>
@@ -2602,7 +2603,7 @@
     </w:p>
     <w:p>
       <w:pPr>
-        <w:pStyle w:val="ListParagraph"/>
+        <w:pStyle w:val="Paragraphedeliste"/>
         <w:numPr>
           <w:ilvl w:val="0"/>
           <w:numId w:val="5"/>
@@ -2628,7 +2629,7 @@
     </w:p>
     <w:p>
       <w:pPr>
-        <w:pStyle w:val="ListParagraph"/>
+        <w:pStyle w:val="Paragraphedeliste"/>
         <w:numPr>
           <w:ilvl w:val="0"/>
           <w:numId w:val="5"/>
@@ -2671,7 +2672,7 @@
     </w:p>
     <w:p>
       <w:pPr>
-        <w:pStyle w:val="ListParagraph"/>
+        <w:pStyle w:val="Paragraphedeliste"/>
         <w:numPr>
           <w:ilvl w:val="0"/>
           <w:numId w:val="5"/>
@@ -2690,7 +2691,7 @@
     </w:p>
     <w:p>
       <w:pPr>
-        <w:pStyle w:val="ListParagraph"/>
+        <w:pStyle w:val="Paragraphedeliste"/>
         <w:numPr>
           <w:ilvl w:val="0"/>
           <w:numId w:val="5"/>
@@ -2759,7 +2760,7 @@
     </w:p>
     <w:p>
       <w:pPr>
-        <w:pStyle w:val="Heading3"/>
+        <w:pStyle w:val="Titre3"/>
         <w:rPr>
           <w:rFonts w:cs="Calibri Light"/>
           <w:color w:val="007F9F"/>
@@ -2854,7 +2855,7 @@
     </w:p>
     <w:p>
       <w:pPr>
-        <w:pStyle w:val="ListParagraph"/>
+        <w:pStyle w:val="Paragraphedeliste"/>
         <w:numPr>
           <w:ilvl w:val="0"/>
           <w:numId w:val="6"/>
@@ -2867,6 +2868,7 @@
         <w:rPr>
           <w:lang w:val="en-US"/>
         </w:rPr>
+        <w:lastRenderedPageBreak/>
         <w:t>C</w:t>
       </w:r>
       <w:r>
@@ -2878,7 +2880,7 @@
     </w:p>
     <w:p>
       <w:pPr>
-        <w:pStyle w:val="ListParagraph"/>
+        <w:pStyle w:val="Paragraphedeliste"/>
         <w:numPr>
           <w:ilvl w:val="0"/>
           <w:numId w:val="6"/>
@@ -2910,7 +2912,7 @@
       <w:hyperlink r:id="rId13" w:history="1">
         <w:r>
           <w:rPr>
-            <w:rStyle w:val="Hyperlink"/>
+            <w:rStyle w:val="Lienhypertexte"/>
             <w:rFonts w:cstheme="minorHAnsi"/>
             <w:lang w:val="en-US"/>
           </w:rPr>
@@ -2933,7 +2935,7 @@
     </w:p>
     <w:p>
       <w:pPr>
-        <w:pStyle w:val="ListParagraph"/>
+        <w:pStyle w:val="Paragraphedeliste"/>
         <w:numPr>
           <w:ilvl w:val="0"/>
           <w:numId w:val="0"/>
@@ -2971,7 +2973,7 @@
     </w:p>
     <w:p>
       <w:pPr>
-        <w:pStyle w:val="ListParagraph"/>
+        <w:pStyle w:val="Paragraphedeliste"/>
         <w:numPr>
           <w:ilvl w:val="0"/>
           <w:numId w:val="7"/>
@@ -2995,7 +2997,7 @@
     </w:p>
     <w:p>
       <w:pPr>
-        <w:pStyle w:val="ListParagraph"/>
+        <w:pStyle w:val="Paragraphedeliste"/>
         <w:numPr>
           <w:ilvl w:val="0"/>
           <w:numId w:val="7"/>
@@ -3007,7 +3009,7 @@
     </w:p>
     <w:p>
       <w:pPr>
-        <w:pStyle w:val="ListParagraph"/>
+        <w:pStyle w:val="Paragraphedeliste"/>
         <w:numPr>
           <w:ilvl w:val="0"/>
           <w:numId w:val="7"/>
@@ -3028,7 +3030,7 @@
     <w:p/>
     <w:p>
       <w:pPr>
-        <w:pStyle w:val="Heading2"/>
+        <w:pStyle w:val="Titre2"/>
       </w:pPr>
       <w:bookmarkStart w:id="20" w:name="_Toc94631772"/>
       <w:bookmarkStart w:id="21" w:name="_Toc172898480"/>
@@ -3040,7 +3042,7 @@
     </w:p>
     <w:p>
       <w:pPr>
-        <w:pStyle w:val="Heading3"/>
+        <w:pStyle w:val="Titre3"/>
         <w:rPr>
           <w:rFonts w:cs="Calibri Light"/>
         </w:rPr>
@@ -3063,7 +3065,7 @@
     </w:p>
     <w:tbl>
       <w:tblPr>
-        <w:tblStyle w:val="TableGrid"/>
+        <w:tblStyle w:val="Grilledutableau"/>
         <w:tblW w:w="0" w:type="auto"/>
         <w:tblBorders>
           <w:top w:val="single" w:sz="4" w:space="0" w:color="057A8B" w:themeColor="text2"/>
@@ -3365,7 +3367,7 @@
     </w:tbl>
     <w:p>
       <w:pPr>
-        <w:pStyle w:val="Heading4"/>
+        <w:pStyle w:val="Titre4"/>
       </w:pPr>
       <w:r>
         <w:rPr>
@@ -3381,7 +3383,7 @@
     </w:p>
     <w:p>
       <w:pPr>
-        <w:pStyle w:val="ListParagraph"/>
+        <w:pStyle w:val="Paragraphedeliste"/>
         <w:numPr>
           <w:ilvl w:val="0"/>
           <w:numId w:val="8"/>
@@ -3399,7 +3401,7 @@
     </w:p>
     <w:p>
       <w:pPr>
-        <w:pStyle w:val="ListParagraph"/>
+        <w:pStyle w:val="Paragraphedeliste"/>
         <w:numPr>
           <w:ilvl w:val="0"/>
           <w:numId w:val="8"/>
@@ -3417,7 +3419,7 @@
     </w:p>
     <w:p>
       <w:pPr>
-        <w:pStyle w:val="ListParagraph"/>
+        <w:pStyle w:val="Paragraphedeliste"/>
         <w:numPr>
           <w:ilvl w:val="0"/>
           <w:numId w:val="8"/>
@@ -3435,7 +3437,7 @@
     </w:p>
     <w:p>
       <w:pPr>
-        <w:pStyle w:val="ListParagraph"/>
+        <w:pStyle w:val="Paragraphedeliste"/>
         <w:numPr>
           <w:ilvl w:val="0"/>
           <w:numId w:val="8"/>
@@ -3453,7 +3455,7 @@
     </w:p>
     <w:p>
       <w:pPr>
-        <w:pStyle w:val="ListParagraph"/>
+        <w:pStyle w:val="Paragraphedeliste"/>
         <w:numPr>
           <w:ilvl w:val="0"/>
           <w:numId w:val="0"/>
@@ -3466,7 +3468,7 @@
     </w:p>
     <w:p>
       <w:pPr>
-        <w:pStyle w:val="Heading4"/>
+        <w:pStyle w:val="Titre4"/>
       </w:pPr>
       <w:bookmarkStart w:id="26" w:name="_Toc78283721"/>
       <w:bookmarkStart w:id="27" w:name="_Toc78555556"/>
@@ -3478,7 +3480,7 @@
     </w:p>
     <w:p>
       <w:pPr>
-        <w:pStyle w:val="ListParagraph"/>
+        <w:pStyle w:val="Paragraphedeliste"/>
         <w:numPr>
           <w:ilvl w:val="0"/>
           <w:numId w:val="9"/>
@@ -3497,7 +3499,7 @@
     </w:p>
     <w:p>
       <w:pPr>
-        <w:pStyle w:val="ListParagraph"/>
+        <w:pStyle w:val="Paragraphedeliste"/>
         <w:numPr>
           <w:ilvl w:val="0"/>
           <w:numId w:val="9"/>
@@ -3515,7 +3517,7 @@
     </w:p>
     <w:p>
       <w:pPr>
-        <w:pStyle w:val="ListParagraph"/>
+        <w:pStyle w:val="Paragraphedeliste"/>
         <w:numPr>
           <w:ilvl w:val="0"/>
           <w:numId w:val="9"/>
@@ -3547,7 +3549,7 @@
     </w:p>
     <w:p>
       <w:pPr>
-        <w:pStyle w:val="ListParagraph"/>
+        <w:pStyle w:val="Paragraphedeliste"/>
         <w:numPr>
           <w:ilvl w:val="0"/>
           <w:numId w:val="9"/>
@@ -3565,7 +3567,7 @@
     </w:p>
     <w:p>
       <w:pPr>
-        <w:pStyle w:val="ListParagraph"/>
+        <w:pStyle w:val="Paragraphedeliste"/>
         <w:numPr>
           <w:ilvl w:val="0"/>
           <w:numId w:val="9"/>
@@ -3583,7 +3585,7 @@
     </w:p>
     <w:p>
       <w:pPr>
-        <w:pStyle w:val="ListParagraph"/>
+        <w:pStyle w:val="Paragraphedeliste"/>
         <w:numPr>
           <w:ilvl w:val="0"/>
           <w:numId w:val="0"/>
@@ -3596,7 +3598,7 @@
     </w:p>
     <w:p>
       <w:pPr>
-        <w:pStyle w:val="Heading4"/>
+        <w:pStyle w:val="Titre4"/>
       </w:pPr>
       <w:bookmarkStart w:id="29" w:name="_Toc78555557"/>
       <w:r>
@@ -3607,7 +3609,7 @@
     </w:p>
     <w:p>
       <w:pPr>
-        <w:pStyle w:val="ListParagraph"/>
+        <w:pStyle w:val="Paragraphedeliste"/>
         <w:numPr>
           <w:ilvl w:val="0"/>
           <w:numId w:val="10"/>
@@ -3639,7 +3641,7 @@
     </w:p>
     <w:p>
       <w:pPr>
-        <w:pStyle w:val="ListParagraph"/>
+        <w:pStyle w:val="Paragraphedeliste"/>
         <w:numPr>
           <w:ilvl w:val="0"/>
           <w:numId w:val="10"/>
@@ -3669,7 +3671,7 @@
     </w:p>
     <w:p>
       <w:pPr>
-        <w:pStyle w:val="ListParagraph"/>
+        <w:pStyle w:val="Paragraphedeliste"/>
         <w:numPr>
           <w:ilvl w:val="0"/>
           <w:numId w:val="10"/>
@@ -3687,7 +3689,7 @@
     </w:p>
     <w:p>
       <w:pPr>
-        <w:pStyle w:val="ListParagraph"/>
+        <w:pStyle w:val="Paragraphedeliste"/>
         <w:numPr>
           <w:ilvl w:val="0"/>
           <w:numId w:val="0"/>
@@ -3700,7 +3702,7 @@
     </w:p>
     <w:p>
       <w:pPr>
-        <w:pStyle w:val="Heading3"/>
+        <w:pStyle w:val="Titre3"/>
         <w:rPr>
           <w:lang w:val="fr-FR"/>
         </w:rPr>
@@ -3718,7 +3720,7 @@
     </w:p>
     <w:p>
       <w:pPr>
-        <w:pStyle w:val="Heading4"/>
+        <w:pStyle w:val="Titre4"/>
         <w:rPr>
           <w:lang w:val="fr-FR"/>
         </w:rPr>
@@ -3782,7 +3784,7 @@
     </w:p>
     <w:p>
       <w:pPr>
-        <w:pStyle w:val="ListParagraph"/>
+        <w:pStyle w:val="Paragraphedeliste"/>
         <w:numPr>
           <w:ilvl w:val="0"/>
           <w:numId w:val="11"/>
@@ -3800,7 +3802,7 @@
     </w:p>
     <w:p>
       <w:pPr>
-        <w:pStyle w:val="ListParagraph"/>
+        <w:pStyle w:val="Paragraphedeliste"/>
         <w:numPr>
           <w:ilvl w:val="0"/>
           <w:numId w:val="11"/>
@@ -3818,7 +3820,7 @@
     </w:p>
     <w:p>
       <w:pPr>
-        <w:pStyle w:val="ListParagraph"/>
+        <w:pStyle w:val="Paragraphedeliste"/>
         <w:numPr>
           <w:ilvl w:val="0"/>
           <w:numId w:val="11"/>
@@ -3836,7 +3838,7 @@
     </w:p>
     <w:p>
       <w:pPr>
-        <w:pStyle w:val="ListParagraph"/>
+        <w:pStyle w:val="Paragraphedeliste"/>
         <w:numPr>
           <w:ilvl w:val="0"/>
           <w:numId w:val="11"/>
@@ -3854,7 +3856,7 @@
     </w:p>
     <w:p>
       <w:pPr>
-        <w:pStyle w:val="ListParagraph"/>
+        <w:pStyle w:val="Paragraphedeliste"/>
         <w:numPr>
           <w:ilvl w:val="0"/>
           <w:numId w:val="11"/>
@@ -3867,12 +3869,13 @@
         <w:rPr>
           <w:lang w:val="en-US"/>
         </w:rPr>
+        <w:lastRenderedPageBreak/>
         <w:t xml:space="preserve">The TA environment tracks the “develop” branch at any time </w:t>
       </w:r>
     </w:p>
     <w:p>
       <w:pPr>
-        <w:pStyle w:val="ListParagraph"/>
+        <w:pStyle w:val="Paragraphedeliste"/>
         <w:numPr>
           <w:ilvl w:val="0"/>
           <w:numId w:val="11"/>
@@ -3890,7 +3893,7 @@
     </w:p>
     <w:p>
       <w:pPr>
-        <w:pStyle w:val="ListParagraph"/>
+        <w:pStyle w:val="Paragraphedeliste"/>
         <w:numPr>
           <w:ilvl w:val="0"/>
           <w:numId w:val="11"/>
@@ -3931,7 +3934,7 @@
     </w:p>
     <w:p>
       <w:pPr>
-        <w:pStyle w:val="ListParagraph"/>
+        <w:pStyle w:val="Paragraphedeliste"/>
         <w:numPr>
           <w:ilvl w:val="0"/>
           <w:numId w:val="12"/>
@@ -3949,7 +3952,7 @@
     </w:p>
     <w:p>
       <w:pPr>
-        <w:pStyle w:val="ListParagraph"/>
+        <w:pStyle w:val="Paragraphedeliste"/>
         <w:numPr>
           <w:ilvl w:val="0"/>
           <w:numId w:val="12"/>
@@ -3967,7 +3970,7 @@
     </w:p>
     <w:p>
       <w:pPr>
-        <w:pStyle w:val="ListParagraph"/>
+        <w:pStyle w:val="Paragraphedeliste"/>
         <w:numPr>
           <w:ilvl w:val="0"/>
           <w:numId w:val="12"/>
@@ -3985,7 +3988,7 @@
     </w:p>
     <w:p>
       <w:pPr>
-        <w:pStyle w:val="ListParagraph"/>
+        <w:pStyle w:val="Paragraphedeliste"/>
         <w:numPr>
           <w:ilvl w:val="0"/>
           <w:numId w:val="12"/>
@@ -4000,7 +4003,7 @@
     </w:p>
     <w:p>
       <w:pPr>
-        <w:pStyle w:val="ListParagraph"/>
+        <w:pStyle w:val="Paragraphedeliste"/>
         <w:numPr>
           <w:ilvl w:val="1"/>
           <w:numId w:val="12"/>
@@ -4014,7 +4017,7 @@
       <w:hyperlink r:id="rId14" w:history="1">
         <w:r>
           <w:rPr>
-            <w:rStyle w:val="Hyperlink"/>
+            <w:rStyle w:val="Lienhypertexte"/>
             <w:rFonts w:cstheme="minorHAnsi"/>
             <w:lang w:val="en-US"/>
           </w:rPr>
@@ -4032,7 +4035,7 @@
     </w:p>
     <w:p>
       <w:pPr>
-        <w:pStyle w:val="ListParagraph"/>
+        <w:pStyle w:val="Paragraphedeliste"/>
         <w:numPr>
           <w:ilvl w:val="0"/>
           <w:numId w:val="0"/>
@@ -4055,7 +4058,7 @@
     </w:p>
     <w:p>
       <w:pPr>
-        <w:pStyle w:val="ListParagraph"/>
+        <w:pStyle w:val="Paragraphedeliste"/>
         <w:numPr>
           <w:ilvl w:val="1"/>
           <w:numId w:val="12"/>
@@ -4069,7 +4072,7 @@
       <w:hyperlink r:id="rId15" w:history="1">
         <w:r>
           <w:rPr>
-            <w:rStyle w:val="Hyperlink"/>
+            <w:rStyle w:val="Lienhypertexte"/>
             <w:rFonts w:cstheme="minorHAnsi"/>
             <w:lang w:val="en-US"/>
           </w:rPr>
@@ -4087,7 +4090,7 @@
     </w:p>
     <w:p>
       <w:pPr>
-        <w:pStyle w:val="ListParagraph"/>
+        <w:pStyle w:val="Paragraphedeliste"/>
         <w:numPr>
           <w:ilvl w:val="0"/>
           <w:numId w:val="0"/>
@@ -4128,7 +4131,7 @@
     </w:p>
     <w:p>
       <w:pPr>
-        <w:pStyle w:val="ListParagraph"/>
+        <w:pStyle w:val="Paragraphedeliste"/>
         <w:numPr>
           <w:ilvl w:val="1"/>
           <w:numId w:val="12"/>
@@ -4142,7 +4145,7 @@
       <w:hyperlink r:id="rId16" w:history="1">
         <w:r>
           <w:rPr>
-            <w:rStyle w:val="Hyperlink"/>
+            <w:rStyle w:val="Lienhypertexte"/>
             <w:rFonts w:cstheme="minorHAnsi"/>
             <w:lang w:val="en-US"/>
           </w:rPr>
@@ -4152,7 +4155,7 @@
     </w:p>
     <w:p>
       <w:pPr>
-        <w:pStyle w:val="ListParagraph"/>
+        <w:pStyle w:val="Paragraphedeliste"/>
         <w:numPr>
           <w:ilvl w:val="0"/>
           <w:numId w:val="0"/>
@@ -4175,7 +4178,7 @@
     </w:p>
     <w:p>
       <w:pPr>
-        <w:pStyle w:val="ListParagraph"/>
+        <w:pStyle w:val="Paragraphedeliste"/>
         <w:numPr>
           <w:ilvl w:val="1"/>
           <w:numId w:val="12"/>
@@ -4189,7 +4192,7 @@
       <w:hyperlink r:id="rId17" w:history="1">
         <w:r>
           <w:rPr>
-            <w:rStyle w:val="Hyperlink"/>
+            <w:rStyle w:val="Lienhypertexte"/>
             <w:rFonts w:cstheme="minorHAnsi"/>
             <w:lang w:val="en-US"/>
           </w:rPr>
@@ -4207,7 +4210,7 @@
     </w:p>
     <w:p>
       <w:pPr>
-        <w:pStyle w:val="ListParagraph"/>
+        <w:pStyle w:val="Paragraphedeliste"/>
         <w:numPr>
           <w:ilvl w:val="0"/>
           <w:numId w:val="0"/>
@@ -4228,7 +4231,7 @@
     </w:p>
     <w:p>
       <w:pPr>
-        <w:pStyle w:val="ListParagraph"/>
+        <w:pStyle w:val="Paragraphedeliste"/>
         <w:numPr>
           <w:ilvl w:val="1"/>
           <w:numId w:val="12"/>
@@ -4241,7 +4244,7 @@
       <w:hyperlink r:id="rId18" w:history="1">
         <w:r>
           <w:rPr>
-            <w:rStyle w:val="Hyperlink"/>
+            <w:rStyle w:val="Lienhypertexte"/>
             <w:rFonts w:cstheme="minorHAnsi"/>
           </w:rPr>
           <w:t>https://github.com/Fedict/fts-gui-sign</w:t>
@@ -4250,7 +4253,7 @@
     </w:p>
     <w:p>
       <w:pPr>
-        <w:pStyle w:val="ListParagraph"/>
+        <w:pStyle w:val="Paragraphedeliste"/>
         <w:numPr>
           <w:ilvl w:val="0"/>
           <w:numId w:val="0"/>
@@ -4271,7 +4274,7 @@
     </w:p>
     <w:p>
       <w:pPr>
-        <w:pStyle w:val="ListParagraph"/>
+        <w:pStyle w:val="Paragraphedeliste"/>
         <w:numPr>
           <w:ilvl w:val="1"/>
           <w:numId w:val="12"/>
@@ -4284,7 +4287,7 @@
       <w:hyperlink r:id="rId19" w:history="1">
         <w:r>
           <w:rPr>
-            <w:rStyle w:val="Hyperlink"/>
+            <w:rStyle w:val="Lienhypertexte"/>
             <w:rFonts w:cstheme="minorHAnsi"/>
           </w:rPr>
           <w:t>https://github.com/Fedict/fts-esealing</w:t>
@@ -4300,7 +4303,7 @@
     </w:p>
     <w:p>
       <w:pPr>
-        <w:pStyle w:val="ListParagraph"/>
+        <w:pStyle w:val="Paragraphedeliste"/>
         <w:numPr>
           <w:ilvl w:val="0"/>
           <w:numId w:val="0"/>
@@ -4321,7 +4324,7 @@
     </w:p>
     <w:p>
       <w:pPr>
-        <w:pStyle w:val="ListParagraph"/>
+        <w:pStyle w:val="Paragraphedeliste"/>
         <w:numPr>
           <w:ilvl w:val="1"/>
           <w:numId w:val="12"/>
@@ -4334,7 +4337,7 @@
       <w:hyperlink r:id="rId20" w:history="1">
         <w:r>
           <w:rPr>
-            <w:rStyle w:val="Hyperlink"/>
+            <w:rStyle w:val="Lienhypertexte"/>
           </w:rPr>
           <w:t>https://github.com/Fedict/fts-beidconnect</w:t>
         </w:r>
@@ -4342,7 +4345,7 @@
     </w:p>
     <w:p>
       <w:pPr>
-        <w:pStyle w:val="ListParagraph"/>
+        <w:pStyle w:val="Paragraphedeliste"/>
         <w:numPr>
           <w:ilvl w:val="1"/>
           <w:numId w:val="12"/>
@@ -4405,7 +4408,7 @@
     </w:p>
     <w:p>
       <w:pPr>
-        <w:pStyle w:val="Heading3"/>
+        <w:pStyle w:val="Titre3"/>
         <w:rPr>
           <w:lang w:val="en-US"/>
         </w:rPr>
@@ -4438,7 +4441,7 @@
     </w:p>
     <w:p>
       <w:pPr>
-        <w:pStyle w:val="ListParagraph"/>
+        <w:pStyle w:val="Paragraphedeliste"/>
         <w:numPr>
           <w:ilvl w:val="0"/>
           <w:numId w:val="14"/>
@@ -4458,7 +4461,7 @@
     </w:p>
     <w:p>
       <w:pPr>
-        <w:pStyle w:val="ListParagraph"/>
+        <w:pStyle w:val="Paragraphedeliste"/>
         <w:numPr>
           <w:ilvl w:val="0"/>
           <w:numId w:val="14"/>
@@ -4491,7 +4494,7 @@
     </w:p>
     <w:p>
       <w:pPr>
-        <w:pStyle w:val="ListParagraph"/>
+        <w:pStyle w:val="Paragraphedeliste"/>
         <w:numPr>
           <w:ilvl w:val="0"/>
           <w:numId w:val="13"/>
@@ -4659,7 +4662,7 @@
     </w:p>
     <w:p>
       <w:pPr>
-        <w:pStyle w:val="ListParagraph"/>
+        <w:pStyle w:val="Paragraphedeliste"/>
         <w:numPr>
           <w:ilvl w:val="0"/>
           <w:numId w:val="13"/>
@@ -4884,7 +4887,7 @@
     </w:p>
     <w:p>
       <w:pPr>
-        <w:pStyle w:val="ListParagraph"/>
+        <w:pStyle w:val="Paragraphedeliste"/>
         <w:numPr>
           <w:ilvl w:val="0"/>
           <w:numId w:val="13"/>
@@ -5256,7 +5259,7 @@
     </w:p>
     <w:p>
       <w:pPr>
-        <w:pStyle w:val="Heading4"/>
+        <w:pStyle w:val="Titre4"/>
       </w:pPr>
       <w:bookmarkStart w:id="34" w:name="_Toc78283727"/>
       <w:bookmarkStart w:id="35" w:name="_Toc78555560"/>
@@ -5268,7 +5271,7 @@
     </w:p>
     <w:p>
       <w:pPr>
-        <w:pStyle w:val="ListParagraph"/>
+        <w:pStyle w:val="Paragraphedeliste"/>
         <w:numPr>
           <w:ilvl w:val="0"/>
           <w:numId w:val="15"/>
@@ -5295,7 +5298,7 @@
     </w:p>
     <w:p>
       <w:pPr>
-        <w:pStyle w:val="ListParagraph"/>
+        <w:pStyle w:val="Paragraphedeliste"/>
         <w:numPr>
           <w:ilvl w:val="1"/>
           <w:numId w:val="15"/>
@@ -5313,7 +5316,7 @@
     </w:p>
     <w:p>
       <w:pPr>
-        <w:pStyle w:val="ListParagraph"/>
+        <w:pStyle w:val="Paragraphedeliste"/>
         <w:numPr>
           <w:ilvl w:val="1"/>
           <w:numId w:val="15"/>
@@ -5331,7 +5334,7 @@
     </w:p>
     <w:p>
       <w:pPr>
-        <w:pStyle w:val="ListParagraph"/>
+        <w:pStyle w:val="Paragraphedeliste"/>
         <w:numPr>
           <w:ilvl w:val="1"/>
           <w:numId w:val="15"/>
@@ -5346,12 +5349,13 @@
           <w:rFonts w:cstheme="minorHAnsi"/>
           <w:lang w:val="en-US"/>
         </w:rPr>
+        <w:lastRenderedPageBreak/>
         <w:t>WEBUI to manage the bucket (including password reset)</w:t>
       </w:r>
     </w:p>
     <w:p>
       <w:pPr>
-        <w:pStyle w:val="ListParagraph"/>
+        <w:pStyle w:val="Paragraphedeliste"/>
         <w:numPr>
           <w:ilvl w:val="1"/>
           <w:numId w:val="15"/>
@@ -5395,7 +5399,7 @@
     </w:p>
     <w:p>
       <w:pPr>
-        <w:pStyle w:val="ListParagraph"/>
+        <w:pStyle w:val="Paragraphedeliste"/>
         <w:numPr>
           <w:ilvl w:val="0"/>
           <w:numId w:val="15"/>
@@ -5422,7 +5426,7 @@
     </w:p>
     <w:p>
       <w:pPr>
-        <w:pStyle w:val="ListParagraph"/>
+        <w:pStyle w:val="Paragraphedeliste"/>
         <w:numPr>
           <w:ilvl w:val="1"/>
           <w:numId w:val="15"/>
@@ -5440,7 +5444,7 @@
     </w:p>
     <w:p>
       <w:pPr>
-        <w:pStyle w:val="ListParagraph"/>
+        <w:pStyle w:val="Paragraphedeliste"/>
         <w:numPr>
           <w:ilvl w:val="1"/>
           <w:numId w:val="15"/>
@@ -5458,7 +5462,7 @@
     </w:p>
     <w:p>
       <w:pPr>
-        <w:pStyle w:val="ListParagraph"/>
+        <w:pStyle w:val="Paragraphedeliste"/>
         <w:numPr>
           <w:ilvl w:val="0"/>
           <w:numId w:val="15"/>
@@ -5485,7 +5489,7 @@
     </w:p>
     <w:p>
       <w:pPr>
-        <w:pStyle w:val="ListParagraph"/>
+        <w:pStyle w:val="Paragraphedeliste"/>
         <w:numPr>
           <w:ilvl w:val="1"/>
           <w:numId w:val="15"/>
@@ -5503,7 +5507,7 @@
     </w:p>
     <w:p>
       <w:pPr>
-        <w:pStyle w:val="ListParagraph"/>
+        <w:pStyle w:val="Paragraphedeliste"/>
         <w:numPr>
           <w:ilvl w:val="1"/>
           <w:numId w:val="15"/>
@@ -5521,7 +5525,7 @@
     </w:p>
     <w:p>
       <w:pPr>
-        <w:pStyle w:val="ListParagraph"/>
+        <w:pStyle w:val="Paragraphedeliste"/>
         <w:numPr>
           <w:ilvl w:val="0"/>
           <w:numId w:val="0"/>
@@ -5534,14 +5538,14 @@
       <w:hyperlink r:id="rId24" w:history="1">
         <w:r>
           <w:rPr>
-            <w:rStyle w:val="Hyperlink"/>
+            <w:rStyle w:val="Lienhypertexte"/>
             <w:rFonts w:cstheme="minorHAnsi"/>
           </w:rPr>
           <w:t>https://validate.qa.fts.bosa.belgium.be/signandvalidation/signing/getTokenForDocument</w:t>
         </w:r>
         <w:r>
           <w:rPr>
-            <w:rStyle w:val="Hyperlink"/>
+            <w:rStyle w:val="Lienhypertexte"/>
             <w:rFonts w:cstheme="minorHAnsi"/>
             <w:b/>
             <w:bCs/>
@@ -5552,7 +5556,7 @@
     </w:p>
     <w:p>
       <w:pPr>
-        <w:pStyle w:val="ListParagraph"/>
+        <w:pStyle w:val="Paragraphedeliste"/>
         <w:numPr>
           <w:ilvl w:val="1"/>
           <w:numId w:val="15"/>
@@ -5570,7 +5574,7 @@
     </w:p>
     <w:p>
       <w:pPr>
-        <w:pStyle w:val="ListParagraph"/>
+        <w:pStyle w:val="Paragraphedeliste"/>
         <w:numPr>
           <w:ilvl w:val="1"/>
           <w:numId w:val="15"/>
@@ -5588,7 +5592,7 @@
     </w:p>
     <w:p>
       <w:pPr>
-        <w:pStyle w:val="ListParagraph"/>
+        <w:pStyle w:val="Paragraphedeliste"/>
         <w:numPr>
           <w:ilvl w:val="0"/>
           <w:numId w:val="15"/>
@@ -5615,7 +5619,7 @@
     </w:p>
     <w:p>
       <w:pPr>
-        <w:pStyle w:val="ListParagraph"/>
+        <w:pStyle w:val="Paragraphedeliste"/>
         <w:numPr>
           <w:ilvl w:val="1"/>
           <w:numId w:val="15"/>
@@ -5635,7 +5639,7 @@
     </w:p>
     <w:p>
       <w:pPr>
-        <w:pStyle w:val="ListParagraph"/>
+        <w:pStyle w:val="Paragraphedeliste"/>
         <w:numPr>
           <w:ilvl w:val="0"/>
           <w:numId w:val="15"/>
@@ -5665,7 +5669,7 @@
     </w:p>
     <w:p>
       <w:pPr>
-        <w:pStyle w:val="ListParagraph"/>
+        <w:pStyle w:val="Paragraphedeliste"/>
         <w:numPr>
           <w:ilvl w:val="1"/>
           <w:numId w:val="15"/>
@@ -5685,7 +5689,7 @@
     </w:p>
     <w:p>
       <w:pPr>
-        <w:pStyle w:val="ListParagraph"/>
+        <w:pStyle w:val="Paragraphedeliste"/>
         <w:numPr>
           <w:ilvl w:val="1"/>
           <w:numId w:val="15"/>
@@ -5705,7 +5709,7 @@
     </w:p>
     <w:p>
       <w:pPr>
-        <w:pStyle w:val="ListParagraph"/>
+        <w:pStyle w:val="Paragraphedeliste"/>
         <w:numPr>
           <w:ilvl w:val="0"/>
           <w:numId w:val="15"/>
@@ -5735,7 +5739,7 @@
     </w:p>
     <w:p>
       <w:pPr>
-        <w:pStyle w:val="ListParagraph"/>
+        <w:pStyle w:val="Paragraphedeliste"/>
         <w:numPr>
           <w:ilvl w:val="1"/>
           <w:numId w:val="15"/>
@@ -5760,7 +5764,7 @@
     </w:p>
     <w:p>
       <w:pPr>
-        <w:pStyle w:val="Heading3"/>
+        <w:pStyle w:val="Titre3"/>
       </w:pPr>
       <w:bookmarkStart w:id="36" w:name="_Toc94631776"/>
       <w:bookmarkStart w:id="37" w:name="_Toc172898484"/>
@@ -5793,7 +5797,7 @@
     </w:p>
     <w:p>
       <w:pPr>
-        <w:pStyle w:val="ListParagraph"/>
+        <w:pStyle w:val="Paragraphedeliste"/>
         <w:numPr>
           <w:ilvl w:val="0"/>
           <w:numId w:val="16"/>
@@ -5813,7 +5817,7 @@
     </w:p>
     <w:p>
       <w:pPr>
-        <w:pStyle w:val="ListParagraph"/>
+        <w:pStyle w:val="Paragraphedeliste"/>
         <w:numPr>
           <w:ilvl w:val="0"/>
           <w:numId w:val="16"/>
@@ -5833,7 +5837,7 @@
     </w:p>
     <w:p>
       <w:pPr>
-        <w:pStyle w:val="ListParagraph"/>
+        <w:pStyle w:val="Paragraphedeliste"/>
         <w:numPr>
           <w:ilvl w:val="0"/>
           <w:numId w:val="16"/>
@@ -5848,44 +5852,50 @@
           <w:color w:val="000000"/>
           <w:lang w:val="en-US"/>
         </w:rPr>
-        <w:t xml:space="preserve">the format of the </w:t>
-      </w:r>
-      <w:proofErr w:type="spellStart"/>
-      <w:r>
+        <w:t>the format of the Xades Multifile output document</w:t>
+      </w:r>
+    </w:p>
+    <w:p>
+      <w:pPr>
         <w:rPr>
           <w:color w:val="000000"/>
           <w:lang w:val="en-US"/>
         </w:rPr>
-        <w:t>Xades</w:t>
-      </w:r>
-      <w:proofErr w:type="spellEnd"/>
+      </w:pPr>
       <w:r>
         <w:rPr>
           <w:color w:val="000000"/>
           <w:lang w:val="en-US"/>
         </w:rPr>
-        <w:t xml:space="preserve"> Multifile output document</w:t>
-      </w:r>
-    </w:p>
-    <w:p>
-      <w:pPr>
+        <w:t xml:space="preserve">BOSA will clean out old documents that were not deleted by the users of the service, except the configuration profiles. For this reason, every bucket has a mandatory “config” directory that is exempt from cleaning and should only be used to hold the XML and PDF profiles mentioned above. </w:t>
+      </w:r>
+      <w:r>
         <w:rPr>
           <w:color w:val="000000"/>
           <w:lang w:val="en-US"/>
         </w:rPr>
-      </w:pPr>
-      <w:r>
+        <w:br/>
+      </w:r>
+    </w:p>
+    <w:p>
+      <w:pPr>
         <w:rPr>
           <w:color w:val="000000"/>
           <w:lang w:val="en-US"/>
         </w:rPr>
-        <w:t xml:space="preserve">BOSA will clean out old documents that were not deleted by the users of the service, except the configuration profiles. For this reason, every bucket has a mandatory “config” directory that is exempt from cleaning and should only be used to hold the XML and PDF profiles mentioned above. </w:t>
-      </w:r>
+      </w:pPr>
       <w:r>
         <w:rPr>
           <w:color w:val="000000"/>
           <w:lang w:val="en-US"/>
         </w:rPr>
+        <w:t xml:space="preserve">To access the bucket an account is needed. To access the config directory a specific, second account is used. The reason for the split is that visible signature fields actually add content to the document when signing. Using a second account allows for more scrutiny who can define and alter this. It is possible to use the same password for both accounts if the split is not a requirement. </w:t>
+      </w:r>
+      <w:r>
+        <w:rPr>
+          <w:color w:val="000000"/>
+          <w:lang w:val="en-US"/>
+        </w:rPr>
         <w:br/>
       </w:r>
     </w:p>
@@ -5901,34 +5911,12 @@
           <w:color w:val="000000"/>
           <w:lang w:val="en-US"/>
         </w:rPr>
-        <w:t xml:space="preserve">To access the bucket an account is needed. To access the config directory a specific, second account is used. The reason for the split is that visible signature fields actually add content to the document when signing. Using a second account allows for more scrutiny who can define and alter this. It is possible to use the same password for both accounts if the split is not a requirement. </w:t>
-      </w:r>
-      <w:r>
-        <w:rPr>
-          <w:color w:val="000000"/>
-          <w:lang w:val="en-US"/>
-        </w:rPr>
-        <w:br/>
-      </w:r>
-    </w:p>
-    <w:p>
-      <w:pPr>
-        <w:rPr>
-          <w:color w:val="000000"/>
-          <w:lang w:val="en-US"/>
-        </w:rPr>
-      </w:pPr>
-      <w:r>
-        <w:rPr>
-          <w:color w:val="000000"/>
-          <w:lang w:val="en-US"/>
-        </w:rPr>
         <w:t xml:space="preserve">As BOSA offers 4 environments which accounts each, a fixed naming scheme is used based on the chosen name for the storage bucket: </w:t>
       </w:r>
     </w:p>
     <w:p>
       <w:pPr>
-        <w:pStyle w:val="ListParagraph"/>
+        <w:pStyle w:val="Paragraphedeliste"/>
         <w:numPr>
           <w:ilvl w:val="0"/>
           <w:numId w:val="17"/>
@@ -5964,7 +5952,7 @@
     </w:p>
     <w:p>
       <w:pPr>
-        <w:pStyle w:val="ListParagraph"/>
+        <w:pStyle w:val="Paragraphedeliste"/>
         <w:numPr>
           <w:ilvl w:val="0"/>
           <w:numId w:val="17"/>
@@ -5984,7 +5972,7 @@
     </w:p>
     <w:p>
       <w:pPr>
-        <w:pStyle w:val="ListParagraph"/>
+        <w:pStyle w:val="Paragraphedeliste"/>
         <w:numPr>
           <w:ilvl w:val="1"/>
           <w:numId w:val="17"/>
@@ -6004,7 +5992,7 @@
     </w:p>
     <w:p>
       <w:pPr>
-        <w:pStyle w:val="ListParagraph"/>
+        <w:pStyle w:val="Paragraphedeliste"/>
         <w:numPr>
           <w:ilvl w:val="1"/>
           <w:numId w:val="17"/>
@@ -6078,7 +6066,7 @@
     </w:p>
     <w:tbl>
       <w:tblPr>
-        <w:tblStyle w:val="TableGrid"/>
+        <w:tblStyle w:val="Grilledutableau"/>
         <w:tblW w:w="0" w:type="auto"/>
         <w:tblBorders>
           <w:top w:val="single" w:sz="4" w:space="0" w:color="057A8B" w:themeColor="text2"/>
@@ -6731,7 +6719,7 @@
     </w:p>
     <w:p>
       <w:pPr>
-        <w:pStyle w:val="Heading3"/>
+        <w:pStyle w:val="Titre3"/>
         <w:rPr>
           <w:lang w:val="en-US"/>
         </w:rPr>
@@ -6761,7 +6749,7 @@
       <w:hyperlink r:id="rId28" w:history="1">
         <w:r>
           <w:rPr>
-            <w:rStyle w:val="Hyperlink"/>
+            <w:rStyle w:val="Lienhypertexte"/>
             <w:rFonts w:cstheme="minorHAnsi"/>
             <w:lang w:val="en-US"/>
           </w:rPr>
@@ -6791,7 +6779,7 @@
     </w:p>
     <w:p>
       <w:pPr>
-        <w:pStyle w:val="Heading4"/>
+        <w:pStyle w:val="Titre4"/>
         <w:rPr>
           <w:lang w:val="en-US"/>
         </w:rPr>
@@ -6833,21 +6821,7 @@
         <w:rPr>
           <w:lang w:val="en-US"/>
         </w:rPr>
-        <w:t xml:space="preserve">For example, if a </w:t>
-      </w:r>
-      <w:proofErr w:type="spellStart"/>
-      <w:r>
-        <w:rPr>
-          <w:lang w:val="en-US"/>
-        </w:rPr>
-        <w:t>Xades</w:t>
-      </w:r>
-      <w:proofErr w:type="spellEnd"/>
-      <w:r>
-        <w:rPr>
-          <w:lang w:val="en-US"/>
-        </w:rPr>
-        <w:t xml:space="preserve"> policy is needed we can create custom profiles.</w:t>
+        <w:t>For example, if a Xades policy is needed we can create custom profiles.</w:t>
       </w:r>
     </w:p>
     <w:p>
@@ -8622,6 +8596,7 @@
                 <w:sz w:val="16"/>
                 <w:szCs w:val="16"/>
               </w:rPr>
+              <w:lastRenderedPageBreak/>
               <w:t>MDOC_XADES_LTA</w:t>
             </w:r>
           </w:p>
@@ -8741,33 +8716,7 @@
                 <w:szCs w:val="16"/>
                 <w:lang w:val="en-US"/>
               </w:rPr>
-              <w:t xml:space="preserve">Custom </w:t>
-            </w:r>
-            <w:proofErr w:type="spellStart"/>
-            <w:r>
-              <w:rPr>
-                <w:rFonts w:cstheme="minorHAnsi"/>
-                <w:b/>
-                <w:bCs/>
-                <w:color w:val="000000"/>
-                <w:sz w:val="16"/>
-                <w:szCs w:val="16"/>
-                <w:lang w:val="en-US"/>
-              </w:rPr>
-              <w:t>Xades</w:t>
-            </w:r>
-            <w:proofErr w:type="spellEnd"/>
-            <w:r>
-              <w:rPr>
-                <w:rFonts w:cstheme="minorHAnsi"/>
-                <w:b/>
-                <w:bCs/>
-                <w:color w:val="000000"/>
-                <w:sz w:val="16"/>
-                <w:szCs w:val="16"/>
-                <w:lang w:val="en-US"/>
-              </w:rPr>
-              <w:t xml:space="preserve"> multi document f</w:t>
+              <w:t>Custom Xades multi document f</w:t>
             </w:r>
             <w:r>
               <w:rPr>
@@ -9053,7 +9002,7 @@
     </w:p>
     <w:p>
       <w:pPr>
-        <w:pStyle w:val="Heading3"/>
+        <w:pStyle w:val="Titre3"/>
         <w:rPr>
           <w:lang w:val="en-US"/>
         </w:rPr>
@@ -9122,7 +9071,7 @@
     </w:p>
     <w:tbl>
       <w:tblPr>
-        <w:tblStyle w:val="TableGrid"/>
+        <w:tblStyle w:val="Grilledutableau"/>
         <w:tblW w:w="5812" w:type="dxa"/>
         <w:tblInd w:w="-5" w:type="dxa"/>
         <w:tblLayout w:type="fixed"/>
@@ -9481,7 +9430,7 @@
     </w:tbl>
     <w:p>
       <w:pPr>
-        <w:pStyle w:val="Heading3"/>
+        <w:pStyle w:val="Titre3"/>
       </w:pPr>
       <w:bookmarkStart w:id="42" w:name="_Toc94631779"/>
       <w:r>
@@ -9509,7 +9458,7 @@
       <w:hyperlink r:id="rId29" w:history="1">
         <w:r>
           <w:rPr>
-            <w:rStyle w:val="Hyperlink"/>
+            <w:rStyle w:val="Lienhypertexte"/>
             <w:rFonts w:cstheme="minorHAnsi"/>
             <w:lang w:val="en-US"/>
           </w:rPr>
@@ -9544,7 +9493,7 @@
       <w:hyperlink r:id="rId30" w:history="1">
         <w:r>
           <w:rPr>
-            <w:rStyle w:val="Hyperlink"/>
+            <w:rStyle w:val="Lienhypertexte"/>
             <w:rFonts w:cstheme="minorHAnsi"/>
             <w:lang w:val="en-US"/>
           </w:rPr>
@@ -9574,7 +9523,7 @@
     <w:p>
       <w:pPr>
         <w:rPr>
-          <w:rStyle w:val="Heading2Char"/>
+          <w:rStyle w:val="Titre2Car"/>
           <w:bCs/>
           <w:lang w:val="en-US"/>
         </w:rPr>
@@ -9582,7 +9531,7 @@
       <w:bookmarkStart w:id="44" w:name="_Toc94631780"/>
       <w:r>
         <w:rPr>
-          <w:rStyle w:val="Heading2Char"/>
+          <w:rStyle w:val="Titre2Car"/>
           <w:b w:val="0"/>
           <w:bCs/>
           <w:lang w:val="en-US"/>
@@ -9592,7 +9541,7 @@
     </w:p>
     <w:p>
       <w:pPr>
-        <w:pStyle w:val="Heading3"/>
+        <w:pStyle w:val="Titre3"/>
         <w:rPr>
           <w:b w:val="0"/>
           <w:bCs/>
@@ -9602,16 +9551,17 @@
       <w:bookmarkStart w:id="45" w:name="_Toc172898488"/>
       <w:r>
         <w:rPr>
-          <w:rStyle w:val="Heading2Char"/>
+          <w:rStyle w:val="Titre2Car"/>
           <w:b/>
           <w:bCs/>
           <w:lang w:val="en-US"/>
         </w:rPr>
+        <w:lastRenderedPageBreak/>
         <w:t>3</w:t>
       </w:r>
       <w:r>
         <w:rPr>
-          <w:rStyle w:val="Heading2Char"/>
+          <w:rStyle w:val="Titre2Car"/>
           <w:b/>
           <w:bCs/>
           <w:lang w:val="en-US"/>
@@ -9628,13 +9578,13 @@
       </w:r>
       <w:r>
         <w:rPr>
-          <w:rStyle w:val="Heading2Char"/>
+          <w:rStyle w:val="Titre2Car"/>
           <w:b/>
           <w:bCs/>
           <w:noProof/>
         </w:rPr>
         <w:drawing>
-          <wp:anchor distT="0" distB="0" distL="114300" distR="114300" simplePos="0" relativeHeight="251663872" behindDoc="0" locked="0" layoutInCell="1" allowOverlap="1" wp14:anchorId="23FEB355" wp14:editId="495FE749">
+          <wp:anchor distT="0" distB="0" distL="114300" distR="114300" simplePos="0" relativeHeight="251663872" behindDoc="0" locked="0" layoutInCell="1" allowOverlap="1" wp14:anchorId="23FEB355" wp14:editId="7CB52E1E">
             <wp:simplePos x="0" y="0"/>
             <wp:positionH relativeFrom="column">
               <wp:posOffset>76200</wp:posOffset>
@@ -9698,7 +9648,7 @@
       </w:r>
       <w:r>
         <w:rPr>
-          <w:rStyle w:val="Heading2Char"/>
+          <w:rStyle w:val="Titre2Car"/>
           <w:b/>
           <w:bCs/>
           <w:lang w:val="en-US"/>
@@ -9711,7 +9661,7 @@
     <w:p>
       <w:pPr>
         <w:rPr>
-          <w:rStyle w:val="Heading2Char"/>
+          <w:rStyle w:val="Titre2Car"/>
           <w:rFonts w:ascii="Montserrat SemiBold" w:hAnsi="Montserrat SemiBold"/>
           <w:sz w:val="38"/>
           <w:szCs w:val="32"/>
@@ -9723,7 +9673,7 @@
     <w:p>
       <w:pPr>
         <w:rPr>
-          <w:rStyle w:val="Heading2Char"/>
+          <w:rStyle w:val="Titre2Car"/>
           <w:rFonts w:ascii="Montserrat SemiBold" w:hAnsi="Montserrat SemiBold"/>
           <w:sz w:val="38"/>
           <w:szCs w:val="32"/>
@@ -9734,7 +9684,7 @@
     <w:p>
       <w:pPr>
         <w:rPr>
-          <w:rStyle w:val="Heading2Char"/>
+          <w:rStyle w:val="Titre2Car"/>
           <w:rFonts w:ascii="Montserrat SemiBold" w:hAnsi="Montserrat SemiBold"/>
           <w:sz w:val="38"/>
           <w:szCs w:val="32"/>
@@ -9745,7 +9695,7 @@
     <w:p>
       <w:pPr>
         <w:rPr>
-          <w:rStyle w:val="Heading2Char"/>
+          <w:rStyle w:val="Titre2Car"/>
           <w:rFonts w:ascii="Montserrat SemiBold" w:hAnsi="Montserrat SemiBold"/>
           <w:sz w:val="38"/>
           <w:szCs w:val="32"/>
@@ -9756,7 +9706,7 @@
     <w:p>
       <w:pPr>
         <w:rPr>
-          <w:rStyle w:val="Heading2Char"/>
+          <w:rStyle w:val="Titre2Car"/>
           <w:rFonts w:ascii="Montserrat SemiBold" w:hAnsi="Montserrat SemiBold"/>
           <w:sz w:val="38"/>
           <w:szCs w:val="32"/>
@@ -9767,7 +9717,7 @@
     <w:p>
       <w:pPr>
         <w:rPr>
-          <w:rStyle w:val="Heading2Char"/>
+          <w:rStyle w:val="Titre2Car"/>
           <w:rFonts w:ascii="Montserrat SemiBold" w:hAnsi="Montserrat SemiBold"/>
           <w:sz w:val="38"/>
           <w:szCs w:val="32"/>
@@ -9778,7 +9728,7 @@
     <w:p>
       <w:pPr>
         <w:rPr>
-          <w:rStyle w:val="Heading2Char"/>
+          <w:rStyle w:val="Titre2Car"/>
           <w:rFonts w:ascii="Montserrat SemiBold" w:hAnsi="Montserrat SemiBold"/>
           <w:sz w:val="38"/>
           <w:szCs w:val="32"/>
@@ -9789,7 +9739,7 @@
     <w:p>
       <w:pPr>
         <w:rPr>
-          <w:rStyle w:val="Heading2Char"/>
+          <w:rStyle w:val="Titre2Car"/>
           <w:rFonts w:ascii="Montserrat SemiBold" w:hAnsi="Montserrat SemiBold"/>
           <w:sz w:val="38"/>
           <w:szCs w:val="32"/>
@@ -9800,7 +9750,7 @@
     <w:p>
       <w:pPr>
         <w:rPr>
-          <w:rStyle w:val="Heading2Char"/>
+          <w:rStyle w:val="Titre2Car"/>
           <w:rFonts w:ascii="Montserrat SemiBold" w:hAnsi="Montserrat SemiBold"/>
           <w:sz w:val="38"/>
           <w:szCs w:val="32"/>
@@ -9811,7 +9761,7 @@
     <w:p>
       <w:pPr>
         <w:rPr>
-          <w:rStyle w:val="Heading2Char"/>
+          <w:rStyle w:val="Titre2Car"/>
           <w:rFonts w:ascii="Montserrat SemiBold" w:hAnsi="Montserrat SemiBold"/>
           <w:sz w:val="38"/>
           <w:szCs w:val="32"/>
@@ -9822,7 +9772,7 @@
     <w:p>
       <w:pPr>
         <w:rPr>
-          <w:rStyle w:val="Heading2Char"/>
+          <w:rStyle w:val="Titre2Car"/>
           <w:rFonts w:ascii="Montserrat SemiBold" w:hAnsi="Montserrat SemiBold"/>
           <w:sz w:val="38"/>
           <w:szCs w:val="32"/>
@@ -9833,7 +9783,7 @@
     <w:p>
       <w:pPr>
         <w:rPr>
-          <w:rStyle w:val="Heading2Char"/>
+          <w:rStyle w:val="Titre2Car"/>
           <w:rFonts w:ascii="Montserrat SemiBold" w:hAnsi="Montserrat SemiBold"/>
           <w:sz w:val="38"/>
           <w:szCs w:val="32"/>
@@ -9843,7 +9793,7 @@
     </w:p>
     <w:p>
       <w:pPr>
-        <w:pStyle w:val="Heading3"/>
+        <w:pStyle w:val="Titre3"/>
         <w:rPr>
           <w:lang w:val="en-US"/>
         </w:rPr>
@@ -9851,7 +9801,7 @@
       <w:bookmarkStart w:id="47" w:name="_Toc172898489"/>
       <w:r>
         <w:rPr>
-          <w:rStyle w:val="Heading2Char"/>
+          <w:rStyle w:val="Titre2Car"/>
           <w:rFonts w:ascii="Montserrat SemiBold" w:hAnsi="Montserrat SemiBold"/>
           <w:b/>
           <w:sz w:val="38"/>
@@ -9884,7 +9834,7 @@
       <w:hyperlink r:id="rId32" w:history="1">
         <w:r>
           <w:rPr>
-            <w:rStyle w:val="Hyperlink"/>
+            <w:rStyle w:val="Lienhypertexte"/>
             <w:lang w:val="en-US"/>
           </w:rPr>
           <w:t>here</w:t>
@@ -9912,7 +9862,7 @@
     </w:p>
     <w:p>
       <w:pPr>
-        <w:pStyle w:val="ListParagraph"/>
+        <w:pStyle w:val="Paragraphedeliste"/>
         <w:numPr>
           <w:ilvl w:val="0"/>
           <w:numId w:val="18"/>
@@ -9950,7 +9900,7 @@
     </w:p>
     <w:p>
       <w:pPr>
-        <w:pStyle w:val="ListParagraph"/>
+        <w:pStyle w:val="Paragraphedeliste"/>
         <w:numPr>
           <w:ilvl w:val="0"/>
           <w:numId w:val="18"/>
@@ -9986,7 +9936,7 @@
     </w:p>
     <w:p>
       <w:pPr>
-        <w:pStyle w:val="ListParagraph"/>
+        <w:pStyle w:val="Paragraphedeliste"/>
         <w:numPr>
           <w:ilvl w:val="0"/>
           <w:numId w:val="18"/>
@@ -10004,7 +9954,7 @@
     </w:p>
     <w:p>
       <w:pPr>
-        <w:pStyle w:val="ListParagraph"/>
+        <w:pStyle w:val="Paragraphedeliste"/>
         <w:numPr>
           <w:ilvl w:val="0"/>
           <w:numId w:val="0"/>
@@ -10074,7 +10024,7 @@
       <w:hyperlink r:id="rId33" w:history="1">
         <w:r>
           <w:rPr>
-            <w:rStyle w:val="Hyperlink"/>
+            <w:rStyle w:val="Lienhypertexte"/>
             <w:lang w:val="en-US"/>
           </w:rPr>
           <w:t>Here</w:t>
@@ -10141,6 +10091,12 @@
           <w:lang w:val="en-US"/>
         </w:rPr>
         <w:br/>
+      </w:r>
+      <w:r>
+        <w:rPr>
+          <w:lang w:val="en-US"/>
+        </w:rPr>
+        <w:lastRenderedPageBreak/>
         <w:t>For the BOSA S3 server however, the ‘bucket name’ and username are the same, therefore only a username and password are provided during the registration.</w:t>
       </w:r>
     </w:p>
@@ -10153,7 +10109,7 @@
     </w:p>
     <w:p>
       <w:pPr>
-        <w:pStyle w:val="Heading3"/>
+        <w:pStyle w:val="Titre3"/>
         <w:rPr>
           <w:lang w:val="en-US"/>
         </w:rPr>
@@ -10234,17 +10190,25 @@
           <w:lang w:val="en-US"/>
         </w:rPr>
       </w:pPr>
-      <w:r>
-        <w:rPr>
-          <w:lang w:val="en-US"/>
-        </w:rPr>
-        <w:t xml:space="preserve">In order to do </w:t>
-      </w:r>
       <w:proofErr w:type="gramStart"/>
       <w:r>
         <w:rPr>
           <w:lang w:val="en-US"/>
         </w:rPr>
+        <w:t>In order to</w:t>
+      </w:r>
+      <w:proofErr w:type="gramEnd"/>
+      <w:r>
+        <w:rPr>
+          <w:lang w:val="en-US"/>
+        </w:rPr>
+        <w:t xml:space="preserve"> do </w:t>
+      </w:r>
+      <w:proofErr w:type="gramStart"/>
+      <w:r>
+        <w:rPr>
+          <w:lang w:val="en-US"/>
+        </w:rPr>
         <w:t>this</w:t>
       </w:r>
       <w:proofErr w:type="gramEnd"/>
@@ -10305,7 +10269,7 @@
     </w:p>
     <w:p>
       <w:pPr>
-        <w:pStyle w:val="ListParagraph"/>
+        <w:pStyle w:val="Paragraphedeliste"/>
         <w:numPr>
           <w:ilvl w:val="0"/>
           <w:numId w:val="28"/>
@@ -10325,7 +10289,7 @@
     </w:p>
     <w:p>
       <w:pPr>
-        <w:pStyle w:val="ListParagraph"/>
+        <w:pStyle w:val="Paragraphedeliste"/>
         <w:numPr>
           <w:ilvl w:val="1"/>
           <w:numId w:val="28"/>
@@ -10343,7 +10307,7 @@
     </w:p>
     <w:p>
       <w:pPr>
-        <w:pStyle w:val="ListParagraph"/>
+        <w:pStyle w:val="Paragraphedeliste"/>
         <w:numPr>
           <w:ilvl w:val="0"/>
           <w:numId w:val="28"/>
@@ -10363,7 +10327,7 @@
     </w:p>
     <w:p>
       <w:pPr>
-        <w:pStyle w:val="ListParagraph"/>
+        <w:pStyle w:val="Paragraphedeliste"/>
         <w:numPr>
           <w:ilvl w:val="1"/>
           <w:numId w:val="28"/>
@@ -10405,7 +10369,7 @@
     </w:p>
     <w:p>
       <w:pPr>
-        <w:pStyle w:val="ListParagraph"/>
+        <w:pStyle w:val="Paragraphedeliste"/>
         <w:numPr>
           <w:ilvl w:val="1"/>
           <w:numId w:val="28"/>
@@ -10429,7 +10393,7 @@
     </w:p>
     <w:p>
       <w:pPr>
-        <w:pStyle w:val="ListParagraph"/>
+        <w:pStyle w:val="Paragraphedeliste"/>
         <w:numPr>
           <w:ilvl w:val="0"/>
           <w:numId w:val="0"/>
@@ -10548,7 +10512,7 @@
     </w:p>
     <w:p>
       <w:pPr>
-        <w:pStyle w:val="Heading4"/>
+        <w:pStyle w:val="Titre4"/>
         <w:rPr>
           <w:lang w:val="en-US"/>
         </w:rPr>
@@ -10604,7 +10568,7 @@
       <w:hyperlink r:id="rId34" w:history="1">
         <w:r>
           <w:rPr>
-            <w:rStyle w:val="Hyperlink"/>
+            <w:rStyle w:val="Lienhypertexte"/>
             <w:lang w:val="en-US"/>
           </w:rPr>
           <w:t>https://validate.int.fts.bosa.belgium.be/signandvalidation/swagger-ui/index.html</w:t>
@@ -10627,7 +10591,7 @@
     </w:p>
     <w:p>
       <w:pPr>
-        <w:pStyle w:val="Heading4"/>
+        <w:pStyle w:val="Titre4"/>
         <w:rPr>
           <w:lang w:val="en-US"/>
         </w:rPr>
@@ -10708,7 +10672,7 @@
     </w:p>
     <w:tbl>
       <w:tblPr>
-        <w:tblStyle w:val="TableGrid"/>
+        <w:tblStyle w:val="Grilledutableau"/>
         <w:tblW w:w="6379" w:type="dxa"/>
         <w:tblInd w:w="392" w:type="dxa"/>
         <w:tblLayout w:type="fixed"/>
@@ -11378,6 +11342,7 @@
                 <w:i/>
                 <w:lang w:val="en-US"/>
               </w:rPr>
+              <w:lastRenderedPageBreak/>
               <w:t xml:space="preserve">    </w:t>
             </w:r>
             <w:r>
@@ -11562,7 +11527,7 @@
     </w:p>
     <w:tbl>
       <w:tblPr>
-        <w:tblStyle w:val="TableGrid"/>
+        <w:tblStyle w:val="Grilledutableau"/>
         <w:tblW w:w="9634" w:type="dxa"/>
         <w:tblBorders>
           <w:top w:val="single" w:sz="4" w:space="0" w:color="057A8B" w:themeColor="text2"/>
@@ -13348,15 +13313,16 @@
     </w:p>
     <w:p>
       <w:pPr>
-        <w:pStyle w:val="Heading4"/>
-        <w:rPr>
-          <w:lang w:val="en-US"/>
-        </w:rPr>
-      </w:pPr>
-      <w:r>
-        <w:rPr>
-          <w:lang w:val="en-US"/>
-        </w:rPr>
+        <w:pStyle w:val="Titre4"/>
+        <w:rPr>
+          <w:lang w:val="en-US"/>
+        </w:rPr>
+      </w:pPr>
+      <w:r>
+        <w:rPr>
+          <w:lang w:val="en-US"/>
+        </w:rPr>
+        <w:lastRenderedPageBreak/>
         <w:t>3.2.</w:t>
       </w:r>
       <w:r>
@@ -13454,26 +13420,12 @@
         <w:rPr>
           <w:lang w:val="en-US"/>
         </w:rPr>
-        <w:t>The first use case is “</w:t>
-      </w:r>
-      <w:proofErr w:type="spellStart"/>
-      <w:r>
-        <w:rPr>
-          <w:lang w:val="en-US"/>
-        </w:rPr>
-        <w:t>Xades</w:t>
-      </w:r>
-      <w:proofErr w:type="spellEnd"/>
-      <w:r>
-        <w:rPr>
-          <w:lang w:val="en-US"/>
-        </w:rPr>
-        <w:t xml:space="preserve"> Multifile”, which allows:</w:t>
-      </w:r>
-    </w:p>
-    <w:p>
-      <w:pPr>
-        <w:pStyle w:val="ListParagraph"/>
+        <w:t>The first use case is “Xades Multifile”, which allows:</w:t>
+      </w:r>
+    </w:p>
+    <w:p>
+      <w:pPr>
+        <w:pStyle w:val="Paragraphedeliste"/>
         <w:numPr>
           <w:ilvl w:val="0"/>
           <w:numId w:val="28"/>
@@ -13515,7 +13467,7 @@
     </w:p>
     <w:p>
       <w:pPr>
-        <w:pStyle w:val="ListParagraph"/>
+        <w:pStyle w:val="Paragraphedeliste"/>
         <w:numPr>
           <w:ilvl w:val="0"/>
           <w:numId w:val="28"/>
@@ -13546,21 +13498,7 @@
         <w:rPr>
           <w:lang w:val="en-US"/>
         </w:rPr>
-        <w:t xml:space="preserve"> as </w:t>
-      </w:r>
-      <w:proofErr w:type="spellStart"/>
-      <w:r>
-        <w:rPr>
-          <w:lang w:val="en-US"/>
-        </w:rPr>
-        <w:t>Xades</w:t>
-      </w:r>
-      <w:proofErr w:type="spellEnd"/>
-      <w:r>
-        <w:rPr>
-          <w:lang w:val="en-US"/>
-        </w:rPr>
-        <w:t xml:space="preserve"> “internally detached”</w:t>
+        <w:t xml:space="preserve"> as Xades “internally detached”</w:t>
       </w:r>
       <w:r>
         <w:rPr>
@@ -13571,7 +13509,7 @@
     </w:p>
     <w:p>
       <w:pPr>
-        <w:pStyle w:val="ListParagraph"/>
+        <w:pStyle w:val="Paragraphedeliste"/>
         <w:numPr>
           <w:ilvl w:val="0"/>
           <w:numId w:val="28"/>
@@ -13619,7 +13557,7 @@
     </w:p>
     <w:p>
       <w:pPr>
-        <w:pStyle w:val="ListParagraph"/>
+        <w:pStyle w:val="Paragraphedeliste"/>
         <w:numPr>
           <w:ilvl w:val="0"/>
           <w:numId w:val="28"/>
@@ -14366,6 +14304,7 @@
         <w:t>fileName</w:t>
       </w:r>
       <w:proofErr w:type="spellEnd"/>
+      <w:proofErr w:type="gramStart"/>
       <w:r>
         <w:rPr>
           <w:color w:val="62310A" w:themeColor="accent6" w:themeShade="40"/>
@@ -14373,9 +14312,9 @@
           <w:szCs w:val="16"/>
           <w:lang w:val="en-US"/>
         </w:rPr>
-        <w:t>="{</w:t>
-      </w:r>
-      <w:proofErr w:type="gramStart"/>
+        <w:t>="{tokenize(</w:t>
+      </w:r>
+      <w:proofErr w:type="gramEnd"/>
       <w:r>
         <w:rPr>
           <w:color w:val="62310A" w:themeColor="accent6" w:themeShade="40"/>
@@ -14383,9 +14322,9 @@
           <w:szCs w:val="16"/>
           <w:lang w:val="en-US"/>
         </w:rPr>
-        <w:t>tokenize(</w:t>
-      </w:r>
-      <w:proofErr w:type="gramEnd"/>
+        <w:t>@name, '/</w:t>
+      </w:r>
+      <w:proofErr w:type="gramStart"/>
       <w:r>
         <w:rPr>
           <w:color w:val="62310A" w:themeColor="accent6" w:themeShade="40"/>
@@ -14393,9 +14332,9 @@
           <w:szCs w:val="16"/>
           <w:lang w:val="en-US"/>
         </w:rPr>
-        <w:t>@name, '/</w:t>
-      </w:r>
-      <w:proofErr w:type="gramStart"/>
+        <w:t>')[last()]}</w:t>
+      </w:r>
+      <w:proofErr w:type="gramEnd"/>
       <w:r>
         <w:rPr>
           <w:color w:val="62310A" w:themeColor="accent6" w:themeShade="40"/>
@@ -14403,29 +14342,29 @@
           <w:szCs w:val="16"/>
           <w:lang w:val="en-US"/>
         </w:rPr>
-        <w:t>')[last(</w:t>
-      </w:r>
-      <w:proofErr w:type="gramEnd"/>
-      <w:r>
+        <w:t>"</w:t>
+      </w:r>
+    </w:p>
+    <w:p>
+      <w:pPr>
+        <w:ind w:left="2880"/>
         <w:rPr>
           <w:color w:val="62310A" w:themeColor="accent6" w:themeShade="40"/>
           <w:sz w:val="16"/>
           <w:szCs w:val="16"/>
           <w:lang w:val="en-US"/>
         </w:rPr>
-        <w:t>)]}"</w:t>
-      </w:r>
-    </w:p>
-    <w:p>
-      <w:pPr>
-        <w:ind w:left="2880"/>
+      </w:pPr>
+      <w:r>
         <w:rPr>
           <w:color w:val="62310A" w:themeColor="accent6" w:themeShade="40"/>
           <w:sz w:val="16"/>
           <w:szCs w:val="16"/>
           <w:lang w:val="en-US"/>
         </w:rPr>
-      </w:pPr>
+        <w:t>mime</w:t>
+      </w:r>
+      <w:proofErr w:type="gramStart"/>
       <w:r>
         <w:rPr>
           <w:color w:val="62310A" w:themeColor="accent6" w:themeShade="40"/>
@@ -14433,9 +14372,9 @@
           <w:szCs w:val="16"/>
           <w:lang w:val="en-US"/>
         </w:rPr>
-        <w:t>mime="{</w:t>
-      </w:r>
-      <w:proofErr w:type="gramStart"/>
+        <w:t>="{tokenize(</w:t>
+      </w:r>
+      <w:proofErr w:type="gramEnd"/>
       <w:r>
         <w:rPr>
           <w:color w:val="62310A" w:themeColor="accent6" w:themeShade="40"/>
@@ -14443,9 +14382,9 @@
           <w:szCs w:val="16"/>
           <w:lang w:val="en-US"/>
         </w:rPr>
-        <w:t>tokenize(</w:t>
-      </w:r>
-      <w:proofErr w:type="gramEnd"/>
+        <w:t>@name, '\.</w:t>
+      </w:r>
+      <w:proofErr w:type="gramStart"/>
       <w:r>
         <w:rPr>
           <w:color w:val="62310A" w:themeColor="accent6" w:themeShade="40"/>
@@ -14453,9 +14392,9 @@
           <w:szCs w:val="16"/>
           <w:lang w:val="en-US"/>
         </w:rPr>
-        <w:t>@name, '\.</w:t>
-      </w:r>
-      <w:proofErr w:type="gramStart"/>
+        <w:t>')[last()]}</w:t>
+      </w:r>
+      <w:proofErr w:type="gramEnd"/>
       <w:r>
         <w:rPr>
           <w:color w:val="62310A" w:themeColor="accent6" w:themeShade="40"/>
@@ -14463,49 +14402,50 @@
           <w:szCs w:val="16"/>
           <w:lang w:val="en-US"/>
         </w:rPr>
-        <w:t>')[last(</w:t>
-      </w:r>
-      <w:proofErr w:type="gramEnd"/>
-      <w:r>
+        <w:t>"</w:t>
+      </w:r>
+    </w:p>
+    <w:p>
+      <w:pPr>
+        <w:ind w:left="2880"/>
         <w:rPr>
           <w:color w:val="62310A" w:themeColor="accent6" w:themeShade="40"/>
           <w:sz w:val="16"/>
           <w:szCs w:val="16"/>
           <w:lang w:val="en-US"/>
         </w:rPr>
-        <w:t>)]}"</w:t>
-      </w:r>
-    </w:p>
-    <w:p>
-      <w:pPr>
-        <w:ind w:left="2880"/>
+      </w:pPr>
+      <w:r>
         <w:rPr>
           <w:color w:val="62310A" w:themeColor="accent6" w:themeShade="40"/>
           <w:sz w:val="16"/>
           <w:szCs w:val="16"/>
           <w:lang w:val="en-US"/>
         </w:rPr>
-      </w:pPr>
-      <w:r>
+        <w:t>size="{@size}" /&gt;</w:t>
+      </w:r>
+    </w:p>
+    <w:p>
+      <w:pPr>
+        <w:ind w:left="1440"/>
         <w:rPr>
           <w:color w:val="62310A" w:themeColor="accent6" w:themeShade="40"/>
           <w:sz w:val="16"/>
           <w:szCs w:val="16"/>
           <w:lang w:val="en-US"/>
         </w:rPr>
-        <w:t>size="{@size}" /&gt;</w:t>
-      </w:r>
-    </w:p>
-    <w:p>
-      <w:pPr>
-        <w:ind w:left="1440"/>
+      </w:pPr>
+      <w:r>
         <w:rPr>
           <w:color w:val="62310A" w:themeColor="accent6" w:themeShade="40"/>
           <w:sz w:val="16"/>
           <w:szCs w:val="16"/>
           <w:lang w:val="en-US"/>
         </w:rPr>
-      </w:pPr>
+        <w:t xml:space="preserve">            &lt;/</w:t>
+      </w:r>
+      <w:proofErr w:type="spellStart"/>
+      <w:proofErr w:type="gramStart"/>
       <w:r>
         <w:rPr>
           <w:color w:val="62310A" w:themeColor="accent6" w:themeShade="40"/>
@@ -14513,10 +14453,9 @@
           <w:szCs w:val="16"/>
           <w:lang w:val="en-US"/>
         </w:rPr>
-        <w:t xml:space="preserve">            &lt;/</w:t>
-      </w:r>
-      <w:proofErr w:type="spellStart"/>
-      <w:proofErr w:type="gramStart"/>
+        <w:t>xsl:for</w:t>
+      </w:r>
+      <w:proofErr w:type="gramEnd"/>
       <w:r>
         <w:rPr>
           <w:color w:val="62310A" w:themeColor="accent6" w:themeShade="40"/>
@@ -14524,9 +14463,9 @@
           <w:szCs w:val="16"/>
           <w:lang w:val="en-US"/>
         </w:rPr>
-        <w:t>xsl:for</w:t>
-      </w:r>
-      <w:proofErr w:type="gramEnd"/>
+        <w:t>-each</w:t>
+      </w:r>
+      <w:proofErr w:type="spellEnd"/>
       <w:r>
         <w:rPr>
           <w:color w:val="62310A" w:themeColor="accent6" w:themeShade="40"/>
@@ -14534,29 +14473,30 @@
           <w:szCs w:val="16"/>
           <w:lang w:val="en-US"/>
         </w:rPr>
-        <w:t>-each</w:t>
-      </w:r>
-      <w:proofErr w:type="spellEnd"/>
-      <w:r>
+        <w:t>&gt;</w:t>
+      </w:r>
+    </w:p>
+    <w:p>
+      <w:pPr>
+        <w:ind w:left="1440"/>
         <w:rPr>
           <w:color w:val="62310A" w:themeColor="accent6" w:themeShade="40"/>
           <w:sz w:val="16"/>
           <w:szCs w:val="16"/>
           <w:lang w:val="en-US"/>
         </w:rPr>
-        <w:t>&gt;</w:t>
-      </w:r>
-    </w:p>
-    <w:p>
-      <w:pPr>
-        <w:ind w:left="1440"/>
+      </w:pPr>
+      <w:r>
         <w:rPr>
           <w:color w:val="62310A" w:themeColor="accent6" w:themeShade="40"/>
           <w:sz w:val="16"/>
           <w:szCs w:val="16"/>
           <w:lang w:val="en-US"/>
         </w:rPr>
-      </w:pPr>
+        <w:t xml:space="preserve">        &lt;/ </w:t>
+      </w:r>
+      <w:proofErr w:type="spellStart"/>
+      <w:proofErr w:type="gramStart"/>
       <w:r>
         <w:rPr>
           <w:color w:val="62310A" w:themeColor="accent6" w:themeShade="40"/>
@@ -14564,10 +14504,10 @@
           <w:szCs w:val="16"/>
           <w:lang w:val="en-US"/>
         </w:rPr>
-        <w:t xml:space="preserve">        &lt;/ </w:t>
-      </w:r>
-      <w:proofErr w:type="spellStart"/>
-      <w:proofErr w:type="gramStart"/>
+        <w:t>namesp:SignedDoc</w:t>
+      </w:r>
+      <w:proofErr w:type="spellEnd"/>
+      <w:proofErr w:type="gramEnd"/>
       <w:r>
         <w:rPr>
           <w:color w:val="62310A" w:themeColor="accent6" w:themeShade="40"/>
@@ -14575,30 +14515,30 @@
           <w:szCs w:val="16"/>
           <w:lang w:val="en-US"/>
         </w:rPr>
-        <w:t>namesp:SignedDoc</w:t>
-      </w:r>
-      <w:proofErr w:type="spellEnd"/>
-      <w:proofErr w:type="gramEnd"/>
-      <w:r>
+        <w:t>&gt;</w:t>
+      </w:r>
+    </w:p>
+    <w:p>
+      <w:pPr>
+        <w:ind w:left="1440"/>
         <w:rPr>
           <w:color w:val="62310A" w:themeColor="accent6" w:themeShade="40"/>
           <w:sz w:val="16"/>
           <w:szCs w:val="16"/>
           <w:lang w:val="en-US"/>
         </w:rPr>
-        <w:t>&gt;</w:t>
-      </w:r>
-    </w:p>
-    <w:p>
-      <w:pPr>
-        <w:ind w:left="1440"/>
+      </w:pPr>
+      <w:r>
         <w:rPr>
           <w:color w:val="62310A" w:themeColor="accent6" w:themeShade="40"/>
           <w:sz w:val="16"/>
           <w:szCs w:val="16"/>
           <w:lang w:val="en-US"/>
         </w:rPr>
-      </w:pPr>
+        <w:t xml:space="preserve">    &lt;/</w:t>
+      </w:r>
+      <w:proofErr w:type="spellStart"/>
+      <w:proofErr w:type="gramStart"/>
       <w:r>
         <w:rPr>
           <w:color w:val="62310A" w:themeColor="accent6" w:themeShade="40"/>
@@ -14606,10 +14546,10 @@
           <w:szCs w:val="16"/>
           <w:lang w:val="en-US"/>
         </w:rPr>
-        <w:t xml:space="preserve">    &lt;/</w:t>
-      </w:r>
-      <w:proofErr w:type="spellStart"/>
-      <w:proofErr w:type="gramStart"/>
+        <w:t>xsl:template</w:t>
+      </w:r>
+      <w:proofErr w:type="spellEnd"/>
+      <w:proofErr w:type="gramEnd"/>
       <w:r>
         <w:rPr>
           <w:color w:val="62310A" w:themeColor="accent6" w:themeShade="40"/>
@@ -14617,30 +14557,30 @@
           <w:szCs w:val="16"/>
           <w:lang w:val="en-US"/>
         </w:rPr>
-        <w:t>xsl:template</w:t>
-      </w:r>
-      <w:proofErr w:type="spellEnd"/>
-      <w:proofErr w:type="gramEnd"/>
-      <w:r>
+        <w:t>&gt;</w:t>
+      </w:r>
+    </w:p>
+    <w:p>
+      <w:pPr>
+        <w:ind w:left="1440"/>
         <w:rPr>
           <w:color w:val="62310A" w:themeColor="accent6" w:themeShade="40"/>
           <w:sz w:val="16"/>
           <w:szCs w:val="16"/>
           <w:lang w:val="en-US"/>
         </w:rPr>
-        <w:t>&gt;</w:t>
-      </w:r>
-    </w:p>
-    <w:p>
-      <w:pPr>
-        <w:ind w:left="1440"/>
+      </w:pPr>
+      <w:r>
         <w:rPr>
           <w:color w:val="62310A" w:themeColor="accent6" w:themeShade="40"/>
           <w:sz w:val="16"/>
           <w:szCs w:val="16"/>
           <w:lang w:val="en-US"/>
         </w:rPr>
-      </w:pPr>
+        <w:t>&lt;/</w:t>
+      </w:r>
+      <w:proofErr w:type="spellStart"/>
+      <w:proofErr w:type="gramStart"/>
       <w:r>
         <w:rPr>
           <w:color w:val="62310A" w:themeColor="accent6" w:themeShade="40"/>
@@ -14648,10 +14588,10 @@
           <w:szCs w:val="16"/>
           <w:lang w:val="en-US"/>
         </w:rPr>
-        <w:t>&lt;/</w:t>
-      </w:r>
-      <w:proofErr w:type="spellStart"/>
-      <w:proofErr w:type="gramStart"/>
+        <w:t>xsl:stylesheet</w:t>
+      </w:r>
+      <w:proofErr w:type="spellEnd"/>
+      <w:proofErr w:type="gramEnd"/>
       <w:r>
         <w:rPr>
           <w:color w:val="62310A" w:themeColor="accent6" w:themeShade="40"/>
@@ -14659,17 +14599,6 @@
           <w:szCs w:val="16"/>
           <w:lang w:val="en-US"/>
         </w:rPr>
-        <w:t>xsl:stylesheet</w:t>
-      </w:r>
-      <w:proofErr w:type="spellEnd"/>
-      <w:proofErr w:type="gramEnd"/>
-      <w:r>
-        <w:rPr>
-          <w:color w:val="62310A" w:themeColor="accent6" w:themeShade="40"/>
-          <w:sz w:val="16"/>
-          <w:szCs w:val="16"/>
-          <w:lang w:val="en-US"/>
-        </w:rPr>
         <w:t>&gt;</w:t>
       </w:r>
     </w:p>
@@ -14682,7 +14611,7 @@
     </w:p>
     <w:p>
       <w:pPr>
-        <w:pStyle w:val="ListParagraph"/>
+        <w:pStyle w:val="Paragraphedeliste"/>
         <w:numPr>
           <w:ilvl w:val="0"/>
           <w:numId w:val="18"/>
@@ -14695,35 +14624,7 @@
         <w:rPr>
           <w:lang w:val="en-US"/>
         </w:rPr>
-        <w:t>The “</w:t>
-      </w:r>
-      <w:proofErr w:type="spellStart"/>
-      <w:r>
-        <w:rPr>
-          <w:lang w:val="en-US"/>
-        </w:rPr>
-        <w:t>Xades</w:t>
-      </w:r>
-      <w:proofErr w:type="spellEnd"/>
-      <w:r>
-        <w:rPr>
-          <w:lang w:val="en-US"/>
-        </w:rPr>
-        <w:t xml:space="preserve"> Multifile” feature is a “signing profile” parameter. Please contact us to get a “</w:t>
-      </w:r>
-      <w:proofErr w:type="spellStart"/>
-      <w:r>
-        <w:rPr>
-          <w:lang w:val="en-US"/>
-        </w:rPr>
-        <w:t>Xades</w:t>
-      </w:r>
-      <w:proofErr w:type="spellEnd"/>
-      <w:r>
-        <w:rPr>
-          <w:lang w:val="en-US"/>
-        </w:rPr>
-        <w:t xml:space="preserve"> Multifile” profile</w:t>
+        <w:t>The “Xades Multifile” feature is a “signing profile” parameter. Please contact us to get a “Xades Multifile” profile</w:t>
       </w:r>
     </w:p>
     <w:p>
@@ -14832,7 +14733,7 @@
     </w:p>
     <w:tbl>
       <w:tblPr>
-        <w:tblStyle w:val="TableGrid"/>
+        <w:tblStyle w:val="Grilledutableau"/>
         <w:tblW w:w="6379" w:type="dxa"/>
         <w:tblInd w:w="392" w:type="dxa"/>
         <w:tblLayout w:type="fixed"/>
@@ -15113,6 +15014,7 @@
                 <w:i/>
                 <w:lang w:val="en-US"/>
               </w:rPr>
+              <w:lastRenderedPageBreak/>
               <w:t>"</w:t>
             </w:r>
             <w:proofErr w:type="spellStart"/>
@@ -15140,14 +15042,14 @@
               <w:rPr>
                 <w:rFonts w:ascii="Arial Narrow" w:eastAsia="Calibri" w:hAnsi="Arial Narrow" w:cs="Calibri Light"/>
                 <w:i/>
-                <w:lang w:val="en-US"/>
+                <w:lang w:val="fr-BE"/>
               </w:rPr>
             </w:pPr>
             <w:r>
               <w:rPr>
                 <w:rFonts w:ascii="Arial Narrow" w:eastAsia="Calibri" w:hAnsi="Arial Narrow" w:cs="Calibri Light"/>
                 <w:i/>
-                <w:lang w:val="en-US"/>
+                <w:lang w:val="fr-BE"/>
               </w:rPr>
               <w:t>"</w:t>
             </w:r>
@@ -15156,123 +15058,143 @@
               <w:rPr>
                 <w:rFonts w:ascii="Arial Narrow" w:eastAsia="Calibri" w:hAnsi="Arial Narrow" w:cs="Calibri Light"/>
                 <w:i/>
-                <w:lang w:val="en-US"/>
+                <w:lang w:val="fr-BE"/>
               </w:rPr>
               <w:t>signProfile</w:t>
             </w:r>
             <w:proofErr w:type="spellEnd"/>
+            <w:proofErr w:type="gramStart"/>
             <w:r>
               <w:rPr>
                 <w:rFonts w:ascii="Arial Narrow" w:eastAsia="Calibri" w:hAnsi="Arial Narrow" w:cs="Calibri Light"/>
                 <w:i/>
-                <w:lang w:val="en-US"/>
-              </w:rPr>
-              <w:t>": "PADES_LTA",</w:t>
-            </w:r>
-          </w:p>
-          <w:p>
-            <w:pPr>
-              <w:spacing w:before="0" w:beforeAutospacing="0" w:after="0" w:afterAutospacing="0"/>
+                <w:lang w:val="fr-BE"/>
+              </w:rPr>
+              <w:t>":</w:t>
+            </w:r>
+            <w:proofErr w:type="gramEnd"/>
+            <w:r>
               <w:rPr>
                 <w:rFonts w:ascii="Arial Narrow" w:eastAsia="Calibri" w:hAnsi="Arial Narrow" w:cs="Calibri Light"/>
                 <w:i/>
-                <w:lang w:val="en-US"/>
-              </w:rPr>
-            </w:pPr>
-            <w:r>
+                <w:lang w:val="fr-BE"/>
+              </w:rPr>
+              <w:t xml:space="preserve"> "PADES_LTA",</w:t>
+            </w:r>
+          </w:p>
+          <w:p>
+            <w:pPr>
+              <w:spacing w:before="0" w:beforeAutospacing="0" w:after="0" w:afterAutospacing="0"/>
               <w:rPr>
                 <w:rFonts w:ascii="Arial Narrow" w:eastAsia="Calibri" w:hAnsi="Arial Narrow" w:cs="Calibri Light"/>
                 <w:i/>
-                <w:lang w:val="en-US"/>
-              </w:rPr>
-              <w:t>"</w:t>
-            </w:r>
-            <w:proofErr w:type="spellStart"/>
+                <w:lang w:val="fr-BE"/>
+              </w:rPr>
+            </w:pPr>
             <w:r>
               <w:rPr>
                 <w:rFonts w:ascii="Arial Narrow" w:eastAsia="Calibri" w:hAnsi="Arial Narrow" w:cs="Calibri Light"/>
                 <w:i/>
-                <w:lang w:val="en-US"/>
-              </w:rPr>
-              <w:t>altSignProfile</w:t>
-            </w:r>
-            <w:proofErr w:type="spellEnd"/>
+                <w:lang w:val="fr-BE"/>
+              </w:rPr>
+              <w:t>"</w:t>
+            </w:r>
+            <w:proofErr w:type="spellStart"/>
             <w:r>
               <w:rPr>
                 <w:rFonts w:ascii="Arial Narrow" w:eastAsia="Calibri" w:hAnsi="Arial Narrow" w:cs="Calibri Light"/>
                 <w:i/>
-                <w:lang w:val="en-US"/>
-              </w:rPr>
-              <w:t>": "XADES_LTA",</w:t>
-            </w:r>
-          </w:p>
-          <w:p>
-            <w:pPr>
-              <w:spacing w:before="0" w:beforeAutospacing="0" w:after="0" w:afterAutospacing="0"/>
+                <w:lang w:val="fr-BE"/>
+              </w:rPr>
+              <w:t>altSignProfile</w:t>
+            </w:r>
+            <w:proofErr w:type="spellEnd"/>
+            <w:proofErr w:type="gramStart"/>
+            <w:r>
               <w:rPr>
                 <w:rFonts w:ascii="Arial Narrow" w:eastAsia="Calibri" w:hAnsi="Arial Narrow" w:cs="Calibri Light"/>
                 <w:i/>
-                <w:lang w:val="en-US"/>
-              </w:rPr>
-            </w:pPr>
+                <w:lang w:val="fr-BE"/>
+              </w:rPr>
+              <w:t>":</w:t>
+            </w:r>
+            <w:proofErr w:type="gramEnd"/>
             <w:r>
               <w:rPr>
                 <w:rFonts w:ascii="Arial Narrow" w:eastAsia="Calibri" w:hAnsi="Arial Narrow" w:cs="Calibri Light"/>
                 <w:i/>
-                <w:lang w:val="en-US"/>
-              </w:rPr>
-              <w:t>"</w:t>
-            </w:r>
-            <w:proofErr w:type="spellStart"/>
-            <w:r>
+                <w:lang w:val="fr-BE"/>
+              </w:rPr>
+              <w:t xml:space="preserve"> "XADES_LTA",</w:t>
+            </w:r>
+          </w:p>
+          <w:p>
+            <w:pPr>
+              <w:spacing w:before="0" w:beforeAutospacing="0" w:after="0" w:afterAutospacing="0"/>
               <w:rPr>
                 <w:rFonts w:ascii="Arial Narrow" w:eastAsia="Calibri" w:hAnsi="Arial Narrow" w:cs="Calibri Light"/>
                 <w:i/>
                 <w:lang w:val="en-US"/>
               </w:rPr>
-              <w:t>nnAllowedToSign</w:t>
-            </w:r>
-            <w:proofErr w:type="spellEnd"/>
+            </w:pPr>
             <w:r>
               <w:rPr>
                 <w:rFonts w:ascii="Arial Narrow" w:eastAsia="Calibri" w:hAnsi="Arial Narrow" w:cs="Calibri Light"/>
                 <w:i/>
                 <w:lang w:val="en-US"/>
               </w:rPr>
-              <w:t>": "</w:t>
-            </w:r>
+              <w:t>"</w:t>
+            </w:r>
+            <w:proofErr w:type="spellStart"/>
             <w:r>
               <w:rPr>
                 <w:rFonts w:ascii="Arial Narrow" w:eastAsia="Calibri" w:hAnsi="Arial Narrow" w:cs="Calibri Light"/>
                 <w:i/>
                 <w:lang w:val="en-US"/>
               </w:rPr>
-              <w:t>3423423423,45345345354</w:t>
-            </w:r>
+              <w:t>nnAllowedToSign</w:t>
+            </w:r>
+            <w:proofErr w:type="spellEnd"/>
             <w:r>
               <w:rPr>
                 <w:rFonts w:ascii="Arial Narrow" w:eastAsia="Calibri" w:hAnsi="Arial Narrow" w:cs="Calibri Light"/>
                 <w:i/>
                 <w:lang w:val="en-US"/>
               </w:rPr>
-              <w:t>",</w:t>
-            </w:r>
-          </w:p>
-          <w:p>
-            <w:pPr>
-              <w:spacing w:before="0" w:beforeAutospacing="0" w:after="0" w:afterAutospacing="0"/>
+              <w:t>": "</w:t>
+            </w:r>
+            <w:r>
               <w:rPr>
                 <w:rFonts w:ascii="Arial Narrow" w:eastAsia="Calibri" w:hAnsi="Arial Narrow" w:cs="Calibri Light"/>
                 <w:i/>
                 <w:lang w:val="en-US"/>
               </w:rPr>
-            </w:pPr>
+              <w:t>3423423423,45345345354</w:t>
+            </w:r>
             <w:r>
               <w:rPr>
                 <w:rFonts w:ascii="Arial Narrow" w:eastAsia="Calibri" w:hAnsi="Arial Narrow" w:cs="Calibri Light"/>
                 <w:i/>
                 <w:lang w:val="en-US"/>
               </w:rPr>
+              <w:t>",</w:t>
+            </w:r>
+          </w:p>
+          <w:p>
+            <w:pPr>
+              <w:spacing w:before="0" w:beforeAutospacing="0" w:after="0" w:afterAutospacing="0"/>
+              <w:rPr>
+                <w:rFonts w:ascii="Arial Narrow" w:eastAsia="Calibri" w:hAnsi="Arial Narrow" w:cs="Calibri Light"/>
+                <w:i/>
+                <w:lang w:val="en-US"/>
+              </w:rPr>
+            </w:pPr>
+            <w:r>
+              <w:rPr>
+                <w:rFonts w:ascii="Arial Narrow" w:eastAsia="Calibri" w:hAnsi="Arial Narrow" w:cs="Calibri Light"/>
+                <w:i/>
+                <w:lang w:val="en-US"/>
+              </w:rPr>
               <w:t>"policy": {</w:t>
             </w:r>
           </w:p>
@@ -15292,7 +15214,7 @@
                 <w:i/>
                 <w:lang w:val="en-US"/>
               </w:rPr>
-              <w:t>"id":  "http://signinfo</w:t>
+              <w:t>"id"</w:t>
             </w:r>
             <w:proofErr w:type="gramStart"/>
             <w:r>
@@ -15301,7 +15223,7 @@
                 <w:i/>
                 <w:lang w:val="en-US"/>
               </w:rPr>
-              <w:t>.....</w:t>
+              <w:t>:  "</w:t>
             </w:r>
             <w:proofErr w:type="gramEnd"/>
             <w:r>
@@ -15310,6 +15232,24 @@
                 <w:i/>
                 <w:lang w:val="en-US"/>
               </w:rPr>
+              <w:t>http://signinfo</w:t>
+            </w:r>
+            <w:proofErr w:type="gramStart"/>
+            <w:r>
+              <w:rPr>
+                <w:rFonts w:ascii="Arial Narrow" w:eastAsia="Calibri" w:hAnsi="Arial Narrow" w:cs="Calibri Light"/>
+                <w:i/>
+                <w:lang w:val="en-US"/>
+              </w:rPr>
+              <w:t>.....</w:t>
+            </w:r>
+            <w:proofErr w:type="gramEnd"/>
+            <w:r>
+              <w:rPr>
+                <w:rFonts w:ascii="Arial Narrow" w:eastAsia="Calibri" w:hAnsi="Arial Narrow" w:cs="Calibri Light"/>
+                <w:i/>
+                <w:lang w:val="en-US"/>
+              </w:rPr>
               <w:t>",</w:t>
             </w:r>
           </w:p>
@@ -16043,7 +15983,7 @@
           </w:p>
           <w:p>
             <w:pPr>
-              <w:pStyle w:val="NoSpacing"/>
+              <w:pStyle w:val="Sansinterligne"/>
               <w:spacing w:before="0" w:beforeAutospacing="0" w:after="0" w:afterAutospacing="0"/>
               <w:rPr>
                 <w:rFonts w:ascii="Calibri Light" w:eastAsia="Calibri" w:hAnsi="Calibri Light" w:cs="Calibri Light"/>
@@ -16078,7 +16018,7 @@
     </w:p>
     <w:tbl>
       <w:tblPr>
-        <w:tblStyle w:val="TableGrid"/>
+        <w:tblStyle w:val="Grilledutableau"/>
         <w:tblW w:w="9639" w:type="dxa"/>
         <w:tblInd w:w="-5" w:type="dxa"/>
         <w:tblBorders>
@@ -17091,6 +17031,7 @@
                 <w:sz w:val="16"/>
                 <w:szCs w:val="16"/>
               </w:rPr>
+              <w:lastRenderedPageBreak/>
               <w:t>inputs.psfN</w:t>
             </w:r>
           </w:p>
@@ -18846,7 +18787,7 @@
     </w:p>
     <w:p>
       <w:pPr>
-        <w:pStyle w:val="Heading3"/>
+        <w:pStyle w:val="Titre3"/>
         <w:rPr>
           <w:lang w:val="en-US"/>
         </w:rPr>
@@ -18908,7 +18849,7 @@
     </w:p>
     <w:p>
       <w:pPr>
-        <w:pStyle w:val="ListParagraph"/>
+        <w:pStyle w:val="Paragraphedeliste"/>
         <w:numPr>
           <w:ilvl w:val="0"/>
           <w:numId w:val="19"/>
@@ -18974,7 +18915,7 @@
     </w:p>
     <w:p>
       <w:pPr>
-        <w:pStyle w:val="ListParagraph"/>
+        <w:pStyle w:val="Paragraphedeliste"/>
         <w:numPr>
           <w:ilvl w:val="0"/>
           <w:numId w:val="19"/>
@@ -18992,7 +18933,7 @@
     </w:p>
     <w:p>
       <w:pPr>
-        <w:pStyle w:val="ListParagraph"/>
+        <w:pStyle w:val="Paragraphedeliste"/>
         <w:numPr>
           <w:ilvl w:val="1"/>
           <w:numId w:val="19"/>
@@ -19038,7 +18979,7 @@
     </w:p>
     <w:p>
       <w:pPr>
-        <w:pStyle w:val="ListParagraph"/>
+        <w:pStyle w:val="Paragraphedeliste"/>
         <w:numPr>
           <w:ilvl w:val="2"/>
           <w:numId w:val="19"/>
@@ -19056,7 +18997,7 @@
     </w:p>
     <w:p>
       <w:pPr>
-        <w:pStyle w:val="ListParagraph"/>
+        <w:pStyle w:val="Paragraphedeliste"/>
         <w:numPr>
           <w:ilvl w:val="1"/>
           <w:numId w:val="19"/>
@@ -19091,7 +19032,7 @@
     </w:p>
     <w:p>
       <w:pPr>
-        <w:pStyle w:val="ListParagraph"/>
+        <w:pStyle w:val="Paragraphedeliste"/>
         <w:numPr>
           <w:ilvl w:val="2"/>
           <w:numId w:val="19"/>
@@ -19140,7 +19081,7 @@
     </w:p>
     <w:p>
       <w:pPr>
-        <w:pStyle w:val="ListParagraph"/>
+        <w:pStyle w:val="Paragraphedeliste"/>
         <w:numPr>
           <w:ilvl w:val="1"/>
           <w:numId w:val="19"/>
@@ -19198,7 +19139,7 @@
     </w:p>
     <w:p>
       <w:pPr>
-        <w:pStyle w:val="ListParagraph"/>
+        <w:pStyle w:val="Paragraphedeliste"/>
         <w:numPr>
           <w:ilvl w:val="2"/>
           <w:numId w:val="19"/>
@@ -19230,7 +19171,7 @@
     </w:p>
     <w:p>
       <w:pPr>
-        <w:pStyle w:val="ListParagraph"/>
+        <w:pStyle w:val="Paragraphedeliste"/>
         <w:numPr>
           <w:ilvl w:val="2"/>
           <w:numId w:val="19"/>
@@ -19322,7 +19263,7 @@
     </w:p>
     <w:p>
       <w:pPr>
-        <w:pStyle w:val="ListParagraph"/>
+        <w:pStyle w:val="Paragraphedeliste"/>
         <w:numPr>
           <w:ilvl w:val="2"/>
           <w:numId w:val="19"/>
@@ -19340,7 +19281,7 @@
     </w:p>
     <w:p>
       <w:pPr>
-        <w:pStyle w:val="ListParagraph"/>
+        <w:pStyle w:val="Paragraphedeliste"/>
         <w:numPr>
           <w:ilvl w:val="2"/>
           <w:numId w:val="19"/>
@@ -19370,7 +19311,7 @@
     </w:p>
     <w:p>
       <w:pPr>
-        <w:pStyle w:val="ListParagraph"/>
+        <w:pStyle w:val="Paragraphedeliste"/>
         <w:numPr>
           <w:ilvl w:val="2"/>
           <w:numId w:val="19"/>
@@ -19388,7 +19329,7 @@
     </w:p>
     <w:p>
       <w:pPr>
-        <w:pStyle w:val="ListParagraph"/>
+        <w:pStyle w:val="Paragraphedeliste"/>
         <w:numPr>
           <w:ilvl w:val="1"/>
           <w:numId w:val="19"/>
@@ -19414,7 +19355,7 @@
     </w:p>
     <w:p>
       <w:pPr>
-        <w:pStyle w:val="ListParagraph"/>
+        <w:pStyle w:val="Paragraphedeliste"/>
         <w:numPr>
           <w:ilvl w:val="2"/>
           <w:numId w:val="19"/>
@@ -19432,7 +19373,7 @@
     </w:p>
     <w:p>
       <w:pPr>
-        <w:pStyle w:val="ListParagraph"/>
+        <w:pStyle w:val="Paragraphedeliste"/>
         <w:numPr>
           <w:ilvl w:val="3"/>
           <w:numId w:val="19"/>
@@ -19464,7 +19405,7 @@
     </w:p>
     <w:p>
       <w:pPr>
-        <w:pStyle w:val="ListParagraph"/>
+        <w:pStyle w:val="Paragraphedeliste"/>
         <w:numPr>
           <w:ilvl w:val="1"/>
           <w:numId w:val="19"/>
@@ -19497,7 +19438,7 @@
     </w:p>
     <w:p>
       <w:pPr>
-        <w:pStyle w:val="ListParagraph"/>
+        <w:pStyle w:val="Paragraphedeliste"/>
         <w:numPr>
           <w:ilvl w:val="2"/>
           <w:numId w:val="19"/>
@@ -19547,7 +19488,7 @@
     </w:p>
     <w:p>
       <w:pPr>
-        <w:pStyle w:val="ListParagraph"/>
+        <w:pStyle w:val="Paragraphedeliste"/>
         <w:numPr>
           <w:ilvl w:val="2"/>
           <w:numId w:val="19"/>
@@ -19560,13 +19501,7 @@
         <w:rPr>
           <w:lang w:val="en-US"/>
         </w:rPr>
-        <w:t>The value is not checked</w:t>
-      </w:r>
-      <w:r>
-        <w:rPr>
-          <w:lang w:val="en-US"/>
-        </w:rPr>
-        <w:t>. “</w:t>
+        <w:t>The value is not checked. “</w:t>
       </w:r>
       <w:proofErr w:type="spellStart"/>
       <w:r>
@@ -19585,7 +19520,7 @@
     </w:p>
     <w:p>
       <w:pPr>
-        <w:pStyle w:val="ListParagraph"/>
+        <w:pStyle w:val="Paragraphedeliste"/>
         <w:numPr>
           <w:ilvl w:val="0"/>
           <w:numId w:val="0"/>
@@ -19619,7 +19554,7 @@
     </w:p>
     <w:tbl>
       <w:tblPr>
-        <w:tblStyle w:val="TableGrid"/>
+        <w:tblStyle w:val="Grilledutableau"/>
         <w:tblW w:w="9356" w:type="dxa"/>
         <w:tblInd w:w="108" w:type="dxa"/>
         <w:tblLayout w:type="fixed"/>
@@ -19861,6 +19796,7 @@
         <w:rPr>
           <w:noProof/>
         </w:rPr>
+        <w:lastRenderedPageBreak/>
         <w:drawing>
           <wp:inline distT="0" distB="0" distL="0" distR="0" wp14:anchorId="0C7C4714" wp14:editId="4A638339">
             <wp:extent cx="3956050" cy="2971108"/>
@@ -20163,7 +20099,7 @@
       <w:hyperlink r:id="rId37" w:history="1">
         <w:r>
           <w:rPr>
-            <w:rStyle w:val="Hyperlink"/>
+            <w:rStyle w:val="Lienhypertexte"/>
             <w:lang w:val="en-US"/>
           </w:rPr>
           <w:t>https://developer.mozilla.org/en-US/docs/Web/HTTP/CORS</w:t>
@@ -20219,6 +20155,7 @@
           <w:szCs w:val="18"/>
           <w:lang w:val="en-US"/>
         </w:rPr>
+        <w:lastRenderedPageBreak/>
         <w:t>{</w:t>
       </w:r>
     </w:p>
@@ -20457,7 +20394,7 @@
     </w:p>
     <w:p>
       <w:pPr>
-        <w:pStyle w:val="ListParagraph"/>
+        <w:pStyle w:val="Paragraphedeliste"/>
         <w:numPr>
           <w:ilvl w:val="2"/>
           <w:numId w:val="28"/>
@@ -20495,7 +20432,7 @@
     </w:p>
     <w:p>
       <w:pPr>
-        <w:pStyle w:val="ListParagraph"/>
+        <w:pStyle w:val="Paragraphedeliste"/>
         <w:numPr>
           <w:ilvl w:val="2"/>
           <w:numId w:val="28"/>
@@ -20542,7 +20479,7 @@
     </w:p>
     <w:p>
       <w:pPr>
-        <w:pStyle w:val="ListParagraph"/>
+        <w:pStyle w:val="Paragraphedeliste"/>
         <w:numPr>
           <w:ilvl w:val="3"/>
           <w:numId w:val="28"/>
@@ -20591,7 +20528,7 @@
         <w:rPr>
           <w:lang w:val="en-US"/>
         </w:rPr>
-        <w:t>” field is the same as the field displayed at the bottom of the screen next to the version number (The last 16 digits of the token):</w:t>
+        <w:t>” field is the same as the field displayed at the bottom of the screen next to the version number:</w:t>
       </w:r>
     </w:p>
     <w:p>
@@ -20669,40 +20606,26 @@
           <w:lang w:val="en-US"/>
         </w:rPr>
         <w:tab/>
-        <w:t xml:space="preserve">It is used to corelate user reports, token </w:t>
-      </w:r>
-      <w:proofErr w:type="gramStart"/>
-      <w:r>
-        <w:rPr>
-          <w:lang w:val="en-US"/>
-        </w:rPr>
-        <w:t>logs  and</w:t>
-      </w:r>
-      <w:proofErr w:type="gramEnd"/>
-      <w:r>
-        <w:rPr>
-          <w:lang w:val="en-US"/>
-        </w:rPr>
-        <w:t xml:space="preserve"> “hook” logs.</w:t>
-      </w:r>
-    </w:p>
-    <w:p>
-      <w:pPr>
-        <w:rPr>
-          <w:lang w:val="en-US"/>
-        </w:rPr>
-      </w:pPr>
-    </w:p>
-    <w:p>
-      <w:pPr>
-        <w:rPr>
-          <w:lang w:val="en-US"/>
-        </w:rPr>
-      </w:pPr>
-    </w:p>
-    <w:p>
-      <w:pPr>
-        <w:pStyle w:val="Heading3"/>
+        <w:t>It is used to corelate user reports, token logs and “hook” logs.</w:t>
+      </w:r>
+    </w:p>
+    <w:p>
+      <w:pPr>
+        <w:rPr>
+          <w:lang w:val="en-US"/>
+        </w:rPr>
+      </w:pPr>
+    </w:p>
+    <w:p>
+      <w:pPr>
+        <w:rPr>
+          <w:lang w:val="en-US"/>
+        </w:rPr>
+      </w:pPr>
+    </w:p>
+    <w:p>
+      <w:pPr>
+        <w:pStyle w:val="Titre3"/>
         <w:rPr>
           <w:lang w:val="en-US"/>
         </w:rPr>
@@ -20975,7 +20898,7 @@
     </w:p>
     <w:tbl>
       <w:tblPr>
-        <w:tblStyle w:val="TableGrid"/>
+        <w:tblStyle w:val="Grilledutableau"/>
         <w:tblW w:w="9576" w:type="dxa"/>
         <w:tblLayout w:type="fixed"/>
         <w:tblLook w:val="04A0" w:firstRow="1" w:lastRow="0" w:firstColumn="1" w:lastColumn="0" w:noHBand="0" w:noVBand="1"/>
@@ -21000,6 +20923,7 @@
               <w:rPr>
                 <w:rFonts w:ascii="Calibri Light" w:eastAsia="Calibri" w:hAnsi="Calibri Light" w:cs="Calibri Light"/>
               </w:rPr>
+              <w:lastRenderedPageBreak/>
               <w:t>Signed document:</w:t>
             </w:r>
             <w:r>
@@ -21175,7 +21099,7 @@
     </w:p>
     <w:p>
       <w:pPr>
-        <w:pStyle w:val="ListParagraph"/>
+        <w:pStyle w:val="Paragraphedeliste"/>
         <w:numPr>
           <w:ilvl w:val="0"/>
           <w:numId w:val="20"/>
@@ -21201,7 +21125,7 @@
     </w:p>
     <w:p>
       <w:pPr>
-        <w:pStyle w:val="ListParagraph"/>
+        <w:pStyle w:val="Paragraphedeliste"/>
         <w:numPr>
           <w:ilvl w:val="1"/>
           <w:numId w:val="20"/>
@@ -21232,7 +21156,7 @@
     </w:p>
     <w:p>
       <w:pPr>
-        <w:pStyle w:val="ListParagraph"/>
+        <w:pStyle w:val="Paragraphedeliste"/>
         <w:numPr>
           <w:ilvl w:val="0"/>
           <w:numId w:val="20"/>
@@ -21260,7 +21184,7 @@
     </w:p>
     <w:p>
       <w:pPr>
-        <w:pStyle w:val="ListParagraph"/>
+        <w:pStyle w:val="Paragraphedeliste"/>
         <w:numPr>
           <w:ilvl w:val="1"/>
           <w:numId w:val="20"/>
@@ -21278,7 +21202,7 @@
     </w:p>
     <w:p>
       <w:pPr>
-        <w:pStyle w:val="ListParagraph"/>
+        <w:pStyle w:val="Paragraphedeliste"/>
         <w:numPr>
           <w:ilvl w:val="0"/>
           <w:numId w:val="20"/>
@@ -21301,7 +21225,7 @@
     </w:p>
     <w:p>
       <w:pPr>
-        <w:pStyle w:val="ListParagraph"/>
+        <w:pStyle w:val="Paragraphedeliste"/>
         <w:numPr>
           <w:ilvl w:val="1"/>
           <w:numId w:val="20"/>
@@ -21327,7 +21251,7 @@
     </w:p>
     <w:tbl>
       <w:tblPr>
-        <w:tblStyle w:val="TableGrid"/>
+        <w:tblStyle w:val="Grilledutableau"/>
         <w:tblW w:w="9242" w:type="dxa"/>
         <w:tblInd w:w="108" w:type="dxa"/>
         <w:tblLayout w:type="fixed"/>
@@ -21375,7 +21299,7 @@
     </w:p>
     <w:tbl>
       <w:tblPr>
-        <w:tblStyle w:val="TableGrid"/>
+        <w:tblStyle w:val="Grilledutableau"/>
         <w:tblW w:w="9242" w:type="dxa"/>
         <w:tblInd w:w="108" w:type="dxa"/>
         <w:tblLayout w:type="fixed"/>
@@ -21401,7 +21325,7 @@
             <w:hyperlink r:id="rId41" w:history="1">
               <w:r>
                 <w:rPr>
-                  <w:rStyle w:val="Hyperlink"/>
+                  <w:rStyle w:val="Lienhypertexte"/>
                   <w:rFonts w:ascii="Calibri Light" w:eastAsia="Calibri" w:hAnsi="Calibri Light" w:cs="Calibri Light"/>
                   <w:b/>
                   <w:i/>
@@ -21411,7 +21335,7 @@
               </w:r>
               <w:r>
                 <w:rPr>
-                  <w:rStyle w:val="Hyperlink"/>
+                  <w:rStyle w:val="Lienhypertexte"/>
                   <w:rFonts w:ascii="Calibri Light" w:eastAsia="Calibri" w:hAnsi="Calibri Light" w:cs="Calibri Light"/>
                   <w:i/>
                   <w:lang w:val="en-US"/>
@@ -21435,7 +21359,7 @@
     </w:p>
     <w:tbl>
       <w:tblPr>
-        <w:tblStyle w:val="TableGrid"/>
+        <w:tblStyle w:val="Grilledutableau"/>
         <w:tblW w:w="9356" w:type="dxa"/>
         <w:tblInd w:w="108" w:type="dxa"/>
         <w:tblLayout w:type="fixed"/>
@@ -21615,7 +21539,7 @@
     </w:p>
     <w:p>
       <w:pPr>
-        <w:pStyle w:val="Heading3"/>
+        <w:pStyle w:val="Titre3"/>
         <w:rPr>
           <w:lang w:val="es-ES"/>
         </w:rPr>
@@ -21625,6 +21549,7 @@
         <w:rPr>
           <w:lang w:val="es-ES"/>
         </w:rPr>
+        <w:lastRenderedPageBreak/>
         <w:t xml:space="preserve">3.5. Error </w:t>
       </w:r>
       <w:proofErr w:type="spellStart"/>
@@ -21655,7 +21580,7 @@
       <w:hyperlink r:id="rId42" w:history="1">
         <w:r>
           <w:rPr>
-            <w:rStyle w:val="Hyperlink"/>
+            <w:rStyle w:val="Lienhypertexte"/>
             <w:rFonts w:cstheme="minorHAnsi"/>
             <w:lang w:val="es-ES"/>
           </w:rPr>
@@ -21694,7 +21619,7 @@
     </w:p>
     <w:tbl>
       <w:tblPr>
-        <w:tblStyle w:val="TableGrid"/>
+        <w:tblStyle w:val="Grilledutableau"/>
         <w:tblW w:w="9639" w:type="dxa"/>
         <w:tblInd w:w="250" w:type="dxa"/>
         <w:tblBorders>
@@ -23777,7 +23702,7 @@
     </w:tbl>
     <w:p>
       <w:pPr>
-        <w:pStyle w:val="Heading3"/>
+        <w:pStyle w:val="Titre3"/>
         <w:rPr>
           <w:lang w:val="en-US"/>
         </w:rPr>
@@ -23788,6 +23713,7 @@
         <w:rPr>
           <w:lang w:val="en-US"/>
         </w:rPr>
+        <w:lastRenderedPageBreak/>
         <w:t>3.6. PDF visible signatures</w:t>
       </w:r>
       <w:bookmarkEnd w:id="56"/>
@@ -23828,7 +23754,21 @@
         <w:rPr>
           <w:lang w:val="en-US"/>
         </w:rPr>
-        <w:t xml:space="preserve">There are quite a number of options (image, text, </w:t>
+        <w:t xml:space="preserve">There are quite </w:t>
+      </w:r>
+      <w:proofErr w:type="gramStart"/>
+      <w:r>
+        <w:rPr>
+          <w:lang w:val="en-US"/>
+        </w:rPr>
+        <w:t>a number of</w:t>
+      </w:r>
+      <w:proofErr w:type="gramEnd"/>
+      <w:r>
+        <w:rPr>
+          <w:lang w:val="en-US"/>
+        </w:rPr>
+        <w:t xml:space="preserve"> options (image, text, </w:t>
       </w:r>
       <w:proofErr w:type="gramStart"/>
       <w:r>
@@ -23967,7 +23907,7 @@
     </w:p>
     <w:p>
       <w:pPr>
-        <w:pStyle w:val="ListParagraph"/>
+        <w:pStyle w:val="Paragraphedeliste"/>
         <w:numPr>
           <w:ilvl w:val="0"/>
           <w:numId w:val="21"/>
@@ -23994,7 +23934,7 @@
     </w:p>
     <w:p>
       <w:pPr>
-        <w:pStyle w:val="ListParagraph"/>
+        <w:pStyle w:val="Paragraphedeliste"/>
         <w:numPr>
           <w:ilvl w:val="0"/>
           <w:numId w:val="21"/>
@@ -24021,7 +23961,7 @@
     </w:p>
     <w:p>
       <w:pPr>
-        <w:pStyle w:val="ListParagraph"/>
+        <w:pStyle w:val="Paragraphedeliste"/>
         <w:numPr>
           <w:ilvl w:val="0"/>
           <w:numId w:val="21"/>
@@ -24048,7 +23988,7 @@
     </w:p>
     <w:p>
       <w:pPr>
-        <w:pStyle w:val="ListParagraph"/>
+        <w:pStyle w:val="Paragraphedeliste"/>
         <w:numPr>
           <w:ilvl w:val="1"/>
           <w:numId w:val="21"/>
@@ -24066,7 +24006,7 @@
     </w:p>
     <w:p>
       <w:pPr>
-        <w:pStyle w:val="ListParagraph"/>
+        <w:pStyle w:val="Paragraphedeliste"/>
         <w:numPr>
           <w:ilvl w:val="1"/>
           <w:numId w:val="21"/>
@@ -24143,7 +24083,7 @@
     </w:p>
     <w:p>
       <w:pPr>
-        <w:pStyle w:val="ListParagraph"/>
+        <w:pStyle w:val="Paragraphedeliste"/>
         <w:numPr>
           <w:ilvl w:val="0"/>
           <w:numId w:val="21"/>
@@ -24196,7 +24136,7 @@
     </w:p>
     <w:p>
       <w:pPr>
-        <w:pStyle w:val="ListParagraph"/>
+        <w:pStyle w:val="Paragraphedeliste"/>
         <w:numPr>
           <w:ilvl w:val="0"/>
           <w:numId w:val="21"/>
@@ -24351,7 +24291,7 @@
     </w:p>
     <w:tbl>
       <w:tblPr>
-        <w:tblStyle w:val="TableGrid"/>
+        <w:tblStyle w:val="Grilledutableau"/>
         <w:tblW w:w="6379" w:type="dxa"/>
         <w:tblInd w:w="392" w:type="dxa"/>
         <w:tblLayout w:type="fixed"/>
@@ -24793,7 +24733,7 @@
     </w:p>
     <w:tbl>
       <w:tblPr>
-        <w:tblStyle w:val="TableGrid"/>
+        <w:tblStyle w:val="Grilledutableau"/>
         <w:tblW w:w="6379" w:type="dxa"/>
         <w:tblInd w:w="392" w:type="dxa"/>
         <w:tblLayout w:type="fixed"/>
@@ -24896,6 +24836,7 @@
                 <w:rFonts w:ascii="Calibri Light" w:eastAsia="Calibri" w:hAnsi="Calibri Light" w:cs="Calibri Light"/>
                 <w:lang w:val="en-US"/>
               </w:rPr>
+              <w:lastRenderedPageBreak/>
               <w:t xml:space="preserve">  "</w:t>
             </w:r>
             <w:proofErr w:type="spellStart"/>
@@ -25078,7 +25019,7 @@
               <w:spacing w:beforeAutospacing="0" w:after="0" w:afterAutospacing="0"/>
               <w:rPr>
                 <w:rFonts w:ascii="Calibri Light" w:hAnsi="Calibri Light" w:cs="Calibri Light"/>
-                <w:lang w:val="en-US"/>
+                <w:lang w:val="fr-BE"/>
               </w:rPr>
             </w:pPr>
             <w:r>
@@ -25090,7 +25031,7 @@
             <w:r>
               <w:rPr>
                 <w:rFonts w:ascii="Calibri Light" w:eastAsia="Calibri" w:hAnsi="Calibri Light" w:cs="Calibri Light"/>
-                <w:lang w:val="en-US"/>
+                <w:lang w:val="fr-BE"/>
               </w:rPr>
               <w:t>"</w:t>
             </w:r>
@@ -25098,88 +25039,47 @@
             <w:r>
               <w:rPr>
                 <w:rFonts w:ascii="Calibri Light" w:eastAsia="Calibri" w:hAnsi="Calibri Light" w:cs="Calibri Light"/>
-                <w:lang w:val="en-US"/>
+                <w:lang w:val="fr-BE"/>
               </w:rPr>
               <w:t>fr</w:t>
             </w:r>
             <w:proofErr w:type="spellEnd"/>
-            <w:proofErr w:type="gramStart"/>
             <w:r>
               <w:rPr>
                 <w:rFonts w:ascii="Calibri Light" w:eastAsia="Calibri" w:hAnsi="Calibri Light" w:cs="Calibri Light"/>
-                <w:lang w:val="en-US"/>
-              </w:rPr>
-              <w:t>" :</w:t>
-            </w:r>
-            <w:proofErr w:type="gramEnd"/>
+                <w:lang w:val="fr-BE"/>
+              </w:rPr>
+              <w:t>" : "Signé par %</w:t>
+            </w:r>
+            <w:proofErr w:type="spellStart"/>
             <w:r>
               <w:rPr>
                 <w:rFonts w:ascii="Calibri Light" w:eastAsia="Calibri" w:hAnsi="Calibri Light" w:cs="Calibri Light"/>
-                <w:lang w:val="en-US"/>
-              </w:rPr>
-              <w:t xml:space="preserve"> "</w:t>
-            </w:r>
-            <w:proofErr w:type="spellStart"/>
+                <w:lang w:val="fr-BE"/>
+              </w:rPr>
+              <w:t>gn</w:t>
+            </w:r>
+            <w:proofErr w:type="spellEnd"/>
             <w:r>
               <w:rPr>
                 <w:rFonts w:ascii="Calibri Light" w:eastAsia="Calibri" w:hAnsi="Calibri Light" w:cs="Calibri Light"/>
-                <w:lang w:val="en-US"/>
-              </w:rPr>
-              <w:t>Signé</w:t>
-            </w:r>
-            <w:proofErr w:type="spellEnd"/>
-            <w:r>
+                <w:lang w:val="fr-BE"/>
+              </w:rPr>
+              <w:t>% %sn%"</w:t>
+            </w:r>
+          </w:p>
+          <w:p>
+            <w:pPr>
+              <w:spacing w:beforeAutospacing="0" w:after="0" w:afterAutospacing="0"/>
               <w:rPr>
                 <w:rFonts w:ascii="Calibri Light" w:eastAsia="Calibri" w:hAnsi="Calibri Light" w:cs="Calibri Light"/>
                 <w:lang w:val="en-US"/>
               </w:rPr>
-              <w:t xml:space="preserve"> par %</w:t>
-            </w:r>
-            <w:proofErr w:type="spellStart"/>
+            </w:pPr>
             <w:r>
               <w:rPr>
                 <w:rFonts w:ascii="Calibri Light" w:eastAsia="Calibri" w:hAnsi="Calibri Light" w:cs="Calibri Light"/>
-                <w:lang w:val="en-US"/>
-              </w:rPr>
-              <w:t>gn</w:t>
-            </w:r>
-            <w:proofErr w:type="spellEnd"/>
-            <w:r>
-              <w:rPr>
-                <w:rFonts w:ascii="Calibri Light" w:eastAsia="Calibri" w:hAnsi="Calibri Light" w:cs="Calibri Light"/>
-                <w:lang w:val="en-US"/>
-              </w:rPr>
-              <w:t>% %</w:t>
-            </w:r>
-            <w:proofErr w:type="spellStart"/>
-            <w:r>
-              <w:rPr>
-                <w:rFonts w:ascii="Calibri Light" w:eastAsia="Calibri" w:hAnsi="Calibri Light" w:cs="Calibri Light"/>
-                <w:lang w:val="en-US"/>
-              </w:rPr>
-              <w:t>sn</w:t>
-            </w:r>
-            <w:proofErr w:type="spellEnd"/>
-            <w:r>
-              <w:rPr>
-                <w:rFonts w:ascii="Calibri Light" w:eastAsia="Calibri" w:hAnsi="Calibri Light" w:cs="Calibri Light"/>
-                <w:lang w:val="en-US"/>
-              </w:rPr>
-              <w:t>%"</w:t>
-            </w:r>
-          </w:p>
-          <w:p>
-            <w:pPr>
-              <w:spacing w:beforeAutospacing="0" w:after="0" w:afterAutospacing="0"/>
-              <w:rPr>
-                <w:rFonts w:ascii="Calibri Light" w:eastAsia="Calibri" w:hAnsi="Calibri Light" w:cs="Calibri Light"/>
-                <w:lang w:val="en-US"/>
-              </w:rPr>
-            </w:pPr>
-            <w:r>
-              <w:rPr>
-                <w:rFonts w:ascii="Calibri Light" w:eastAsia="Calibri" w:hAnsi="Calibri Light" w:cs="Calibri Light"/>
-                <w:lang w:val="en-US"/>
+                <w:lang w:val="fr-BE"/>
               </w:rPr>
               <w:t xml:space="preserve">  </w:t>
             </w:r>
@@ -25548,6 +25448,7 @@
           <w:szCs w:val="4"/>
           <w:lang w:val="en-US"/>
         </w:rPr>
+        <w:lastRenderedPageBreak/>
         <w:br/>
       </w:r>
     </w:p>
@@ -25716,7 +25617,7 @@
     </w:p>
     <w:tbl>
       <w:tblPr>
-        <w:tblStyle w:val="TableGrid"/>
+        <w:tblStyle w:val="Grilledutableau"/>
         <w:tblpPr w:leftFromText="141" w:rightFromText="141" w:vertAnchor="text" w:tblpX="250" w:tblpY="1"/>
         <w:tblOverlap w:val="never"/>
         <w:tblW w:w="9552" w:type="dxa"/>
@@ -26564,7 +26465,7 @@
             <w:hyperlink r:id="rId43" w:history="1">
               <w:r>
                 <w:rPr>
-                  <w:rStyle w:val="Hyperlink"/>
+                  <w:rStyle w:val="Lienhypertexte"/>
                   <w:sz w:val="18"/>
                   <w:szCs w:val="18"/>
                   <w:lang w:val="en-US"/>
@@ -26596,6 +26497,7 @@
                 <w:sz w:val="18"/>
                 <w:szCs w:val="18"/>
               </w:rPr>
+              <w:lastRenderedPageBreak/>
               <w:t>textAlignV</w:t>
             </w:r>
           </w:p>
@@ -26656,7 +26558,7 @@
             <w:hyperlink r:id="rId44" w:history="1">
               <w:r>
                 <w:rPr>
-                  <w:rStyle w:val="Hyperlink"/>
+                  <w:rStyle w:val="Lienhypertexte"/>
                   <w:sz w:val="18"/>
                   <w:szCs w:val="18"/>
                   <w:lang w:val="en-US"/>
@@ -27325,21 +27227,39 @@
                 <w:szCs w:val="18"/>
                 <w:lang w:val="en-US"/>
               </w:rPr>
-              <w:t xml:space="preserve">Values: </w:t>
-            </w:r>
-            <w:r>
-              <w:rPr>
-                <w:lang w:val="en-US"/>
-              </w:rPr>
-              <w:t xml:space="preserve"> </w:t>
-            </w:r>
+              <w:t>Values</w:t>
+            </w:r>
+            <w:proofErr w:type="gramStart"/>
             <w:r>
               <w:rPr>
                 <w:sz w:val="18"/>
                 <w:szCs w:val="18"/>
                 <w:lang w:val="en-US"/>
               </w:rPr>
-              <w:t>FILL_</w:t>
+              <w:t xml:space="preserve">: </w:t>
+            </w:r>
+            <w:r>
+              <w:rPr>
+                <w:lang w:val="en-US"/>
+              </w:rPr>
+              <w:t xml:space="preserve"> </w:t>
+            </w:r>
+            <w:r>
+              <w:rPr>
+                <w:sz w:val="18"/>
+                <w:szCs w:val="18"/>
+                <w:lang w:val="en-US"/>
+              </w:rPr>
+              <w:t>FILL</w:t>
+            </w:r>
+            <w:proofErr w:type="gramEnd"/>
+            <w:r>
+              <w:rPr>
+                <w:sz w:val="18"/>
+                <w:szCs w:val="18"/>
+                <w:lang w:val="en-US"/>
+              </w:rPr>
+              <w:t>_</w:t>
             </w:r>
             <w:proofErr w:type="gramStart"/>
             <w:r>
@@ -27424,7 +27344,7 @@
             <w:hyperlink r:id="rId45" w:history="1">
               <w:r>
                 <w:rPr>
-                  <w:rStyle w:val="Hyperlink"/>
+                  <w:rStyle w:val="Lienhypertexte"/>
                   <w:sz w:val="18"/>
                   <w:szCs w:val="18"/>
                 </w:rPr>
@@ -27560,7 +27480,7 @@
             <w:hyperlink r:id="rId46" w:history="1">
               <w:r>
                 <w:rPr>
-                  <w:rStyle w:val="Hyperlink"/>
+                  <w:rStyle w:val="Lienhypertexte"/>
                   <w:sz w:val="18"/>
                   <w:szCs w:val="18"/>
                   <w:lang w:val="en-US"/>
@@ -27685,7 +27605,7 @@
             <w:hyperlink r:id="rId47" w:history="1">
               <w:r>
                 <w:rPr>
-                  <w:rStyle w:val="Hyperlink"/>
+                  <w:rStyle w:val="Lienhypertexte"/>
                   <w:sz w:val="18"/>
                   <w:szCs w:val="18"/>
                   <w:lang w:val="en-US"/>
@@ -27816,7 +27736,7 @@
             <w:hyperlink r:id="rId48" w:history="1">
               <w:r>
                 <w:rPr>
-                  <w:rStyle w:val="Hyperlink"/>
+                  <w:rStyle w:val="Lienhypertexte"/>
                   <w:sz w:val="18"/>
                   <w:szCs w:val="18"/>
                   <w:lang w:val="en-US"/>
@@ -28094,7 +28014,7 @@
             <w:hyperlink r:id="rId49" w:history="1">
               <w:r>
                 <w:rPr>
-                  <w:rStyle w:val="Hyperlink"/>
+                  <w:rStyle w:val="Lienhypertexte"/>
                   <w:sz w:val="18"/>
                   <w:szCs w:val="18"/>
                 </w:rPr>
@@ -28329,7 +28249,7 @@
     </w:p>
     <w:p>
       <w:pPr>
-        <w:pStyle w:val="ListParagraph"/>
+        <w:pStyle w:val="Paragraphedeliste"/>
         <w:numPr>
           <w:ilvl w:val="0"/>
           <w:numId w:val="22"/>
@@ -28379,7 +28299,7 @@
     </w:p>
     <w:p>
       <w:pPr>
-        <w:pStyle w:val="ListParagraph"/>
+        <w:pStyle w:val="Paragraphedeliste"/>
         <w:numPr>
           <w:ilvl w:val="0"/>
           <w:numId w:val="22"/>
@@ -28421,7 +28341,7 @@
     </w:p>
     <w:p>
       <w:pPr>
-        <w:pStyle w:val="ListParagraph"/>
+        <w:pStyle w:val="Paragraphedeliste"/>
         <w:numPr>
           <w:ilvl w:val="0"/>
           <w:numId w:val="22"/>
@@ -28463,7 +28383,7 @@
     </w:p>
     <w:p>
       <w:pPr>
-        <w:pStyle w:val="ListParagraph"/>
+        <w:pStyle w:val="Paragraphedeliste"/>
         <w:numPr>
           <w:ilvl w:val="0"/>
           <w:numId w:val="22"/>
@@ -28517,7 +28437,7 @@
     </w:p>
     <w:p>
       <w:pPr>
-        <w:pStyle w:val="ListParagraph"/>
+        <w:pStyle w:val="Paragraphedeliste"/>
         <w:numPr>
           <w:ilvl w:val="0"/>
           <w:numId w:val="22"/>
@@ -28532,6 +28452,7 @@
           <w:b/>
           <w:lang w:val="en-US"/>
         </w:rPr>
+        <w:lastRenderedPageBreak/>
         <w:t>%d(XXX)%</w:t>
       </w:r>
       <w:r>
@@ -28544,7 +28465,7 @@
         <w:proofErr w:type="spellStart"/>
         <w:r>
           <w:rPr>
-            <w:rStyle w:val="Hyperlink"/>
+            <w:rStyle w:val="Lienhypertexte"/>
             <w:lang w:val="en-US"/>
           </w:rPr>
           <w:t>SimpleDateFormat</w:t>
@@ -29706,7 +29627,7 @@
     </w:p>
     <w:p>
       <w:pPr>
-        <w:pStyle w:val="ListParagraph"/>
+        <w:pStyle w:val="Paragraphedeliste"/>
         <w:numPr>
           <w:ilvl w:val="0"/>
           <w:numId w:val="23"/>
@@ -29751,7 +29672,7 @@
     </w:p>
     <w:p>
       <w:pPr>
-        <w:pStyle w:val="ListParagraph"/>
+        <w:pStyle w:val="Paragraphedeliste"/>
         <w:numPr>
           <w:ilvl w:val="0"/>
           <w:numId w:val="23"/>
@@ -29832,7 +29753,7 @@
     </w:p>
     <w:p>
       <w:pPr>
-        <w:pStyle w:val="ListParagraph"/>
+        <w:pStyle w:val="Paragraphedeliste"/>
         <w:numPr>
           <w:ilvl w:val="0"/>
           <w:numId w:val="23"/>
@@ -29903,7 +29824,7 @@
     </w:p>
     <w:p>
       <w:pPr>
-        <w:pStyle w:val="ListParagraph"/>
+        <w:pStyle w:val="Paragraphedeliste"/>
         <w:numPr>
           <w:ilvl w:val="0"/>
           <w:numId w:val="0"/>
@@ -29966,7 +29887,7 @@
     </w:p>
     <w:p>
       <w:pPr>
-        <w:pStyle w:val="ListParagraph"/>
+        <w:pStyle w:val="Paragraphedeliste"/>
         <w:numPr>
           <w:ilvl w:val="0"/>
           <w:numId w:val="24"/>
@@ -30007,7 +29928,7 @@
     </w:p>
     <w:p>
       <w:pPr>
-        <w:pStyle w:val="ListParagraph"/>
+        <w:pStyle w:val="Paragraphedeliste"/>
         <w:numPr>
           <w:ilvl w:val="0"/>
           <w:numId w:val="24"/>
@@ -30066,7 +29987,7 @@
     </w:p>
     <w:p>
       <w:pPr>
-        <w:pStyle w:val="ListParagraph"/>
+        <w:pStyle w:val="Paragraphedeliste"/>
         <w:numPr>
           <w:ilvl w:val="0"/>
           <w:numId w:val="24"/>
@@ -30113,7 +30034,7 @@
     </w:p>
     <w:p>
       <w:pPr>
-        <w:pStyle w:val="ListParagraph"/>
+        <w:pStyle w:val="Paragraphedeliste"/>
         <w:numPr>
           <w:ilvl w:val="0"/>
           <w:numId w:val="0"/>
@@ -30138,6 +30059,7 @@
           <w:bCs/>
           <w:lang w:val="en-US"/>
         </w:rPr>
+        <w:lastRenderedPageBreak/>
         <w:t>Current restrictions</w:t>
       </w:r>
       <w:r>
@@ -30159,7 +30081,7 @@
     </w:p>
     <w:p>
       <w:pPr>
-        <w:pStyle w:val="ListParagraph"/>
+        <w:pStyle w:val="Paragraphedeliste"/>
         <w:numPr>
           <w:ilvl w:val="0"/>
           <w:numId w:val="25"/>
@@ -30191,7 +30113,7 @@
     </w:p>
     <w:p>
       <w:pPr>
-        <w:pStyle w:val="ListParagraph"/>
+        <w:pStyle w:val="Paragraphedeliste"/>
         <w:numPr>
           <w:ilvl w:val="0"/>
           <w:numId w:val="25"/>
@@ -30271,7 +30193,7 @@
     </w:p>
     <w:p>
       <w:pPr>
-        <w:pStyle w:val="Heading3"/>
+        <w:pStyle w:val="Titre3"/>
         <w:rPr>
           <w:lang w:val="en-US"/>
         </w:rPr>
@@ -30788,7 +30710,7 @@
     </w:p>
     <w:p>
       <w:pPr>
-        <w:pStyle w:val="Heading3"/>
+        <w:pStyle w:val="Titre3"/>
         <w:rPr>
           <w:lang w:val="en-US"/>
         </w:rPr>
@@ -30797,7 +30719,7 @@
     </w:p>
     <w:p>
       <w:pPr>
-        <w:pStyle w:val="Heading3"/>
+        <w:pStyle w:val="Titre3"/>
         <w:rPr>
           <w:lang w:val="en-US"/>
         </w:rPr>
@@ -31419,12 +31341,13 @@
           <w:rFonts w:ascii="Calibri Light" w:eastAsia="Calibri" w:hAnsi="Calibri Light" w:cs="Calibri Light"/>
           <w:lang w:val="en-US"/>
         </w:rPr>
+        <w:lastRenderedPageBreak/>
         <w:t>}</w:t>
       </w:r>
     </w:p>
     <w:p>
       <w:pPr>
-        <w:pStyle w:val="Heading3"/>
+        <w:pStyle w:val="Titre3"/>
         <w:spacing w:before="240"/>
         <w:rPr>
           <w:lang w:val="en-US"/>
@@ -31448,7 +31371,7 @@
     </w:p>
     <w:p>
       <w:pPr>
-        <w:pStyle w:val="Heading4"/>
+        <w:pStyle w:val="Titre4"/>
         <w:rPr>
           <w:lang w:val="en-US"/>
         </w:rPr>
@@ -31553,7 +31476,7 @@
     </w:p>
     <w:tbl>
       <w:tblPr>
-        <w:tblStyle w:val="TableGrid"/>
+        <w:tblStyle w:val="Grilledutableau"/>
         <w:tblW w:w="6379" w:type="dxa"/>
         <w:tblInd w:w="392" w:type="dxa"/>
         <w:tblLayout w:type="fixed"/>
@@ -31955,7 +31878,7 @@
     </w:p>
     <w:p>
       <w:pPr>
-        <w:pStyle w:val="Heading4"/>
+        <w:pStyle w:val="Titre4"/>
         <w:rPr>
           <w:lang w:val="en-US"/>
         </w:rPr>
@@ -31964,7 +31887,7 @@
     </w:p>
     <w:p>
       <w:pPr>
-        <w:pStyle w:val="Heading4"/>
+        <w:pStyle w:val="Titre4"/>
         <w:rPr>
           <w:lang w:val="en-US"/>
         </w:rPr>
@@ -32125,7 +32048,7 @@
     </w:p>
     <w:p>
       <w:pPr>
-        <w:pStyle w:val="Heading4"/>
+        <w:pStyle w:val="Titre4"/>
         <w:rPr>
           <w:lang w:val="en-US"/>
         </w:rPr>
@@ -32238,7 +32161,7 @@
     </w:p>
     <w:p>
       <w:pPr>
-        <w:pStyle w:val="Heading4"/>
+        <w:pStyle w:val="Titre4"/>
         <w:rPr>
           <w:lang w:val="en-US"/>
         </w:rPr>
@@ -32463,7 +32386,7 @@
     </w:p>
     <w:p>
       <w:pPr>
-        <w:pStyle w:val="Heading3"/>
+        <w:pStyle w:val="Titre3"/>
         <w:rPr>
           <w:lang w:val="en-US"/>
         </w:rPr>
@@ -32488,9 +32411,11 @@
           <w:iCs/>
           <w:sz w:val="18"/>
           <w:szCs w:val="18"/>
-          <w:lang w:val="en-US"/>
-        </w:rPr>
-      </w:pPr>
+          <w:lang w:val="fr-BE"/>
+        </w:rPr>
+      </w:pPr>
+      <w:proofErr w:type="spellStart"/>
+      <w:proofErr w:type="gramStart"/>
       <w:r>
         <w:rPr>
           <w:rFonts w:ascii="Calibri Light" w:hAnsi="Calibri Light" w:cs="Calibri Light"/>
@@ -32501,11 +32426,12 @@
           <w:color w:val="00B050"/>
           <w:sz w:val="18"/>
           <w:szCs w:val="18"/>
-          <w:lang w:val="en-US"/>
-        </w:rPr>
-        <w:t>private static String LANGUAGE = "</w:t>
-      </w:r>
-      <w:proofErr w:type="spellStart"/>
+          <w:lang w:val="fr-BE"/>
+        </w:rPr>
+        <w:t>private</w:t>
+      </w:r>
+      <w:proofErr w:type="spellEnd"/>
+      <w:proofErr w:type="gramEnd"/>
       <w:r>
         <w:rPr>
           <w:rFonts w:ascii="Calibri Light" w:hAnsi="Calibri Light" w:cs="Calibri Light"/>
@@ -32516,11 +32442,11 @@
           <w:color w:val="00B050"/>
           <w:sz w:val="18"/>
           <w:szCs w:val="18"/>
-          <w:lang w:val="en-US"/>
-        </w:rPr>
-        <w:t>en</w:t>
-      </w:r>
-      <w:proofErr w:type="spellEnd"/>
+          <w:lang w:val="fr-BE"/>
+        </w:rPr>
+        <w:t xml:space="preserve"> </w:t>
+      </w:r>
+      <w:proofErr w:type="spellStart"/>
       <w:r>
         <w:rPr>
           <w:rFonts w:ascii="Calibri Light" w:hAnsi="Calibri Light" w:cs="Calibri Light"/>
@@ -32531,443 +32457,12 @@
           <w:color w:val="00B050"/>
           <w:sz w:val="18"/>
           <w:szCs w:val="18"/>
-          <w:lang w:val="en-US"/>
-        </w:rPr>
-        <w:t>";</w:t>
-      </w:r>
-      <w:r>
-        <w:rPr>
-          <w:rFonts w:ascii="Calibri Light" w:hAnsi="Calibri Light" w:cs="Calibri Light"/>
-          <w:b/>
-          <w:bCs/>
-          <w:i/>
-          <w:iCs/>
-          <w:sz w:val="18"/>
-          <w:szCs w:val="18"/>
-          <w:lang w:val="en-US"/>
-        </w:rPr>
-        <w:t xml:space="preserve"> </w:t>
-      </w:r>
-      <w:r>
-        <w:rPr>
-          <w:rFonts w:ascii="Calibri Light" w:hAnsi="Calibri Light" w:cs="Calibri Light"/>
-          <w:i/>
-          <w:iCs/>
-          <w:sz w:val="18"/>
-          <w:szCs w:val="18"/>
-          <w:lang w:val="en-US"/>
-        </w:rPr>
-        <w:t xml:space="preserve">// options: </w:t>
-      </w:r>
-      <w:proofErr w:type="spellStart"/>
-      <w:r>
-        <w:rPr>
-          <w:rFonts w:ascii="Calibri Light" w:hAnsi="Calibri Light" w:cs="Calibri Light"/>
-          <w:i/>
-          <w:iCs/>
-          <w:sz w:val="18"/>
-          <w:szCs w:val="18"/>
-          <w:lang w:val="en-US"/>
-        </w:rPr>
-        <w:t>en</w:t>
+          <w:lang w:val="fr-BE"/>
+        </w:rPr>
+        <w:t>static</w:t>
       </w:r>
       <w:proofErr w:type="spellEnd"/>
       <w:r>
-        <w:rPr>
-          <w:rFonts w:ascii="Calibri Light" w:hAnsi="Calibri Light" w:cs="Calibri Light"/>
-          <w:i/>
-          <w:iCs/>
-          <w:sz w:val="18"/>
-          <w:szCs w:val="18"/>
-          <w:lang w:val="en-US"/>
-        </w:rPr>
-        <w:t xml:space="preserve">, </w:t>
-      </w:r>
-      <w:proofErr w:type="spellStart"/>
-      <w:r>
-        <w:rPr>
-          <w:rFonts w:ascii="Calibri Light" w:hAnsi="Calibri Light" w:cs="Calibri Light"/>
-          <w:i/>
-          <w:iCs/>
-          <w:sz w:val="18"/>
-          <w:szCs w:val="18"/>
-          <w:lang w:val="en-US"/>
-        </w:rPr>
-        <w:t>nl</w:t>
-      </w:r>
-      <w:proofErr w:type="spellEnd"/>
-      <w:r>
-        <w:rPr>
-          <w:rFonts w:ascii="Calibri Light" w:hAnsi="Calibri Light" w:cs="Calibri Light"/>
-          <w:i/>
-          <w:iCs/>
-          <w:sz w:val="18"/>
-          <w:szCs w:val="18"/>
-          <w:lang w:val="en-US"/>
-        </w:rPr>
-        <w:t xml:space="preserve">, </w:t>
-      </w:r>
-      <w:proofErr w:type="spellStart"/>
-      <w:r>
-        <w:rPr>
-          <w:rFonts w:ascii="Calibri Light" w:hAnsi="Calibri Light" w:cs="Calibri Light"/>
-          <w:i/>
-          <w:iCs/>
-          <w:sz w:val="18"/>
-          <w:szCs w:val="18"/>
-          <w:lang w:val="en-US"/>
-        </w:rPr>
-        <w:t>fr</w:t>
-      </w:r>
-      <w:proofErr w:type="spellEnd"/>
-      <w:r>
-        <w:rPr>
-          <w:rFonts w:ascii="Calibri Light" w:hAnsi="Calibri Light" w:cs="Calibri Light"/>
-          <w:i/>
-          <w:iCs/>
-          <w:sz w:val="18"/>
-          <w:szCs w:val="18"/>
-          <w:lang w:val="en-US"/>
-        </w:rPr>
-        <w:t>, de</w:t>
-      </w:r>
-    </w:p>
-    <w:p>
-      <w:pPr>
-        <w:spacing w:line="360" w:lineRule="auto"/>
-        <w:ind w:left="708"/>
-        <w:rPr>
-          <w:rFonts w:ascii="Calibri Light" w:hAnsi="Calibri Light" w:cs="Calibri Light"/>
-          <w:i/>
-          <w:iCs/>
-          <w:sz w:val="18"/>
-          <w:szCs w:val="18"/>
-          <w:lang w:val="en-US"/>
-        </w:rPr>
-      </w:pPr>
-      <w:r>
-        <w:rPr>
-          <w:rFonts w:ascii="Calibri Light" w:hAnsi="Calibri Light" w:cs="Calibri Light"/>
-          <w:i/>
-          <w:iCs/>
-          <w:sz w:val="18"/>
-          <w:szCs w:val="18"/>
-          <w:lang w:val="en-US"/>
-        </w:rPr>
-        <w:t>// 3. Do a redirect to the BOSA DSS front-end</w:t>
-      </w:r>
-    </w:p>
-    <w:p>
-      <w:pPr>
-        <w:spacing w:line="360" w:lineRule="auto"/>
-        <w:ind w:left="708"/>
-        <w:rPr>
-          <w:rFonts w:ascii="Calibri Light" w:hAnsi="Calibri Light" w:cs="Calibri Light"/>
-          <w:i/>
-          <w:iCs/>
-          <w:color w:val="FF0000"/>
-          <w:sz w:val="18"/>
-          <w:szCs w:val="18"/>
-        </w:rPr>
-      </w:pPr>
-      <w:r>
-        <w:rPr>
-          <w:rFonts w:ascii="Calibri Light" w:hAnsi="Calibri Light" w:cs="Calibri Light"/>
-          <w:i/>
-          <w:iCs/>
-          <w:color w:val="FF0000"/>
-          <w:sz w:val="18"/>
-          <w:szCs w:val="18"/>
-        </w:rPr>
-        <w:t xml:space="preserve">// Format: </w:t>
-      </w:r>
-      <w:r>
-        <w:fldChar w:fldCharType="begin"/>
-      </w:r>
-      <w:r>
-        <w:instrText xml:space="preserve"> HYPERLINK \h </w:instrText>
-      </w:r>
-      <w:r>
-        <w:fldChar w:fldCharType="separate"/>
-      </w:r>
-      <w:r>
-        <w:rPr>
-          <w:rFonts w:ascii="Calibri Light" w:hAnsi="Calibri Light" w:cs="Calibri Light"/>
-          <w:b/>
-          <w:bCs/>
-          <w:i/>
-          <w:iCs/>
-          <w:color w:val="FF0000"/>
-          <w:sz w:val="18"/>
-          <w:szCs w:val="18"/>
-          <w:lang w:val="nl-NL"/>
-        </w:rPr>
-        <w:t>Fout! De hyperlinkverwijzing is ongeldig.</w:t>
-      </w:r>
-      <w:r>
-        <w:rPr>
-          <w:rFonts w:ascii="Calibri Light" w:hAnsi="Calibri Light" w:cs="Calibri Light"/>
-          <w:b/>
-          <w:bCs/>
-          <w:i/>
-          <w:iCs/>
-          <w:color w:val="FF0000"/>
-          <w:sz w:val="18"/>
-          <w:szCs w:val="18"/>
-          <w:lang w:val="nl-NL"/>
-        </w:rPr>
-        <w:fldChar w:fldCharType="end"/>
-      </w:r>
-    </w:p>
-    <w:p>
-      <w:pPr>
-        <w:spacing w:line="360" w:lineRule="auto"/>
-        <w:ind w:left="708"/>
-        <w:rPr>
-          <w:rFonts w:ascii="Calibri Light" w:hAnsi="Calibri Light" w:cs="Calibri Light"/>
-          <w:i/>
-          <w:iCs/>
-          <w:sz w:val="18"/>
-          <w:szCs w:val="18"/>
-          <w:lang w:val="en-US"/>
-        </w:rPr>
-      </w:pPr>
-      <w:proofErr w:type="spellStart"/>
-      <w:r>
-        <w:rPr>
-          <w:rFonts w:ascii="Calibri Light" w:hAnsi="Calibri Light" w:cs="Calibri Light"/>
-          <w:i/>
-          <w:iCs/>
-          <w:sz w:val="18"/>
-          <w:szCs w:val="18"/>
-          <w:lang w:val="en-US"/>
-        </w:rPr>
-        <w:t>System.out.println</w:t>
-      </w:r>
-      <w:proofErr w:type="spellEnd"/>
-      <w:r>
-        <w:rPr>
-          <w:rFonts w:ascii="Calibri Light" w:hAnsi="Calibri Light" w:cs="Calibri Light"/>
-          <w:i/>
-          <w:iCs/>
-          <w:sz w:val="18"/>
-          <w:szCs w:val="18"/>
-          <w:lang w:val="en-US"/>
-        </w:rPr>
-        <w:t>("\n3. Redirect to the BOSA DSS front-end");</w:t>
-      </w:r>
-    </w:p>
-    <w:p>
-      <w:pPr>
-        <w:spacing w:line="360" w:lineRule="auto"/>
-        <w:ind w:left="708"/>
-        <w:rPr>
-          <w:rFonts w:ascii="Calibri Light" w:hAnsi="Calibri Light" w:cs="Calibri Light"/>
-          <w:i/>
-          <w:iCs/>
-          <w:sz w:val="18"/>
-          <w:szCs w:val="18"/>
-          <w:lang w:val="en-US"/>
-        </w:rPr>
-      </w:pPr>
-      <w:r>
-        <w:rPr>
-          <w:rFonts w:ascii="Calibri Light" w:hAnsi="Calibri Light" w:cs="Calibri Light"/>
-          <w:i/>
-          <w:iCs/>
-          <w:sz w:val="18"/>
-          <w:szCs w:val="18"/>
-          <w:lang w:val="en-US"/>
-        </w:rPr>
-        <w:t xml:space="preserve">String </w:t>
-      </w:r>
-      <w:proofErr w:type="spellStart"/>
-      <w:r>
-        <w:rPr>
-          <w:rFonts w:ascii="Calibri Light" w:hAnsi="Calibri Light" w:cs="Calibri Light"/>
-          <w:i/>
-          <w:iCs/>
-          <w:sz w:val="18"/>
-          <w:szCs w:val="18"/>
-          <w:lang w:val="en-US"/>
-        </w:rPr>
-        <w:t>callbackURL</w:t>
-      </w:r>
-      <w:proofErr w:type="spellEnd"/>
-      <w:r>
-        <w:rPr>
-          <w:rFonts w:ascii="Calibri Light" w:hAnsi="Calibri Light" w:cs="Calibri Light"/>
-          <w:i/>
-          <w:iCs/>
-          <w:sz w:val="18"/>
-          <w:szCs w:val="18"/>
-          <w:lang w:val="en-US"/>
-        </w:rPr>
-        <w:t xml:space="preserve"> = </w:t>
-      </w:r>
-      <w:proofErr w:type="spellStart"/>
-      <w:r>
-        <w:rPr>
-          <w:rFonts w:ascii="Calibri Light" w:hAnsi="Calibri Light" w:cs="Calibri Light"/>
-          <w:i/>
-          <w:iCs/>
-          <w:sz w:val="18"/>
-          <w:szCs w:val="18"/>
-          <w:lang w:val="en-US"/>
-        </w:rPr>
-        <w:t>localUrl</w:t>
-      </w:r>
-      <w:proofErr w:type="spellEnd"/>
-      <w:r>
-        <w:rPr>
-          <w:rFonts w:ascii="Calibri Light" w:hAnsi="Calibri Light" w:cs="Calibri Light"/>
-          <w:i/>
-          <w:iCs/>
-          <w:sz w:val="18"/>
-          <w:szCs w:val="18"/>
-          <w:lang w:val="en-US"/>
-        </w:rPr>
-        <w:t xml:space="preserve"> + "/</w:t>
-      </w:r>
-      <w:proofErr w:type="spellStart"/>
-      <w:r>
-        <w:rPr>
-          <w:rFonts w:ascii="Calibri Light" w:hAnsi="Calibri Light" w:cs="Calibri Light"/>
-          <w:i/>
-          <w:iCs/>
-          <w:sz w:val="18"/>
-          <w:szCs w:val="18"/>
-          <w:lang w:val="en-US"/>
-        </w:rPr>
-        <w:t>callback?filename</w:t>
-      </w:r>
-      <w:proofErr w:type="spellEnd"/>
-      <w:r>
-        <w:rPr>
-          <w:rFonts w:ascii="Calibri Light" w:hAnsi="Calibri Light" w:cs="Calibri Light"/>
-          <w:i/>
-          <w:iCs/>
-          <w:sz w:val="18"/>
-          <w:szCs w:val="18"/>
-          <w:lang w:val="en-US"/>
-        </w:rPr>
-        <w:t xml:space="preserve">=" + </w:t>
-      </w:r>
-      <w:proofErr w:type="spellStart"/>
-      <w:r>
-        <w:rPr>
-          <w:rFonts w:ascii="Calibri Light" w:hAnsi="Calibri Light" w:cs="Calibri Light"/>
-          <w:i/>
-          <w:iCs/>
-          <w:sz w:val="18"/>
-          <w:szCs w:val="18"/>
-          <w:lang w:val="en-US"/>
-        </w:rPr>
-        <w:t>outFileName</w:t>
-      </w:r>
-      <w:proofErr w:type="spellEnd"/>
-      <w:r>
-        <w:rPr>
-          <w:rFonts w:ascii="Calibri Light" w:hAnsi="Calibri Light" w:cs="Calibri Light"/>
-          <w:i/>
-          <w:iCs/>
-          <w:sz w:val="18"/>
-          <w:szCs w:val="18"/>
-          <w:lang w:val="en-US"/>
-        </w:rPr>
-        <w:t>;</w:t>
-      </w:r>
-    </w:p>
-    <w:p>
-      <w:pPr>
-        <w:spacing w:line="360" w:lineRule="auto"/>
-        <w:ind w:left="708"/>
-        <w:rPr>
-          <w:rFonts w:ascii="Calibri Light" w:hAnsi="Calibri Light" w:cs="Calibri Light"/>
-          <w:i/>
-          <w:iCs/>
-          <w:sz w:val="18"/>
-          <w:szCs w:val="18"/>
-          <w:lang w:val="en-US"/>
-        </w:rPr>
-      </w:pPr>
-      <w:proofErr w:type="spellStart"/>
-      <w:r>
-        <w:rPr>
-          <w:rFonts w:ascii="Calibri Light" w:hAnsi="Calibri Light" w:cs="Calibri Light"/>
-          <w:i/>
-          <w:iCs/>
-          <w:sz w:val="18"/>
-          <w:szCs w:val="18"/>
-          <w:lang w:val="en-US"/>
-        </w:rPr>
-        <w:t>System.out.println</w:t>
-      </w:r>
-      <w:proofErr w:type="spellEnd"/>
-      <w:r>
-        <w:rPr>
-          <w:rFonts w:ascii="Calibri Light" w:hAnsi="Calibri Light" w:cs="Calibri Light"/>
-          <w:i/>
-          <w:iCs/>
-          <w:sz w:val="18"/>
-          <w:szCs w:val="18"/>
-          <w:lang w:val="en-US"/>
-        </w:rPr>
-        <w:t>(</w:t>
-      </w:r>
-      <w:proofErr w:type="gramStart"/>
-      <w:r>
-        <w:rPr>
-          <w:rFonts w:ascii="Calibri Light" w:hAnsi="Calibri Light" w:cs="Calibri Light"/>
-          <w:i/>
-          <w:iCs/>
-          <w:sz w:val="18"/>
-          <w:szCs w:val="18"/>
-          <w:lang w:val="en-US"/>
-        </w:rPr>
-        <w:t>"  Callback</w:t>
-      </w:r>
-      <w:proofErr w:type="gramEnd"/>
-      <w:r>
-        <w:rPr>
-          <w:rFonts w:ascii="Calibri Light" w:hAnsi="Calibri Light" w:cs="Calibri Light"/>
-          <w:i/>
-          <w:iCs/>
-          <w:sz w:val="18"/>
-          <w:szCs w:val="18"/>
-          <w:lang w:val="en-US"/>
-        </w:rPr>
-        <w:t xml:space="preserve">: " + </w:t>
-      </w:r>
-      <w:proofErr w:type="spellStart"/>
-      <w:r>
-        <w:rPr>
-          <w:rFonts w:ascii="Calibri Light" w:hAnsi="Calibri Light" w:cs="Calibri Light"/>
-          <w:i/>
-          <w:iCs/>
-          <w:sz w:val="18"/>
-          <w:szCs w:val="18"/>
-          <w:lang w:val="en-US"/>
-        </w:rPr>
-        <w:t>callbackURL</w:t>
-      </w:r>
-      <w:proofErr w:type="spellEnd"/>
-      <w:r>
-        <w:rPr>
-          <w:rFonts w:ascii="Calibri Light" w:hAnsi="Calibri Light" w:cs="Calibri Light"/>
-          <w:i/>
-          <w:iCs/>
-          <w:sz w:val="18"/>
-          <w:szCs w:val="18"/>
-          <w:lang w:val="en-US"/>
-        </w:rPr>
-        <w:t>);</w:t>
-      </w:r>
-    </w:p>
-    <w:p>
-      <w:pPr>
-        <w:spacing w:line="360" w:lineRule="auto"/>
-        <w:ind w:left="708"/>
         <w:rPr>
           <w:rFonts w:ascii="Calibri Light" w:hAnsi="Calibri Light" w:cs="Calibri Light"/>
           <w:b/>
@@ -32977,9 +32472,11 @@
           <w:color w:val="00B050"/>
           <w:sz w:val="18"/>
           <w:szCs w:val="18"/>
-          <w:lang w:val="en-US"/>
-        </w:rPr>
-      </w:pPr>
+          <w:lang w:val="fr-BE"/>
+        </w:rPr>
+        <w:t xml:space="preserve"> String LANGUAGE = "en</w:t>
+      </w:r>
+      <w:proofErr w:type="gramStart"/>
       <w:r>
         <w:rPr>
           <w:rFonts w:ascii="Calibri Light" w:hAnsi="Calibri Light" w:cs="Calibri Light"/>
@@ -32990,12 +32487,423 @@
           <w:color w:val="00B050"/>
           <w:sz w:val="18"/>
           <w:szCs w:val="18"/>
+          <w:lang w:val="fr-BE"/>
+        </w:rPr>
+        <w:t>";</w:t>
+      </w:r>
+      <w:proofErr w:type="gramEnd"/>
+      <w:r>
+        <w:rPr>
+          <w:rFonts w:ascii="Calibri Light" w:hAnsi="Calibri Light" w:cs="Calibri Light"/>
+          <w:b/>
+          <w:bCs/>
+          <w:i/>
+          <w:iCs/>
+          <w:sz w:val="18"/>
+          <w:szCs w:val="18"/>
+          <w:lang w:val="fr-BE"/>
+        </w:rPr>
+        <w:t xml:space="preserve"> </w:t>
+      </w:r>
+      <w:r>
+        <w:rPr>
+          <w:rFonts w:ascii="Calibri Light" w:hAnsi="Calibri Light" w:cs="Calibri Light"/>
+          <w:i/>
+          <w:iCs/>
+          <w:sz w:val="18"/>
+          <w:szCs w:val="18"/>
+          <w:lang w:val="fr-BE"/>
+        </w:rPr>
+        <w:t xml:space="preserve">// </w:t>
+      </w:r>
+      <w:proofErr w:type="gramStart"/>
+      <w:r>
+        <w:rPr>
+          <w:rFonts w:ascii="Calibri Light" w:hAnsi="Calibri Light" w:cs="Calibri Light"/>
+          <w:i/>
+          <w:iCs/>
+          <w:sz w:val="18"/>
+          <w:szCs w:val="18"/>
+          <w:lang w:val="fr-BE"/>
+        </w:rPr>
+        <w:t>options:</w:t>
+      </w:r>
+      <w:proofErr w:type="gramEnd"/>
+      <w:r>
+        <w:rPr>
+          <w:rFonts w:ascii="Calibri Light" w:hAnsi="Calibri Light" w:cs="Calibri Light"/>
+          <w:i/>
+          <w:iCs/>
+          <w:sz w:val="18"/>
+          <w:szCs w:val="18"/>
+          <w:lang w:val="fr-BE"/>
+        </w:rPr>
+        <w:t xml:space="preserve"> en, </w:t>
+      </w:r>
+      <w:proofErr w:type="spellStart"/>
+      <w:r>
+        <w:rPr>
+          <w:rFonts w:ascii="Calibri Light" w:hAnsi="Calibri Light" w:cs="Calibri Light"/>
+          <w:i/>
+          <w:iCs/>
+          <w:sz w:val="18"/>
+          <w:szCs w:val="18"/>
+          <w:lang w:val="fr-BE"/>
+        </w:rPr>
+        <w:t>nl</w:t>
+      </w:r>
+      <w:proofErr w:type="spellEnd"/>
+      <w:r>
+        <w:rPr>
+          <w:rFonts w:ascii="Calibri Light" w:hAnsi="Calibri Light" w:cs="Calibri Light"/>
+          <w:i/>
+          <w:iCs/>
+          <w:sz w:val="18"/>
+          <w:szCs w:val="18"/>
+          <w:lang w:val="fr-BE"/>
+        </w:rPr>
+        <w:t xml:space="preserve">, </w:t>
+      </w:r>
+      <w:proofErr w:type="spellStart"/>
+      <w:r>
+        <w:rPr>
+          <w:rFonts w:ascii="Calibri Light" w:hAnsi="Calibri Light" w:cs="Calibri Light"/>
+          <w:i/>
+          <w:iCs/>
+          <w:sz w:val="18"/>
+          <w:szCs w:val="18"/>
+          <w:lang w:val="fr-BE"/>
+        </w:rPr>
+        <w:t>fr</w:t>
+      </w:r>
+      <w:proofErr w:type="spellEnd"/>
+      <w:r>
+        <w:rPr>
+          <w:rFonts w:ascii="Calibri Light" w:hAnsi="Calibri Light" w:cs="Calibri Light"/>
+          <w:i/>
+          <w:iCs/>
+          <w:sz w:val="18"/>
+          <w:szCs w:val="18"/>
+          <w:lang w:val="fr-BE"/>
+        </w:rPr>
+        <w:t>, de</w:t>
+      </w:r>
+    </w:p>
+    <w:p>
+      <w:pPr>
+        <w:spacing w:line="360" w:lineRule="auto"/>
+        <w:ind w:left="708"/>
+        <w:rPr>
+          <w:rFonts w:ascii="Calibri Light" w:hAnsi="Calibri Light" w:cs="Calibri Light"/>
+          <w:i/>
+          <w:iCs/>
+          <w:sz w:val="18"/>
+          <w:szCs w:val="18"/>
+          <w:lang w:val="en-US"/>
+        </w:rPr>
+      </w:pPr>
+      <w:r>
+        <w:rPr>
+          <w:rFonts w:ascii="Calibri Light" w:hAnsi="Calibri Light" w:cs="Calibri Light"/>
+          <w:i/>
+          <w:iCs/>
+          <w:sz w:val="18"/>
+          <w:szCs w:val="18"/>
+          <w:lang w:val="en-US"/>
+        </w:rPr>
+        <w:t>// 3. Do a redirect to the BOSA DSS front-end</w:t>
+      </w:r>
+    </w:p>
+    <w:p>
+      <w:pPr>
+        <w:spacing w:line="360" w:lineRule="auto"/>
+        <w:ind w:left="708"/>
+        <w:rPr>
+          <w:rFonts w:ascii="Calibri Light" w:hAnsi="Calibri Light" w:cs="Calibri Light"/>
+          <w:i/>
+          <w:iCs/>
+          <w:color w:val="FF0000"/>
+          <w:sz w:val="18"/>
+          <w:szCs w:val="18"/>
+        </w:rPr>
+      </w:pPr>
+      <w:r>
+        <w:rPr>
+          <w:rFonts w:ascii="Calibri Light" w:hAnsi="Calibri Light" w:cs="Calibri Light"/>
+          <w:i/>
+          <w:iCs/>
+          <w:color w:val="FF0000"/>
+          <w:sz w:val="18"/>
+          <w:szCs w:val="18"/>
+        </w:rPr>
+        <w:t xml:space="preserve">// Format: </w:t>
+      </w:r>
+      <w:hyperlink>
+        <w:r>
+          <w:rPr>
+            <w:rFonts w:ascii="Calibri Light" w:hAnsi="Calibri Light" w:cs="Calibri Light"/>
+            <w:b/>
+            <w:bCs/>
+            <w:i/>
+            <w:iCs/>
+            <w:color w:val="FF0000"/>
+            <w:sz w:val="18"/>
+            <w:szCs w:val="18"/>
+            <w:lang w:val="nl-NL"/>
+          </w:rPr>
+          <w:t>Fout! De hyperlinkverwijzing is ongeldig.</w:t>
+        </w:r>
+      </w:hyperlink>
+    </w:p>
+    <w:p>
+      <w:pPr>
+        <w:spacing w:line="360" w:lineRule="auto"/>
+        <w:ind w:left="708"/>
+        <w:rPr>
+          <w:rFonts w:ascii="Calibri Light" w:hAnsi="Calibri Light" w:cs="Calibri Light"/>
+          <w:i/>
+          <w:iCs/>
+          <w:sz w:val="18"/>
+          <w:szCs w:val="18"/>
+          <w:lang w:val="en-US"/>
+        </w:rPr>
+      </w:pPr>
+      <w:proofErr w:type="spellStart"/>
+      <w:r>
+        <w:rPr>
+          <w:rFonts w:ascii="Calibri Light" w:hAnsi="Calibri Light" w:cs="Calibri Light"/>
+          <w:i/>
+          <w:iCs/>
+          <w:sz w:val="18"/>
+          <w:szCs w:val="18"/>
+          <w:lang w:val="en-US"/>
+        </w:rPr>
+        <w:t>System.out.println</w:t>
+      </w:r>
+      <w:proofErr w:type="spellEnd"/>
+      <w:r>
+        <w:rPr>
+          <w:rFonts w:ascii="Calibri Light" w:hAnsi="Calibri Light" w:cs="Calibri Light"/>
+          <w:i/>
+          <w:iCs/>
+          <w:sz w:val="18"/>
+          <w:szCs w:val="18"/>
+          <w:lang w:val="en-US"/>
+        </w:rPr>
+        <w:t>("\n3. Redirect to the BOSA DSS front-end");</w:t>
+      </w:r>
+    </w:p>
+    <w:p>
+      <w:pPr>
+        <w:spacing w:line="360" w:lineRule="auto"/>
+        <w:ind w:left="708"/>
+        <w:rPr>
+          <w:rFonts w:ascii="Calibri Light" w:hAnsi="Calibri Light" w:cs="Calibri Light"/>
+          <w:i/>
+          <w:iCs/>
+          <w:sz w:val="18"/>
+          <w:szCs w:val="18"/>
+          <w:lang w:val="en-US"/>
+        </w:rPr>
+      </w:pPr>
+      <w:r>
+        <w:rPr>
+          <w:rFonts w:ascii="Calibri Light" w:hAnsi="Calibri Light" w:cs="Calibri Light"/>
+          <w:i/>
+          <w:iCs/>
+          <w:sz w:val="18"/>
+          <w:szCs w:val="18"/>
           <w:lang w:val="en-US"/>
         </w:rPr>
         <w:t xml:space="preserve">String </w:t>
       </w:r>
       <w:proofErr w:type="spellStart"/>
       <w:r>
+        <w:rPr>
+          <w:rFonts w:ascii="Calibri Light" w:hAnsi="Calibri Light" w:cs="Calibri Light"/>
+          <w:i/>
+          <w:iCs/>
+          <w:sz w:val="18"/>
+          <w:szCs w:val="18"/>
+          <w:lang w:val="en-US"/>
+        </w:rPr>
+        <w:t>callbackURL</w:t>
+      </w:r>
+      <w:proofErr w:type="spellEnd"/>
+      <w:r>
+        <w:rPr>
+          <w:rFonts w:ascii="Calibri Light" w:hAnsi="Calibri Light" w:cs="Calibri Light"/>
+          <w:i/>
+          <w:iCs/>
+          <w:sz w:val="18"/>
+          <w:szCs w:val="18"/>
+          <w:lang w:val="en-US"/>
+        </w:rPr>
+        <w:t xml:space="preserve"> = </w:t>
+      </w:r>
+      <w:proofErr w:type="spellStart"/>
+      <w:r>
+        <w:rPr>
+          <w:rFonts w:ascii="Calibri Light" w:hAnsi="Calibri Light" w:cs="Calibri Light"/>
+          <w:i/>
+          <w:iCs/>
+          <w:sz w:val="18"/>
+          <w:szCs w:val="18"/>
+          <w:lang w:val="en-US"/>
+        </w:rPr>
+        <w:t>localUrl</w:t>
+      </w:r>
+      <w:proofErr w:type="spellEnd"/>
+      <w:r>
+        <w:rPr>
+          <w:rFonts w:ascii="Calibri Light" w:hAnsi="Calibri Light" w:cs="Calibri Light"/>
+          <w:i/>
+          <w:iCs/>
+          <w:sz w:val="18"/>
+          <w:szCs w:val="18"/>
+          <w:lang w:val="en-US"/>
+        </w:rPr>
+        <w:t xml:space="preserve"> + "/</w:t>
+      </w:r>
+      <w:proofErr w:type="spellStart"/>
+      <w:r>
+        <w:rPr>
+          <w:rFonts w:ascii="Calibri Light" w:hAnsi="Calibri Light" w:cs="Calibri Light"/>
+          <w:i/>
+          <w:iCs/>
+          <w:sz w:val="18"/>
+          <w:szCs w:val="18"/>
+          <w:lang w:val="en-US"/>
+        </w:rPr>
+        <w:t>callback?filename</w:t>
+      </w:r>
+      <w:proofErr w:type="spellEnd"/>
+      <w:r>
+        <w:rPr>
+          <w:rFonts w:ascii="Calibri Light" w:hAnsi="Calibri Light" w:cs="Calibri Light"/>
+          <w:i/>
+          <w:iCs/>
+          <w:sz w:val="18"/>
+          <w:szCs w:val="18"/>
+          <w:lang w:val="en-US"/>
+        </w:rPr>
+        <w:t xml:space="preserve">=" + </w:t>
+      </w:r>
+      <w:proofErr w:type="spellStart"/>
+      <w:r>
+        <w:rPr>
+          <w:rFonts w:ascii="Calibri Light" w:hAnsi="Calibri Light" w:cs="Calibri Light"/>
+          <w:i/>
+          <w:iCs/>
+          <w:sz w:val="18"/>
+          <w:szCs w:val="18"/>
+          <w:lang w:val="en-US"/>
+        </w:rPr>
+        <w:t>outFileName</w:t>
+      </w:r>
+      <w:proofErr w:type="spellEnd"/>
+      <w:r>
+        <w:rPr>
+          <w:rFonts w:ascii="Calibri Light" w:hAnsi="Calibri Light" w:cs="Calibri Light"/>
+          <w:i/>
+          <w:iCs/>
+          <w:sz w:val="18"/>
+          <w:szCs w:val="18"/>
+          <w:lang w:val="en-US"/>
+        </w:rPr>
+        <w:t>;</w:t>
+      </w:r>
+    </w:p>
+    <w:p>
+      <w:pPr>
+        <w:spacing w:line="360" w:lineRule="auto"/>
+        <w:ind w:left="708"/>
+        <w:rPr>
+          <w:rFonts w:ascii="Calibri Light" w:hAnsi="Calibri Light" w:cs="Calibri Light"/>
+          <w:i/>
+          <w:iCs/>
+          <w:sz w:val="18"/>
+          <w:szCs w:val="18"/>
+          <w:lang w:val="en-US"/>
+        </w:rPr>
+      </w:pPr>
+      <w:proofErr w:type="spellStart"/>
+      <w:r>
+        <w:rPr>
+          <w:rFonts w:ascii="Calibri Light" w:hAnsi="Calibri Light" w:cs="Calibri Light"/>
+          <w:i/>
+          <w:iCs/>
+          <w:sz w:val="18"/>
+          <w:szCs w:val="18"/>
+          <w:lang w:val="en-US"/>
+        </w:rPr>
+        <w:t>System.out.println</w:t>
+      </w:r>
+      <w:proofErr w:type="spellEnd"/>
+      <w:r>
+        <w:rPr>
+          <w:rFonts w:ascii="Calibri Light" w:hAnsi="Calibri Light" w:cs="Calibri Light"/>
+          <w:i/>
+          <w:iCs/>
+          <w:sz w:val="18"/>
+          <w:szCs w:val="18"/>
+          <w:lang w:val="en-US"/>
+        </w:rPr>
+        <w:t>(</w:t>
+      </w:r>
+      <w:proofErr w:type="gramStart"/>
+      <w:r>
+        <w:rPr>
+          <w:rFonts w:ascii="Calibri Light" w:hAnsi="Calibri Light" w:cs="Calibri Light"/>
+          <w:i/>
+          <w:iCs/>
+          <w:sz w:val="18"/>
+          <w:szCs w:val="18"/>
+          <w:lang w:val="en-US"/>
+        </w:rPr>
+        <w:t>"  Callback</w:t>
+      </w:r>
+      <w:proofErr w:type="gramEnd"/>
+      <w:r>
+        <w:rPr>
+          <w:rFonts w:ascii="Calibri Light" w:hAnsi="Calibri Light" w:cs="Calibri Light"/>
+          <w:i/>
+          <w:iCs/>
+          <w:sz w:val="18"/>
+          <w:szCs w:val="18"/>
+          <w:lang w:val="en-US"/>
+        </w:rPr>
+        <w:t xml:space="preserve">: " + </w:t>
+      </w:r>
+      <w:proofErr w:type="spellStart"/>
+      <w:r>
+        <w:rPr>
+          <w:rFonts w:ascii="Calibri Light" w:hAnsi="Calibri Light" w:cs="Calibri Light"/>
+          <w:i/>
+          <w:iCs/>
+          <w:sz w:val="18"/>
+          <w:szCs w:val="18"/>
+          <w:lang w:val="en-US"/>
+        </w:rPr>
+        <w:t>callbackURL</w:t>
+      </w:r>
+      <w:proofErr w:type="spellEnd"/>
+      <w:r>
+        <w:rPr>
+          <w:rFonts w:ascii="Calibri Light" w:hAnsi="Calibri Light" w:cs="Calibri Light"/>
+          <w:i/>
+          <w:iCs/>
+          <w:sz w:val="18"/>
+          <w:szCs w:val="18"/>
+          <w:lang w:val="en-US"/>
+        </w:rPr>
+        <w:t>);</w:t>
+      </w:r>
+    </w:p>
+    <w:p>
+      <w:pPr>
+        <w:spacing w:line="360" w:lineRule="auto"/>
+        <w:ind w:left="708"/>
         <w:rPr>
           <w:rFonts w:ascii="Calibri Light" w:hAnsi="Calibri Light" w:cs="Calibri Light"/>
           <w:b/>
@@ -33007,9 +32915,7 @@
           <w:szCs w:val="18"/>
           <w:lang w:val="en-US"/>
         </w:rPr>
-        <w:t>redirectUrl</w:t>
-      </w:r>
-      <w:proofErr w:type="spellEnd"/>
+      </w:pPr>
       <w:r>
         <w:rPr>
           <w:rFonts w:ascii="Calibri Light" w:hAnsi="Calibri Light" w:cs="Calibri Light"/>
@@ -33022,7 +32928,7 @@
           <w:szCs w:val="18"/>
           <w:lang w:val="en-US"/>
         </w:rPr>
-        <w:t xml:space="preserve"> = </w:t>
+        <w:t xml:space="preserve">String </w:t>
       </w:r>
       <w:proofErr w:type="spellStart"/>
       <w:r>
@@ -33037,7 +32943,7 @@
           <w:szCs w:val="18"/>
           <w:lang w:val="en-US"/>
         </w:rPr>
-        <w:t>bosaDssFrontend</w:t>
+        <w:t>redirectUrl</w:t>
       </w:r>
       <w:proofErr w:type="spellEnd"/>
       <w:r>
@@ -33052,7 +32958,7 @@
           <w:szCs w:val="18"/>
           <w:lang w:val="en-US"/>
         </w:rPr>
-        <w:t xml:space="preserve"> + "/sign/" + </w:t>
+        <w:t xml:space="preserve"> = </w:t>
       </w:r>
       <w:proofErr w:type="spellStart"/>
       <w:r>
@@ -33067,7 +32973,7 @@
           <w:szCs w:val="18"/>
           <w:lang w:val="en-US"/>
         </w:rPr>
-        <w:t>URLEncoder.encode</w:t>
+        <w:t>bosaDssFrontend</w:t>
       </w:r>
       <w:proofErr w:type="spellEnd"/>
       <w:r>
@@ -33082,13 +32988,10 @@
           <w:szCs w:val="18"/>
           <w:lang w:val="en-US"/>
         </w:rPr>
-        <w:t>(token) +</w:t>
-      </w:r>
-    </w:p>
-    <w:p>
-      <w:pPr>
-        <w:spacing w:line="360" w:lineRule="auto"/>
-        <w:ind w:left="708"/>
+        <w:t xml:space="preserve"> + "/sign/" + </w:t>
+      </w:r>
+      <w:proofErr w:type="spellStart"/>
+      <w:r>
         <w:rPr>
           <w:rFonts w:ascii="Calibri Light" w:hAnsi="Calibri Light" w:cs="Calibri Light"/>
           <w:b/>
@@ -33100,7 +33003,9 @@
           <w:szCs w:val="18"/>
           <w:lang w:val="en-US"/>
         </w:rPr>
-      </w:pPr>
+        <w:t>URLEncoder.encode</w:t>
+      </w:r>
+      <w:proofErr w:type="spellEnd"/>
       <w:r>
         <w:rPr>
           <w:rFonts w:ascii="Calibri Light" w:hAnsi="Calibri Light" w:cs="Calibri Light"/>
@@ -33113,10 +33018,13 @@
           <w:szCs w:val="18"/>
           <w:lang w:val="en-US"/>
         </w:rPr>
-        <w:t>              "?</w:t>
-      </w:r>
-      <w:proofErr w:type="spellStart"/>
-      <w:r>
+        <w:t>(token) +</w:t>
+      </w:r>
+    </w:p>
+    <w:p>
+      <w:pPr>
+        <w:spacing w:line="360" w:lineRule="auto"/>
+        <w:ind w:left="708"/>
         <w:rPr>
           <w:rFonts w:ascii="Calibri Light" w:hAnsi="Calibri Light" w:cs="Calibri Light"/>
           <w:b/>
@@ -33128,9 +33036,7 @@
           <w:szCs w:val="18"/>
           <w:lang w:val="en-US"/>
         </w:rPr>
-        <w:t>redirectUrl</w:t>
-      </w:r>
-      <w:proofErr w:type="spellEnd"/>
+      </w:pPr>
       <w:r>
         <w:rPr>
           <w:rFonts w:ascii="Calibri Light" w:hAnsi="Calibri Light" w:cs="Calibri Light"/>
@@ -33143,7 +33049,7 @@
           <w:szCs w:val="18"/>
           <w:lang w:val="en-US"/>
         </w:rPr>
-        <w:t xml:space="preserve">=" + </w:t>
+        <w:t>              "?</w:t>
       </w:r>
       <w:proofErr w:type="spellStart"/>
       <w:r>
@@ -33158,7 +33064,7 @@
           <w:szCs w:val="18"/>
           <w:lang w:val="en-US"/>
         </w:rPr>
-        <w:t>URLEncoder.encode</w:t>
+        <w:t>redirectUrl</w:t>
       </w:r>
       <w:proofErr w:type="spellEnd"/>
       <w:r>
@@ -33173,7 +33079,7 @@
           <w:szCs w:val="18"/>
           <w:lang w:val="en-US"/>
         </w:rPr>
-        <w:t>(</w:t>
+        <w:t xml:space="preserve">=" + </w:t>
       </w:r>
       <w:proofErr w:type="spellStart"/>
       <w:r>
@@ -33188,7 +33094,7 @@
           <w:szCs w:val="18"/>
           <w:lang w:val="en-US"/>
         </w:rPr>
-        <w:t>callbackURL</w:t>
+        <w:t>URLEncoder.encode</w:t>
       </w:r>
       <w:proofErr w:type="spellEnd"/>
       <w:r>
@@ -33203,15 +33109,45 @@
           <w:szCs w:val="18"/>
           <w:lang w:val="en-US"/>
         </w:rPr>
+        <w:t>(</w:t>
+      </w:r>
+      <w:proofErr w:type="spellStart"/>
+      <w:r>
+        <w:rPr>
+          <w:rFonts w:ascii="Calibri Light" w:hAnsi="Calibri Light" w:cs="Calibri Light"/>
+          <w:b/>
+          <w:bCs/>
+          <w:i/>
+          <w:iCs/>
+          <w:color w:val="00B050"/>
+          <w:sz w:val="18"/>
+          <w:szCs w:val="18"/>
+          <w:lang w:val="en-US"/>
+        </w:rPr>
+        <w:t>callbackURL</w:t>
+      </w:r>
+      <w:proofErr w:type="spellEnd"/>
+      <w:r>
+        <w:rPr>
+          <w:rFonts w:ascii="Calibri Light" w:hAnsi="Calibri Light" w:cs="Calibri Light"/>
+          <w:b/>
+          <w:bCs/>
+          <w:i/>
+          <w:iCs/>
+          <w:color w:val="00B050"/>
+          <w:sz w:val="18"/>
+          <w:szCs w:val="18"/>
+          <w:lang w:val="en-US"/>
+        </w:rPr>
         <w:t>) + "&amp;language=" + LANGUAGE;</w:t>
       </w:r>
     </w:p>
     <w:p>
       <w:pPr>
-        <w:pStyle w:val="Heading3"/>
+        <w:pStyle w:val="Titre3"/>
         <w:spacing w:before="240"/>
         <w:rPr>
-          <w:rStyle w:val="Heading1Char"/>
+          <w:rStyle w:val="Titre1Car"/>
           <w:rFonts w:ascii="Montserrat SemiBold" w:hAnsi="Montserrat SemiBold" w:cs="Times New Roman (Headings CS)"/>
           <w:b/>
           <w:sz w:val="38"/>
@@ -33222,12 +33158,13 @@
       <w:bookmarkStart w:id="67" w:name="_Toc172898499"/>
       <w:r>
         <w:rPr>
-          <w:rStyle w:val="Heading1Char"/>
+          <w:rStyle w:val="Titre1Car"/>
           <w:rFonts w:ascii="Montserrat SemiBold" w:hAnsi="Montserrat SemiBold" w:cs="Times New Roman (Headings CS)"/>
           <w:b/>
           <w:sz w:val="38"/>
           <w:lang w:val="en-US"/>
         </w:rPr>
+        <w:lastRenderedPageBreak/>
         <w:t>3.12. Using XLST file</w:t>
       </w:r>
       <w:bookmarkEnd w:id="66"/>
@@ -33505,7 +33442,7 @@
     </w:p>
     <w:p>
       <w:pPr>
-        <w:pStyle w:val="ListParagraph"/>
+        <w:pStyle w:val="Paragraphedeliste"/>
         <w:numPr>
           <w:ilvl w:val="0"/>
           <w:numId w:val="28"/>
@@ -33523,7 +33460,7 @@
     </w:p>
     <w:p>
       <w:pPr>
-        <w:pStyle w:val="ListParagraph"/>
+        <w:pStyle w:val="Paragraphedeliste"/>
         <w:numPr>
           <w:ilvl w:val="0"/>
           <w:numId w:val="28"/>
@@ -33559,7 +33496,7 @@
     </w:p>
     <w:p>
       <w:pPr>
-        <w:pStyle w:val="ListParagraph"/>
+        <w:pStyle w:val="Paragraphedeliste"/>
         <w:numPr>
           <w:ilvl w:val="0"/>
           <w:numId w:val="28"/>
@@ -33583,7 +33520,7 @@
     </w:p>
     <w:p>
       <w:pPr>
-        <w:pStyle w:val="ListParagraph"/>
+        <w:pStyle w:val="Paragraphedeliste"/>
         <w:numPr>
           <w:ilvl w:val="0"/>
           <w:numId w:val="28"/>
@@ -33621,7 +33558,7 @@
     </w:p>
     <w:p>
       <w:pPr>
-        <w:pStyle w:val="Heading2"/>
+        <w:pStyle w:val="Titre2"/>
         <w:rPr>
           <w:lang w:val="en-US"/>
         </w:rPr>
@@ -33709,7 +33646,21 @@
         <w:rPr>
           <w:lang w:val="en-US"/>
         </w:rPr>
-        <w:t xml:space="preserve"> a callback page is foreseen where the signed document is downloaded and the unsigned and signed document are deleted from the S3 server.</w:t>
+        <w:t xml:space="preserve"> a callback page is foreseen where the signed document is </w:t>
+      </w:r>
+      <w:proofErr w:type="gramStart"/>
+      <w:r>
+        <w:rPr>
+          <w:lang w:val="en-US"/>
+        </w:rPr>
+        <w:t>downloaded</w:t>
+      </w:r>
+      <w:proofErr w:type="gramEnd"/>
+      <w:r>
+        <w:rPr>
+          <w:lang w:val="en-US"/>
+        </w:rPr>
+        <w:t xml:space="preserve"> and the unsigned and signed document are deleted from the S3 server.</w:t>
       </w:r>
     </w:p>
     <w:p>
@@ -33855,6 +33806,7 @@
         <w:rPr>
           <w:lang w:val="en-US"/>
         </w:rPr>
+        <w:lastRenderedPageBreak/>
         <w:t>Or on Windows:</w:t>
       </w:r>
       <w:r>
@@ -33929,7 +33881,7 @@
     </w:p>
     <w:tbl>
       <w:tblPr>
-        <w:tblStyle w:val="TableGrid"/>
+        <w:tblStyle w:val="Grilledutableau"/>
         <w:tblW w:w="8221" w:type="dxa"/>
         <w:tblInd w:w="534" w:type="dxa"/>
         <w:tblLayout w:type="fixed"/>
@@ -34076,7 +34028,7 @@
       <w:hyperlink r:id="rId55" w:history="1">
         <w:r>
           <w:rPr>
-            <w:rStyle w:val="Hyperlink"/>
+            <w:rStyle w:val="Lienhypertexte"/>
             <w:rFonts w:cstheme="minorHAnsi"/>
             <w:lang w:val="en-US"/>
           </w:rPr>
@@ -34131,10 +34083,26 @@
 <w:ftr xmlns:wpc="http://schemas.microsoft.com/office/word/2010/wordprocessingCanvas" xmlns:cx="http://schemas.microsoft.com/office/drawing/2014/chartex" xmlns:cx1="http://schemas.microsoft.com/office/drawing/2015/9/8/chartex" xmlns:cx2="http://schemas.microsoft.com/office/drawing/2015/10/21/chartex" xmlns:cx3="http://schemas.microsoft.com/office/drawing/2016/5/9/chartex" xmlns:cx4="http://schemas.microsoft.com/office/drawing/2016/5/10/chartex" xmlns:cx5="http://schemas.microsoft.com/office/drawing/2016/5/11/chartex" xmlns:cx6="http://schemas.microsoft.com/office/drawing/2016/5/12/chartex" xmlns:cx7="http://schemas.microsoft.com/office/drawing/2016/5/13/chartex" xmlns:cx8="http://schemas.microsoft.com/office/drawing/2016/5/14/chartex" xmlns:mc="http://schemas.openxmlformats.org/markup-compatibility/2006" xmlns:aink="http://schemas.microsoft.com/office/drawing/2016/ink" xmlns:am3d="http://schemas.microsoft.com/office/drawing/2017/model3d" xmlns:o="urn:schemas-microsoft-com:office:office" xmlns:oel="http://schemas.microsoft.com/office/2019/extlst" xmlns:r="http://schemas.openxmlformats.org/officeDocument/2006/relationships" xmlns:m="http://schemas.openxmlformats.org/officeDocument/2006/math" xmlns:v="urn:schemas-microsoft-com:vml" xmlns:wp14="http://schemas.microsoft.com/office/word/2010/wordprocessingDrawing" xmlns:wp="http://schemas.openxmlformats.org/drawingml/2006/wordprocessingDrawing" xmlns:w10="urn:schemas-microsoft-com:office:word" xmlns:w="http://schemas.openxmlformats.org/wordprocessingml/2006/main" xmlns:w14="http://schemas.microsoft.com/office/word/2010/wordml" xmlns:w15="http://schemas.microsoft.com/office/word/2012/wordml" xmlns:w16cex="http://schemas.microsoft.com/office/word/2018/wordml/cex" xmlns:w16cid="http://schemas.microsoft.com/office/word/2016/wordml/cid" xmlns:w16="http://schemas.microsoft.com/office/word/2018/wordml" xmlns:w16du="http://schemas.microsoft.com/office/word/2023/wordml/word16du" xmlns:w16sdtdh="http://schemas.microsoft.com/office/word/2020/wordml/sdtdatahash" xmlns:w16sdtfl="http://schemas.microsoft.com/office/word/2024/wordml/sdtformatlock" xmlns:w16se="http://schemas.microsoft.com/office/word/2015/wordml/symex" xmlns:wpg="http://schemas.microsoft.com/office/word/2010/wordprocessingGroup" xmlns:wpi="http://schemas.microsoft.com/office/word/2010/wordprocessingInk" xmlns:wne="http://schemas.microsoft.com/office/word/2006/wordml" xmlns:wps="http://schemas.microsoft.com/office/word/2010/wordprocessingShape" mc:Ignorable="w14 w15 w16se w16cid w16 w16cex w16sdtdh w16sdtfl w16du wp14">
   <w:p>
     <w:pPr>
-      <w:pStyle w:val="Footer"/>
+      <w:pStyle w:val="Pieddepage"/>
     </w:pPr>
     <w:r>
-      <w:t xml:space="preserve">BOSA signature solution - technical information </w:t>
+      <w:t xml:space="preserve">BOSA </w:t>
+    </w:r>
+    <w:proofErr w:type="spellStart"/>
+    <w:r>
+      <w:t>signature</w:t>
+    </w:r>
+    <w:proofErr w:type="spellEnd"/>
+    <w:r>
+      <w:t xml:space="preserve"> solution - </w:t>
+    </w:r>
+    <w:proofErr w:type="spellStart"/>
+    <w:r>
+      <w:t>technical</w:t>
+    </w:r>
+    <w:proofErr w:type="spellEnd"/>
+    <w:r>
+      <w:t xml:space="preserve"> information </w:t>
     </w:r>
     <w:r>
       <w:rPr>
@@ -34204,52 +34172,42 @@
     </w:r>
     <w:r>
       <w:rPr>
-        <w:rStyle w:val="Strong"/>
+        <w:rStyle w:val="lev"/>
       </w:rPr>
       <w:fldChar w:fldCharType="begin"/>
     </w:r>
     <w:r>
       <w:rPr>
-        <w:rStyle w:val="Strong"/>
+        <w:rStyle w:val="lev"/>
       </w:rPr>
       <w:instrText xml:space="preserve"> PAGE \* Arabic \* MERGEFORMAT </w:instrText>
     </w:r>
     <w:r>
       <w:rPr>
-        <w:rStyle w:val="Strong"/>
+        <w:rStyle w:val="lev"/>
       </w:rPr>
       <w:fldChar w:fldCharType="separate"/>
     </w:r>
     <w:r>
       <w:rPr>
-        <w:rStyle w:val="Strong"/>
+        <w:rStyle w:val="lev"/>
       </w:rPr>
       <w:t>2</w:t>
     </w:r>
     <w:r>
       <w:rPr>
-        <w:rStyle w:val="Strong"/>
+        <w:rStyle w:val="lev"/>
       </w:rPr>
       <w:fldChar w:fldCharType="end"/>
     </w:r>
     <w:r>
       <w:t>/</w:t>
     </w:r>
-    <w:r>
-      <w:fldChar w:fldCharType="begin"/>
-    </w:r>
-    <w:r>
-      <w:instrText xml:space="preserve"> NUMPAGES  \* MERGEFORMAT </w:instrText>
-    </w:r>
-    <w:r>
-      <w:fldChar w:fldCharType="separate"/>
-    </w:r>
-    <w:r>
-      <w:t>6</w:t>
-    </w:r>
-    <w:r>
-      <w:fldChar w:fldCharType="end"/>
-    </w:r>
+    <w:fldSimple w:instr=" NUMPAGES  \* MERGEFORMAT ">
+      <w:r>
+        <w:t>6</w:t>
+      </w:r>
+    </w:fldSimple>
   </w:p>
 </w:ftr>
 </file>
@@ -34258,7 +34216,7 @@
 <w:ftr xmlns:wpc="http://schemas.microsoft.com/office/word/2010/wordprocessingCanvas" xmlns:cx="http://schemas.microsoft.com/office/drawing/2014/chartex" xmlns:cx1="http://schemas.microsoft.com/office/drawing/2015/9/8/chartex" xmlns:cx2="http://schemas.microsoft.com/office/drawing/2015/10/21/chartex" xmlns:cx3="http://schemas.microsoft.com/office/drawing/2016/5/9/chartex" xmlns:cx4="http://schemas.microsoft.com/office/drawing/2016/5/10/chartex" xmlns:cx5="http://schemas.microsoft.com/office/drawing/2016/5/11/chartex" xmlns:cx6="http://schemas.microsoft.com/office/drawing/2016/5/12/chartex" xmlns:cx7="http://schemas.microsoft.com/office/drawing/2016/5/13/chartex" xmlns:cx8="http://schemas.microsoft.com/office/drawing/2016/5/14/chartex" xmlns:mc="http://schemas.openxmlformats.org/markup-compatibility/2006" xmlns:aink="http://schemas.microsoft.com/office/drawing/2016/ink" xmlns:am3d="http://schemas.microsoft.com/office/drawing/2017/model3d" xmlns:o="urn:schemas-microsoft-com:office:office" xmlns:oel="http://schemas.microsoft.com/office/2019/extlst" xmlns:r="http://schemas.openxmlformats.org/officeDocument/2006/relationships" xmlns:m="http://schemas.openxmlformats.org/officeDocument/2006/math" xmlns:v="urn:schemas-microsoft-com:vml" xmlns:wp14="http://schemas.microsoft.com/office/word/2010/wordprocessingDrawing" xmlns:wp="http://schemas.openxmlformats.org/drawingml/2006/wordprocessingDrawing" xmlns:w10="urn:schemas-microsoft-com:office:word" xmlns:w="http://schemas.openxmlformats.org/wordprocessingml/2006/main" xmlns:w14="http://schemas.microsoft.com/office/word/2010/wordml" xmlns:w15="http://schemas.microsoft.com/office/word/2012/wordml" xmlns:w16cex="http://schemas.microsoft.com/office/word/2018/wordml/cex" xmlns:w16cid="http://schemas.microsoft.com/office/word/2016/wordml/cid" xmlns:w16="http://schemas.microsoft.com/office/word/2018/wordml" xmlns:w16du="http://schemas.microsoft.com/office/word/2023/wordml/word16du" xmlns:w16sdtdh="http://schemas.microsoft.com/office/word/2020/wordml/sdtdatahash" xmlns:w16sdtfl="http://schemas.microsoft.com/office/word/2024/wordml/sdtformatlock" xmlns:w16se="http://schemas.microsoft.com/office/word/2015/wordml/symex" xmlns:wpg="http://schemas.microsoft.com/office/word/2010/wordprocessingGroup" xmlns:wpi="http://schemas.microsoft.com/office/word/2010/wordprocessingInk" xmlns:wne="http://schemas.microsoft.com/office/word/2006/wordml" xmlns:wps="http://schemas.microsoft.com/office/word/2010/wordprocessingShape" mc:Ignorable="w14 w15 w16se w16cid w16 w16cex w16sdtdh w16sdtfl w16du wp14">
   <w:p>
     <w:pPr>
-      <w:pStyle w:val="Footer"/>
+      <w:pStyle w:val="Pieddepage"/>
     </w:pPr>
     <w:r>
       <w:rPr>
@@ -34350,7 +34308,7 @@
 <w:hdr xmlns:wpc="http://schemas.microsoft.com/office/word/2010/wordprocessingCanvas" xmlns:cx="http://schemas.microsoft.com/office/drawing/2014/chartex" xmlns:cx1="http://schemas.microsoft.com/office/drawing/2015/9/8/chartex" xmlns:cx2="http://schemas.microsoft.com/office/drawing/2015/10/21/chartex" xmlns:cx3="http://schemas.microsoft.com/office/drawing/2016/5/9/chartex" xmlns:cx4="http://schemas.microsoft.com/office/drawing/2016/5/10/chartex" xmlns:cx5="http://schemas.microsoft.com/office/drawing/2016/5/11/chartex" xmlns:cx6="http://schemas.microsoft.com/office/drawing/2016/5/12/chartex" xmlns:cx7="http://schemas.microsoft.com/office/drawing/2016/5/13/chartex" xmlns:cx8="http://schemas.microsoft.com/office/drawing/2016/5/14/chartex" xmlns:mc="http://schemas.openxmlformats.org/markup-compatibility/2006" xmlns:aink="http://schemas.microsoft.com/office/drawing/2016/ink" xmlns:am3d="http://schemas.microsoft.com/office/drawing/2017/model3d" xmlns:o="urn:schemas-microsoft-com:office:office" xmlns:oel="http://schemas.microsoft.com/office/2019/extlst" xmlns:r="http://schemas.openxmlformats.org/officeDocument/2006/relationships" xmlns:m="http://schemas.openxmlformats.org/officeDocument/2006/math" xmlns:v="urn:schemas-microsoft-com:vml" xmlns:wp14="http://schemas.microsoft.com/office/word/2010/wordprocessingDrawing" xmlns:wp="http://schemas.openxmlformats.org/drawingml/2006/wordprocessingDrawing" xmlns:w10="urn:schemas-microsoft-com:office:word" xmlns:w="http://schemas.openxmlformats.org/wordprocessingml/2006/main" xmlns:w14="http://schemas.microsoft.com/office/word/2010/wordml" xmlns:w15="http://schemas.microsoft.com/office/word/2012/wordml" xmlns:w16cex="http://schemas.microsoft.com/office/word/2018/wordml/cex" xmlns:w16cid="http://schemas.microsoft.com/office/word/2016/wordml/cid" xmlns:w16="http://schemas.microsoft.com/office/word/2018/wordml" xmlns:w16du="http://schemas.microsoft.com/office/word/2023/wordml/word16du" xmlns:w16sdtdh="http://schemas.microsoft.com/office/word/2020/wordml/sdtdatahash" xmlns:w16sdtfl="http://schemas.microsoft.com/office/word/2024/wordml/sdtformatlock" xmlns:w16se="http://schemas.microsoft.com/office/word/2015/wordml/symex" xmlns:wpg="http://schemas.microsoft.com/office/word/2010/wordprocessingGroup" xmlns:wpi="http://schemas.microsoft.com/office/word/2010/wordprocessingInk" xmlns:wne="http://schemas.microsoft.com/office/word/2006/wordml" xmlns:wps="http://schemas.microsoft.com/office/word/2010/wordprocessingShape" mc:Ignorable="w14 w15 w16se w16cid w16 w16cex w16sdtdh w16sdtfl w16du wp14">
   <w:p>
     <w:pPr>
-      <w:pStyle w:val="Header"/>
+      <w:pStyle w:val="En-tte"/>
     </w:pPr>
     <w:r>
       <w:rPr>
@@ -34428,7 +34386,7 @@
     <w:lvl w:ilvl="0">
       <w:start w:val="1"/>
       <w:numFmt w:val="decimal"/>
-      <w:pStyle w:val="ListNumber2"/>
+      <w:pStyle w:val="Listenumros2"/>
       <w:lvlText w:val="%1."/>
       <w:lvlJc w:val="left"/>
       <w:pPr>
@@ -34446,7 +34404,7 @@
     <w:lvl w:ilvl="0">
       <w:start w:val="1"/>
       <w:numFmt w:val="bullet"/>
-      <w:pStyle w:val="ListBullet2"/>
+      <w:pStyle w:val="Listepuces2"/>
       <w:lvlText w:val=""/>
       <w:lvlJc w:val="left"/>
       <w:pPr>
@@ -34467,7 +34425,7 @@
     <w:lvl w:ilvl="0">
       <w:start w:val="1"/>
       <w:numFmt w:val="decimal"/>
-      <w:pStyle w:val="ListNumber"/>
+      <w:pStyle w:val="Listenumros"/>
       <w:lvlText w:val="%1."/>
       <w:lvlJc w:val="left"/>
       <w:pPr>
@@ -34485,7 +34443,7 @@
     <w:lvl w:ilvl="0">
       <w:start w:val="1"/>
       <w:numFmt w:val="bullet"/>
-      <w:pStyle w:val="ListBullet"/>
+      <w:pStyle w:val="Listepuces"/>
       <w:lvlText w:val=""/>
       <w:lvlJc w:val="left"/>
       <w:pPr>
@@ -38028,11 +37986,11 @@
       <w:sz w:val="21"/>
     </w:rPr>
   </w:style>
-  <w:style w:type="paragraph" w:styleId="Heading1">
+  <w:style w:type="paragraph" w:styleId="Titre1">
     <w:name w:val="heading 1"/>
     <w:basedOn w:val="Normal"/>
     <w:next w:val="Normal"/>
-    <w:link w:val="Heading1Char"/>
+    <w:link w:val="Titre1Car"/>
     <w:uiPriority w:val="9"/>
     <w:qFormat/>
     <w:rsid w:val="008B3E7B"/>
@@ -38049,11 +38007,11 @@
       <w:szCs w:val="32"/>
     </w:rPr>
   </w:style>
-  <w:style w:type="paragraph" w:styleId="Heading2">
+  <w:style w:type="paragraph" w:styleId="Titre2">
     <w:name w:val="heading 2"/>
-    <w:basedOn w:val="Heading1"/>
+    <w:basedOn w:val="Titre1"/>
     <w:next w:val="Normal"/>
-    <w:link w:val="Heading2Char"/>
+    <w:link w:val="Titre2Car"/>
     <w:uiPriority w:val="9"/>
     <w:qFormat/>
     <w:rsid w:val="008B3E7B"/>
@@ -38066,11 +38024,11 @@
       <w:szCs w:val="26"/>
     </w:rPr>
   </w:style>
-  <w:style w:type="paragraph" w:styleId="Heading3">
+  <w:style w:type="paragraph" w:styleId="Titre3">
     <w:name w:val="heading 3"/>
-    <w:basedOn w:val="Heading1"/>
+    <w:basedOn w:val="Titre1"/>
     <w:next w:val="Normal"/>
-    <w:link w:val="Heading3Char"/>
+    <w:link w:val="Titre3Car"/>
     <w:uiPriority w:val="9"/>
     <w:qFormat/>
     <w:rsid w:val="008B3E7B"/>
@@ -38083,11 +38041,11 @@
       <w:sz w:val="38"/>
     </w:rPr>
   </w:style>
-  <w:style w:type="paragraph" w:styleId="Heading4">
+  <w:style w:type="paragraph" w:styleId="Titre4">
     <w:name w:val="heading 4"/>
-    <w:basedOn w:val="Heading3"/>
+    <w:basedOn w:val="Titre3"/>
     <w:next w:val="Normal"/>
-    <w:link w:val="Heading4Char"/>
+    <w:link w:val="Titre4Car"/>
     <w:uiPriority w:val="9"/>
     <w:qFormat/>
     <w:rsid w:val="008B3E7B"/>
@@ -38101,11 +38059,11 @@
       <w:sz w:val="26"/>
     </w:rPr>
   </w:style>
-  <w:style w:type="paragraph" w:styleId="Heading5">
+  <w:style w:type="paragraph" w:styleId="Titre5">
     <w:name w:val="heading 5"/>
     <w:basedOn w:val="Normal"/>
     <w:next w:val="Normal"/>
-    <w:link w:val="Heading5Char"/>
+    <w:link w:val="Titre5Car"/>
     <w:uiPriority w:val="9"/>
     <w:semiHidden/>
     <w:rsid w:val="00BA454C"/>
@@ -38119,11 +38077,11 @@
       <w:color w:val="004050" w:themeColor="accent1" w:themeShade="BF"/>
     </w:rPr>
   </w:style>
-  <w:style w:type="paragraph" w:styleId="Heading6">
+  <w:style w:type="paragraph" w:styleId="Titre6">
     <w:name w:val="heading 6"/>
     <w:basedOn w:val="Normal"/>
     <w:next w:val="Normal"/>
-    <w:link w:val="Heading6Char"/>
+    <w:link w:val="Titre6Car"/>
     <w:uiPriority w:val="9"/>
     <w:semiHidden/>
     <w:rsid w:val="00BA454C"/>
@@ -38137,11 +38095,11 @@
       <w:color w:val="002A35" w:themeColor="accent1" w:themeShade="7F"/>
     </w:rPr>
   </w:style>
-  <w:style w:type="paragraph" w:styleId="Heading7">
+  <w:style w:type="paragraph" w:styleId="Titre7">
     <w:name w:val="heading 7"/>
     <w:basedOn w:val="Normal"/>
     <w:next w:val="Normal"/>
-    <w:link w:val="Heading7Char"/>
+    <w:link w:val="Titre7Car"/>
     <w:uiPriority w:val="9"/>
     <w:semiHidden/>
     <w:rsid w:val="00BA454C"/>
@@ -38157,11 +38115,11 @@
       <w:color w:val="002A35" w:themeColor="accent1" w:themeShade="7F"/>
     </w:rPr>
   </w:style>
-  <w:style w:type="paragraph" w:styleId="Heading8">
+  <w:style w:type="paragraph" w:styleId="Titre8">
     <w:name w:val="heading 8"/>
     <w:basedOn w:val="Normal"/>
     <w:next w:val="Normal"/>
-    <w:link w:val="Heading8Char"/>
+    <w:link w:val="Titre8Car"/>
     <w:uiPriority w:val="9"/>
     <w:semiHidden/>
     <w:rsid w:val="00BA454C"/>
@@ -38176,11 +38134,11 @@
       <w:szCs w:val="21"/>
     </w:rPr>
   </w:style>
-  <w:style w:type="paragraph" w:styleId="Heading9">
+  <w:style w:type="paragraph" w:styleId="Titre9">
     <w:name w:val="heading 9"/>
     <w:basedOn w:val="Normal"/>
     <w:next w:val="Normal"/>
-    <w:link w:val="Heading9Char"/>
+    <w:link w:val="Titre9Car"/>
     <w:uiPriority w:val="9"/>
     <w:semiHidden/>
     <w:rsid w:val="00BA454C"/>
@@ -38197,13 +38155,13 @@
       <w:szCs w:val="21"/>
     </w:rPr>
   </w:style>
-  <w:style w:type="character" w:default="1" w:styleId="DefaultParagraphFont">
+  <w:style w:type="character" w:default="1" w:styleId="Policepardfaut">
     <w:name w:val="Default Paragraph Font"/>
     <w:uiPriority w:val="1"/>
     <w:semiHidden/>
     <w:unhideWhenUsed/>
   </w:style>
-  <w:style w:type="table" w:default="1" w:styleId="TableNormal">
+  <w:style w:type="table" w:default="1" w:styleId="TableauNormal">
     <w:name w:val="Normal Table"/>
     <w:uiPriority w:val="99"/>
     <w:semiHidden/>
@@ -38218,15 +38176,15 @@
       </w:tblCellMar>
     </w:tblPr>
   </w:style>
-  <w:style w:type="numbering" w:default="1" w:styleId="NoList">
+  <w:style w:type="numbering" w:default="1" w:styleId="Aucuneliste">
     <w:name w:val="No List"/>
     <w:uiPriority w:val="99"/>
     <w:semiHidden/>
     <w:unhideWhenUsed/>
   </w:style>
-  <w:style w:type="paragraph" w:styleId="NoSpacing">
+  <w:style w:type="paragraph" w:styleId="Sansinterligne">
     <w:name w:val="No Spacing"/>
-    <w:link w:val="NoSpacingChar"/>
+    <w:link w:val="SansinterligneCar"/>
     <w:uiPriority w:val="1"/>
     <w:qFormat/>
     <w:rsid w:val="00C2174B"/>
@@ -38234,10 +38192,10 @@
       <w:sz w:val="21"/>
     </w:rPr>
   </w:style>
-  <w:style w:type="character" w:customStyle="1" w:styleId="Heading1Char">
-    <w:name w:val="Heading 1 Char"/>
-    <w:basedOn w:val="DefaultParagraphFont"/>
-    <w:link w:val="Heading1"/>
+  <w:style w:type="character" w:customStyle="1" w:styleId="Titre1Car">
+    <w:name w:val="Titre 1 Car"/>
+    <w:basedOn w:val="Policepardfaut"/>
+    <w:link w:val="Titre1"/>
     <w:uiPriority w:val="9"/>
     <w:qFormat/>
     <w:rsid w:val="008B3E7B"/>
@@ -38249,10 +38207,10 @@
       <w:lang w:val="nl-NL"/>
     </w:rPr>
   </w:style>
-  <w:style w:type="character" w:customStyle="1" w:styleId="Heading2Char">
-    <w:name w:val="Heading 2 Char"/>
-    <w:basedOn w:val="DefaultParagraphFont"/>
-    <w:link w:val="Heading2"/>
+  <w:style w:type="character" w:customStyle="1" w:styleId="Titre2Car">
+    <w:name w:val="Titre 2 Car"/>
+    <w:basedOn w:val="Policepardfaut"/>
+    <w:link w:val="Titre2"/>
     <w:uiPriority w:val="9"/>
     <w:qFormat/>
     <w:rsid w:val="008B3E7B"/>
@@ -38264,10 +38222,10 @@
       <w:lang w:val="nl-NL"/>
     </w:rPr>
   </w:style>
-  <w:style w:type="character" w:customStyle="1" w:styleId="Heading3Char">
-    <w:name w:val="Heading 3 Char"/>
-    <w:basedOn w:val="DefaultParagraphFont"/>
-    <w:link w:val="Heading3"/>
+  <w:style w:type="character" w:customStyle="1" w:styleId="Titre3Car">
+    <w:name w:val="Titre 3 Car"/>
+    <w:basedOn w:val="Policepardfaut"/>
+    <w:link w:val="Titre3"/>
     <w:uiPriority w:val="9"/>
     <w:qFormat/>
     <w:rsid w:val="008B3E7B"/>
@@ -38279,7 +38237,7 @@
       <w:lang w:val="nl-NL"/>
     </w:rPr>
   </w:style>
-  <w:style w:type="character" w:styleId="Strong">
+  <w:style w:type="character" w:styleId="lev">
     <w:name w:val="Strong"/>
     <w:uiPriority w:val="5"/>
     <w:qFormat/>
@@ -38289,10 +38247,10 @@
       <w:bCs/>
     </w:rPr>
   </w:style>
-  <w:style w:type="character" w:customStyle="1" w:styleId="Heading4Char">
-    <w:name w:val="Heading 4 Char"/>
-    <w:basedOn w:val="DefaultParagraphFont"/>
-    <w:link w:val="Heading4"/>
+  <w:style w:type="character" w:customStyle="1" w:styleId="Titre4Car">
+    <w:name w:val="Titre 4 Car"/>
+    <w:basedOn w:val="Policepardfaut"/>
+    <w:link w:val="Titre4"/>
     <w:uiPriority w:val="9"/>
     <w:rsid w:val="008B3E7B"/>
     <w:rPr>
@@ -38303,10 +38261,10 @@
       <w:lang w:val="nl-NL"/>
     </w:rPr>
   </w:style>
-  <w:style w:type="character" w:customStyle="1" w:styleId="Heading5Char">
-    <w:name w:val="Heading 5 Char"/>
-    <w:basedOn w:val="DefaultParagraphFont"/>
-    <w:link w:val="Heading5"/>
+  <w:style w:type="character" w:customStyle="1" w:styleId="Titre5Car">
+    <w:name w:val="Titre 5 Car"/>
+    <w:basedOn w:val="Policepardfaut"/>
+    <w:link w:val="Titre5"/>
     <w:uiPriority w:val="9"/>
     <w:semiHidden/>
     <w:rsid w:val="0077278D"/>
@@ -38317,10 +38275,10 @@
       <w:lang w:val="nl-NL"/>
     </w:rPr>
   </w:style>
-  <w:style w:type="character" w:customStyle="1" w:styleId="Heading6Char">
-    <w:name w:val="Heading 6 Char"/>
-    <w:basedOn w:val="DefaultParagraphFont"/>
-    <w:link w:val="Heading6"/>
+  <w:style w:type="character" w:customStyle="1" w:styleId="Titre6Car">
+    <w:name w:val="Titre 6 Car"/>
+    <w:basedOn w:val="Policepardfaut"/>
+    <w:link w:val="Titre6"/>
     <w:uiPriority w:val="9"/>
     <w:semiHidden/>
     <w:rsid w:val="0077278D"/>
@@ -38331,10 +38289,10 @@
       <w:lang w:val="nl-NL"/>
     </w:rPr>
   </w:style>
-  <w:style w:type="character" w:customStyle="1" w:styleId="Heading7Char">
-    <w:name w:val="Heading 7 Char"/>
-    <w:basedOn w:val="DefaultParagraphFont"/>
-    <w:link w:val="Heading7"/>
+  <w:style w:type="character" w:customStyle="1" w:styleId="Titre7Car">
+    <w:name w:val="Titre 7 Car"/>
+    <w:basedOn w:val="Policepardfaut"/>
+    <w:link w:val="Titre7"/>
     <w:uiPriority w:val="9"/>
     <w:semiHidden/>
     <w:rsid w:val="0077278D"/>
@@ -38347,10 +38305,10 @@
       <w:lang w:val="nl-NL"/>
     </w:rPr>
   </w:style>
-  <w:style w:type="character" w:customStyle="1" w:styleId="Heading8Char">
-    <w:name w:val="Heading 8 Char"/>
-    <w:basedOn w:val="DefaultParagraphFont"/>
-    <w:link w:val="Heading8"/>
+  <w:style w:type="character" w:customStyle="1" w:styleId="Titre8Car">
+    <w:name w:val="Titre 8 Car"/>
+    <w:basedOn w:val="Policepardfaut"/>
+    <w:link w:val="Titre8"/>
     <w:uiPriority w:val="9"/>
     <w:semiHidden/>
     <w:rsid w:val="0077278D"/>
@@ -38362,10 +38320,10 @@
       <w:lang w:val="nl-NL"/>
     </w:rPr>
   </w:style>
-  <w:style w:type="character" w:customStyle="1" w:styleId="Heading9Char">
-    <w:name w:val="Heading 9 Char"/>
-    <w:basedOn w:val="DefaultParagraphFont"/>
-    <w:link w:val="Heading9"/>
+  <w:style w:type="character" w:customStyle="1" w:styleId="Titre9Car">
+    <w:name w:val="Titre 9 Car"/>
+    <w:basedOn w:val="Policepardfaut"/>
+    <w:link w:val="Titre9"/>
     <w:uiPriority w:val="9"/>
     <w:semiHidden/>
     <w:rsid w:val="0077278D"/>
@@ -38379,11 +38337,11 @@
       <w:lang w:val="nl-NL"/>
     </w:rPr>
   </w:style>
-  <w:style w:type="paragraph" w:styleId="Title">
+  <w:style w:type="paragraph" w:styleId="Titre">
     <w:name w:val="Title"/>
     <w:basedOn w:val="Normal"/>
-    <w:next w:val="Subtitle"/>
-    <w:link w:val="TitleChar"/>
+    <w:next w:val="Sous-titre"/>
+    <w:link w:val="TitreCar"/>
     <w:uiPriority w:val="10"/>
     <w:qFormat/>
     <w:rsid w:val="008B3E7B"/>
@@ -38400,10 +38358,10 @@
       <w:szCs w:val="56"/>
     </w:rPr>
   </w:style>
-  <w:style w:type="character" w:customStyle="1" w:styleId="TitleChar">
-    <w:name w:val="Title Char"/>
-    <w:basedOn w:val="DefaultParagraphFont"/>
-    <w:link w:val="Title"/>
+  <w:style w:type="character" w:customStyle="1" w:styleId="TitreCar">
+    <w:name w:val="Titre Car"/>
+    <w:basedOn w:val="Policepardfaut"/>
+    <w:link w:val="Titre"/>
     <w:uiPriority w:val="10"/>
     <w:qFormat/>
     <w:rsid w:val="0077278D"/>
@@ -38417,11 +38375,11 @@
       <w:lang w:val="nl-NL"/>
     </w:rPr>
   </w:style>
-  <w:style w:type="paragraph" w:styleId="Subtitle">
+  <w:style w:type="paragraph" w:styleId="Sous-titre">
     <w:name w:val="Subtitle"/>
     <w:basedOn w:val="Normal"/>
     <w:next w:val="Normal"/>
-    <w:link w:val="SubtitleChar"/>
+    <w:link w:val="Sous-titreCar"/>
     <w:uiPriority w:val="11"/>
     <w:qFormat/>
     <w:rsid w:val="00CB5260"/>
@@ -38440,10 +38398,10 @@
       <w:szCs w:val="22"/>
     </w:rPr>
   </w:style>
-  <w:style w:type="character" w:customStyle="1" w:styleId="SubtitleChar">
-    <w:name w:val="Subtitle Char"/>
-    <w:basedOn w:val="DefaultParagraphFont"/>
-    <w:link w:val="Subtitle"/>
+  <w:style w:type="character" w:customStyle="1" w:styleId="Sous-titreCar">
+    <w:name w:val="Sous-titre Car"/>
+    <w:basedOn w:val="Policepardfaut"/>
+    <w:link w:val="Sous-titre"/>
     <w:uiPriority w:val="11"/>
     <w:qFormat/>
     <w:rsid w:val="0077278D"/>
@@ -38456,12 +38414,12 @@
       <w:lang w:val="nl-NL"/>
     </w:rPr>
   </w:style>
-  <w:style w:type="paragraph" w:styleId="Quote">
+  <w:style w:type="paragraph" w:styleId="Citation">
     <w:name w:val="Quote"/>
     <w:aliases w:val="Highlight - Vertical Line"/>
     <w:basedOn w:val="Normal"/>
     <w:next w:val="Normal"/>
-    <w:link w:val="QuoteChar"/>
+    <w:link w:val="CitationCar"/>
     <w:uiPriority w:val="19"/>
     <w:qFormat/>
     <w:rsid w:val="008B3E7B"/>
@@ -38478,7 +38436,7 @@
       <w:sz w:val="24"/>
     </w:rPr>
   </w:style>
-  <w:style w:type="character" w:styleId="Emphasis">
+  <w:style w:type="character" w:styleId="Accentuation">
     <w:name w:val="Emphasis"/>
     <w:uiPriority w:val="20"/>
     <w:qFormat/>
@@ -38488,9 +38446,9 @@
       <w:iCs/>
     </w:rPr>
   </w:style>
-  <w:style w:type="character" w:styleId="IntenseEmphasis">
+  <w:style w:type="character" w:styleId="Accentuationintense">
     <w:name w:val="Intense Emphasis"/>
-    <w:basedOn w:val="DefaultParagraphFont"/>
+    <w:basedOn w:val="Policepardfaut"/>
     <w:uiPriority w:val="99"/>
     <w:semiHidden/>
     <w:rsid w:val="00BA454C"/>
@@ -38503,11 +38461,11 @@
       <w:sz w:val="21"/>
     </w:rPr>
   </w:style>
-  <w:style w:type="character" w:customStyle="1" w:styleId="QuoteChar">
-    <w:name w:val="Quote Char"/>
-    <w:aliases w:val="Highlight - Vertical Line Char"/>
-    <w:basedOn w:val="DefaultParagraphFont"/>
-    <w:link w:val="Quote"/>
+  <w:style w:type="character" w:customStyle="1" w:styleId="CitationCar">
+    <w:name w:val="Citation Car"/>
+    <w:aliases w:val="Highlight - Vertical Line Car"/>
+    <w:basedOn w:val="Policepardfaut"/>
+    <w:link w:val="Citation"/>
     <w:uiPriority w:val="19"/>
     <w:rsid w:val="0077278D"/>
     <w:rPr>
@@ -38515,12 +38473,12 @@
       <w:lang w:val="nl-NL"/>
     </w:rPr>
   </w:style>
-  <w:style w:type="paragraph" w:styleId="IntenseQuote">
+  <w:style w:type="paragraph" w:styleId="Citationintense">
     <w:name w:val="Intense Quote"/>
     <w:aliases w:val="Highlight - Full frame - Soft green"/>
     <w:basedOn w:val="Normal"/>
     <w:next w:val="Normal"/>
-    <w:link w:val="IntenseQuoteChar"/>
+    <w:link w:val="CitationintenseCar"/>
     <w:uiPriority w:val="20"/>
     <w:qFormat/>
     <w:rsid w:val="008B3E7B"/>
@@ -38538,11 +38496,11 @@
       <w:iCs/>
     </w:rPr>
   </w:style>
-  <w:style w:type="character" w:customStyle="1" w:styleId="IntenseQuoteChar">
-    <w:name w:val="Intense Quote Char"/>
-    <w:aliases w:val="Highlight - Full frame - Soft green Char"/>
-    <w:basedOn w:val="DefaultParagraphFont"/>
-    <w:link w:val="IntenseQuote"/>
+  <w:style w:type="character" w:customStyle="1" w:styleId="CitationintenseCar">
+    <w:name w:val="Citation intense Car"/>
+    <w:aliases w:val="Highlight - Full frame - Soft green Car"/>
+    <w:basedOn w:val="Policepardfaut"/>
+    <w:link w:val="Citationintense"/>
     <w:uiPriority w:val="20"/>
     <w:rsid w:val="0077278D"/>
     <w:rPr>
@@ -38552,10 +38510,10 @@
       <w:lang w:val="nl-NL"/>
     </w:rPr>
   </w:style>
-  <w:style w:type="paragraph" w:styleId="ListParagraph">
+  <w:style w:type="paragraph" w:styleId="Paragraphedeliste">
     <w:name w:val="List Paragraph"/>
-    <w:basedOn w:val="ListBullet"/>
-    <w:link w:val="ListParagraphChar"/>
+    <w:basedOn w:val="Listepuces"/>
+    <w:link w:val="ParagraphedelisteCar"/>
     <w:uiPriority w:val="34"/>
     <w:unhideWhenUsed/>
     <w:qFormat/>
@@ -38566,7 +38524,7 @@
   </w:style>
   <w:style w:type="paragraph" w:customStyle="1" w:styleId="Highlight-Fullframe-Softred">
     <w:name w:val="Highlight - Full frame - Soft red"/>
-    <w:basedOn w:val="IntenseQuote"/>
+    <w:basedOn w:val="Citationintense"/>
     <w:next w:val="Normal"/>
     <w:uiPriority w:val="20"/>
     <w:qFormat/>
@@ -38584,7 +38542,7 @@
   </w:style>
   <w:style w:type="paragraph" w:customStyle="1" w:styleId="Highlight-Borderframe-Softgreen">
     <w:name w:val="Highlight - Border frame - Soft green"/>
-    <w:basedOn w:val="IntenseQuote"/>
+    <w:basedOn w:val="Citationintense"/>
     <w:next w:val="Normal"/>
     <w:uiPriority w:val="21"/>
     <w:qFormat/>
@@ -38611,10 +38569,10 @@
       </w:pBdr>
     </w:pPr>
   </w:style>
-  <w:style w:type="paragraph" w:styleId="Header">
+  <w:style w:type="paragraph" w:styleId="En-tte">
     <w:name w:val="header"/>
-    <w:basedOn w:val="Footer"/>
-    <w:link w:val="HeaderChar"/>
+    <w:basedOn w:val="Pieddepage"/>
+    <w:link w:val="En-tteCar"/>
     <w:uiPriority w:val="99"/>
     <w:unhideWhenUsed/>
     <w:rsid w:val="004E5098"/>
@@ -38622,10 +38580,10 @@
       <w:spacing w:before="0" w:after="240" w:line="240" w:lineRule="auto"/>
     </w:pPr>
   </w:style>
-  <w:style w:type="character" w:customStyle="1" w:styleId="HeaderChar">
-    <w:name w:val="Header Char"/>
-    <w:basedOn w:val="DefaultParagraphFont"/>
-    <w:link w:val="Header"/>
+  <w:style w:type="character" w:customStyle="1" w:styleId="En-tteCar">
+    <w:name w:val="En-tête Car"/>
+    <w:basedOn w:val="Policepardfaut"/>
+    <w:link w:val="En-tte"/>
     <w:uiPriority w:val="99"/>
     <w:qFormat/>
     <w:rsid w:val="00B978B4"/>
@@ -38636,10 +38594,10 @@
       <w:lang w:val="nl-NL"/>
     </w:rPr>
   </w:style>
-  <w:style w:type="paragraph" w:styleId="Footer">
+  <w:style w:type="paragraph" w:styleId="Pieddepage">
     <w:name w:val="footer"/>
     <w:basedOn w:val="Normal"/>
-    <w:link w:val="FooterChar"/>
+    <w:link w:val="PieddepageCar"/>
     <w:uiPriority w:val="99"/>
     <w:unhideWhenUsed/>
     <w:rsid w:val="008A014D"/>
@@ -38657,10 +38615,10 @@
       <w:sz w:val="18"/>
     </w:rPr>
   </w:style>
-  <w:style w:type="character" w:customStyle="1" w:styleId="FooterChar">
-    <w:name w:val="Footer Char"/>
-    <w:basedOn w:val="DefaultParagraphFont"/>
-    <w:link w:val="Footer"/>
+  <w:style w:type="character" w:customStyle="1" w:styleId="PieddepageCar">
+    <w:name w:val="Pied de page Car"/>
+    <w:basedOn w:val="Policepardfaut"/>
+    <w:link w:val="Pieddepage"/>
     <w:uiPriority w:val="99"/>
     <w:qFormat/>
     <w:rsid w:val="00B978B4"/>
@@ -38671,9 +38629,9 @@
       <w:lang w:val="nl-NL"/>
     </w:rPr>
   </w:style>
-  <w:style w:type="table" w:styleId="TableGrid">
+  <w:style w:type="table" w:styleId="Grilledutableau">
     <w:name w:val="Table Grid"/>
-    <w:basedOn w:val="TableNormal"/>
+    <w:basedOn w:val="TableauNormal"/>
     <w:uiPriority w:val="59"/>
     <w:rsid w:val="00AB381E"/>
     <w:pPr>
@@ -38701,7 +38659,7 @@
       <w:vAlign w:val="center"/>
     </w:tcPr>
   </w:style>
-  <w:style w:type="paragraph" w:styleId="Caption">
+  <w:style w:type="paragraph" w:styleId="Lgende">
     <w:name w:val="caption"/>
     <w:basedOn w:val="Normal"/>
     <w:next w:val="Normal"/>
@@ -38719,9 +38677,9 @@
       <w:szCs w:val="18"/>
     </w:rPr>
   </w:style>
-  <w:style w:type="character" w:styleId="PageNumber">
+  <w:style w:type="character" w:styleId="Numrodepage">
     <w:name w:val="page number"/>
-    <w:basedOn w:val="DefaultParagraphFont"/>
+    <w:basedOn w:val="Policepardfaut"/>
     <w:uiPriority w:val="99"/>
     <w:semiHidden/>
     <w:unhideWhenUsed/>
@@ -38733,7 +38691,7 @@
       <w:sz w:val="21"/>
     </w:rPr>
   </w:style>
-  <w:style w:type="paragraph" w:styleId="ListBullet">
+  <w:style w:type="paragraph" w:styleId="Listepuces">
     <w:name w:val="List Bullet"/>
     <w:basedOn w:val="Normal"/>
     <w:uiPriority w:val="40"/>
@@ -38747,7 +38705,7 @@
       <w:contextualSpacing/>
     </w:pPr>
   </w:style>
-  <w:style w:type="paragraph" w:styleId="ListBullet2">
+  <w:style w:type="paragraph" w:styleId="Listepuces2">
     <w:name w:val="List Bullet 2"/>
     <w:basedOn w:val="Normal"/>
     <w:uiPriority w:val="99"/>
@@ -38760,7 +38718,7 @@
       <w:contextualSpacing/>
     </w:pPr>
   </w:style>
-  <w:style w:type="paragraph" w:styleId="ListNumber">
+  <w:style w:type="paragraph" w:styleId="Listenumros">
     <w:name w:val="List Number"/>
     <w:basedOn w:val="Normal"/>
     <w:uiPriority w:val="40"/>
@@ -38773,7 +38731,7 @@
       <w:contextualSpacing/>
     </w:pPr>
   </w:style>
-  <w:style w:type="paragraph" w:styleId="ListNumber2">
+  <w:style w:type="paragraph" w:styleId="Listenumros2">
     <w:name w:val="List Number 2"/>
     <w:basedOn w:val="Normal"/>
     <w:uiPriority w:val="99"/>
@@ -38786,7 +38744,7 @@
       <w:contextualSpacing/>
     </w:pPr>
   </w:style>
-  <w:style w:type="paragraph" w:styleId="TOC1">
+  <w:style w:type="paragraph" w:styleId="TM1">
     <w:name w:val="toc 1"/>
     <w:basedOn w:val="Normal"/>
     <w:next w:val="Normal"/>
@@ -38802,7 +38760,7 @@
       <w:bCs/>
     </w:rPr>
   </w:style>
-  <w:style w:type="paragraph" w:styleId="TOC2">
+  <w:style w:type="paragraph" w:styleId="TM2">
     <w:name w:val="toc 2"/>
     <w:basedOn w:val="Normal"/>
     <w:next w:val="Normal"/>
@@ -38824,7 +38782,7 @@
       <w:szCs w:val="20"/>
     </w:rPr>
   </w:style>
-  <w:style w:type="paragraph" w:styleId="TOC3">
+  <w:style w:type="paragraph" w:styleId="TM3">
     <w:name w:val="toc 3"/>
     <w:basedOn w:val="Normal"/>
     <w:next w:val="Normal"/>
@@ -38839,7 +38797,7 @@
       <w:szCs w:val="20"/>
     </w:rPr>
   </w:style>
-  <w:style w:type="paragraph" w:styleId="TOC4">
+  <w:style w:type="paragraph" w:styleId="TM4">
     <w:name w:val="toc 4"/>
     <w:basedOn w:val="Normal"/>
     <w:next w:val="Normal"/>
@@ -38859,7 +38817,7 @@
       <w:szCs w:val="20"/>
     </w:rPr>
   </w:style>
-  <w:style w:type="paragraph" w:styleId="TOC5">
+  <w:style w:type="paragraph" w:styleId="TM5">
     <w:name w:val="toc 5"/>
     <w:basedOn w:val="Normal"/>
     <w:next w:val="Normal"/>
@@ -38876,7 +38834,7 @@
       <w:szCs w:val="20"/>
     </w:rPr>
   </w:style>
-  <w:style w:type="paragraph" w:styleId="TOC6">
+  <w:style w:type="paragraph" w:styleId="TM6">
     <w:name w:val="toc 6"/>
     <w:basedOn w:val="Normal"/>
     <w:next w:val="Normal"/>
@@ -38893,7 +38851,7 @@
       <w:szCs w:val="20"/>
     </w:rPr>
   </w:style>
-  <w:style w:type="paragraph" w:styleId="TOC7">
+  <w:style w:type="paragraph" w:styleId="TM7">
     <w:name w:val="toc 7"/>
     <w:basedOn w:val="Normal"/>
     <w:next w:val="Normal"/>
@@ -38910,7 +38868,7 @@
       <w:szCs w:val="20"/>
     </w:rPr>
   </w:style>
-  <w:style w:type="paragraph" w:styleId="TOC8">
+  <w:style w:type="paragraph" w:styleId="TM8">
     <w:name w:val="toc 8"/>
     <w:basedOn w:val="Normal"/>
     <w:next w:val="Normal"/>
@@ -38927,7 +38885,7 @@
       <w:szCs w:val="20"/>
     </w:rPr>
   </w:style>
-  <w:style w:type="paragraph" w:styleId="TOC9">
+  <w:style w:type="paragraph" w:styleId="TM9">
     <w:name w:val="toc 9"/>
     <w:basedOn w:val="Normal"/>
     <w:next w:val="Normal"/>
@@ -38944,9 +38902,9 @@
       <w:szCs w:val="20"/>
     </w:rPr>
   </w:style>
-  <w:style w:type="character" w:styleId="Hyperlink">
+  <w:style w:type="character" w:styleId="Lienhypertexte">
     <w:name w:val="Hyperlink"/>
-    <w:basedOn w:val="DefaultParagraphFont"/>
+    <w:basedOn w:val="Policepardfaut"/>
     <w:uiPriority w:val="99"/>
     <w:rsid w:val="008A014D"/>
     <w:rPr>
@@ -38967,9 +38925,9 @@
       <w14:ligatures w14:val="all"/>
     </w:rPr>
   </w:style>
-  <w:style w:type="character" w:styleId="UnresolvedMention">
+  <w:style w:type="character" w:styleId="Mentionnonrsolue">
     <w:name w:val="Unresolved Mention"/>
-    <w:basedOn w:val="DefaultParagraphFont"/>
+    <w:basedOn w:val="Policepardfaut"/>
     <w:uiPriority w:val="99"/>
     <w:semiHidden/>
     <w:unhideWhenUsed/>
@@ -38985,7 +38943,7 @@
   </w:style>
   <w:style w:type="table" w:customStyle="1" w:styleId="BasicTable">
     <w:name w:val="Basic Table"/>
-    <w:basedOn w:val="TableNormal"/>
+    <w:basedOn w:val="TableauNormal"/>
     <w:uiPriority w:val="99"/>
     <w:rsid w:val="004412D1"/>
     <w:rPr>
@@ -39050,9 +39008,9 @@
       </w:tcPr>
     </w:tblStylePr>
   </w:style>
-  <w:style w:type="character" w:styleId="SubtleEmphasis">
+  <w:style w:type="character" w:styleId="Accentuationlgre">
     <w:name w:val="Subtle Emphasis"/>
-    <w:basedOn w:val="DefaultParagraphFont"/>
+    <w:basedOn w:val="Policepardfaut"/>
     <w:uiPriority w:val="39"/>
     <w:semiHidden/>
     <w:rsid w:val="00F63D50"/>
@@ -39062,9 +39020,9 @@
       <w:color w:val="266674" w:themeColor="text1" w:themeTint="BF"/>
     </w:rPr>
   </w:style>
-  <w:style w:type="character" w:styleId="SubtleReference">
+  <w:style w:type="character" w:styleId="Rfrencelgre">
     <w:name w:val="Subtle Reference"/>
-    <w:basedOn w:val="DefaultParagraphFont"/>
+    <w:basedOn w:val="Policepardfaut"/>
     <w:uiPriority w:val="39"/>
     <w:semiHidden/>
     <w:rsid w:val="00F63D50"/>
@@ -39073,9 +39031,9 @@
       <w:color w:val="328798" w:themeColor="text1" w:themeTint="A5"/>
     </w:rPr>
   </w:style>
-  <w:style w:type="character" w:styleId="IntenseReference">
+  <w:style w:type="character" w:styleId="Rfrenceintense">
     <w:name w:val="Intense Reference"/>
-    <w:basedOn w:val="DefaultParagraphFont"/>
+    <w:basedOn w:val="Policepardfaut"/>
     <w:uiPriority w:val="39"/>
     <w:semiHidden/>
     <w:rsid w:val="00F63D50"/>
@@ -39087,10 +39045,10 @@
       <w:spacing w:val="5"/>
     </w:rPr>
   </w:style>
-  <w:style w:type="paragraph" w:styleId="EndnoteText">
+  <w:style w:type="paragraph" w:styleId="Notedefin">
     <w:name w:val="endnote text"/>
     <w:basedOn w:val="Normal"/>
-    <w:link w:val="EndnoteTextChar"/>
+    <w:link w:val="NotedefinCar"/>
     <w:uiPriority w:val="99"/>
     <w:semiHidden/>
     <w:unhideWhenUsed/>
@@ -39102,10 +39060,10 @@
       <w:szCs w:val="20"/>
     </w:rPr>
   </w:style>
-  <w:style w:type="character" w:customStyle="1" w:styleId="EndnoteTextChar">
-    <w:name w:val="Endnote Text Char"/>
-    <w:basedOn w:val="DefaultParagraphFont"/>
-    <w:link w:val="EndnoteText"/>
+  <w:style w:type="character" w:customStyle="1" w:styleId="NotedefinCar">
+    <w:name w:val="Note de fin Car"/>
+    <w:basedOn w:val="Policepardfaut"/>
+    <w:link w:val="Notedefin"/>
     <w:uiPriority w:val="99"/>
     <w:semiHidden/>
     <w:qFormat/>
@@ -39116,9 +39074,9 @@
       <w:lang w:val="nl-NL"/>
     </w:rPr>
   </w:style>
-  <w:style w:type="character" w:styleId="EndnoteReference">
+  <w:style w:type="character" w:styleId="Appeldenotedefin">
     <w:name w:val="endnote reference"/>
-    <w:basedOn w:val="DefaultParagraphFont"/>
+    <w:basedOn w:val="Policepardfaut"/>
     <w:uiPriority w:val="38"/>
     <w:semiHidden/>
     <w:unhideWhenUsed/>
@@ -39129,9 +39087,9 @@
       <w:vertAlign w:val="superscript"/>
     </w:rPr>
   </w:style>
-  <w:style w:type="character" w:styleId="FootnoteReference">
+  <w:style w:type="character" w:styleId="Appelnotedebasdep">
     <w:name w:val="footnote reference"/>
-    <w:basedOn w:val="DefaultParagraphFont"/>
+    <w:basedOn w:val="Policepardfaut"/>
     <w:uiPriority w:val="38"/>
     <w:unhideWhenUsed/>
     <w:rsid w:val="00B978B4"/>
@@ -39141,10 +39099,10 @@
       <w:vertAlign w:val="superscript"/>
     </w:rPr>
   </w:style>
-  <w:style w:type="paragraph" w:styleId="FootnoteText">
+  <w:style w:type="paragraph" w:styleId="Notedebasdepage">
     <w:name w:val="footnote text"/>
     <w:basedOn w:val="Normal"/>
-    <w:link w:val="FootnoteTextChar"/>
+    <w:link w:val="NotedebasdepageCar"/>
     <w:uiPriority w:val="38"/>
     <w:unhideWhenUsed/>
     <w:rsid w:val="00B978B4"/>
@@ -39154,10 +39112,10 @@
       <w:szCs w:val="20"/>
     </w:rPr>
   </w:style>
-  <w:style w:type="character" w:customStyle="1" w:styleId="FootnoteTextChar">
-    <w:name w:val="Footnote Text Char"/>
-    <w:basedOn w:val="DefaultParagraphFont"/>
-    <w:link w:val="FootnoteText"/>
+  <w:style w:type="character" w:customStyle="1" w:styleId="NotedebasdepageCar">
+    <w:name w:val="Note de bas de page Car"/>
+    <w:basedOn w:val="Policepardfaut"/>
+    <w:link w:val="Notedebasdepage"/>
     <w:uiPriority w:val="38"/>
     <w:rsid w:val="00B978B4"/>
     <w:rPr>
@@ -39167,9 +39125,9 @@
       <w:lang w:val="nl-NL"/>
     </w:rPr>
   </w:style>
-  <w:style w:type="paragraph" w:styleId="TOCHeading">
+  <w:style w:type="paragraph" w:styleId="En-ttedetabledesmatires">
     <w:name w:val="TOC Heading"/>
-    <w:basedOn w:val="Heading1"/>
+    <w:basedOn w:val="Titre1"/>
     <w:next w:val="Normal"/>
     <w:uiPriority w:val="39"/>
     <w:qFormat/>
@@ -39184,10 +39142,10 @@
       <w:sz w:val="32"/>
     </w:rPr>
   </w:style>
-  <w:style w:type="character" w:customStyle="1" w:styleId="BalloonTextChar">
-    <w:name w:val="Balloon Text Char"/>
-    <w:basedOn w:val="DefaultParagraphFont"/>
-    <w:link w:val="BalloonText"/>
+  <w:style w:type="character" w:customStyle="1" w:styleId="TextedebullesCar">
+    <w:name w:val="Texte de bulles Car"/>
+    <w:basedOn w:val="Policepardfaut"/>
+    <w:link w:val="Textedebulles"/>
     <w:uiPriority w:val="99"/>
     <w:semiHidden/>
     <w:qFormat/>
@@ -39200,7 +39158,7 @@
   </w:style>
   <w:style w:type="character" w:customStyle="1" w:styleId="Internetkoppeling">
     <w:name w:val="Internetkoppeling"/>
-    <w:basedOn w:val="DefaultParagraphFont"/>
+    <w:basedOn w:val="Policepardfaut"/>
     <w:uiPriority w:val="99"/>
     <w:unhideWhenUsed/>
     <w:rsid w:val="005C0039"/>
@@ -39209,10 +39167,10 @@
       <w:u w:val="single"/>
     </w:rPr>
   </w:style>
-  <w:style w:type="character" w:customStyle="1" w:styleId="NoSpacingChar">
-    <w:name w:val="No Spacing Char"/>
-    <w:basedOn w:val="DefaultParagraphFont"/>
-    <w:link w:val="NoSpacing"/>
+  <w:style w:type="character" w:customStyle="1" w:styleId="SansinterligneCar">
+    <w:name w:val="Sans interligne Car"/>
+    <w:basedOn w:val="Policepardfaut"/>
+    <w:link w:val="Sansinterligne"/>
     <w:uiPriority w:val="1"/>
     <w:qFormat/>
     <w:rsid w:val="005C0039"/>
@@ -39229,7 +39187,7 @@
   </w:style>
   <w:style w:type="character" w:customStyle="1" w:styleId="EndnoteCharacters">
     <w:name w:val="Endnote Characters"/>
-    <w:basedOn w:val="DefaultParagraphFont"/>
+    <w:basedOn w:val="Policepardfaut"/>
     <w:uiPriority w:val="99"/>
     <w:semiHidden/>
     <w:unhideWhenUsed/>
@@ -39252,7 +39210,7 @@
   <w:style w:type="paragraph" w:customStyle="1" w:styleId="Kop">
     <w:name w:val="Kop"/>
     <w:basedOn w:val="Normal"/>
-    <w:next w:val="BodyText"/>
+    <w:next w:val="Corpsdetexte"/>
     <w:qFormat/>
     <w:rsid w:val="005C0039"/>
     <w:pPr>
@@ -39266,10 +39224,10 @@
       <w:lang w:val="en-US"/>
     </w:rPr>
   </w:style>
-  <w:style w:type="paragraph" w:styleId="BodyText">
+  <w:style w:type="paragraph" w:styleId="Corpsdetexte">
     <w:name w:val="Body Text"/>
     <w:basedOn w:val="Normal"/>
-    <w:link w:val="BodyTextChar"/>
+    <w:link w:val="CorpsdetexteCar"/>
     <w:rsid w:val="005C0039"/>
     <w:pPr>
       <w:spacing w:after="140" w:line="276" w:lineRule="auto"/>
@@ -39280,10 +39238,10 @@
       <w:lang w:val="en-US"/>
     </w:rPr>
   </w:style>
-  <w:style w:type="character" w:customStyle="1" w:styleId="BodyTextChar">
-    <w:name w:val="Body Text Char"/>
-    <w:basedOn w:val="DefaultParagraphFont"/>
-    <w:link w:val="BodyText"/>
+  <w:style w:type="character" w:customStyle="1" w:styleId="CorpsdetexteCar">
+    <w:name w:val="Corps de texte Car"/>
+    <w:basedOn w:val="Policepardfaut"/>
+    <w:link w:val="Corpsdetexte"/>
     <w:rsid w:val="005C0039"/>
     <w:rPr>
       <w:sz w:val="22"/>
@@ -39291,9 +39249,9 @@
       <w:lang w:val="en-US"/>
     </w:rPr>
   </w:style>
-  <w:style w:type="paragraph" w:styleId="List">
+  <w:style w:type="paragraph" w:styleId="Liste">
     <w:name w:val="List"/>
-    <w:basedOn w:val="BodyText"/>
+    <w:basedOn w:val="Corpsdetexte"/>
     <w:rsid w:val="005C0039"/>
     <w:rPr>
       <w:rFonts w:cs="FreeSans"/>
@@ -39315,10 +39273,10 @@
       <w:lang w:val="en-US"/>
     </w:rPr>
   </w:style>
-  <w:style w:type="paragraph" w:styleId="BalloonText">
+  <w:style w:type="paragraph" w:styleId="Textedebulles">
     <w:name w:val="Balloon Text"/>
     <w:basedOn w:val="Normal"/>
-    <w:link w:val="BalloonTextChar"/>
+    <w:link w:val="TextedebullesCar"/>
     <w:uiPriority w:val="99"/>
     <w:semiHidden/>
     <w:unhideWhenUsed/>
@@ -39332,7 +39290,7 @@
   </w:style>
   <w:style w:type="character" w:customStyle="1" w:styleId="BallontekstChar1">
     <w:name w:val="Ballontekst Char1"/>
-    <w:basedOn w:val="DefaultParagraphFont"/>
+    <w:basedOn w:val="Policepardfaut"/>
     <w:uiPriority w:val="99"/>
     <w:semiHidden/>
     <w:rsid w:val="005C0039"/>
@@ -39383,7 +39341,7 @@
       <w:ind w:left="210" w:hanging="210"/>
     </w:pPr>
   </w:style>
-  <w:style w:type="paragraph" w:styleId="IndexHeading">
+  <w:style w:type="paragraph" w:styleId="Titreindex">
     <w:name w:val="index heading"/>
     <w:basedOn w:val="Kop"/>
     <w:rsid w:val="005C0039"/>
@@ -39397,15 +39355,15 @@
       <w:szCs w:val="32"/>
     </w:rPr>
   </w:style>
-  <w:style w:type="paragraph" w:styleId="TOAHeading">
+  <w:style w:type="paragraph" w:styleId="TitreTR">
     <w:name w:val="toa heading"/>
-    <w:basedOn w:val="IndexHeading"/>
+    <w:basedOn w:val="Titreindex"/>
     <w:rsid w:val="005C0039"/>
   </w:style>
-  <w:style w:type="paragraph" w:styleId="HTMLPreformatted">
+  <w:style w:type="paragraph" w:styleId="PrformatHTML">
     <w:name w:val="HTML Preformatted"/>
     <w:basedOn w:val="Normal"/>
-    <w:link w:val="HTMLPreformattedChar"/>
+    <w:link w:val="PrformatHTMLCar"/>
     <w:uiPriority w:val="99"/>
     <w:semiHidden/>
     <w:unhideWhenUsed/>
@@ -39437,9 +39395,9 @@
       <w:lang w:val="fr-BE" w:eastAsia="fr-BE"/>
     </w:rPr>
   </w:style>
-  <w:style w:type="character" w:customStyle="1" w:styleId="ListParagraphChar">
-    <w:name w:val="List Paragraph Char"/>
-    <w:link w:val="ListParagraph"/>
+  <w:style w:type="character" w:customStyle="1" w:styleId="ParagraphedelisteCar">
+    <w:name w:val="Paragraphe de liste Car"/>
+    <w:link w:val="Paragraphedeliste"/>
     <w:uiPriority w:val="34"/>
     <w:qFormat/>
     <w:locked/>
@@ -39450,7 +39408,7 @@
   </w:style>
   <w:style w:type="character" w:customStyle="1" w:styleId="apple-tab-span">
     <w:name w:val="apple-tab-span"/>
-    <w:basedOn w:val="DefaultParagraphFont"/>
+    <w:basedOn w:val="Policepardfaut"/>
     <w:qFormat/>
     <w:rsid w:val="005C0039"/>
     <w:rPr>
@@ -39472,7 +39430,7 @@
   </w:style>
   <w:style w:type="character" w:customStyle="1" w:styleId="Onopgelostemelding1">
     <w:name w:val="Onopgeloste melding1"/>
-    <w:basedOn w:val="DefaultParagraphFont"/>
+    <w:basedOn w:val="Policepardfaut"/>
     <w:uiPriority w:val="99"/>
     <w:semiHidden/>
     <w:unhideWhenUsed/>
@@ -39482,7 +39440,7 @@
       <w:shd w:val="clear" w:color="auto" w:fill="E1DFDD"/>
     </w:rPr>
   </w:style>
-  <w:style w:type="paragraph" w:styleId="Revision">
+  <w:style w:type="paragraph" w:styleId="Rvision">
     <w:name w:val="Revision"/>
     <w:hidden/>
     <w:uiPriority w:val="99"/>
@@ -39492,9 +39450,9 @@
       <w:sz w:val="21"/>
     </w:rPr>
   </w:style>
-  <w:style w:type="character" w:styleId="FollowedHyperlink">
+  <w:style w:type="character" w:styleId="Lienhypertextesuivivisit">
     <w:name w:val="FollowedHyperlink"/>
-    <w:basedOn w:val="DefaultParagraphFont"/>
+    <w:basedOn w:val="Policepardfaut"/>
     <w:uiPriority w:val="99"/>
     <w:semiHidden/>
     <w:unhideWhenUsed/>
@@ -39504,10 +39462,10 @@
       <w:u w:val="single"/>
     </w:rPr>
   </w:style>
-  <w:style w:type="character" w:customStyle="1" w:styleId="HTMLPreformattedChar">
-    <w:name w:val="HTML Preformatted Char"/>
-    <w:basedOn w:val="DefaultParagraphFont"/>
-    <w:link w:val="HTMLPreformatted"/>
+  <w:style w:type="character" w:customStyle="1" w:styleId="PrformatHTMLCar">
+    <w:name w:val="Préformaté HTML Car"/>
+    <w:basedOn w:val="Policepardfaut"/>
+    <w:link w:val="PrformatHTML"/>
     <w:uiPriority w:val="99"/>
     <w:semiHidden/>
     <w:rsid w:val="004975FC"/>
@@ -39518,9 +39476,9 @@
       <w:lang w:val="fr-BE" w:eastAsia="fr-BE"/>
     </w:rPr>
   </w:style>
-  <w:style w:type="character" w:styleId="CommentReference">
+  <w:style w:type="character" w:styleId="Marquedecommentaire">
     <w:name w:val="annotation reference"/>
-    <w:basedOn w:val="DefaultParagraphFont"/>
+    <w:basedOn w:val="Policepardfaut"/>
     <w:uiPriority w:val="99"/>
     <w:semiHidden/>
     <w:unhideWhenUsed/>
@@ -39530,10 +39488,10 @@
       <w:szCs w:val="16"/>
     </w:rPr>
   </w:style>
-  <w:style w:type="paragraph" w:styleId="CommentText">
+  <w:style w:type="paragraph" w:styleId="Commentaire">
     <w:name w:val="annotation text"/>
     <w:basedOn w:val="Normal"/>
-    <w:link w:val="CommentTextChar"/>
+    <w:link w:val="CommentaireCar"/>
     <w:uiPriority w:val="99"/>
     <w:semiHidden/>
     <w:unhideWhenUsed/>
@@ -39543,10 +39501,10 @@
       <w:szCs w:val="20"/>
     </w:rPr>
   </w:style>
-  <w:style w:type="character" w:customStyle="1" w:styleId="CommentTextChar">
-    <w:name w:val="Comment Text Char"/>
-    <w:basedOn w:val="DefaultParagraphFont"/>
-    <w:link w:val="CommentText"/>
+  <w:style w:type="character" w:customStyle="1" w:styleId="CommentaireCar">
+    <w:name w:val="Commentaire Car"/>
+    <w:basedOn w:val="Policepardfaut"/>
+    <w:link w:val="Commentaire"/>
     <w:uiPriority w:val="99"/>
     <w:semiHidden/>
     <w:rsid w:val="00A72D14"/>
@@ -39555,11 +39513,11 @@
       <w:szCs w:val="20"/>
     </w:rPr>
   </w:style>
-  <w:style w:type="paragraph" w:styleId="CommentSubject">
+  <w:style w:type="paragraph" w:styleId="Objetducommentaire">
     <w:name w:val="annotation subject"/>
-    <w:basedOn w:val="CommentText"/>
-    <w:next w:val="CommentText"/>
-    <w:link w:val="CommentSubjectChar"/>
+    <w:basedOn w:val="Commentaire"/>
+    <w:next w:val="Commentaire"/>
+    <w:link w:val="ObjetducommentaireCar"/>
     <w:uiPriority w:val="99"/>
     <w:semiHidden/>
     <w:unhideWhenUsed/>
@@ -39569,10 +39527,10 @@
       <w:bCs/>
     </w:rPr>
   </w:style>
-  <w:style w:type="character" w:customStyle="1" w:styleId="CommentSubjectChar">
-    <w:name w:val="Comment Subject Char"/>
-    <w:basedOn w:val="CommentTextChar"/>
-    <w:link w:val="CommentSubject"/>
+  <w:style w:type="character" w:customStyle="1" w:styleId="ObjetducommentaireCar">
+    <w:name w:val="Objet du commentaire Car"/>
+    <w:basedOn w:val="CommentaireCar"/>
+    <w:link w:val="Objetducommentaire"/>
     <w:uiPriority w:val="99"/>
     <w:semiHidden/>
     <w:rsid w:val="00A72D14"/>
@@ -39788,6 +39746,77 @@
 </file>
 
 <file path=customXml/item1.xml><?xml version="1.0" encoding="utf-8"?>
+<p:properties xmlns:p="http://schemas.microsoft.com/office/2006/metadata/properties" xmlns:xsi="http://www.w3.org/2001/XMLSchema-instance" xmlns:pc="http://schemas.microsoft.com/office/infopath/2007/PartnerControls">
+  <documentManagement>
+    <_dlc_DocId xmlns="81244d14-5ce4-4a7b-8743-301f920c1a25">BOSATEMP-72640102-283095</_dlc_DocId>
+    <_dlc_DocIdUrl xmlns="81244d14-5ce4-4a7b-8743-301f920c1a25">
+      <Url>https://gcloudbelgium.sharepoint.com/sites/BOSA-TEMP/DT/_layouts/15/DocIdRedir.aspx?ID=BOSATEMP-72640102-283095</Url>
+      <Description>BOSATEMP-72640102-283095</Description>
+    </_dlc_DocIdUrl>
+  </documentManagement>
+</p:properties>
+</file>
+
+<file path=customXml/item2.xml><?xml version="1.0" encoding="utf-8"?>
+<?mso-contentType ?>
+<spe:Receivers xmlns:spe="http://schemas.microsoft.com/sharepoint/events">
+  <Receiver>
+    <Name>Document ID Generator</Name>
+    <Synchronization>Synchronous</Synchronization>
+    <Type>10001</Type>
+    <SequenceNumber>1000</SequenceNumber>
+    <Url/>
+    <Assembly>Microsoft.Office.DocumentManagement, Version=16.0.0.0, Culture=neutral, PublicKeyToken=71e9bce111e9429c</Assembly>
+    <Class>Microsoft.Office.DocumentManagement.Internal.DocIdHandler</Class>
+    <Data/>
+    <Filter/>
+  </Receiver>
+  <Receiver>
+    <Name>Document ID Generator</Name>
+    <Synchronization>Synchronous</Synchronization>
+    <Type>10002</Type>
+    <SequenceNumber>1001</SequenceNumber>
+    <Url/>
+    <Assembly>Microsoft.Office.DocumentManagement, Version=16.0.0.0, Culture=neutral, PublicKeyToken=71e9bce111e9429c</Assembly>
+    <Class>Microsoft.Office.DocumentManagement.Internal.DocIdHandler</Class>
+    <Data/>
+    <Filter/>
+  </Receiver>
+  <Receiver>
+    <Name>Document ID Generator</Name>
+    <Synchronization>Synchronous</Synchronization>
+    <Type>10004</Type>
+    <SequenceNumber>1002</SequenceNumber>
+    <Url/>
+    <Assembly>Microsoft.Office.DocumentManagement, Version=16.0.0.0, Culture=neutral, PublicKeyToken=71e9bce111e9429c</Assembly>
+    <Class>Microsoft.Office.DocumentManagement.Internal.DocIdHandler</Class>
+    <Data/>
+    <Filter/>
+  </Receiver>
+  <Receiver>
+    <Name>Document ID Generator</Name>
+    <Synchronization>Synchronous</Synchronization>
+    <Type>10006</Type>
+    <SequenceNumber>1003</SequenceNumber>
+    <Url/>
+    <Assembly>Microsoft.Office.DocumentManagement, Version=16.0.0.0, Culture=neutral, PublicKeyToken=71e9bce111e9429c</Assembly>
+    <Class>Microsoft.Office.DocumentManagement.Internal.DocIdHandler</Class>
+    <Data/>
+    <Filter/>
+  </Receiver>
+</spe:Receivers>
+</file>
+
+<file path=customXml/item3.xml><?xml version="1.0" encoding="utf-8"?>
+<?mso-contentType ?>
+<FormTemplates xmlns="http://schemas.microsoft.com/sharepoint/v3/contenttype/forms">
+  <Display>DocumentLibraryForm</Display>
+  <Edit>DocumentLibraryForm</Edit>
+  <New>DocumentLibraryForm</New>
+</FormTemplates>
+</file>
+
+<file path=customXml/item4.xml><?xml version="1.0" encoding="utf-8"?>
 <ct:contentTypeSchema xmlns:ct="http://schemas.microsoft.com/office/2006/metadata/contentType" xmlns:ma="http://schemas.microsoft.com/office/2006/metadata/properties/metaAttributes" ct:_="" ma:_="" ma:contentTypeName="Document" ma:contentTypeID="0x0101007697752B2804984FAA07F8AB9643383B" ma:contentTypeVersion="2769" ma:contentTypeDescription="Create a new document." ma:contentTypeScope="" ma:versionID="7229f78d910878056c6fb45ad927433b">
   <xsd:schema xmlns:xsd="http://www.w3.org/2001/XMLSchema" xmlns:xs="http://www.w3.org/2001/XMLSchema" xmlns:p="http://schemas.microsoft.com/office/2006/metadata/properties" xmlns:ns2="81244d14-5ce4-4a7b-8743-301f920c1a25" xmlns:ns3="9f6781c0-51aa-4639-b32c-06de0039d09e" xmlns:ns4="86ac52e8-28bc-4a17-9ed0-ff9d6f1a4334" targetNamespace="http://schemas.microsoft.com/office/2006/metadata/properties" ma:root="true" ma:fieldsID="9d2ca8e707d7fb35d96a368b36fb6aac" ns2:_="" ns3:_="" ns4:_="">
     <xsd:import namespace="81244d14-5ce4-4a7b-8743-301f920c1a25"/>
@@ -40040,82 +40069,37 @@
 </ct:contentTypeSchema>
 </file>
 
-<file path=customXml/item2.xml><?xml version="1.0" encoding="utf-8"?>
+<file path=customXml/item5.xml><?xml version="1.0" encoding="utf-8"?>
 <b:Sources xmlns:b="http://schemas.openxmlformats.org/officeDocument/2006/bibliography" xmlns="http://schemas.openxmlformats.org/officeDocument/2006/bibliography" SelectedStyle="/APASixthEditionOfficeOnline.xsl" StyleName="APA" Version="6"/>
 </file>
 
-<file path=customXml/item3.xml><?xml version="1.0" encoding="utf-8"?>
-<?mso-contentType ?>
-<FormTemplates xmlns="http://schemas.microsoft.com/sharepoint/v3/contenttype/forms">
-  <Display>DocumentLibraryForm</Display>
-  <Edit>DocumentLibraryForm</Edit>
-  <New>DocumentLibraryForm</New>
-</FormTemplates>
+<file path=customXml/itemProps1.xml><?xml version="1.0" encoding="utf-8"?>
+<ds:datastoreItem xmlns:ds="http://schemas.openxmlformats.org/officeDocument/2006/customXml" ds:itemID="{9159A94B-A9C5-4EC6-8992-82236EA409FD}">
+  <ds:schemaRefs>
+    <ds:schemaRef ds:uri="http://schemas.microsoft.com/office/2006/metadata/properties"/>
+    <ds:schemaRef ds:uri="http://schemas.microsoft.com/office/infopath/2007/PartnerControls"/>
+    <ds:schemaRef ds:uri="81244d14-5ce4-4a7b-8743-301f920c1a25"/>
+  </ds:schemaRefs>
+</ds:datastoreItem>
 </file>
 
-<file path=customXml/item4.xml><?xml version="1.0" encoding="utf-8"?>
-<?mso-contentType ?>
-<spe:Receivers xmlns:spe="http://schemas.microsoft.com/sharepoint/events">
-  <Receiver>
-    <Name>Document ID Generator</Name>
-    <Synchronization>Synchronous</Synchronization>
-    <Type>10001</Type>
-    <SequenceNumber>1000</SequenceNumber>
-    <Url/>
-    <Assembly>Microsoft.Office.DocumentManagement, Version=16.0.0.0, Culture=neutral, PublicKeyToken=71e9bce111e9429c</Assembly>
-    <Class>Microsoft.Office.DocumentManagement.Internal.DocIdHandler</Class>
-    <Data/>
-    <Filter/>
-  </Receiver>
-  <Receiver>
-    <Name>Document ID Generator</Name>
-    <Synchronization>Synchronous</Synchronization>
-    <Type>10002</Type>
-    <SequenceNumber>1001</SequenceNumber>
-    <Url/>
-    <Assembly>Microsoft.Office.DocumentManagement, Version=16.0.0.0, Culture=neutral, PublicKeyToken=71e9bce111e9429c</Assembly>
-    <Class>Microsoft.Office.DocumentManagement.Internal.DocIdHandler</Class>
-    <Data/>
-    <Filter/>
-  </Receiver>
-  <Receiver>
-    <Name>Document ID Generator</Name>
-    <Synchronization>Synchronous</Synchronization>
-    <Type>10004</Type>
-    <SequenceNumber>1002</SequenceNumber>
-    <Url/>
-    <Assembly>Microsoft.Office.DocumentManagement, Version=16.0.0.0, Culture=neutral, PublicKeyToken=71e9bce111e9429c</Assembly>
-    <Class>Microsoft.Office.DocumentManagement.Internal.DocIdHandler</Class>
-    <Data/>
-    <Filter/>
-  </Receiver>
-  <Receiver>
-    <Name>Document ID Generator</Name>
-    <Synchronization>Synchronous</Synchronization>
-    <Type>10006</Type>
-    <SequenceNumber>1003</SequenceNumber>
-    <Url/>
-    <Assembly>Microsoft.Office.DocumentManagement, Version=16.0.0.0, Culture=neutral, PublicKeyToken=71e9bce111e9429c</Assembly>
-    <Class>Microsoft.Office.DocumentManagement.Internal.DocIdHandler</Class>
-    <Data/>
-    <Filter/>
-  </Receiver>
-</spe:Receivers>
+<file path=customXml/itemProps2.xml><?xml version="1.0" encoding="utf-8"?>
+<ds:datastoreItem xmlns:ds="http://schemas.openxmlformats.org/officeDocument/2006/customXml" ds:itemID="{C770253C-D3D0-455D-B82B-B8E37B907307}">
+  <ds:schemaRefs>
+    <ds:schemaRef ds:uri="http://schemas.microsoft.com/sharepoint/events"/>
+  </ds:schemaRefs>
+</ds:datastoreItem>
 </file>
 
-<file path=customXml/item5.xml><?xml version="1.0" encoding="utf-8"?>
-<p:properties xmlns:p="http://schemas.microsoft.com/office/2006/metadata/properties" xmlns:xsi="http://www.w3.org/2001/XMLSchema-instance" xmlns:pc="http://schemas.microsoft.com/office/infopath/2007/PartnerControls">
-  <documentManagement>
-    <_dlc_DocId xmlns="81244d14-5ce4-4a7b-8743-301f920c1a25">BOSATEMP-72640102-283095</_dlc_DocId>
-    <_dlc_DocIdUrl xmlns="81244d14-5ce4-4a7b-8743-301f920c1a25">
-      <Url>https://gcloudbelgium.sharepoint.com/sites/BOSA-TEMP/DT/_layouts/15/DocIdRedir.aspx?ID=BOSATEMP-72640102-283095</Url>
-      <Description>BOSATEMP-72640102-283095</Description>
-    </_dlc_DocIdUrl>
-  </documentManagement>
-</p:properties>
+<file path=customXml/itemProps3.xml><?xml version="1.0" encoding="utf-8"?>
+<ds:datastoreItem xmlns:ds="http://schemas.openxmlformats.org/officeDocument/2006/customXml" ds:itemID="{F91963D0-E9BF-427F-B957-02FA6E1D5315}">
+  <ds:schemaRefs>
+    <ds:schemaRef ds:uri="http://schemas.microsoft.com/sharepoint/v3/contenttype/forms"/>
+  </ds:schemaRefs>
+</ds:datastoreItem>
 </file>
 
-<file path=customXml/itemProps1.xml><?xml version="1.0" encoding="utf-8"?>
+<file path=customXml/itemProps4.xml><?xml version="1.0" encoding="utf-8"?>
 <ds:datastoreItem xmlns:ds="http://schemas.openxmlformats.org/officeDocument/2006/customXml" ds:itemID="{F419099C-EB79-47F1-98AD-35EDEC9A61C6}">
   <ds:schemaRefs>
     <ds:schemaRef ds:uri="http://schemas.microsoft.com/office/2006/metadata/contentType"/>
@@ -40135,36 +40119,10 @@
 </ds:datastoreItem>
 </file>
 
-<file path=customXml/itemProps2.xml><?xml version="1.0" encoding="utf-8"?>
+<file path=customXml/itemProps5.xml><?xml version="1.0" encoding="utf-8"?>
 <ds:datastoreItem xmlns:ds="http://schemas.openxmlformats.org/officeDocument/2006/customXml" ds:itemID="{45B40A19-025A-8D47-9DA9-C3515AD37713}">
   <ds:schemaRefs>
     <ds:schemaRef ds:uri="http://schemas.openxmlformats.org/officeDocument/2006/bibliography"/>
-  </ds:schemaRefs>
-</ds:datastoreItem>
-</file>
-
-<file path=customXml/itemProps3.xml><?xml version="1.0" encoding="utf-8"?>
-<ds:datastoreItem xmlns:ds="http://schemas.openxmlformats.org/officeDocument/2006/customXml" ds:itemID="{F91963D0-E9BF-427F-B957-02FA6E1D5315}">
-  <ds:schemaRefs>
-    <ds:schemaRef ds:uri="http://schemas.microsoft.com/sharepoint/v3/contenttype/forms"/>
-  </ds:schemaRefs>
-</ds:datastoreItem>
-</file>
-
-<file path=customXml/itemProps4.xml><?xml version="1.0" encoding="utf-8"?>
-<ds:datastoreItem xmlns:ds="http://schemas.openxmlformats.org/officeDocument/2006/customXml" ds:itemID="{C770253C-D3D0-455D-B82B-B8E37B907307}">
-  <ds:schemaRefs>
-    <ds:schemaRef ds:uri="http://schemas.microsoft.com/sharepoint/events"/>
-  </ds:schemaRefs>
-</ds:datastoreItem>
-</file>
-
-<file path=customXml/itemProps5.xml><?xml version="1.0" encoding="utf-8"?>
-<ds:datastoreItem xmlns:ds="http://schemas.openxmlformats.org/officeDocument/2006/customXml" ds:itemID="{9159A94B-A9C5-4EC6-8992-82236EA409FD}">
-  <ds:schemaRefs>
-    <ds:schemaRef ds:uri="http://schemas.microsoft.com/office/2006/metadata/properties"/>
-    <ds:schemaRef ds:uri="http://schemas.microsoft.com/office/infopath/2007/PartnerControls"/>
-    <ds:schemaRef ds:uri="81244d14-5ce4-4a7b-8743-301f920c1a25"/>
   </ds:schemaRefs>
 </ds:datastoreItem>
 </file>

--- a/FPS_info/BOSA signature solution.docx
+++ b/FPS_info/BOSA signature solution.docx
@@ -294,7 +294,7 @@
               <w:rPr>
                 <w:webHidden/>
               </w:rPr>
-              <w:t>2</w:t>
+              <w:t>1</w:t>
             </w:r>
             <w:r>
               <w:rPr>
@@ -358,7 +358,7 @@
               <w:rPr>
                 <w:webHidden/>
               </w:rPr>
-              <w:t>2</w:t>
+              <w:t>1</w:t>
             </w:r>
             <w:r>
               <w:rPr>
@@ -446,7 +446,7 @@
               <w:rPr>
                 <w:webHidden/>
               </w:rPr>
-              <w:t>3</w:t>
+              <w:t>1</w:t>
             </w:r>
             <w:r>
               <w:rPr>
@@ -520,7 +520,7 @@
                 <w:noProof/>
                 <w:webHidden/>
               </w:rPr>
-              <w:t>3</w:t>
+              <w:t>1</w:t>
             </w:r>
             <w:r>
               <w:rPr>
@@ -595,7 +595,7 @@
                 <w:noProof/>
                 <w:webHidden/>
               </w:rPr>
-              <w:t>3</w:t>
+              <w:t>1</w:t>
             </w:r>
             <w:r>
               <w:rPr>
@@ -660,7 +660,7 @@
               <w:rPr>
                 <w:webHidden/>
               </w:rPr>
-              <w:t>5</w:t>
+              <w:t>1</w:t>
             </w:r>
             <w:r>
               <w:rPr>
@@ -741,7 +741,7 @@
                 <w:noProof/>
                 <w:webHidden/>
               </w:rPr>
-              <w:t>5</w:t>
+              <w:t>1</w:t>
             </w:r>
             <w:r>
               <w:rPr>
@@ -816,7 +816,7 @@
                 <w:noProof/>
                 <w:webHidden/>
               </w:rPr>
-              <w:t>5</w:t>
+              <w:t>1</w:t>
             </w:r>
             <w:r>
               <w:rPr>
@@ -891,7 +891,7 @@
                 <w:noProof/>
                 <w:webHidden/>
               </w:rPr>
-              <w:t>6</w:t>
+              <w:t>1</w:t>
             </w:r>
             <w:r>
               <w:rPr>
@@ -965,7 +965,7 @@
                 <w:noProof/>
                 <w:webHidden/>
               </w:rPr>
-              <w:t>7</w:t>
+              <w:t>1</w:t>
             </w:r>
             <w:r>
               <w:rPr>
@@ -1040,7 +1040,7 @@
                 <w:noProof/>
                 <w:webHidden/>
               </w:rPr>
-              <w:t>8</w:t>
+              <w:t>1</w:t>
             </w:r>
             <w:r>
               <w:rPr>
@@ -1115,7 +1115,7 @@
                 <w:noProof/>
                 <w:webHidden/>
               </w:rPr>
-              <w:t>9</w:t>
+              <w:t>1</w:t>
             </w:r>
             <w:r>
               <w:rPr>
@@ -1189,7 +1189,7 @@
                 <w:noProof/>
                 <w:webHidden/>
               </w:rPr>
-              <w:t>9</w:t>
+              <w:t>1</w:t>
             </w:r>
             <w:r>
               <w:rPr>
@@ -1285,7 +1285,7 @@
                 <w:noProof/>
                 <w:webHidden/>
               </w:rPr>
-              <w:t>10</w:t>
+              <w:t>1</w:t>
             </w:r>
             <w:r>
               <w:rPr>
@@ -1360,7 +1360,7 @@
                 <w:noProof/>
                 <w:webHidden/>
               </w:rPr>
-              <w:t>10</w:t>
+              <w:t>1</w:t>
             </w:r>
             <w:r>
               <w:rPr>
@@ -1435,7 +1435,7 @@
                 <w:noProof/>
                 <w:webHidden/>
               </w:rPr>
-              <w:t>11</w:t>
+              <w:t>1</w:t>
             </w:r>
             <w:r>
               <w:rPr>
@@ -1510,7 +1510,7 @@
                 <w:noProof/>
                 <w:webHidden/>
               </w:rPr>
-              <w:t>16</w:t>
+              <w:t>1</w:t>
             </w:r>
             <w:r>
               <w:rPr>
@@ -1585,7 +1585,7 @@
                 <w:noProof/>
                 <w:webHidden/>
               </w:rPr>
-              <w:t>18</w:t>
+              <w:t>1</w:t>
             </w:r>
             <w:r>
               <w:rPr>
@@ -1660,7 +1660,7 @@
                 <w:noProof/>
                 <w:webHidden/>
               </w:rPr>
-              <w:t>20</w:t>
+              <w:t>1</w:t>
             </w:r>
             <w:r>
               <w:rPr>
@@ -1735,7 +1735,7 @@
                 <w:noProof/>
                 <w:webHidden/>
               </w:rPr>
-              <w:t>21</w:t>
+              <w:t>1</w:t>
             </w:r>
             <w:r>
               <w:rPr>
@@ -1810,7 +1810,7 @@
                 <w:noProof/>
                 <w:webHidden/>
               </w:rPr>
-              <w:t>25</w:t>
+              <w:t>1</w:t>
             </w:r>
             <w:r>
               <w:rPr>
@@ -1885,7 +1885,7 @@
                 <w:noProof/>
                 <w:webHidden/>
               </w:rPr>
-              <w:t>25</w:t>
+              <w:t>1</w:t>
             </w:r>
             <w:r>
               <w:rPr>
@@ -1960,7 +1960,7 @@
                 <w:noProof/>
                 <w:webHidden/>
               </w:rPr>
-              <w:t>26</w:t>
+              <w:t>1</w:t>
             </w:r>
             <w:r>
               <w:rPr>
@@ -2035,7 +2035,7 @@
                 <w:noProof/>
                 <w:webHidden/>
               </w:rPr>
-              <w:t>27</w:t>
+              <w:t>1</w:t>
             </w:r>
             <w:r>
               <w:rPr>
@@ -2110,7 +2110,7 @@
                 <w:noProof/>
                 <w:webHidden/>
               </w:rPr>
-              <w:t>28</w:t>
+              <w:t>1</w:t>
             </w:r>
             <w:r>
               <w:rPr>
@@ -2176,7 +2176,7 @@
               <w:rPr>
                 <w:webHidden/>
               </w:rPr>
-              <w:t>28</w:t>
+              <w:t>1</w:t>
             </w:r>
             <w:r>
               <w:rPr>
@@ -5338,15 +5338,80 @@
         </w:numPr>
         <w:rPr>
           <w:rFonts w:cstheme="minorHAnsi"/>
-          <w:lang w:val="en-US"/>
         </w:rPr>
       </w:pPr>
       <w:r>
         <w:rPr>
           <w:rFonts w:cstheme="minorHAnsi"/>
-          <w:lang w:val="en-US"/>
-        </w:rPr>
-        <w:t>WEBUI to manage the bucket (including password reset)</w:t>
+          <w:lang w:val="fr-FR"/>
+        </w:rPr>
+        <w:t xml:space="preserve">MINIO </w:t>
+      </w:r>
+      <w:proofErr w:type="spellStart"/>
+      <w:r>
+        <w:rPr>
+          <w:rFonts w:cstheme="minorHAnsi"/>
+          <w:lang w:val="fr-FR"/>
+        </w:rPr>
+        <w:t>webUI</w:t>
+      </w:r>
+      <w:proofErr w:type="spellEnd"/>
+      <w:r>
+        <w:rPr>
+          <w:rFonts w:cstheme="minorHAnsi"/>
+          <w:lang w:val="fr-FR"/>
+        </w:rPr>
+        <w:t xml:space="preserve"> </w:t>
+      </w:r>
+      <w:proofErr w:type="spellStart"/>
+      <w:r>
+        <w:rPr>
+          <w:rFonts w:cstheme="minorHAnsi"/>
+          <w:lang w:val="fr-FR"/>
+        </w:rPr>
+        <w:t>available</w:t>
+      </w:r>
+      <w:proofErr w:type="spellEnd"/>
+    </w:p>
+    <w:p>
+      <w:pPr>
+        <w:pStyle w:val="ListParagraph"/>
+        <w:numPr>
+          <w:ilvl w:val="0"/>
+          <w:numId w:val="15"/>
+        </w:numPr>
+        <w:rPr>
+          <w:rFonts w:cstheme="minorHAnsi"/>
+        </w:rPr>
+      </w:pPr>
+      <w:hyperlink r:id="rId22" w:history="1">
+        <w:r>
+          <w:rPr>
+            <w:rStyle w:val="Hyperlink"/>
+            <w:rFonts w:cstheme="minorHAnsi"/>
+          </w:rPr>
+          <w:t>https://dp</w:t>
+        </w:r>
+        <w:r>
+          <w:rPr>
+            <w:rStyle w:val="Hyperlink"/>
+            <w:rFonts w:cstheme="minorHAnsi"/>
+          </w:rPr>
+          <w:t>mc</w:t>
+        </w:r>
+        <w:r>
+          <w:rPr>
+            <w:rStyle w:val="Hyperlink"/>
+            <w:rFonts w:cstheme="minorHAnsi"/>
+          </w:rPr>
+          <w:t>.qa.fts.bosa.belgium.be</w:t>
+        </w:r>
+      </w:hyperlink>
+      <w:r>
+        <w:rPr>
+          <w:rFonts w:cstheme="minorHAnsi"/>
+        </w:rPr>
+        <w:t xml:space="preserve"> </w:t>
       </w:r>
     </w:p>
     <w:p>
@@ -5358,40 +5423,16 @@
         </w:numPr>
         <w:rPr>
           <w:rFonts w:cstheme="minorHAnsi"/>
+          <w:lang w:val="en-US"/>
         </w:rPr>
       </w:pPr>
       <w:r>
         <w:rPr>
           <w:rFonts w:cstheme="minorHAnsi"/>
-          <w:lang w:val="fr-FR"/>
-        </w:rPr>
-        <w:t xml:space="preserve">MINIO </w:t>
-      </w:r>
-      <w:proofErr w:type="spellStart"/>
-      <w:r>
-        <w:rPr>
-          <w:rFonts w:cstheme="minorHAnsi"/>
-          <w:lang w:val="fr-FR"/>
-        </w:rPr>
-        <w:t>webUI</w:t>
-      </w:r>
-      <w:proofErr w:type="spellEnd"/>
-      <w:r>
-        <w:rPr>
-          <w:rFonts w:cstheme="minorHAnsi"/>
-          <w:lang w:val="fr-FR"/>
-        </w:rPr>
-        <w:t xml:space="preserve"> </w:t>
-      </w:r>
-      <w:proofErr w:type="spellStart"/>
-      <w:r>
-        <w:rPr>
-          <w:rFonts w:cstheme="minorHAnsi"/>
-          <w:lang w:val="fr-FR"/>
-        </w:rPr>
-        <w:t>available</w:t>
-      </w:r>
-      <w:proofErr w:type="spellEnd"/>
+          <w:lang w:val="en-US"/>
+        </w:rPr>
+        <w:t>WEBUI to manage the bucket (including password reset)</w:t>
+      </w:r>
     </w:p>
     <w:p>
       <w:pPr>
@@ -5404,7 +5445,7 @@
           <w:rFonts w:cstheme="minorHAnsi"/>
         </w:rPr>
       </w:pPr>
-      <w:hyperlink r:id="rId22">
+      <w:hyperlink r:id="rId23">
         <w:r>
           <w:rPr>
             <w:rStyle w:val="Internetkoppeling"/>
@@ -5467,7 +5508,7 @@
           <w:rFonts w:cstheme="minorHAnsi"/>
         </w:rPr>
       </w:pPr>
-      <w:hyperlink r:id="rId23">
+      <w:hyperlink r:id="rId24">
         <w:r>
           <w:rPr>
             <w:rStyle w:val="Internetkoppeling"/>
@@ -5531,7 +5572,7 @@
           <w:rFonts w:cstheme="minorHAnsi"/>
         </w:rPr>
       </w:pPr>
-      <w:hyperlink r:id="rId24" w:history="1">
+      <w:hyperlink r:id="rId25" w:history="1">
         <w:r>
           <w:rPr>
             <w:rStyle w:val="Hyperlink"/>
@@ -5597,7 +5638,7 @@
           <w:rFonts w:cstheme="minorHAnsi"/>
         </w:rPr>
       </w:pPr>
-      <w:hyperlink r:id="rId25">
+      <w:hyperlink r:id="rId26">
         <w:r>
           <w:rPr>
             <w:rStyle w:val="Internetkoppeling"/>
@@ -5645,7 +5686,7 @@
           <w:lang w:val="en-US"/>
         </w:rPr>
       </w:pPr>
-      <w:hyperlink r:id="rId26">
+      <w:hyperlink r:id="rId27">
         <w:r>
           <w:rPr>
             <w:rStyle w:val="Internetkoppeling"/>
@@ -5715,7 +5756,7 @@
           <w:lang w:val="en-US"/>
         </w:rPr>
       </w:pPr>
-      <w:hyperlink r:id="rId27">
+      <w:hyperlink r:id="rId28">
         <w:r>
           <w:rPr>
             <w:rStyle w:val="Internetkoppeling"/>
@@ -6742,7 +6783,7 @@
         </w:rPr>
         <w:t xml:space="preserve">To instruct the service what level of signature should be generated on a document, base profiles have been defined for common use cases. The profile definitions are available on </w:t>
       </w:r>
-      <w:hyperlink r:id="rId28" w:history="1">
+      <w:hyperlink r:id="rId29" w:history="1">
         <w:r>
           <w:rPr>
             <w:rStyle w:val="Hyperlink"/>
@@ -9450,7 +9491,7 @@
         </w:rPr>
         <w:t xml:space="preserve">BOSA DT maintains a code example how to integrate with the service for eSignatures that covers the common use cases. The source code is publicly available on </w:t>
       </w:r>
-      <w:hyperlink r:id="rId29" w:history="1">
+      <w:hyperlink r:id="rId30" w:history="1">
         <w:r>
           <w:rPr>
             <w:rStyle w:val="Hyperlink"/>
@@ -9485,7 +9526,7 @@
         </w:rPr>
         <w:t xml:space="preserve">and can be accessed and tested using the following URL (example URL is for QA): </w:t>
       </w:r>
-      <w:hyperlink r:id="rId30" w:history="1">
+      <w:hyperlink r:id="rId31" w:history="1">
         <w:r>
           <w:rPr>
             <w:rStyle w:val="Hyperlink"/>
@@ -9578,7 +9619,7 @@
           <w:noProof/>
         </w:rPr>
         <w:drawing>
-          <wp:anchor distT="0" distB="0" distL="114300" distR="114300" simplePos="0" relativeHeight="251663872" behindDoc="0" locked="0" layoutInCell="1" allowOverlap="1" wp14:anchorId="23FEB355" wp14:editId="4DDF7124">
+          <wp:anchor distT="0" distB="0" distL="114300" distR="114300" simplePos="0" relativeHeight="251663872" behindDoc="0" locked="0" layoutInCell="1" allowOverlap="1" wp14:anchorId="23FEB355" wp14:editId="24888805">
             <wp:simplePos x="0" y="0"/>
             <wp:positionH relativeFrom="column">
               <wp:posOffset>76200</wp:posOffset>
@@ -9601,7 +9642,7 @@
                     <pic:cNvPicPr/>
                   </pic:nvPicPr>
                   <pic:blipFill>
-                    <a:blip r:embed="rId31" cstate="print">
+                    <a:blip r:embed="rId32" cstate="print">
                       <a:extLst>
                         <a:ext uri="{28A0092B-C50C-407E-A947-70E740481C1C}">
                           <a14:useLocalDpi xmlns:a14="http://schemas.microsoft.com/office/drawing/2010/main" val="0"/>
@@ -9825,7 +9866,7 @@
         </w:rPr>
         <w:t xml:space="preserve">. See </w:t>
       </w:r>
-      <w:hyperlink r:id="rId32" w:history="1">
+      <w:hyperlink r:id="rId33" w:history="1">
         <w:r>
           <w:rPr>
             <w:rStyle w:val="Hyperlink"/>
@@ -10015,7 +10056,7 @@
         </w:rPr>
         <w:t xml:space="preserve">There are free client SDKs available for several languages (Java, python, .NET, …) </w:t>
       </w:r>
-      <w:hyperlink r:id="rId33" w:history="1">
+      <w:hyperlink r:id="rId34" w:history="1">
         <w:r>
           <w:rPr>
             <w:rStyle w:val="Hyperlink"/>
@@ -10155,13 +10196,7 @@
         <w:rPr>
           <w:lang w:val="en-US"/>
         </w:rPr>
-        <w:t xml:space="preserve"> </w:t>
-      </w:r>
-      <w:r>
-        <w:rPr>
-          <w:lang w:val="en-US"/>
-        </w:rPr>
-        <w:t>authentication</w:t>
+        <w:t xml:space="preserve"> authentication</w:t>
       </w:r>
     </w:p>
     <w:p>
@@ -10263,42 +10298,24 @@
           <w:bCs/>
           <w:lang w:val="en-US"/>
         </w:rPr>
-        <w:t xml:space="preserve"> “</w:t>
-      </w:r>
-      <w:proofErr w:type="spellStart"/>
+        <w:t xml:space="preserve"> “self signed”</w:t>
+      </w:r>
       <w:r>
         <w:rPr>
           <w:b/>
           <w:bCs/>
           <w:lang w:val="en-US"/>
         </w:rPr>
-        <w:t>self signed</w:t>
-      </w:r>
-      <w:proofErr w:type="spellEnd"/>
-      <w:r>
+        <w:t xml:space="preserve"> x509 Public/private pair. </w:t>
+      </w:r>
+    </w:p>
+    <w:p>
+      <w:pPr>
         <w:rPr>
           <w:b/>
           <w:bCs/>
           <w:lang w:val="en-US"/>
         </w:rPr>
-        <w:t>”</w:t>
-      </w:r>
-      <w:r>
-        <w:rPr>
-          <w:b/>
-          <w:bCs/>
-          <w:lang w:val="en-US"/>
-        </w:rPr>
-        <w:t xml:space="preserve"> x509 Public/private pair. </w:t>
-      </w:r>
-    </w:p>
-    <w:p>
-      <w:pPr>
-        <w:rPr>
-          <w:b/>
-          <w:bCs/>
-          <w:lang w:val="en-US"/>
-        </w:rPr>
       </w:pPr>
     </w:p>
     <w:p>
@@ -10314,7 +10331,7 @@
         </w:rPr>
         <w:t xml:space="preserve">See here for how to do it: </w:t>
       </w:r>
-      <w:hyperlink r:id="rId34" w:history="1">
+      <w:hyperlink r:id="rId35" w:history="1">
         <w:r>
           <w:rPr>
             <w:rStyle w:val="Hyperlink"/>
@@ -10343,31 +10360,7 @@
         <w:rPr>
           <w:lang w:val="en-US"/>
         </w:rPr>
-        <w:t xml:space="preserve">This key pair will be used to sign </w:t>
-      </w:r>
-      <w:r>
-        <w:rPr>
-          <w:lang w:val="en-US"/>
-        </w:rPr>
-        <w:t xml:space="preserve">and verify </w:t>
-      </w:r>
-      <w:r>
-        <w:rPr>
-          <w:lang w:val="en-US"/>
-        </w:rPr>
-        <w:t xml:space="preserve">the authentication request sent to the </w:t>
-      </w:r>
-      <w:r>
-        <w:rPr>
-          <w:lang w:val="en-US"/>
-        </w:rPr>
-        <w:t>FTS</w:t>
-      </w:r>
-      <w:r>
-        <w:rPr>
-          <w:lang w:val="en-US"/>
-        </w:rPr>
-        <w:t>.</w:t>
+        <w:t>This key pair will be used to sign and verify the authentication request sent to the FTS.</w:t>
       </w:r>
     </w:p>
     <w:p>
@@ -10381,19 +10374,7 @@
         <w:rPr>
           <w:lang w:val="en-US"/>
         </w:rPr>
-        <w:t xml:space="preserve">The </w:t>
-      </w:r>
-      <w:r>
-        <w:rPr>
-          <w:lang w:val="en-US"/>
-        </w:rPr>
-        <w:t xml:space="preserve">public part </w:t>
-      </w:r>
-      <w:r>
-        <w:rPr>
-          <w:lang w:val="en-US"/>
-        </w:rPr>
-        <w:t xml:space="preserve">of this key pair must be </w:t>
+        <w:t xml:space="preserve">The public part of this key pair must be </w:t>
       </w:r>
       <w:r>
         <w:rPr>
@@ -10452,6 +10433,30 @@
     </w:p>
     <w:p>
       <w:pPr>
+        <w:ind w:left="720"/>
+        <w:rPr>
+          <w:lang w:val="en-US"/>
+        </w:rPr>
+      </w:pPr>
+    </w:p>
+    <w:p>
+      <w:pPr>
+        <w:ind w:left="720"/>
+        <w:rPr>
+          <w:color w:val="EE0000"/>
+          <w:lang w:val="en-US"/>
+        </w:rPr>
+      </w:pPr>
+      <w:r>
+        <w:rPr>
+          <w:color w:val="EE0000"/>
+          <w:lang w:val="en-US"/>
+        </w:rPr>
+        <w:t>Extra care must be taken to avoid that the private key is leaked. It must stay within the strict boundaries of the client application.</w:t>
+      </w:r>
+    </w:p>
+    <w:p>
+      <w:pPr>
         <w:rPr>
           <w:lang w:val="en-US"/>
         </w:rPr>
@@ -10488,7 +10493,7 @@
           <w:bCs/>
           <w:lang w:val="en-US"/>
         </w:rPr>
-        <w:t>JWT signed with the private key of the key pair</w:t>
+        <w:t xml:space="preserve">JWT signed with the private key </w:t>
       </w:r>
       <w:r>
         <w:rPr>
@@ -10496,7 +10501,7 @@
           <w:bCs/>
           <w:lang w:val="en-US"/>
         </w:rPr>
-        <w:t xml:space="preserve"> </w:t>
+        <w:t>created in the previous step</w:t>
       </w:r>
     </w:p>
     <w:p>
@@ -10517,109 +10522,6 @@
           <w:lang w:val="en-US"/>
         </w:rPr>
         <w:t xml:space="preserve">A JWT is of the form below (3 base64 strings separated by two dots) and can be viewed with tools like: </w:t>
-      </w:r>
-      <w:hyperlink r:id="rId35" w:history="1">
-        <w:r>
-          <w:rPr>
-            <w:rStyle w:val="Hyperlink"/>
-            <w:lang w:val="en-US"/>
-          </w:rPr>
-          <w:t>https://www.jwt.io/</w:t>
-        </w:r>
-      </w:hyperlink>
-    </w:p>
-    <w:p>
-      <w:pPr>
-        <w:ind w:left="720"/>
-        <w:rPr>
-          <w:lang w:val="en-US"/>
-        </w:rPr>
-      </w:pPr>
-    </w:p>
-    <w:p>
-      <w:pPr>
-        <w:ind w:left="720"/>
-        <w:rPr>
-          <w:lang w:val="en-US"/>
-        </w:rPr>
-      </w:pPr>
-      <w:r>
-        <w:rPr>
-          <w:lang w:val="en-US"/>
-        </w:rPr>
-        <w:t xml:space="preserve">Example JWT: </w:t>
-      </w:r>
-      <w:r>
-        <w:rPr>
-          <w:highlight w:val="yellow"/>
-          <w:lang w:val="en-US"/>
-        </w:rPr>
-        <w:t>eyJhbGciOiJIUzI1NiIsInR5cCI6IkpXVCJ9</w:t>
-      </w:r>
-      <w:r>
-        <w:rPr>
-          <w:lang w:val="en-US"/>
-        </w:rPr>
-        <w:t>.</w:t>
-      </w:r>
-      <w:r>
-        <w:rPr>
-          <w:highlight w:val="green"/>
-          <w:lang w:val="en-US"/>
-        </w:rPr>
-        <w:t>eyJzdWIiOiIxMjM0NTY3ODkwIiwibmFtZSI6IkpvaG4gRG9lIiwiYWRtaW4iOnRydWUsImlhdCI6MTUxNjIzOTAyMn0</w:t>
-      </w:r>
-      <w:r>
-        <w:rPr>
-          <w:lang w:val="en-US"/>
-        </w:rPr>
-        <w:t>.</w:t>
-      </w:r>
-      <w:r>
-        <w:rPr>
-          <w:highlight w:val="cyan"/>
-          <w:lang w:val="en-US"/>
-        </w:rPr>
-        <w:t>KMUFsIDTnFmyG3nMiGM6H9FNFUROf3wh7SmqJp-QV30</w:t>
-      </w:r>
-      <w:r>
-        <w:rPr>
-          <w:lang w:val="en-US"/>
-        </w:rPr>
-        <w:t xml:space="preserve"> </w:t>
-      </w:r>
-    </w:p>
-    <w:p>
-      <w:pPr>
-        <w:ind w:firstLine="720"/>
-        <w:rPr>
-          <w:lang w:val="en-US"/>
-        </w:rPr>
-      </w:pPr>
-    </w:p>
-    <w:p>
-      <w:pPr>
-        <w:rPr>
-          <w:lang w:val="en-US"/>
-        </w:rPr>
-      </w:pPr>
-      <w:r>
-        <w:rPr>
-          <w:lang w:val="en-US"/>
-        </w:rPr>
-        <w:t>Decoded version</w:t>
-      </w:r>
-      <w:r>
-        <w:rPr>
-          <w:lang w:val="en-US"/>
-        </w:rPr>
-        <w:t xml:space="preserve"> of a JWT</w:t>
-      </w:r>
-      <w:r>
-        <w:rPr>
-          <w:lang w:val="en-US"/>
-        </w:rPr>
-        <w:t xml:space="preserve"> (See here to decode </w:t>
       </w:r>
       <w:hyperlink r:id="rId36" w:history="1">
         <w:r>
@@ -10630,20 +10532,88 @@
           <w:t>https://www.jwt.io/</w:t>
         </w:r>
       </w:hyperlink>
-      <w:proofErr w:type="gramStart"/>
-      <w:r>
-        <w:rPr>
-          <w:lang w:val="en-US"/>
-        </w:rPr>
-        <w:t xml:space="preserve">) </w:t>
-      </w:r>
-      <w:r>
-        <w:rPr>
-          <w:lang w:val="en-US"/>
-        </w:rPr>
-        <w:t>:</w:t>
-      </w:r>
-      <w:proofErr w:type="gramEnd"/>
+    </w:p>
+    <w:p>
+      <w:pPr>
+        <w:ind w:left="720"/>
+        <w:rPr>
+          <w:lang w:val="en-US"/>
+        </w:rPr>
+      </w:pPr>
+    </w:p>
+    <w:p>
+      <w:pPr>
+        <w:ind w:left="720"/>
+        <w:rPr>
+          <w:lang w:val="en-US"/>
+        </w:rPr>
+      </w:pPr>
+      <w:r>
+        <w:rPr>
+          <w:lang w:val="en-US"/>
+        </w:rPr>
+        <w:t xml:space="preserve">Example JWT: </w:t>
+      </w:r>
+      <w:r>
+        <w:rPr>
+          <w:highlight w:val="yellow"/>
+          <w:lang w:val="en-US"/>
+        </w:rPr>
+        <w:t>eyJhbGciOiJIUzI1NiIsInR5cCI6IkpXVCJ9</w:t>
+      </w:r>
+      <w:r>
+        <w:rPr>
+          <w:lang w:val="en-US"/>
+        </w:rPr>
+        <w:t>.</w:t>
+      </w:r>
+      <w:r>
+        <w:rPr>
+          <w:highlight w:val="green"/>
+          <w:lang w:val="en-US"/>
+        </w:rPr>
+        <w:t>eyJzdWIiOiIxMjM0NTY3ODkwIiwibmFtZSI6IkpvaG4gRG9lIiwiYWRtaW4iOnRydWUsImlhdCI6MTUxNjIzOTAyMn0</w:t>
+      </w:r>
+      <w:r>
+        <w:rPr>
+          <w:lang w:val="en-US"/>
+        </w:rPr>
+        <w:t>.</w:t>
+      </w:r>
+      <w:r>
+        <w:rPr>
+          <w:highlight w:val="cyan"/>
+          <w:lang w:val="en-US"/>
+        </w:rPr>
+        <w:t>KMUFsIDTnFmyG3nMiGM6H9FNFUROf3wh7SmqJp-QV30</w:t>
+      </w:r>
+      <w:r>
+        <w:rPr>
+          <w:lang w:val="en-US"/>
+        </w:rPr>
+        <w:t xml:space="preserve"> </w:t>
+      </w:r>
+    </w:p>
+    <w:p>
+      <w:pPr>
+        <w:ind w:firstLine="720"/>
+        <w:rPr>
+          <w:lang w:val="en-US"/>
+        </w:rPr>
+      </w:pPr>
+    </w:p>
+    <w:p>
+      <w:pPr>
+        <w:rPr>
+          <w:lang w:val="en-US"/>
+        </w:rPr>
+      </w:pPr>
+      <w:r>
+        <w:rPr>
+          <w:lang w:val="en-US"/>
+        </w:rPr>
+        <w:t>Decoded version of a JWT:</w:t>
+      </w:r>
     </w:p>
     <w:p>
       <w:pPr>
@@ -11182,13 +11152,7 @@
         <w:rPr>
           <w:lang w:val="en-US"/>
         </w:rPr>
-        <w:t xml:space="preserve">” and “sub” are the same value </w:t>
-      </w:r>
-      <w:r>
-        <w:rPr>
-          <w:lang w:val="en-US"/>
-        </w:rPr>
-        <w:t>as the “</w:t>
+        <w:t>” and “sub” are the same value as the “</w:t>
       </w:r>
       <w:proofErr w:type="spellStart"/>
       <w:r>
@@ -11202,13 +11166,7 @@
         <w:rPr>
           <w:lang w:val="en-US"/>
         </w:rPr>
-        <w:t xml:space="preserve">” </w:t>
-      </w:r>
-      <w:r>
-        <w:rPr>
-          <w:lang w:val="en-US"/>
-        </w:rPr>
-        <w:t xml:space="preserve">and must be </w:t>
+        <w:t xml:space="preserve">” and must be </w:t>
       </w:r>
       <w:r>
         <w:rPr>
@@ -11224,15 +11182,7 @@
           <w:bCs/>
           <w:lang w:val="en-US"/>
         </w:rPr>
-        <w:t>during onboarding</w:t>
-      </w:r>
-      <w:r>
-        <w:rPr>
-          <w:b/>
-          <w:bCs/>
-          <w:lang w:val="en-US"/>
-        </w:rPr>
-        <w:t>.</w:t>
+        <w:t>during onboarding.</w:t>
       </w:r>
     </w:p>
     <w:p>
@@ -11268,16 +11218,8 @@
         <w:rPr>
           <w:lang w:val="en-US"/>
         </w:rPr>
-        <w:t xml:space="preserve">” </w:t>
-      </w:r>
-      <w:proofErr w:type="gramStart"/>
-      <w:r>
-        <w:rPr>
-          <w:lang w:val="en-US"/>
-        </w:rPr>
-        <w:t>is :</w:t>
-      </w:r>
-      <w:proofErr w:type="gramEnd"/>
+        <w:t>” is:</w:t>
+      </w:r>
     </w:p>
     <w:p>
       <w:pPr>
@@ -11290,11 +11232,19 @@
           <w:lang w:val="fr-BE"/>
         </w:rPr>
       </w:pPr>
+      <w:proofErr w:type="gramStart"/>
       <w:r>
         <w:rPr>
           <w:lang w:val="fr-BE"/>
         </w:rPr>
-        <w:t>INT : “</w:t>
+        <w:t>INT:</w:t>
+      </w:r>
+      <w:proofErr w:type="gramEnd"/>
+      <w:r>
+        <w:rPr>
+          <w:lang w:val="fr-BE"/>
+        </w:rPr>
+        <w:t xml:space="preserve"> “</w:t>
       </w:r>
       <w:r>
         <w:rPr>
@@ -11338,19 +11288,11 @@
           <w:lang w:val="en-US"/>
         </w:rPr>
       </w:pPr>
-      <w:proofErr w:type="gramStart"/>
-      <w:r>
-        <w:rPr>
-          <w:lang w:val="en-US"/>
-        </w:rPr>
-        <w:t>PROD :</w:t>
-      </w:r>
-      <w:proofErr w:type="gramEnd"/>
-      <w:r>
-        <w:rPr>
-          <w:lang w:val="en-US"/>
-        </w:rPr>
-        <w:t xml:space="preserve"> </w:t>
+      <w:r>
+        <w:rPr>
+          <w:lang w:val="en-US"/>
+        </w:rPr>
+        <w:t xml:space="preserve">PROD: </w:t>
       </w:r>
       <w:r>
         <w:rPr>
@@ -11362,47 +11304,7 @@
         <w:rPr>
           <w:lang w:val="en-US"/>
         </w:rPr>
-        <w:t>https://keycloakap.</w:t>
-      </w:r>
-      <w:r>
-        <w:rPr>
-          <w:lang w:val="en-US"/>
-        </w:rPr>
-        <w:t xml:space="preserve"> </w:t>
-      </w:r>
-      <w:r>
-        <w:rPr>
-          <w:lang w:val="en-US"/>
-        </w:rPr>
-        <w:t>fts.bosa.belgium.be/realms/</w:t>
-      </w:r>
-      <w:proofErr w:type="spellStart"/>
-      <w:r>
-        <w:rPr>
-          <w:lang w:val="en-US"/>
-        </w:rPr>
-        <w:t>minio</w:t>
-      </w:r>
-      <w:proofErr w:type="spellEnd"/>
-      <w:r>
-        <w:rPr>
-          <w:lang w:val="en-US"/>
-        </w:rPr>
-        <w:t>/protocol/</w:t>
-      </w:r>
-      <w:proofErr w:type="spellStart"/>
-      <w:r>
-        <w:rPr>
-          <w:lang w:val="en-US"/>
-        </w:rPr>
-        <w:t>openid</w:t>
-      </w:r>
-      <w:proofErr w:type="spellEnd"/>
-      <w:r>
-        <w:rPr>
-          <w:lang w:val="en-US"/>
-        </w:rPr>
-        <w:t>-connect/token</w:t>
+        <w:t>https://keycloakap.fts.bosa.belgium.be/realms/minio/protocol/openid-connect/token</w:t>
       </w:r>
       <w:r>
         <w:rPr>
@@ -11935,31 +11837,7 @@
           <w:bCs/>
           <w:lang w:val="en-US"/>
         </w:rPr>
-        <w:t xml:space="preserve"> server </w:t>
-      </w:r>
-      <w:r>
-        <w:rPr>
-          <w:b/>
-          <w:bCs/>
-          <w:lang w:val="en-US"/>
-        </w:rPr>
-        <w:t xml:space="preserve">to obtain </w:t>
-      </w:r>
-      <w:r>
-        <w:rPr>
-          <w:b/>
-          <w:bCs/>
-          <w:lang w:val="en-US"/>
-        </w:rPr>
-        <w:t xml:space="preserve">an </w:t>
-      </w:r>
-      <w:r>
-        <w:rPr>
-          <w:b/>
-          <w:bCs/>
-          <w:lang w:val="en-US"/>
-        </w:rPr>
-        <w:t>access token</w:t>
+        <w:t xml:space="preserve"> server to obtain an access token</w:t>
       </w:r>
       <w:r>
         <w:rPr>
@@ -12067,47 +11945,7 @@
         <w:rPr>
           <w:lang w:val="en-US"/>
         </w:rPr>
-        <w:t>https://keycloakap.</w:t>
-      </w:r>
-      <w:r>
-        <w:rPr>
-          <w:lang w:val="en-US"/>
-        </w:rPr>
-        <w:t xml:space="preserve"> </w:t>
-      </w:r>
-      <w:r>
-        <w:rPr>
-          <w:lang w:val="en-US"/>
-        </w:rPr>
-        <w:t>fts.bosa.belgium.be/realms/</w:t>
-      </w:r>
-      <w:proofErr w:type="spellStart"/>
-      <w:r>
-        <w:rPr>
-          <w:lang w:val="en-US"/>
-        </w:rPr>
-        <w:t>minio</w:t>
-      </w:r>
-      <w:proofErr w:type="spellEnd"/>
-      <w:r>
-        <w:rPr>
-          <w:lang w:val="en-US"/>
-        </w:rPr>
-        <w:t>/protocol/</w:t>
-      </w:r>
-      <w:proofErr w:type="spellStart"/>
-      <w:r>
-        <w:rPr>
-          <w:lang w:val="en-US"/>
-        </w:rPr>
-        <w:t>openid</w:t>
-      </w:r>
-      <w:proofErr w:type="spellEnd"/>
-      <w:r>
-        <w:rPr>
-          <w:lang w:val="en-US"/>
-        </w:rPr>
-        <w:t>-connect/token</w:t>
+        <w:t>https://keycloakap.fts.bosa.belgium.be/realms/minio/protocol/openid-connect/token</w:t>
       </w:r>
     </w:p>
     <w:p>
@@ -12209,14 +12047,7 @@
           <w:sz w:val="22"/>
           <w:highlight w:val="lightGray"/>
         </w:rPr>
-        <w:t>grant_type=client_credentials&amp;client_assertion_type=urn:ietf:params:oauth:client-assertion-type:jwt-bearer&amp;client_assertion=</w:t>
-      </w:r>
-      <w:r>
-        <w:rPr>
-          <w:sz w:val="22"/>
-          <w:highlight w:val="lightGray"/>
-        </w:rPr>
-        <w:t>&lt;JWT Token&gt;</w:t>
+        <w:t>grant_type=client_credentials&amp;client_assertion_type=urn:ietf:params:oauth:client-assertion-type:jwt-bearer&amp;client_assertion=&lt;JWT Token&gt;</w:t>
       </w:r>
     </w:p>
     <w:p>
@@ -12245,43 +12076,7 @@
         <w:rPr>
           <w:lang w:val="en-US"/>
         </w:rPr>
-        <w:t>The “&lt;JW</w:t>
-      </w:r>
-      <w:r>
-        <w:rPr>
-          <w:lang w:val="en-US"/>
-        </w:rPr>
-        <w:t>T</w:t>
-      </w:r>
-      <w:r>
-        <w:rPr>
-          <w:lang w:val="en-US"/>
-        </w:rPr>
-        <w:t xml:space="preserve"> Token&gt;” value must be replaced by your</w:t>
-      </w:r>
-      <w:r>
-        <w:rPr>
-          <w:lang w:val="en-US"/>
-        </w:rPr>
-        <w:t xml:space="preserve"> signed</w:t>
-      </w:r>
-      <w:r>
-        <w:rPr>
-          <w:lang w:val="en-US"/>
-        </w:rPr>
-        <w:t xml:space="preserve"> JW</w:t>
-      </w:r>
-      <w:r>
-        <w:rPr>
-          <w:lang w:val="en-US"/>
-        </w:rPr>
-        <w:t>T</w:t>
-      </w:r>
-      <w:r>
-        <w:rPr>
-          <w:lang w:val="en-US"/>
-        </w:rPr>
-        <w:t xml:space="preserve"> in the form above.</w:t>
+        <w:t>The “&lt;JWT Token&gt;” value must be replaced by your signed JWT in the form above.</w:t>
       </w:r>
     </w:p>
     <w:p>
@@ -13185,6 +12980,12 @@
           <w:lang w:val="en-US"/>
         </w:rPr>
         <w:t xml:space="preserve"> </w:t>
+      </w:r>
+      <w:r>
+        <w:rPr>
+          <w:lang w:val="en-US"/>
+        </w:rPr>
+        <w:t xml:space="preserve">with password </w:t>
       </w:r>
       <w:r>
         <w:rPr>
@@ -13358,104 +13159,6 @@
                 <w:i/>
                 <w:lang w:val="en-US"/>
               </w:rPr>
-              <w:t>accessToken</w:t>
-            </w:r>
-            <w:proofErr w:type="spellEnd"/>
-            <w:r>
-              <w:rPr>
-                <w:rFonts w:ascii="Arial Narrow" w:eastAsia="Calibri" w:hAnsi="Arial Narrow" w:cs="Calibri Light"/>
-                <w:i/>
-                <w:lang w:val="en-US"/>
-              </w:rPr>
-              <w:t>”: “&lt;</w:t>
-            </w:r>
-            <w:proofErr w:type="spellStart"/>
-            <w:r>
-              <w:rPr>
-                <w:rFonts w:ascii="Arial Narrow" w:eastAsia="Calibri" w:hAnsi="Arial Narrow" w:cs="Calibri Light"/>
-                <w:i/>
-                <w:lang w:val="en-US"/>
-              </w:rPr>
-              <w:t>AnAccess</w:t>
-            </w:r>
-            <w:proofErr w:type="spellEnd"/>
-            <w:r>
-              <w:rPr>
-                <w:rFonts w:ascii="Arial Narrow" w:eastAsia="Calibri" w:hAnsi="Arial Narrow" w:cs="Calibri Light"/>
-                <w:i/>
-                <w:lang w:val="en-US"/>
-              </w:rPr>
-              <w:t xml:space="preserve"> token&gt;”</w:t>
-            </w:r>
-          </w:p>
-          <w:p>
-            <w:pPr>
-              <w:spacing w:before="0" w:beforeAutospacing="0" w:after="0" w:afterAutospacing="0"/>
-              <w:rPr>
-                <w:rFonts w:ascii="Arial Narrow" w:eastAsia="Calibri" w:hAnsi="Arial Narrow" w:cs="Calibri Light"/>
-                <w:i/>
-                <w:lang w:val="en-US"/>
-              </w:rPr>
-            </w:pPr>
-            <w:r>
-              <w:rPr>
-                <w:rFonts w:ascii="Arial Narrow" w:eastAsia="Calibri" w:hAnsi="Arial Narrow" w:cs="Calibri Light"/>
-                <w:i/>
-                <w:lang w:val="fr-BE"/>
-              </w:rPr>
-              <w:t xml:space="preserve">  </w:t>
-            </w:r>
-            <w:r>
-              <w:rPr>
-                <w:rFonts w:ascii="Arial Narrow" w:eastAsia="Calibri" w:hAnsi="Arial Narrow" w:cs="Calibri Light"/>
-                <w:i/>
-                <w:lang w:val="fr-BE"/>
-              </w:rPr>
-              <w:t>"expiration</w:t>
-            </w:r>
-            <w:proofErr w:type="gramStart"/>
-            <w:r>
-              <w:rPr>
-                <w:rFonts w:ascii="Arial Narrow" w:eastAsia="Calibri" w:hAnsi="Arial Narrow" w:cs="Calibri Light"/>
-                <w:i/>
-                <w:lang w:val="fr-BE"/>
-              </w:rPr>
-              <w:t>":</w:t>
-            </w:r>
-            <w:proofErr w:type="gramEnd"/>
-            <w:r>
-              <w:rPr>
-                <w:rFonts w:ascii="Arial Narrow" w:eastAsia="Calibri" w:hAnsi="Arial Narrow" w:cs="Calibri Light"/>
-                <w:i/>
-                <w:lang w:val="fr-BE"/>
-              </w:rPr>
-              <w:t xml:space="preserve"> 300,</w:t>
-            </w:r>
-          </w:p>
-          <w:p>
-            <w:pPr>
-              <w:spacing w:before="0" w:beforeAutospacing="0" w:after="0" w:afterAutospacing="0"/>
-              <w:rPr>
-                <w:rFonts w:ascii="Arial Narrow" w:eastAsia="Calibri" w:hAnsi="Arial Narrow" w:cs="Calibri Light"/>
-                <w:i/>
-                <w:lang w:val="en-US"/>
-              </w:rPr>
-            </w:pPr>
-            <w:r>
-              <w:rPr>
-                <w:rFonts w:ascii="Arial Narrow" w:eastAsia="Calibri" w:hAnsi="Arial Narrow" w:cs="Calibri Light"/>
-                <w:i/>
-                <w:lang w:val="en-US"/>
-              </w:rPr>
-              <w:t xml:space="preserve">  “</w:t>
-            </w:r>
-            <w:proofErr w:type="spellStart"/>
-            <w:r>
-              <w:rPr>
-                <w:rFonts w:ascii="Arial Narrow" w:eastAsia="Calibri" w:hAnsi="Arial Narrow" w:cs="Calibri Light"/>
-                <w:i/>
-                <w:lang w:val="en-US"/>
-              </w:rPr>
               <w:t>in”</w:t>
             </w:r>
             <w:proofErr w:type="gramStart"/>
@@ -14058,6 +13761,85 @@
           </w:p>
         </w:tc>
       </w:tr>
+    </w:tbl>
+    <w:p>
+      <w:pPr>
+        <w:rPr>
+          <w:rFonts w:ascii="Calibri Light" w:hAnsi="Calibri Light" w:cs="Calibri Light"/>
+        </w:rPr>
+      </w:pPr>
+    </w:p>
+    <w:p>
+      <w:pPr>
+        <w:rPr>
+          <w:lang w:val="en-US"/>
+        </w:rPr>
+      </w:pPr>
+      <w:proofErr w:type="spellStart"/>
+      <w:r>
+        <w:rPr>
+          <w:lang w:val="en-US"/>
+        </w:rPr>
+        <w:t>getToken</w:t>
+      </w:r>
+      <w:r>
+        <w:rPr>
+          <w:lang w:val="en-US"/>
+        </w:rPr>
+        <w:t>ForDocument</w:t>
+      </w:r>
+      <w:proofErr w:type="spellEnd"/>
+      <w:r>
+        <w:rPr>
+          <w:lang w:val="en-US"/>
+        </w:rPr>
+        <w:t xml:space="preserve"> </w:t>
+      </w:r>
+      <w:r>
+        <w:rPr>
+          <w:lang w:val="en-US"/>
+        </w:rPr>
+        <w:t xml:space="preserve">with </w:t>
+      </w:r>
+      <w:proofErr w:type="spellStart"/>
+      <w:r>
+        <w:rPr>
+          <w:lang w:val="en-US"/>
+        </w:rPr>
+        <w:t>oAuth</w:t>
+      </w:r>
+      <w:proofErr w:type="spellEnd"/>
+      <w:r>
+        <w:rPr>
+          <w:lang w:val="en-US"/>
+        </w:rPr>
+        <w:t xml:space="preserve"> </w:t>
+      </w:r>
+      <w:r>
+        <w:rPr>
+          <w:lang w:val="en-US"/>
+        </w:rPr>
+        <w:t>example request:</w:t>
+      </w:r>
+    </w:p>
+    <w:p>
+      <w:pPr>
+        <w:rPr>
+          <w:lang w:val="en-US"/>
+        </w:rPr>
+      </w:pPr>
+    </w:p>
+    <w:tbl>
+      <w:tblPr>
+        <w:tblStyle w:val="TableGrid"/>
+        <w:tblW w:w="6379" w:type="dxa"/>
+        <w:tblInd w:w="392" w:type="dxa"/>
+        <w:tblLayout w:type="fixed"/>
+        <w:tblLook w:val="04A0" w:firstRow="1" w:lastRow="0" w:firstColumn="1" w:lastColumn="0" w:noHBand="0" w:noVBand="1"/>
+      </w:tblPr>
+      <w:tblGrid>
+        <w:gridCol w:w="6379"/>
+      </w:tblGrid>
       <w:tr>
         <w:tc>
           <w:tcPr>
@@ -14065,12 +13847,763 @@
           </w:tcPr>
           <w:p>
             <w:pPr>
+              <w:spacing w:before="0" w:beforeAutospacing="0" w:after="0" w:afterAutospacing="0"/>
               <w:rPr>
                 <w:rFonts w:ascii="Arial Narrow" w:eastAsia="Calibri" w:hAnsi="Arial Narrow" w:cs="Calibri Light"/>
                 <w:i/>
                 <w:lang w:val="en-US"/>
               </w:rPr>
             </w:pPr>
+            <w:r>
+              <w:rPr>
+                <w:rFonts w:ascii="Arial Narrow" w:eastAsia="Calibri" w:hAnsi="Arial Narrow" w:cs="Calibri Light"/>
+                <w:i/>
+                <w:lang w:val="en-US"/>
+              </w:rPr>
+              <w:t>{</w:t>
+            </w:r>
+          </w:p>
+          <w:p>
+            <w:pPr>
+              <w:spacing w:before="0" w:beforeAutospacing="0" w:after="0" w:afterAutospacing="0"/>
+              <w:rPr>
+                <w:rFonts w:ascii="Arial Narrow" w:eastAsia="Calibri" w:hAnsi="Arial Narrow" w:cs="Calibri Light"/>
+                <w:i/>
+                <w:lang w:val="en-US"/>
+              </w:rPr>
+            </w:pPr>
+            <w:r>
+              <w:rPr>
+                <w:rFonts w:ascii="Arial Narrow" w:eastAsia="Calibri" w:hAnsi="Arial Narrow" w:cs="Calibri Light"/>
+                <w:i/>
+                <w:lang w:val="en-US"/>
+              </w:rPr>
+              <w:t xml:space="preserve">  “name”</w:t>
+            </w:r>
+            <w:proofErr w:type="gramStart"/>
+            <w:r>
+              <w:rPr>
+                <w:rFonts w:ascii="Arial Narrow" w:eastAsia="Calibri" w:hAnsi="Arial Narrow" w:cs="Calibri Light"/>
+                <w:i/>
+                <w:lang w:val="en-US"/>
+              </w:rPr>
+              <w:t>:”</w:t>
+            </w:r>
+            <w:proofErr w:type="spellStart"/>
+            <w:r>
+              <w:rPr>
+                <w:rFonts w:ascii="Arial Narrow" w:eastAsia="Calibri" w:hAnsi="Arial Narrow" w:cs="Calibri Light"/>
+                <w:i/>
+                <w:lang w:val="en-US"/>
+              </w:rPr>
+              <w:t>minfin</w:t>
+            </w:r>
+            <w:proofErr w:type="spellEnd"/>
+            <w:proofErr w:type="gramEnd"/>
+            <w:r>
+              <w:rPr>
+                <w:rFonts w:ascii="Arial Narrow" w:eastAsia="Calibri" w:hAnsi="Arial Narrow" w:cs="Calibri Light"/>
+                <w:i/>
+                <w:lang w:val="en-US"/>
+              </w:rPr>
+              <w:t>”,</w:t>
+            </w:r>
+          </w:p>
+          <w:p>
+            <w:pPr>
+              <w:spacing w:before="0" w:beforeAutospacing="0" w:after="0" w:afterAutospacing="0"/>
+              <w:rPr>
+                <w:rFonts w:ascii="Arial Narrow" w:eastAsia="Calibri" w:hAnsi="Arial Narrow" w:cs="Calibri Light"/>
+                <w:i/>
+                <w:lang w:val="en-US"/>
+              </w:rPr>
+            </w:pPr>
+            <w:r>
+              <w:rPr>
+                <w:rFonts w:ascii="Arial Narrow" w:eastAsia="Calibri" w:hAnsi="Arial Narrow" w:cs="Calibri Light"/>
+                <w:i/>
+                <w:lang w:val="en-US"/>
+              </w:rPr>
+              <w:t xml:space="preserve">  “</w:t>
+            </w:r>
+            <w:proofErr w:type="spellStart"/>
+            <w:r>
+              <w:rPr>
+                <w:rFonts w:ascii="Arial Narrow" w:eastAsia="Calibri" w:hAnsi="Arial Narrow" w:cs="Calibri Light"/>
+                <w:i/>
+                <w:lang w:val="en-US"/>
+              </w:rPr>
+              <w:t>accessToken</w:t>
+            </w:r>
+            <w:proofErr w:type="spellEnd"/>
+            <w:r>
+              <w:rPr>
+                <w:rFonts w:ascii="Arial Narrow" w:eastAsia="Calibri" w:hAnsi="Arial Narrow" w:cs="Calibri Light"/>
+                <w:i/>
+                <w:lang w:val="en-US"/>
+              </w:rPr>
+              <w:t>”: “&lt;</w:t>
+            </w:r>
+            <w:proofErr w:type="spellStart"/>
+            <w:r>
+              <w:rPr>
+                <w:rFonts w:ascii="Arial Narrow" w:eastAsia="Calibri" w:hAnsi="Arial Narrow" w:cs="Calibri Light"/>
+                <w:i/>
+                <w:lang w:val="en-US"/>
+              </w:rPr>
+              <w:t>AnAccess</w:t>
+            </w:r>
+            <w:proofErr w:type="spellEnd"/>
+            <w:r>
+              <w:rPr>
+                <w:rFonts w:ascii="Arial Narrow" w:eastAsia="Calibri" w:hAnsi="Arial Narrow" w:cs="Calibri Light"/>
+                <w:i/>
+                <w:lang w:val="en-US"/>
+              </w:rPr>
+              <w:t xml:space="preserve"> token&gt;”</w:t>
+            </w:r>
+          </w:p>
+          <w:p>
+            <w:pPr>
+              <w:spacing w:before="0" w:beforeAutospacing="0" w:after="0" w:afterAutospacing="0"/>
+              <w:rPr>
+                <w:rFonts w:ascii="Arial Narrow" w:eastAsia="Calibri" w:hAnsi="Arial Narrow" w:cs="Calibri Light"/>
+                <w:i/>
+                <w:lang w:val="en-US"/>
+              </w:rPr>
+            </w:pPr>
+            <w:r>
+              <w:rPr>
+                <w:rFonts w:ascii="Arial Narrow" w:eastAsia="Calibri" w:hAnsi="Arial Narrow" w:cs="Calibri Light"/>
+                <w:i/>
+                <w:lang w:val="en-US"/>
+              </w:rPr>
+              <w:t xml:space="preserve">  "expiration": 300,</w:t>
+            </w:r>
+          </w:p>
+          <w:p>
+            <w:pPr>
+              <w:spacing w:before="0" w:beforeAutospacing="0" w:after="0" w:afterAutospacing="0"/>
+              <w:rPr>
+                <w:rFonts w:ascii="Arial Narrow" w:eastAsia="Calibri" w:hAnsi="Arial Narrow" w:cs="Calibri Light"/>
+                <w:i/>
+                <w:lang w:val="en-US"/>
+              </w:rPr>
+            </w:pPr>
+            <w:r>
+              <w:rPr>
+                <w:rFonts w:ascii="Arial Narrow" w:eastAsia="Calibri" w:hAnsi="Arial Narrow" w:cs="Calibri Light"/>
+                <w:i/>
+                <w:lang w:val="en-US"/>
+              </w:rPr>
+              <w:t xml:space="preserve">  “</w:t>
+            </w:r>
+            <w:proofErr w:type="spellStart"/>
+            <w:r>
+              <w:rPr>
+                <w:rFonts w:ascii="Arial Narrow" w:eastAsia="Calibri" w:hAnsi="Arial Narrow" w:cs="Calibri Light"/>
+                <w:i/>
+                <w:lang w:val="en-US"/>
+              </w:rPr>
+              <w:t>in”</w:t>
+            </w:r>
+            <w:proofErr w:type="gramStart"/>
+            <w:r>
+              <w:rPr>
+                <w:rFonts w:ascii="Arial Narrow" w:eastAsia="Calibri" w:hAnsi="Arial Narrow" w:cs="Calibri Light"/>
+                <w:i/>
+                <w:lang w:val="en-US"/>
+              </w:rPr>
+              <w:t>:”test.xml</w:t>
+            </w:r>
+            <w:proofErr w:type="spellEnd"/>
+            <w:proofErr w:type="gramEnd"/>
+            <w:r>
+              <w:rPr>
+                <w:rFonts w:ascii="Arial Narrow" w:eastAsia="Calibri" w:hAnsi="Arial Narrow" w:cs="Calibri Light"/>
+                <w:i/>
+                <w:lang w:val="en-US"/>
+              </w:rPr>
+              <w:t>”,</w:t>
+            </w:r>
+          </w:p>
+          <w:p>
+            <w:pPr>
+              <w:spacing w:before="0" w:beforeAutospacing="0" w:after="0" w:afterAutospacing="0"/>
+              <w:rPr>
+                <w:rFonts w:ascii="Arial Narrow" w:eastAsia="Calibri" w:hAnsi="Arial Narrow" w:cs="Calibri Light"/>
+                <w:i/>
+                <w:lang w:val="en-US"/>
+              </w:rPr>
+            </w:pPr>
+            <w:r>
+              <w:rPr>
+                <w:rFonts w:ascii="Arial Narrow" w:eastAsia="Calibri" w:hAnsi="Arial Narrow" w:cs="Calibri Light"/>
+                <w:i/>
+                <w:lang w:val="en-US"/>
+              </w:rPr>
+              <w:t xml:space="preserve">  “</w:t>
+            </w:r>
+            <w:proofErr w:type="spellStart"/>
+            <w:r>
+              <w:rPr>
+                <w:rFonts w:ascii="Arial Narrow" w:eastAsia="Calibri" w:hAnsi="Arial Narrow" w:cs="Calibri Light"/>
+                <w:i/>
+                <w:lang w:val="en-US"/>
+              </w:rPr>
+              <w:t>xslt</w:t>
+            </w:r>
+            <w:proofErr w:type="spellEnd"/>
+            <w:r>
+              <w:rPr>
+                <w:rFonts w:ascii="Arial Narrow" w:eastAsia="Calibri" w:hAnsi="Arial Narrow" w:cs="Calibri Light"/>
+                <w:i/>
+                <w:lang w:val="en-US"/>
+              </w:rPr>
+              <w:t>”:”</w:t>
+            </w:r>
+            <w:proofErr w:type="spellStart"/>
+            <w:r>
+              <w:rPr>
+                <w:rFonts w:ascii="Arial Narrow" w:eastAsia="Calibri" w:hAnsi="Arial Narrow" w:cs="Calibri Light"/>
+                <w:i/>
+                <w:lang w:val="en-US"/>
+              </w:rPr>
+              <w:t>test.xslt</w:t>
+            </w:r>
+            <w:proofErr w:type="spellEnd"/>
+            <w:r>
+              <w:rPr>
+                <w:rFonts w:ascii="Arial Narrow" w:eastAsia="Calibri" w:hAnsi="Arial Narrow" w:cs="Calibri Light"/>
+                <w:i/>
+                <w:lang w:val="en-US"/>
+              </w:rPr>
+              <w:t>”,</w:t>
+            </w:r>
+          </w:p>
+          <w:p>
+            <w:pPr>
+              <w:spacing w:before="0" w:beforeAutospacing="0" w:after="0" w:afterAutospacing="0"/>
+              <w:rPr>
+                <w:rFonts w:ascii="Arial Narrow" w:eastAsia="Calibri" w:hAnsi="Arial Narrow" w:cs="Calibri Light"/>
+                <w:i/>
+                <w:lang w:val="en-US"/>
+              </w:rPr>
+            </w:pPr>
+            <w:r>
+              <w:rPr>
+                <w:rFonts w:ascii="Arial Narrow" w:eastAsia="Calibri" w:hAnsi="Arial Narrow" w:cs="Calibri Light"/>
+                <w:i/>
+                <w:lang w:val="en-US"/>
+              </w:rPr>
+              <w:t xml:space="preserve">  “</w:t>
+            </w:r>
+            <w:proofErr w:type="spellStart"/>
+            <w:r>
+              <w:rPr>
+                <w:rFonts w:ascii="Arial Narrow" w:eastAsia="Calibri" w:hAnsi="Arial Narrow" w:cs="Calibri Light"/>
+                <w:i/>
+                <w:lang w:val="en-US"/>
+              </w:rPr>
+              <w:t>out”</w:t>
+            </w:r>
+            <w:proofErr w:type="gramStart"/>
+            <w:r>
+              <w:rPr>
+                <w:rFonts w:ascii="Arial Narrow" w:eastAsia="Calibri" w:hAnsi="Arial Narrow" w:cs="Calibri Light"/>
+                <w:i/>
+                <w:lang w:val="en-US"/>
+              </w:rPr>
+              <w:t>:”signed_test.xml</w:t>
+            </w:r>
+            <w:proofErr w:type="spellEnd"/>
+            <w:proofErr w:type="gramEnd"/>
+            <w:r>
+              <w:rPr>
+                <w:rFonts w:ascii="Arial Narrow" w:eastAsia="Calibri" w:hAnsi="Arial Narrow" w:cs="Calibri Light"/>
+                <w:i/>
+                <w:lang w:val="en-US"/>
+              </w:rPr>
+              <w:t>”,</w:t>
+            </w:r>
+          </w:p>
+          <w:p>
+            <w:pPr>
+              <w:spacing w:before="0" w:beforeAutospacing="0" w:after="0" w:afterAutospacing="0"/>
+              <w:rPr>
+                <w:rFonts w:ascii="Arial Narrow" w:eastAsia="Calibri" w:hAnsi="Arial Narrow" w:cs="Calibri Light"/>
+                <w:i/>
+                <w:lang w:val="en-US"/>
+              </w:rPr>
+            </w:pPr>
+            <w:r>
+              <w:rPr>
+                <w:rFonts w:ascii="Arial Narrow" w:eastAsia="Calibri" w:hAnsi="Arial Narrow" w:cs="Calibri Light"/>
+                <w:i/>
+                <w:lang w:val="en-US"/>
+              </w:rPr>
+              <w:t xml:space="preserve">  “prof”</w:t>
+            </w:r>
+            <w:proofErr w:type="gramStart"/>
+            <w:r>
+              <w:rPr>
+                <w:rFonts w:ascii="Arial Narrow" w:eastAsia="Calibri" w:hAnsi="Arial Narrow" w:cs="Calibri Light"/>
+                <w:i/>
+                <w:lang w:val="en-US"/>
+              </w:rPr>
+              <w:t>:”XADES</w:t>
+            </w:r>
+            <w:proofErr w:type="gramEnd"/>
+            <w:r>
+              <w:rPr>
+                <w:rFonts w:ascii="Arial Narrow" w:eastAsia="Calibri" w:hAnsi="Arial Narrow" w:cs="Calibri Light"/>
+                <w:i/>
+                <w:lang w:val="en-US"/>
+              </w:rPr>
+              <w:t>_1”,</w:t>
+            </w:r>
+          </w:p>
+          <w:p>
+            <w:pPr>
+              <w:spacing w:before="0" w:beforeAutospacing="0" w:after="0" w:afterAutospacing="0"/>
+              <w:rPr>
+                <w:rFonts w:ascii="Arial Narrow" w:eastAsia="Calibri" w:hAnsi="Arial Narrow" w:cs="Calibri Light"/>
+                <w:i/>
+                <w:lang w:val="en-US"/>
+              </w:rPr>
+            </w:pPr>
+            <w:r>
+              <w:rPr>
+                <w:rFonts w:ascii="Arial Narrow" w:eastAsia="Calibri" w:hAnsi="Arial Narrow" w:cs="Calibri Light"/>
+                <w:i/>
+                <w:lang w:val="en-US"/>
+              </w:rPr>
+              <w:t xml:space="preserve">  “lang”: “</w:t>
+            </w:r>
+            <w:proofErr w:type="spellStart"/>
+            <w:r>
+              <w:rPr>
+                <w:rFonts w:ascii="Arial Narrow" w:eastAsia="Calibri" w:hAnsi="Arial Narrow" w:cs="Calibri Light"/>
+                <w:i/>
+                <w:lang w:val="en-US"/>
+              </w:rPr>
+              <w:t>fr</w:t>
+            </w:r>
+            <w:proofErr w:type="spellEnd"/>
+            <w:r>
+              <w:rPr>
+                <w:rFonts w:ascii="Arial Narrow" w:eastAsia="Calibri" w:hAnsi="Arial Narrow" w:cs="Calibri Light"/>
+                <w:i/>
+                <w:lang w:val="en-US"/>
+              </w:rPr>
+              <w:t>”,</w:t>
+            </w:r>
+          </w:p>
+          <w:p>
+            <w:pPr>
+              <w:spacing w:before="0" w:beforeAutospacing="0" w:after="0" w:afterAutospacing="0"/>
+              <w:rPr>
+                <w:rFonts w:ascii="Arial Narrow" w:eastAsia="Calibri" w:hAnsi="Arial Narrow" w:cs="Calibri Light"/>
+                <w:i/>
+                <w:lang w:val="en-US"/>
+              </w:rPr>
+            </w:pPr>
+            <w:r>
+              <w:rPr>
+                <w:rFonts w:ascii="Arial Narrow" w:eastAsia="Calibri" w:hAnsi="Arial Narrow" w:cs="Calibri Light"/>
+                <w:i/>
+                <w:lang w:val="en-US"/>
+              </w:rPr>
+              <w:t xml:space="preserve">  “</w:t>
+            </w:r>
+            <w:proofErr w:type="spellStart"/>
+            <w:r>
+              <w:rPr>
+                <w:rFonts w:ascii="Arial Narrow" w:eastAsia="Calibri" w:hAnsi="Arial Narrow" w:cs="Calibri Light"/>
+                <w:i/>
+                <w:lang w:val="en-US"/>
+              </w:rPr>
+              <w:t>noDownload</w:t>
+            </w:r>
+            <w:proofErr w:type="spellEnd"/>
+            <w:r>
+              <w:rPr>
+                <w:rFonts w:ascii="Arial Narrow" w:eastAsia="Calibri" w:hAnsi="Arial Narrow" w:cs="Calibri Light"/>
+                <w:i/>
+                <w:lang w:val="en-US"/>
+              </w:rPr>
+              <w:t>”: true,</w:t>
+            </w:r>
+          </w:p>
+          <w:p>
+            <w:pPr>
+              <w:spacing w:before="0" w:beforeAutospacing="0" w:after="0" w:afterAutospacing="0"/>
+              <w:rPr>
+                <w:rFonts w:ascii="Arial Narrow" w:eastAsia="Calibri" w:hAnsi="Arial Narrow" w:cs="Calibri Light"/>
+                <w:i/>
+                <w:lang w:val="en-US"/>
+              </w:rPr>
+            </w:pPr>
+            <w:r>
+              <w:rPr>
+                <w:rFonts w:ascii="Arial Narrow" w:eastAsia="Calibri" w:hAnsi="Arial Narrow" w:cs="Calibri Light"/>
+                <w:i/>
+                <w:lang w:val="en-US"/>
+              </w:rPr>
+              <w:t xml:space="preserve">  “</w:t>
+            </w:r>
+            <w:proofErr w:type="spellStart"/>
+            <w:r>
+              <w:rPr>
+                <w:rFonts w:ascii="Arial Narrow" w:eastAsia="Calibri" w:hAnsi="Arial Narrow" w:cs="Calibri Light"/>
+                <w:i/>
+                <w:lang w:val="en-US"/>
+              </w:rPr>
+              <w:t>psfC</w:t>
+            </w:r>
+            <w:proofErr w:type="spellEnd"/>
+            <w:r>
+              <w:rPr>
+                <w:rFonts w:ascii="Arial Narrow" w:eastAsia="Calibri" w:hAnsi="Arial Narrow" w:cs="Calibri Light"/>
+                <w:i/>
+                <w:lang w:val="en-US"/>
+              </w:rPr>
+              <w:t>”: “1,30,20,180,60”,</w:t>
+            </w:r>
+          </w:p>
+          <w:p>
+            <w:pPr>
+              <w:spacing w:before="0" w:beforeAutospacing="0" w:after="0" w:afterAutospacing="0"/>
+              <w:rPr>
+                <w:rFonts w:ascii="Arial Narrow" w:eastAsia="Calibri" w:hAnsi="Arial Narrow" w:cs="Calibri Light"/>
+                <w:i/>
+                <w:lang w:val="en-US"/>
+              </w:rPr>
+            </w:pPr>
+            <w:r>
+              <w:rPr>
+                <w:rFonts w:ascii="Arial Narrow" w:eastAsia="Calibri" w:hAnsi="Arial Narrow" w:cs="Calibri Light"/>
+                <w:i/>
+                <w:lang w:val="en-US"/>
+              </w:rPr>
+              <w:t xml:space="preserve">  “</w:t>
+            </w:r>
+            <w:proofErr w:type="spellStart"/>
+            <w:r>
+              <w:rPr>
+                <w:rFonts w:ascii="Arial Narrow" w:eastAsia="Calibri" w:hAnsi="Arial Narrow" w:cs="Calibri Light"/>
+                <w:i/>
+                <w:lang w:val="en-US"/>
+              </w:rPr>
+              <w:t>psfN</w:t>
+            </w:r>
+            <w:proofErr w:type="spellEnd"/>
+            <w:r>
+              <w:rPr>
+                <w:rFonts w:ascii="Arial Narrow" w:eastAsia="Calibri" w:hAnsi="Arial Narrow" w:cs="Calibri Light"/>
+                <w:i/>
+                <w:lang w:val="en-US"/>
+              </w:rPr>
+              <w:t>”: “signature_1”,</w:t>
+            </w:r>
+          </w:p>
+          <w:p>
+            <w:pPr>
+              <w:spacing w:before="0" w:beforeAutospacing="0" w:after="0" w:afterAutospacing="0"/>
+              <w:rPr>
+                <w:rFonts w:ascii="Arial Narrow" w:eastAsia="Calibri" w:hAnsi="Arial Narrow" w:cs="Calibri Light"/>
+                <w:i/>
+                <w:lang w:val="en-US"/>
+              </w:rPr>
+            </w:pPr>
+            <w:r>
+              <w:rPr>
+                <w:rFonts w:ascii="Arial Narrow" w:eastAsia="Calibri" w:hAnsi="Arial Narrow" w:cs="Calibri Light"/>
+                <w:i/>
+                <w:lang w:val="en-US"/>
+              </w:rPr>
+              <w:t xml:space="preserve">  “</w:t>
+            </w:r>
+            <w:proofErr w:type="spellStart"/>
+            <w:r>
+              <w:rPr>
+                <w:rFonts w:ascii="Arial Narrow" w:eastAsia="Calibri" w:hAnsi="Arial Narrow" w:cs="Calibri Light"/>
+                <w:i/>
+                <w:lang w:val="en-US"/>
+              </w:rPr>
+              <w:t>psp</w:t>
+            </w:r>
+            <w:proofErr w:type="spellEnd"/>
+            <w:r>
+              <w:rPr>
+                <w:rFonts w:ascii="Arial Narrow" w:eastAsia="Calibri" w:hAnsi="Arial Narrow" w:cs="Calibri Light"/>
+                <w:i/>
+                <w:lang w:val="en-US"/>
+              </w:rPr>
+              <w:t>”: “</w:t>
+            </w:r>
+            <w:proofErr w:type="spellStart"/>
+            <w:r>
+              <w:rPr>
+                <w:rFonts w:ascii="Arial Narrow" w:eastAsia="Calibri" w:hAnsi="Arial Narrow" w:cs="Calibri Light"/>
+                <w:i/>
+                <w:lang w:val="en-US"/>
+              </w:rPr>
+              <w:t>pspFileName.psp</w:t>
+            </w:r>
+            <w:proofErr w:type="spellEnd"/>
+            <w:r>
+              <w:rPr>
+                <w:rFonts w:ascii="Arial Narrow" w:eastAsia="Calibri" w:hAnsi="Arial Narrow" w:cs="Calibri Light"/>
+                <w:i/>
+                <w:lang w:val="en-US"/>
+              </w:rPr>
+              <w:t>”,</w:t>
+            </w:r>
+          </w:p>
+          <w:p>
+            <w:pPr>
+              <w:spacing w:before="0" w:beforeAutospacing="0" w:after="0" w:afterAutospacing="0"/>
+              <w:rPr>
+                <w:rFonts w:ascii="Arial Narrow" w:eastAsia="Calibri" w:hAnsi="Arial Narrow" w:cs="Calibri Light"/>
+                <w:i/>
+                <w:lang w:val="en-US"/>
+              </w:rPr>
+            </w:pPr>
+            <w:r>
+              <w:rPr>
+                <w:rFonts w:ascii="Arial Narrow" w:eastAsia="Calibri" w:hAnsi="Arial Narrow" w:cs="Calibri Light"/>
+                <w:i/>
+                <w:lang w:val="en-US"/>
+              </w:rPr>
+              <w:t xml:space="preserve">  “</w:t>
+            </w:r>
+            <w:proofErr w:type="spellStart"/>
+            <w:r>
+              <w:rPr>
+                <w:rFonts w:ascii="Arial Narrow" w:eastAsia="Calibri" w:hAnsi="Arial Narrow" w:cs="Calibri Light"/>
+                <w:i/>
+                <w:lang w:val="en-US"/>
+              </w:rPr>
+              <w:t>requestDocumentReadConfirm</w:t>
+            </w:r>
+            <w:proofErr w:type="spellEnd"/>
+            <w:r>
+              <w:rPr>
+                <w:rFonts w:ascii="Arial Narrow" w:eastAsia="Calibri" w:hAnsi="Arial Narrow" w:cs="Calibri Light"/>
+                <w:i/>
+                <w:lang w:val="en-US"/>
+              </w:rPr>
+              <w:t>”: true,</w:t>
+            </w:r>
+          </w:p>
+          <w:p>
+            <w:pPr>
+              <w:spacing w:before="0" w:beforeAutospacing="0" w:after="0" w:afterAutospacing="0"/>
+              <w:rPr>
+                <w:rFonts w:ascii="Arial Narrow" w:eastAsia="Calibri" w:hAnsi="Arial Narrow" w:cs="Calibri Light"/>
+                <w:i/>
+                <w:lang w:val="en-US"/>
+              </w:rPr>
+            </w:pPr>
+            <w:r>
+              <w:rPr>
+                <w:rFonts w:ascii="Arial Narrow" w:eastAsia="Calibri" w:hAnsi="Arial Narrow" w:cs="Calibri Light"/>
+                <w:i/>
+                <w:lang w:val="en-US"/>
+              </w:rPr>
+              <w:t xml:space="preserve">  “</w:t>
+            </w:r>
+            <w:proofErr w:type="spellStart"/>
+            <w:r>
+              <w:rPr>
+                <w:rFonts w:ascii="Arial Narrow" w:eastAsia="Calibri" w:hAnsi="Arial Narrow" w:cs="Calibri Light"/>
+                <w:i/>
+                <w:lang w:val="en-US"/>
+              </w:rPr>
+              <w:t>signTimeout</w:t>
+            </w:r>
+            <w:proofErr w:type="spellEnd"/>
+            <w:r>
+              <w:rPr>
+                <w:rFonts w:ascii="Arial Narrow" w:eastAsia="Calibri" w:hAnsi="Arial Narrow" w:cs="Calibri Light"/>
+                <w:i/>
+                <w:lang w:val="en-US"/>
+              </w:rPr>
+              <w:t>”: 120,</w:t>
+            </w:r>
+          </w:p>
+          <w:p>
+            <w:pPr>
+              <w:spacing w:before="0" w:beforeAutospacing="0" w:after="0" w:afterAutospacing="0"/>
+              <w:rPr>
+                <w:rFonts w:ascii="Arial Narrow" w:eastAsia="Calibri" w:hAnsi="Arial Narrow" w:cs="Calibri Light"/>
+                <w:i/>
+                <w:lang w:val="en-US"/>
+              </w:rPr>
+            </w:pPr>
+            <w:r>
+              <w:rPr>
+                <w:rFonts w:ascii="Arial Narrow" w:eastAsia="Calibri" w:hAnsi="Arial Narrow" w:cs="Calibri Light"/>
+                <w:i/>
+                <w:lang w:val="en-US"/>
+              </w:rPr>
+              <w:t xml:space="preserve">  “</w:t>
+            </w:r>
+            <w:proofErr w:type="spellStart"/>
+            <w:r>
+              <w:rPr>
+                <w:rFonts w:ascii="Arial Narrow" w:eastAsia="Calibri" w:hAnsi="Arial Narrow" w:cs="Calibri Light"/>
+                <w:i/>
+                <w:lang w:val="en-US"/>
+              </w:rPr>
+              <w:t>allowedToSign</w:t>
+            </w:r>
+            <w:proofErr w:type="spellEnd"/>
+            <w:r>
+              <w:rPr>
+                <w:rFonts w:ascii="Arial Narrow" w:eastAsia="Calibri" w:hAnsi="Arial Narrow" w:cs="Calibri Light"/>
+                <w:i/>
+                <w:lang w:val="en-US"/>
+              </w:rPr>
+              <w:t>”: [</w:t>
+            </w:r>
+          </w:p>
+          <w:p>
+            <w:pPr>
+              <w:spacing w:before="0" w:beforeAutospacing="0" w:after="0" w:afterAutospacing="0"/>
+              <w:rPr>
+                <w:rFonts w:ascii="Arial Narrow" w:eastAsia="Calibri" w:hAnsi="Arial Narrow" w:cs="Calibri Light"/>
+                <w:i/>
+              </w:rPr>
+            </w:pPr>
+            <w:r>
+              <w:rPr>
+                <w:rFonts w:ascii="Arial Narrow" w:eastAsia="Calibri" w:hAnsi="Arial Narrow" w:cs="Calibri Light"/>
+                <w:i/>
+                <w:lang w:val="en-US"/>
+              </w:rPr>
+              <w:t xml:space="preserve">    </w:t>
+            </w:r>
+            <w:r>
+              <w:rPr>
+                <w:rFonts w:ascii="Arial Narrow" w:eastAsia="Calibri" w:hAnsi="Arial Narrow" w:cs="Calibri Light"/>
+                <w:i/>
+              </w:rPr>
+              <w:t>{</w:t>
+            </w:r>
+          </w:p>
+          <w:p>
+            <w:pPr>
+              <w:spacing w:before="0" w:beforeAutospacing="0" w:after="0" w:afterAutospacing="0"/>
+              <w:rPr>
+                <w:rFonts w:ascii="Arial Narrow" w:eastAsia="Calibri" w:hAnsi="Arial Narrow" w:cs="Calibri Light"/>
+                <w:i/>
+              </w:rPr>
+            </w:pPr>
+            <w:r>
+              <w:rPr>
+                <w:rFonts w:ascii="Arial Narrow" w:eastAsia="Calibri" w:hAnsi="Arial Narrow" w:cs="Calibri Light"/>
+                <w:i/>
+              </w:rPr>
+              <w:t xml:space="preserve">      </w:t>
+            </w:r>
+            <w:r>
+              <w:rPr>
+                <w:rFonts w:ascii="Arial Narrow" w:eastAsia="Calibri" w:hAnsi="Arial Narrow" w:cs="Calibri Light"/>
+                <w:i/>
+              </w:rPr>
+              <w:t>“</w:t>
+            </w:r>
+            <w:r>
+              <w:rPr>
+                <w:rFonts w:ascii="Arial Narrow" w:eastAsia="Calibri" w:hAnsi="Arial Narrow" w:cs="Calibri Light"/>
+                <w:i/>
+              </w:rPr>
+              <w:t>nn</w:t>
+            </w:r>
+            <w:r>
+              <w:rPr>
+                <w:rFonts w:ascii="Arial Narrow" w:eastAsia="Calibri" w:hAnsi="Arial Narrow" w:cs="Calibri Light"/>
+                <w:i/>
+              </w:rPr>
+              <w:t>”</w:t>
+            </w:r>
+            <w:r>
+              <w:rPr>
+                <w:rFonts w:ascii="Arial Narrow" w:eastAsia="Calibri" w:hAnsi="Arial Narrow" w:cs="Calibri Light"/>
+                <w:i/>
+              </w:rPr>
+              <w:t xml:space="preserve">: </w:t>
+            </w:r>
+            <w:r>
+              <w:rPr>
+                <w:rFonts w:ascii="Arial Narrow" w:eastAsia="Calibri" w:hAnsi="Arial Narrow" w:cs="Calibri Light"/>
+                <w:i/>
+              </w:rPr>
+              <w:t>“</w:t>
+            </w:r>
+            <w:r>
+              <w:rPr>
+                <w:rFonts w:ascii="Arial Narrow" w:eastAsia="Calibri" w:hAnsi="Arial Narrow" w:cs="Calibri Light"/>
+                <w:i/>
+              </w:rPr>
+              <w:t>BELGIAN_NATIONAL_NUMBER</w:t>
+            </w:r>
+            <w:r>
+              <w:rPr>
+                <w:rFonts w:ascii="Arial Narrow" w:eastAsia="Calibri" w:hAnsi="Arial Narrow" w:cs="Calibri Light"/>
+                <w:i/>
+              </w:rPr>
+              <w:t>”</w:t>
+            </w:r>
+          </w:p>
+          <w:p>
+            <w:pPr>
+              <w:spacing w:before="0" w:beforeAutospacing="0" w:after="0" w:afterAutospacing="0"/>
+              <w:rPr>
+                <w:rFonts w:ascii="Arial Narrow" w:eastAsia="Calibri" w:hAnsi="Arial Narrow" w:cs="Calibri Light"/>
+                <w:i/>
+              </w:rPr>
+            </w:pPr>
+            <w:r>
+              <w:rPr>
+                <w:rFonts w:ascii="Arial Narrow" w:eastAsia="Calibri" w:hAnsi="Arial Narrow" w:cs="Calibri Light"/>
+                <w:i/>
+              </w:rPr>
+              <w:t xml:space="preserve">    }</w:t>
+            </w:r>
+          </w:p>
+          <w:p>
+            <w:pPr>
+              <w:spacing w:before="0" w:beforeAutospacing="0" w:after="0" w:afterAutospacing="0"/>
+              <w:rPr>
+                <w:rFonts w:ascii="Arial Narrow" w:eastAsia="Calibri" w:hAnsi="Arial Narrow" w:cs="Calibri Light"/>
+                <w:i/>
+              </w:rPr>
+            </w:pPr>
+            <w:r>
+              <w:rPr>
+                <w:rFonts w:ascii="Arial Narrow" w:eastAsia="Calibri" w:hAnsi="Arial Narrow" w:cs="Calibri Light"/>
+                <w:i/>
+              </w:rPr>
+              <w:t xml:space="preserve">  ]</w:t>
+            </w:r>
+          </w:p>
+          <w:p>
+            <w:pPr>
+              <w:spacing w:before="0" w:beforeAutospacing="0" w:after="0" w:afterAutospacing="0"/>
+              <w:rPr>
+                <w:rFonts w:ascii="Calibri Light" w:eastAsia="Calibri" w:hAnsi="Calibri Light" w:cs="Calibri Light"/>
+              </w:rPr>
+            </w:pPr>
+            <w:r>
+              <w:rPr>
+                <w:rFonts w:ascii="Arial Narrow" w:eastAsia="Calibri" w:hAnsi="Arial Narrow" w:cs="Calibri Light"/>
+                <w:i/>
+              </w:rPr>
+              <w:t>}</w:t>
+            </w:r>
           </w:p>
         </w:tc>
       </w:tr>
@@ -14429,7 +14962,7 @@
                 <w:sz w:val="16"/>
                 <w:szCs w:val="16"/>
               </w:rPr>
-              <w:t>P</w:t>
+              <w:t>p</w:t>
             </w:r>
             <w:r>
               <w:rPr>
@@ -14469,7 +15002,23 @@
                 <w:sz w:val="16"/>
                 <w:szCs w:val="16"/>
               </w:rPr>
-              <w:t>No (Either password or accessToken)</w:t>
+              <w:t xml:space="preserve">Either </w:t>
+            </w:r>
+            <w:r>
+              <w:rPr>
+                <w:rFonts w:ascii="Arial" w:hAnsi="Arial" w:cs="Arial"/>
+                <w:sz w:val="16"/>
+                <w:szCs w:val="16"/>
+              </w:rPr>
+              <w:t>pwd</w:t>
+            </w:r>
+            <w:r>
+              <w:rPr>
+                <w:rFonts w:ascii="Arial" w:hAnsi="Arial" w:cs="Arial"/>
+                <w:sz w:val="16"/>
+                <w:szCs w:val="16"/>
+              </w:rPr>
+              <w:t xml:space="preserve"> or accessToken</w:t>
             </w:r>
           </w:p>
         </w:tc>
@@ -14534,7 +15083,6 @@
                 <w:szCs w:val="16"/>
               </w:rPr>
             </w:pPr>
-            <w:proofErr w:type="spellStart"/>
             <w:r>
               <w:rPr>
                 <w:rFonts w:ascii="Arial" w:eastAsia="Calibri" w:hAnsi="Arial" w:cs="Arial"/>
@@ -14544,7 +15092,6 @@
               </w:rPr>
               <w:t>accessToken</w:t>
             </w:r>
-            <w:proofErr w:type="spellEnd"/>
           </w:p>
         </w:tc>
         <w:tc>
@@ -14565,7 +15112,23 @@
                 <w:sz w:val="16"/>
                 <w:szCs w:val="16"/>
               </w:rPr>
-              <w:t>No (Either password or accessToken)</w:t>
+              <w:t xml:space="preserve">Either </w:t>
+            </w:r>
+            <w:r>
+              <w:rPr>
+                <w:rFonts w:ascii="Arial" w:hAnsi="Arial" w:cs="Arial"/>
+                <w:sz w:val="16"/>
+                <w:szCs w:val="16"/>
+              </w:rPr>
+              <w:t>pwd</w:t>
+            </w:r>
+            <w:r>
+              <w:rPr>
+                <w:rFonts w:ascii="Arial" w:hAnsi="Arial" w:cs="Arial"/>
+                <w:sz w:val="16"/>
+                <w:szCs w:val="16"/>
+              </w:rPr>
+              <w:t xml:space="preserve"> or accessToken</w:t>
             </w:r>
           </w:p>
         </w:tc>
@@ -14587,31 +15150,7 @@
                 <w:sz w:val="16"/>
                 <w:szCs w:val="16"/>
               </w:rPr>
-              <w:t>ey</w:t>
-            </w:r>
-            <w:r>
-              <w:rPr>
-                <w:rFonts w:ascii="Arial" w:hAnsi="Arial" w:cs="Arial"/>
-                <w:sz w:val="16"/>
-                <w:szCs w:val="16"/>
-              </w:rPr>
-              <w:t>JhbG</w:t>
-            </w:r>
-            <w:r>
-              <w:rPr>
-                <w:rFonts w:ascii="Arial" w:hAnsi="Arial" w:cs="Arial"/>
-                <w:sz w:val="16"/>
-                <w:szCs w:val="16"/>
-              </w:rPr>
-              <w:t xml:space="preserve">… </w:t>
-            </w:r>
-            <w:r>
-              <w:rPr>
-                <w:rFonts w:ascii="Arial" w:hAnsi="Arial" w:cs="Arial"/>
-                <w:sz w:val="16"/>
-                <w:szCs w:val="16"/>
-              </w:rPr>
-              <w:t>eyJh</w:t>
+              <w:t>eyJhbG… eyJh</w:t>
             </w:r>
             <w:r>
               <w:rPr>
@@ -14707,7 +15246,15 @@
                 <w:sz w:val="16"/>
                 <w:szCs w:val="16"/>
               </w:rPr>
-              <w:t>Only if accessToken is used</w:t>
+              <w:t xml:space="preserve">Yes </w:t>
+            </w:r>
+            <w:r>
+              <w:rPr>
+                <w:rFonts w:ascii="Arial" w:hAnsi="Arial" w:cs="Arial"/>
+                <w:sz w:val="16"/>
+                <w:szCs w:val="16"/>
+              </w:rPr>
+              <w:t>if accessToken is used</w:t>
             </w:r>
           </w:p>
         </w:tc>
@@ -19210,7 +19757,7 @@
                 <w:sz w:val="16"/>
                 <w:szCs w:val="16"/>
               </w:rPr>
-              <w:t>No (Either password or accessToken)</w:t>
+              <w:t>Either pwd or accessToken</w:t>
             </w:r>
           </w:p>
         </w:tc>
@@ -19304,7 +19851,7 @@
                 <w:sz w:val="16"/>
                 <w:szCs w:val="16"/>
               </w:rPr>
-              <w:t>No (Either password or accessToken)</w:t>
+              <w:t>Either pwd or accessToken</w:t>
             </w:r>
           </w:p>
         </w:tc>
@@ -19421,7 +19968,7 @@
                 <w:sz w:val="16"/>
                 <w:szCs w:val="16"/>
               </w:rPr>
-              <w:t>Only if accessToken is used</w:t>
+              <w:t>Yes if accessToken is used</w:t>
             </w:r>
           </w:p>
         </w:tc>
@@ -37249,10 +37796,7 @@
       <w:pStyle w:val="Footer"/>
     </w:pPr>
     <w:r>
-      <w:t xml:space="preserve">BOSA </w:t>
-    </w:r>
-    <w:r>
-      <w:t xml:space="preserve">signature solution - technical information </w:t>
+      <w:t xml:space="preserve">BOSA signature solution - technical information </w:t>
     </w:r>
     <w:r>
       <w:rPr>
@@ -41540,6 +42084,7 @@
   <w:style w:type="character" w:default="1" w:styleId="DefaultParagraphFont">
     <w:name w:val="Default Paragraph Font"/>
     <w:uiPriority w:val="1"/>
+    <w:semiHidden/>
     <w:unhideWhenUsed/>
   </w:style>
   <w:style w:type="table" w:default="1" w:styleId="TableNormal">
@@ -43127,57 +43672,19 @@
 </file>
 
 <file path=customXml/item1.xml><?xml version="1.0" encoding="utf-8"?>
-<?mso-contentType ?>
-<spe:Receivers xmlns:spe="http://schemas.microsoft.com/sharepoint/events">
-  <Receiver>
-    <Name>Document ID Generator</Name>
-    <Synchronization>Synchronous</Synchronization>
-    <Type>10001</Type>
-    <SequenceNumber>1000</SequenceNumber>
-    <Url/>
-    <Assembly>Microsoft.Office.DocumentManagement, Version=16.0.0.0, Culture=neutral, PublicKeyToken=71e9bce111e9429c</Assembly>
-    <Class>Microsoft.Office.DocumentManagement.Internal.DocIdHandler</Class>
-    <Data/>
-    <Filter/>
-  </Receiver>
-  <Receiver>
-    <Name>Document ID Generator</Name>
-    <Synchronization>Synchronous</Synchronization>
-    <Type>10002</Type>
-    <SequenceNumber>1001</SequenceNumber>
-    <Url/>
-    <Assembly>Microsoft.Office.DocumentManagement, Version=16.0.0.0, Culture=neutral, PublicKeyToken=71e9bce111e9429c</Assembly>
-    <Class>Microsoft.Office.DocumentManagement.Internal.DocIdHandler</Class>
-    <Data/>
-    <Filter/>
-  </Receiver>
-  <Receiver>
-    <Name>Document ID Generator</Name>
-    <Synchronization>Synchronous</Synchronization>
-    <Type>10004</Type>
-    <SequenceNumber>1002</SequenceNumber>
-    <Url/>
-    <Assembly>Microsoft.Office.DocumentManagement, Version=16.0.0.0, Culture=neutral, PublicKeyToken=71e9bce111e9429c</Assembly>
-    <Class>Microsoft.Office.DocumentManagement.Internal.DocIdHandler</Class>
-    <Data/>
-    <Filter/>
-  </Receiver>
-  <Receiver>
-    <Name>Document ID Generator</Name>
-    <Synchronization>Synchronous</Synchronization>
-    <Type>10006</Type>
-    <SequenceNumber>1003</SequenceNumber>
-    <Url/>
-    <Assembly>Microsoft.Office.DocumentManagement, Version=16.0.0.0, Culture=neutral, PublicKeyToken=71e9bce111e9429c</Assembly>
-    <Class>Microsoft.Office.DocumentManagement.Internal.DocIdHandler</Class>
-    <Data/>
-    <Filter/>
-  </Receiver>
-</spe:Receivers>
+<b:Sources xmlns:b="http://schemas.openxmlformats.org/officeDocument/2006/bibliography" xmlns="http://schemas.openxmlformats.org/officeDocument/2006/bibliography" SelectedStyle="/APASixthEditionOfficeOnline.xsl" StyleName="APA" Version="6"/>
 </file>
 
 <file path=customXml/item2.xml><?xml version="1.0" encoding="utf-8"?>
-<b:Sources xmlns:b="http://schemas.openxmlformats.org/officeDocument/2006/bibliography" xmlns="http://schemas.openxmlformats.org/officeDocument/2006/bibliography" SelectedStyle="/APASixthEditionOfficeOnline.xsl" StyleName="APA" Version="6"/>
+<p:properties xmlns:p="http://schemas.microsoft.com/office/2006/metadata/properties" xmlns:xsi="http://www.w3.org/2001/XMLSchema-instance" xmlns:pc="http://schemas.microsoft.com/office/infopath/2007/PartnerControls">
+  <documentManagement>
+    <_dlc_DocId xmlns="81244d14-5ce4-4a7b-8743-301f920c1a25">BOSATEMP-72640102-283095</_dlc_DocId>
+    <_dlc_DocIdUrl xmlns="81244d14-5ce4-4a7b-8743-301f920c1a25">
+      <Url>https://gcloudbelgium.sharepoint.com/sites/BOSA-TEMP/DT/_layouts/15/DocIdRedir.aspx?ID=BOSATEMP-72640102-283095</Url>
+      <Description>BOSATEMP-72640102-283095</Description>
+    </_dlc_DocIdUrl>
+  </documentManagement>
+</p:properties>
 </file>
 
 <file path=customXml/item3.xml><?xml version="1.0" encoding="utf-8"?>
@@ -43435,6 +43942,56 @@
 
 <file path=customXml/item4.xml><?xml version="1.0" encoding="utf-8"?>
 <?mso-contentType ?>
+<spe:Receivers xmlns:spe="http://schemas.microsoft.com/sharepoint/events">
+  <Receiver>
+    <Name>Document ID Generator</Name>
+    <Synchronization>Synchronous</Synchronization>
+    <Type>10001</Type>
+    <SequenceNumber>1000</SequenceNumber>
+    <Url/>
+    <Assembly>Microsoft.Office.DocumentManagement, Version=16.0.0.0, Culture=neutral, PublicKeyToken=71e9bce111e9429c</Assembly>
+    <Class>Microsoft.Office.DocumentManagement.Internal.DocIdHandler</Class>
+    <Data/>
+    <Filter/>
+  </Receiver>
+  <Receiver>
+    <Name>Document ID Generator</Name>
+    <Synchronization>Synchronous</Synchronization>
+    <Type>10002</Type>
+    <SequenceNumber>1001</SequenceNumber>
+    <Url/>
+    <Assembly>Microsoft.Office.DocumentManagement, Version=16.0.0.0, Culture=neutral, PublicKeyToken=71e9bce111e9429c</Assembly>
+    <Class>Microsoft.Office.DocumentManagement.Internal.DocIdHandler</Class>
+    <Data/>
+    <Filter/>
+  </Receiver>
+  <Receiver>
+    <Name>Document ID Generator</Name>
+    <Synchronization>Synchronous</Synchronization>
+    <Type>10004</Type>
+    <SequenceNumber>1002</SequenceNumber>
+    <Url/>
+    <Assembly>Microsoft.Office.DocumentManagement, Version=16.0.0.0, Culture=neutral, PublicKeyToken=71e9bce111e9429c</Assembly>
+    <Class>Microsoft.Office.DocumentManagement.Internal.DocIdHandler</Class>
+    <Data/>
+    <Filter/>
+  </Receiver>
+  <Receiver>
+    <Name>Document ID Generator</Name>
+    <Synchronization>Synchronous</Synchronization>
+    <Type>10006</Type>
+    <SequenceNumber>1003</SequenceNumber>
+    <Url/>
+    <Assembly>Microsoft.Office.DocumentManagement, Version=16.0.0.0, Culture=neutral, PublicKeyToken=71e9bce111e9429c</Assembly>
+    <Class>Microsoft.Office.DocumentManagement.Internal.DocIdHandler</Class>
+    <Data/>
+    <Filter/>
+  </Receiver>
+</spe:Receivers>
+</file>
+
+<file path=customXml/item5.xml><?xml version="1.0" encoding="utf-8"?>
+<?mso-contentType ?>
 <FormTemplates xmlns="http://schemas.microsoft.com/sharepoint/v3/contenttype/forms">
   <Display>DocumentLibraryForm</Display>
   <Edit>DocumentLibraryForm</Edit>
@@ -43442,30 +43999,20 @@
 </FormTemplates>
 </file>
 
-<file path=customXml/item5.xml><?xml version="1.0" encoding="utf-8"?>
-<p:properties xmlns:p="http://schemas.microsoft.com/office/2006/metadata/properties" xmlns:xsi="http://www.w3.org/2001/XMLSchema-instance" xmlns:pc="http://schemas.microsoft.com/office/infopath/2007/PartnerControls">
-  <documentManagement>
-    <_dlc_DocId xmlns="81244d14-5ce4-4a7b-8743-301f920c1a25">BOSATEMP-72640102-283095</_dlc_DocId>
-    <_dlc_DocIdUrl xmlns="81244d14-5ce4-4a7b-8743-301f920c1a25">
-      <Url>https://gcloudbelgium.sharepoint.com/sites/BOSA-TEMP/DT/_layouts/15/DocIdRedir.aspx?ID=BOSATEMP-72640102-283095</Url>
-      <Description>BOSATEMP-72640102-283095</Description>
-    </_dlc_DocIdUrl>
-  </documentManagement>
-</p:properties>
-</file>
-
 <file path=customXml/itemProps1.xml><?xml version="1.0" encoding="utf-8"?>
-<ds:datastoreItem xmlns:ds="http://schemas.openxmlformats.org/officeDocument/2006/customXml" ds:itemID="{C770253C-D3D0-455D-B82B-B8E37B907307}">
+<ds:datastoreItem xmlns:ds="http://schemas.openxmlformats.org/officeDocument/2006/customXml" ds:itemID="{45B40A19-025A-8D47-9DA9-C3515AD37713}">
   <ds:schemaRefs>
-    <ds:schemaRef ds:uri="http://schemas.microsoft.com/sharepoint/events"/>
+    <ds:schemaRef ds:uri="http://schemas.openxmlformats.org/officeDocument/2006/bibliography"/>
   </ds:schemaRefs>
 </ds:datastoreItem>
 </file>
 
 <file path=customXml/itemProps2.xml><?xml version="1.0" encoding="utf-8"?>
-<ds:datastoreItem xmlns:ds="http://schemas.openxmlformats.org/officeDocument/2006/customXml" ds:itemID="{45B40A19-025A-8D47-9DA9-C3515AD37713}">
+<ds:datastoreItem xmlns:ds="http://schemas.openxmlformats.org/officeDocument/2006/customXml" ds:itemID="{9159A94B-A9C5-4EC6-8992-82236EA409FD}">
   <ds:schemaRefs>
-    <ds:schemaRef ds:uri="http://schemas.openxmlformats.org/officeDocument/2006/bibliography"/>
+    <ds:schemaRef ds:uri="http://schemas.microsoft.com/office/2006/metadata/properties"/>
+    <ds:schemaRef ds:uri="http://schemas.microsoft.com/office/infopath/2007/PartnerControls"/>
+    <ds:schemaRef ds:uri="81244d14-5ce4-4a7b-8743-301f920c1a25"/>
   </ds:schemaRefs>
 </ds:datastoreItem>
 </file>
@@ -43491,19 +44038,17 @@
 </file>
 
 <file path=customXml/itemProps4.xml><?xml version="1.0" encoding="utf-8"?>
-<ds:datastoreItem xmlns:ds="http://schemas.openxmlformats.org/officeDocument/2006/customXml" ds:itemID="{F91963D0-E9BF-427F-B957-02FA6E1D5315}">
+<ds:datastoreItem xmlns:ds="http://schemas.openxmlformats.org/officeDocument/2006/customXml" ds:itemID="{C770253C-D3D0-455D-B82B-B8E37B907307}">
   <ds:schemaRefs>
-    <ds:schemaRef ds:uri="http://schemas.microsoft.com/sharepoint/v3/contenttype/forms"/>
+    <ds:schemaRef ds:uri="http://schemas.microsoft.com/sharepoint/events"/>
   </ds:schemaRefs>
 </ds:datastoreItem>
 </file>
 
 <file path=customXml/itemProps5.xml><?xml version="1.0" encoding="utf-8"?>
-<ds:datastoreItem xmlns:ds="http://schemas.openxmlformats.org/officeDocument/2006/customXml" ds:itemID="{9159A94B-A9C5-4EC6-8992-82236EA409FD}">
+<ds:datastoreItem xmlns:ds="http://schemas.openxmlformats.org/officeDocument/2006/customXml" ds:itemID="{F91963D0-E9BF-427F-B957-02FA6E1D5315}">
   <ds:schemaRefs>
-    <ds:schemaRef ds:uri="http://schemas.microsoft.com/office/2006/metadata/properties"/>
-    <ds:schemaRef ds:uri="http://schemas.microsoft.com/office/infopath/2007/PartnerControls"/>
-    <ds:schemaRef ds:uri="81244d14-5ce4-4a7b-8743-301f920c1a25"/>
+    <ds:schemaRef ds:uri="http://schemas.microsoft.com/sharepoint/v3/contenttype/forms"/>
   </ds:schemaRefs>
 </ds:datastoreItem>
 </file>
